--- a/3312lebedev&sharapov-lab01.docx
+++ b/3312lebedev&sharapov-lab01.docx
@@ -322,7 +322,7 @@
     </w:p>
     <w:p>
       <w:pPr>
-        <w:spacing w:after="2000"/>
+        <w:spacing w:after="1680"/>
         <w:ind w:firstLine="0"/>
         <w:jc w:val="left"/>
         <w:rPr>
@@ -372,7 +372,6 @@
           <w:bCs/>
           <w:szCs w:val="28"/>
         </w:rPr>
-        <w:lastRenderedPageBreak/>
         <w:t>202</w:t>
       </w:r>
       <w:r>
@@ -1198,36 +1197,12 @@
     </w:p>
     <w:p>
       <w:r>
-        <w:t xml:space="preserve">Доработать модуль shape.cpp, добавив в коллекцию ещё одну фигуру </w:t>
-      </w:r>
-      <w:r>
-        <w:t>–</w:t>
-      </w:r>
-      <w:r>
-        <w:t xml:space="preserve"> </w:t>
-      </w:r>
-      <w:r>
-        <w:t>косой крест</w:t>
-      </w:r>
-      <w:r>
-        <w:t>. Для этой фигуры нужно определить подходящее место в иерархии классов и написать недостающие функции-члены. Конструктор копии и другие генерируемые компилятором функции-члены, использование которых не предполагается, рекомендуется сделать недоступными.</w:t>
+        <w:t>Доработать модуль shape.cpp, добавив в коллекцию ещё одну фигуру – косой крест. Для этой фигуры нужно определить подходящее место в иерархии классов и написать недостающие функции-члены. Конструктор копии и другие генерируемые компилятором функции-члены, использование которых не предполагается, рекомендуется сделать недоступными.</w:t>
       </w:r>
     </w:p>
     <w:p>
       <w:r>
-        <w:t xml:space="preserve">Разработанной фигурой нужно дополнить картинку в указанных в позициях 1, </w:t>
-      </w:r>
-      <w:r>
-        <w:t>4</w:t>
-      </w:r>
-      <w:r>
-        <w:t xml:space="preserve">, </w:t>
-      </w:r>
-      <w:r>
-        <w:t>5</w:t>
-      </w:r>
-      <w:r>
-        <w:t>.</w:t>
+        <w:t>Разработанной фигурой нужно дополнить картинку в указанных в позициях 1, 4, 5.</w:t>
       </w:r>
     </w:p>
     <w:p>
@@ -1303,13 +1278,7 @@
     </w:p>
     <w:p>
       <w:r>
-        <w:t>2. результат подготовки фигур к сборке: изменение размеров, отражения, повороты; для вновь</w:t>
-      </w:r>
-      <w:r>
-        <w:t xml:space="preserve"> </w:t>
-      </w:r>
-      <w:r>
-        <w:t>добавленных фигур должны быть продемонстрированы все заложенные для них возможности для трансформации;</w:t>
+        <w:t>2. результат подготовки фигур к сборке: изменение размеров, отражения, повороты; для вновь добавленных фигур должны быть продемонстрированы все заложенные для них возможности для трансформации;</w:t>
       </w:r>
     </w:p>
     <w:p>
@@ -1335,7 +1304,6 @@
         <w:rPr>
           <w:b/>
           <w:bCs/>
-          <w:lang w:val="en-US"/>
         </w:rPr>
       </w:pPr>
       <w:r>
@@ -1349,7 +1317,6 @@
         <w:rPr>
           <w:b/>
           <w:bCs/>
-          <w:lang w:val="en-US"/>
         </w:rPr>
         <w:t>:</w:t>
       </w:r>
@@ -1637,10 +1604,22 @@
       <w:pPr>
         <w:pStyle w:val="1"/>
         <w:ind w:right="-1"/>
+        <w:rPr>
+          <w:lang w:val="en-US"/>
+        </w:rPr>
       </w:pPr>
       <w:bookmarkStart w:id="6" w:name="_Toc191321791"/>
       <w:r>
-        <w:t>Доработанный код</w:t>
+        <w:t>Доработанный</w:t>
+      </w:r>
+      <w:r>
+        <w:rPr>
+          <w:lang w:val="en-US"/>
+        </w:rPr>
+        <w:t xml:space="preserve"> </w:t>
+      </w:r>
+      <w:r>
+        <w:t>код</w:t>
       </w:r>
       <w:bookmarkEnd w:id="6"/>
     </w:p>
@@ -8154,13 +8133,7 @@
     </w:p>
     <w:p>
       <w:r>
-        <w:t>В ходе выполнения</w:t>
-      </w:r>
-      <w:r>
-        <w:t xml:space="preserve"> </w:t>
-      </w:r>
-      <w:r>
-        <w:t xml:space="preserve">работы была расширена иерархия классов, реализующих фигуры, за счет добавления нового класса </w:t>
+        <w:t xml:space="preserve">В ходе выполнения работы была расширена иерархия классов, реализующих фигуры, за счет добавления нового класса </w:t>
       </w:r>
       <w:r>
         <w:rPr>
@@ -8176,10 +8149,7 @@
     <w:p/>
     <w:p>
       <w:r>
-        <w:t xml:space="preserve">1. </w:t>
-      </w:r>
-      <w:r>
-        <w:t xml:space="preserve">Освоить принципы наследования и полиморфизма в C++, создавая производные классы от базового </w:t>
+        <w:t xml:space="preserve">1. Освоить принципы наследования и полиморфизма в C++, создавая производные классы от базового </w:t>
       </w:r>
       <w:r>
         <w:rPr>
@@ -8194,18 +8164,12 @@
     </w:p>
     <w:p>
       <w:r>
-        <w:t xml:space="preserve">2. </w:t>
-      </w:r>
-      <w:r>
-        <w:t>Реализовать новую фигуру, которая корректно отображается и взаимодействует с другими объектами в программе.</w:t>
+        <w:t>2. Реализовать новую фигуру, которая корректно отображается и взаимодействует с другими объектами в программе.</w:t>
       </w:r>
     </w:p>
     <w:p>
       <w:r>
-        <w:t xml:space="preserve">3. </w:t>
-      </w:r>
-      <w:r>
-        <w:t>Использовать переопределенные методы (</w:t>
+        <w:t>3. Использовать переопределенные методы (</w:t>
       </w:r>
       <w:r>
         <w:rPr>
@@ -8240,10 +8204,7 @@
     </w:p>
     <w:p>
       <w:r>
-        <w:t xml:space="preserve">4. </w:t>
-      </w:r>
-      <w:r>
-        <w:t>Обеспечить корректное размещение новой фигуры, разработав вспомогательные функции для позиционирования (</w:t>
+        <w:t>4. Обеспечить корректное размещение новой фигуры, разработав вспомогательные функции для позиционирования (</w:t>
       </w:r>
       <w:r>
         <w:rPr>
@@ -8288,10 +8249,7 @@
     </w:p>
     <w:p>
       <w:r>
-        <w:t xml:space="preserve">5. </w:t>
-      </w:r>
-      <w:r>
-        <w:t>Проверить работу программы в нескольких этапах:</w:t>
+        <w:t>5. Проверить работу программы в нескольких этапах:</w:t>
       </w:r>
     </w:p>
     <w:p>
@@ -8299,10 +8257,7 @@
         <w:ind w:left="707"/>
       </w:pPr>
       <w:r>
-        <w:t xml:space="preserve">- </w:t>
-      </w:r>
-      <w:r>
-        <w:t xml:space="preserve">Инициализация всех фигур, включая новый </w:t>
+        <w:t xml:space="preserve">- Инициализация всех фигур, включая новый </w:t>
       </w:r>
       <w:r>
         <w:rPr>
@@ -8320,10 +8275,7 @@
         <w:ind w:left="707"/>
       </w:pPr>
       <w:r>
-        <w:t xml:space="preserve">- </w:t>
-      </w:r>
-      <w:r>
-        <w:t>Демонстрация изменений размеров, перемещений и трансформаций.</w:t>
+        <w:t>- Демонстрация изменений размеров, перемещений и трансформаций.</w:t>
       </w:r>
     </w:p>
     <w:p>
@@ -8331,10 +8283,7 @@
         <w:ind w:left="707"/>
       </w:pPr>
       <w:r>
-        <w:t xml:space="preserve">- </w:t>
-      </w:r>
-      <w:r>
-        <w:t>Итоговая сборка изображения с добавленной фигурой в указанных позициях.</w:t>
+        <w:t>- Итоговая сборка изображения с добавленной фигурой в указанных позициях.</w:t>
       </w:r>
     </w:p>
     <w:p>

--- a/3312lebedev&sharapov-lab01.docx
+++ b/3312lebedev&sharapov-lab01.docx
@@ -1,6 +1,6 @@
 
 <file path=word/document.xml><?xml version="1.0" encoding="utf-8"?>
-<w:document xmlns:wpc="http://schemas.microsoft.com/office/word/2010/wordprocessingCanvas" xmlns:cx="http://schemas.microsoft.com/office/drawing/2014/chartex" xmlns:cx1="http://schemas.microsoft.com/office/drawing/2015/9/8/chartex" xmlns:cx2="http://schemas.microsoft.com/office/drawing/2015/10/21/chartex" xmlns:cx3="http://schemas.microsoft.com/office/drawing/2016/5/9/chartex" xmlns:cx4="http://schemas.microsoft.com/office/drawing/2016/5/10/chartex" xmlns:cx5="http://schemas.microsoft.com/office/drawing/2016/5/11/chartex" xmlns:cx6="http://schemas.microsoft.com/office/drawing/2016/5/12/chartex" xmlns:cx7="http://schemas.microsoft.com/office/drawing/2016/5/13/chartex" xmlns:cx8="http://schemas.microsoft.com/office/drawing/2016/5/14/chartex" xmlns:mc="http://schemas.openxmlformats.org/markup-compatibility/2006" xmlns:aink="http://schemas.microsoft.com/office/drawing/2016/ink" xmlns:am3d="http://schemas.microsoft.com/office/drawing/2017/model3d" xmlns:o="urn:schemas-microsoft-com:office:office" xmlns:r="http://schemas.openxmlformats.org/officeDocument/2006/relationships" xmlns:m="http://schemas.openxmlformats.org/officeDocument/2006/math" xmlns:v="urn:schemas-microsoft-com:vml" xmlns:wp14="http://schemas.microsoft.com/office/word/2010/wordprocessingDrawing" xmlns:wp="http://schemas.openxmlformats.org/drawingml/2006/wordprocessingDrawing" xmlns:w10="urn:schemas-microsoft-com:office:word" xmlns:w="http://schemas.openxmlformats.org/wordprocessingml/2006/main" xmlns:w14="http://schemas.microsoft.com/office/word/2010/wordml" xmlns:w15="http://schemas.microsoft.com/office/word/2012/wordml" xmlns:w16cex="http://schemas.microsoft.com/office/word/2018/wordml/cex" xmlns:w16cid="http://schemas.microsoft.com/office/word/2016/wordml/cid" xmlns:w16="http://schemas.microsoft.com/office/word/2018/wordml" xmlns:w16sdtdh="http://schemas.microsoft.com/office/word/2020/wordml/sdtdatahash" xmlns:w16se="http://schemas.microsoft.com/office/word/2015/wordml/symex" xmlns:wpg="http://schemas.microsoft.com/office/word/2010/wordprocessingGroup" xmlns:wpi="http://schemas.microsoft.com/office/word/2010/wordprocessingInk" xmlns:wne="http://schemas.microsoft.com/office/word/2006/wordml" xmlns:wps="http://schemas.microsoft.com/office/word/2010/wordprocessingShape" mc:Ignorable="w14 w15 w16se w16cid w16 w16cex w16sdtdh wp14">
+<w:document xmlns:wpc="http://schemas.microsoft.com/office/word/2010/wordprocessingCanvas" xmlns:cx="http://schemas.microsoft.com/office/drawing/2014/chartex" xmlns:cx1="http://schemas.microsoft.com/office/drawing/2015/9/8/chartex" xmlns:cx2="http://schemas.microsoft.com/office/drawing/2015/10/21/chartex" xmlns:cx3="http://schemas.microsoft.com/office/drawing/2016/5/9/chartex" xmlns:cx4="http://schemas.microsoft.com/office/drawing/2016/5/10/chartex" xmlns:cx5="http://schemas.microsoft.com/office/drawing/2016/5/11/chartex" xmlns:cx6="http://schemas.microsoft.com/office/drawing/2016/5/12/chartex" xmlns:cx7="http://schemas.microsoft.com/office/drawing/2016/5/13/chartex" xmlns:cx8="http://schemas.microsoft.com/office/drawing/2016/5/14/chartex" xmlns:mc="http://schemas.openxmlformats.org/markup-compatibility/2006" xmlns:aink="http://schemas.microsoft.com/office/drawing/2016/ink" xmlns:am3d="http://schemas.microsoft.com/office/drawing/2017/model3d" xmlns:o="urn:schemas-microsoft-com:office:office" xmlns:oel="http://schemas.microsoft.com/office/2019/extlst" xmlns:r="http://schemas.openxmlformats.org/officeDocument/2006/relationships" xmlns:m="http://schemas.openxmlformats.org/officeDocument/2006/math" xmlns:v="urn:schemas-microsoft-com:vml" xmlns:wp14="http://schemas.microsoft.com/office/word/2010/wordprocessingDrawing" xmlns:wp="http://schemas.openxmlformats.org/drawingml/2006/wordprocessingDrawing" xmlns:w10="urn:schemas-microsoft-com:office:word" xmlns:w="http://schemas.openxmlformats.org/wordprocessingml/2006/main" xmlns:w14="http://schemas.microsoft.com/office/word/2010/wordml" xmlns:w15="http://schemas.microsoft.com/office/word/2012/wordml" xmlns:w16cex="http://schemas.microsoft.com/office/word/2018/wordml/cex" xmlns:w16cid="http://schemas.microsoft.com/office/word/2016/wordml/cid" xmlns:w16="http://schemas.microsoft.com/office/word/2018/wordml" xmlns:w16sdtdh="http://schemas.microsoft.com/office/word/2020/wordml/sdtdatahash" xmlns:w16se="http://schemas.microsoft.com/office/word/2015/wordml/symex" xmlns:wpg="http://schemas.microsoft.com/office/word/2010/wordprocessingGroup" xmlns:wpi="http://schemas.microsoft.com/office/word/2010/wordprocessingInk" xmlns:wne="http://schemas.microsoft.com/office/word/2006/wordml" xmlns:wps="http://schemas.microsoft.com/office/word/2010/wordprocessingShape" mc:Ignorable="w14 w15 w16se w16cid w16 w16cex w16sdtdh wp14">
   <w:body>
     <w:p>
       <w:pPr>
@@ -101,7 +101,37 @@
           <w:sz w:val="24"/>
           <w:szCs w:val="24"/>
         </w:rPr>
-        <w:t xml:space="preserve"> им.В.И.Ульянова (Ленина)»</w:t>
+        <w:t xml:space="preserve"> им.</w:t>
+      </w:r>
+      <w:r>
+        <w:t> </w:t>
+      </w:r>
+      <w:r>
+        <w:rPr>
+          <w:b/>
+          <w:caps/>
+          <w:sz w:val="24"/>
+          <w:szCs w:val="24"/>
+        </w:rPr>
+        <w:t>В.И.</w:t>
+      </w:r>
+      <w:r>
+        <w:rPr>
+          <w:b/>
+          <w:caps/>
+          <w:sz w:val="24"/>
+          <w:szCs w:val="24"/>
+        </w:rPr>
+        <w:t> </w:t>
+      </w:r>
+      <w:r>
+        <w:rPr>
+          <w:b/>
+          <w:caps/>
+          <w:sz w:val="24"/>
+          <w:szCs w:val="24"/>
+        </w:rPr>
+        <w:t>Ульянова (Ленина)»</w:t>
       </w:r>
     </w:p>
     <w:p>
@@ -1197,7 +1227,17 @@
     </w:p>
     <w:p>
       <w:r>
-        <w:t>Доработать модуль shape.cpp, добавив в коллекцию ещё одну фигуру – косой крест. Для этой фигуры нужно определить подходящее место в иерархии классов и написать недостающие функции-члены. Конструктор копии и другие генерируемые компилятором функции-члены, использование которых не предполагается, рекомендуется сделать недоступными.</w:t>
+        <w:t xml:space="preserve">Доработать модуль </w:t>
+      </w:r>
+      <w:r>
+        <w:rPr>
+          <w:i/>
+          <w:iCs/>
+        </w:rPr>
+        <w:t>shape.cpp</w:t>
+      </w:r>
+      <w:r>
+        <w:t>, добавив в коллекцию ещё одну фигуру – косой крест. Для этой фигуры нужно определить подходящее место в иерархии классов и написать недостающие функции-члены. Конструктор копии и другие генерируемые компилятором функции-члены, использование которых не предполагается, рекомендуется сделать недоступными.</w:t>
       </w:r>
     </w:p>
     <w:p>
@@ -1209,6 +1249,7 @@
       <w:r>
         <w:t xml:space="preserve">Для примыкания фигур должны использоваться их габаритные точки. Необходимо написать аналоги функции </w:t>
       </w:r>
+      <w:proofErr w:type="spellStart"/>
       <w:r>
         <w:rPr>
           <w:i/>
@@ -1216,6 +1257,7 @@
         </w:rPr>
         <w:t>up</w:t>
       </w:r>
+      <w:proofErr w:type="spellEnd"/>
       <w:r>
         <w:t xml:space="preserve"> (поместить </w:t>
       </w:r>
@@ -1253,7 +1295,13 @@
         <w:t>с</w:t>
       </w:r>
       <w:r>
-        <w:t xml:space="preserve"> нужной стороны по отношению к уже размещенной </w:t>
+        <w:t xml:space="preserve"> нужной стороны по отношению к уже размещ</w:t>
+      </w:r>
+      <w:r>
+        <w:t>ё</w:t>
+      </w:r>
+      <w:r>
+        <w:t xml:space="preserve">нной </w:t>
       </w:r>
       <w:r>
         <w:rPr>
@@ -1295,7 +1343,19 @@
         <w:rPr>
           <w:szCs w:val="28"/>
         </w:rPr>
-        <w:t>Добавленные (измененные) классы</w:t>
+        <w:t>Добавленные (измен</w:t>
+      </w:r>
+      <w:r>
+        <w:rPr>
+          <w:szCs w:val="28"/>
+        </w:rPr>
+        <w:t>ё</w:t>
+      </w:r>
+      <w:r>
+        <w:rPr>
+          <w:szCs w:val="28"/>
+        </w:rPr>
+        <w:t>нные) классы</w:t>
       </w:r>
       <w:bookmarkEnd w:id="2"/>
     </w:p>
@@ -1304,26 +1364,46 @@
         <w:rPr>
           <w:b/>
           <w:bCs/>
-        </w:rPr>
-      </w:pPr>
-      <w:r>
-        <w:rPr>
-          <w:b/>
-          <w:bCs/>
+          <w:i/>
+          <w:iCs/>
+        </w:rPr>
+      </w:pPr>
+      <w:proofErr w:type="spellStart"/>
+      <w:r>
+        <w:rPr>
+          <w:b/>
+          <w:bCs/>
+          <w:i/>
+          <w:iCs/>
         </w:rPr>
         <w:t>diagonal_cross</w:t>
       </w:r>
-      <w:r>
-        <w:rPr>
-          <w:b/>
-          <w:bCs/>
+      <w:proofErr w:type="spellEnd"/>
+      <w:r>
+        <w:rPr>
+          <w:b/>
+          <w:bCs/>
+          <w:i/>
+          <w:iCs/>
         </w:rPr>
         <w:t>:</w:t>
       </w:r>
     </w:p>
     <w:p>
       <w:r>
-        <w:t xml:space="preserve">Этот класс является производным от базового класса shape и представляет собой крест, нарисованный двумя пересекающимися диагональными линиями. </w:t>
+        <w:t xml:space="preserve">Этот класс является производным от базового класса </w:t>
+      </w:r>
+      <w:proofErr w:type="spellStart"/>
+      <w:r>
+        <w:rPr>
+          <w:i/>
+          <w:iCs/>
+        </w:rPr>
+        <w:t>shape</w:t>
+      </w:r>
+      <w:proofErr w:type="spellEnd"/>
+      <w:r>
+        <w:t xml:space="preserve"> и представляет собой крест, нарисованный двумя пересекающимися диагональными линиями. </w:t>
       </w:r>
     </w:p>
     <w:p>
@@ -1336,27 +1416,101 @@
       <w:r>
         <w:t xml:space="preserve">Конструктор </w:t>
       </w:r>
+      <w:proofErr w:type="spellStart"/>
       <w:r>
         <w:rPr>
           <w:i/>
           <w:iCs/>
         </w:rPr>
-        <w:t>diagonal_cross(point, int)</w:t>
-      </w:r>
-      <w:r>
-        <w:t xml:space="preserve"> — задает центр креста и его размер.</w:t>
+        <w:t>diagonal_</w:t>
+      </w:r>
+      <w:proofErr w:type="gramStart"/>
+      <w:r>
+        <w:rPr>
+          <w:i/>
+          <w:iCs/>
+        </w:rPr>
+        <w:t>cross</w:t>
+      </w:r>
+      <w:proofErr w:type="spellEnd"/>
+      <w:r>
+        <w:rPr>
+          <w:i/>
+          <w:iCs/>
+        </w:rPr>
+        <w:t>(</w:t>
+      </w:r>
+      <w:proofErr w:type="spellStart"/>
+      <w:proofErr w:type="gramEnd"/>
+      <w:r>
+        <w:rPr>
+          <w:i/>
+          <w:iCs/>
+        </w:rPr>
+        <w:t>point</w:t>
+      </w:r>
+      <w:proofErr w:type="spellEnd"/>
+      <w:r>
+        <w:rPr>
+          <w:i/>
+          <w:iCs/>
+        </w:rPr>
+        <w:t xml:space="preserve">, </w:t>
+      </w:r>
+      <w:proofErr w:type="spellStart"/>
+      <w:r>
+        <w:rPr>
+          <w:i/>
+          <w:iCs/>
+        </w:rPr>
+        <w:t>int</w:t>
+      </w:r>
+      <w:proofErr w:type="spellEnd"/>
+      <w:r>
+        <w:rPr>
+          <w:i/>
+          <w:iCs/>
+        </w:rPr>
+        <w:t>)</w:t>
+      </w:r>
+      <w:r>
+        <w:t xml:space="preserve"> — зада</w:t>
+      </w:r>
+      <w:r>
+        <w:t>ё</w:t>
+      </w:r>
+      <w:r>
+        <w:t>т центр креста и его размер.</w:t>
       </w:r>
     </w:p>
     <w:p>
       <w:r>
         <w:t xml:space="preserve">Метод </w:t>
       </w:r>
+      <w:proofErr w:type="spellStart"/>
+      <w:proofErr w:type="gramStart"/>
       <w:r>
         <w:rPr>
           <w:i/>
           <w:iCs/>
         </w:rPr>
-        <w:t>draw()</w:t>
+        <w:t>draw</w:t>
+      </w:r>
+      <w:proofErr w:type="spellEnd"/>
+      <w:r>
+        <w:rPr>
+          <w:i/>
+          <w:iCs/>
+        </w:rPr>
+        <w:t>(</w:t>
+      </w:r>
+      <w:proofErr w:type="gramEnd"/>
+      <w:r>
+        <w:rPr>
+          <w:i/>
+          <w:iCs/>
+        </w:rPr>
+        <w:t>)</w:t>
       </w:r>
       <w:r>
         <w:t xml:space="preserve"> — рисует диагональный крест с помощью двух линий.</w:t>
@@ -1366,12 +1520,55 @@
       <w:r>
         <w:t xml:space="preserve">Метод </w:t>
       </w:r>
+      <w:proofErr w:type="spellStart"/>
+      <w:proofErr w:type="gramStart"/>
       <w:r>
         <w:rPr>
           <w:i/>
           <w:iCs/>
         </w:rPr>
-        <w:t>move(int, int)</w:t>
+        <w:t>move</w:t>
+      </w:r>
+      <w:proofErr w:type="spellEnd"/>
+      <w:r>
+        <w:rPr>
+          <w:i/>
+          <w:iCs/>
+        </w:rPr>
+        <w:t>(</w:t>
+      </w:r>
+      <w:proofErr w:type="spellStart"/>
+      <w:proofErr w:type="gramEnd"/>
+      <w:r>
+        <w:rPr>
+          <w:i/>
+          <w:iCs/>
+        </w:rPr>
+        <w:t>int</w:t>
+      </w:r>
+      <w:proofErr w:type="spellEnd"/>
+      <w:r>
+        <w:rPr>
+          <w:i/>
+          <w:iCs/>
+        </w:rPr>
+        <w:t xml:space="preserve">, </w:t>
+      </w:r>
+      <w:proofErr w:type="spellStart"/>
+      <w:r>
+        <w:rPr>
+          <w:i/>
+          <w:iCs/>
+        </w:rPr>
+        <w:t>int</w:t>
+      </w:r>
+      <w:proofErr w:type="spellEnd"/>
+      <w:r>
+        <w:rPr>
+          <w:i/>
+          <w:iCs/>
+        </w:rPr>
+        <w:t>)</w:t>
       </w:r>
       <w:r>
         <w:t xml:space="preserve"> — перемещает крест, изменяя координаты его центра.</w:t>
@@ -1381,12 +1578,37 @@
       <w:r>
         <w:t xml:space="preserve">Метод </w:t>
       </w:r>
+      <w:proofErr w:type="spellStart"/>
       <w:r>
         <w:rPr>
           <w:i/>
           <w:iCs/>
         </w:rPr>
-        <w:t>resize(double)</w:t>
+        <w:t>resize</w:t>
+      </w:r>
+      <w:proofErr w:type="spellEnd"/>
+      <w:r>
+        <w:rPr>
+          <w:i/>
+          <w:iCs/>
+        </w:rPr>
+        <w:t>(</w:t>
+      </w:r>
+      <w:proofErr w:type="spellStart"/>
+      <w:r>
+        <w:rPr>
+          <w:i/>
+          <w:iCs/>
+        </w:rPr>
+        <w:t>double</w:t>
+      </w:r>
+      <w:proofErr w:type="spellEnd"/>
+      <w:r>
+        <w:rPr>
+          <w:i/>
+          <w:iCs/>
+        </w:rPr>
+        <w:t>)</w:t>
       </w:r>
       <w:r>
         <w:t xml:space="preserve"> — изменяет размер креста, масштабируя его пропорционально.</w:t>
@@ -1421,7 +1643,19 @@
         <w:rPr>
           <w:szCs w:val="28"/>
         </w:rPr>
-        <w:t>Переопределенные функции-члены</w:t>
+        <w:t>Переопредел</w:t>
+      </w:r>
+      <w:r>
+        <w:rPr>
+          <w:szCs w:val="28"/>
+        </w:rPr>
+        <w:t>ё</w:t>
+      </w:r>
+      <w:r>
+        <w:rPr>
+          <w:szCs w:val="28"/>
+        </w:rPr>
+        <w:t>нные функции-члены</w:t>
       </w:r>
       <w:bookmarkEnd w:id="4"/>
     </w:p>
@@ -1429,65 +1663,179 @@
       <w:r>
         <w:t xml:space="preserve">В классе </w:t>
       </w:r>
-      <w:r>
-        <w:rPr>
-          <w:b/>
-          <w:bCs/>
+      <w:proofErr w:type="spellStart"/>
+      <w:r>
+        <w:rPr>
+          <w:b/>
+          <w:bCs/>
+          <w:i/>
+          <w:iCs/>
         </w:rPr>
         <w:t>diagonal_cross</w:t>
       </w:r>
-      <w:r>
-        <w:t xml:space="preserve"> были переопределены следующие методы базового класса shape:</w:t>
+      <w:proofErr w:type="spellEnd"/>
+      <w:r>
+        <w:t xml:space="preserve"> были переопределены следующие методы базового класса </w:t>
+      </w:r>
+      <w:proofErr w:type="spellStart"/>
+      <w:r>
+        <w:rPr>
+          <w:i/>
+          <w:iCs/>
+        </w:rPr>
+        <w:t>shape</w:t>
+      </w:r>
+      <w:proofErr w:type="spellEnd"/>
+      <w:r>
+        <w:t>:</w:t>
       </w:r>
     </w:p>
     <w:p>
+      <w:proofErr w:type="spellStart"/>
+      <w:proofErr w:type="gramStart"/>
       <w:r>
         <w:rPr>
           <w:i/>
           <w:iCs/>
         </w:rPr>
-        <w:t>draw()</w:t>
-      </w:r>
-      <w:r>
-        <w:t xml:space="preserve"> — реализует отрисовку диагонального креста, состоящего из двух пересекающихся линий. Использует метод </w:t>
-      </w:r>
+        <w:t>draw</w:t>
+      </w:r>
+      <w:proofErr w:type="spellEnd"/>
       <w:r>
         <w:rPr>
           <w:i/>
           <w:iCs/>
         </w:rPr>
-        <w:t>put_line()</w:t>
+        <w:t>(</w:t>
+      </w:r>
+      <w:proofErr w:type="gramEnd"/>
+      <w:r>
+        <w:rPr>
+          <w:i/>
+          <w:iCs/>
+        </w:rPr>
+        <w:t>)</w:t>
+      </w:r>
+      <w:r>
+        <w:t xml:space="preserve"> — реализует отрисовку диагонального креста, состоящего из двух пересекающихся линий. Использует метод </w:t>
+      </w:r>
+      <w:proofErr w:type="spellStart"/>
+      <w:r>
+        <w:rPr>
+          <w:i/>
+          <w:iCs/>
+        </w:rPr>
+        <w:t>put_</w:t>
+      </w:r>
+      <w:proofErr w:type="gramStart"/>
+      <w:r>
+        <w:rPr>
+          <w:i/>
+          <w:iCs/>
+        </w:rPr>
+        <w:t>line</w:t>
+      </w:r>
+      <w:proofErr w:type="spellEnd"/>
+      <w:r>
+        <w:rPr>
+          <w:i/>
+          <w:iCs/>
+        </w:rPr>
+        <w:t>(</w:t>
+      </w:r>
+      <w:proofErr w:type="gramEnd"/>
+      <w:r>
+        <w:rPr>
+          <w:i/>
+          <w:iCs/>
+        </w:rPr>
+        <w:t>)</w:t>
       </w:r>
       <w:r>
         <w:t xml:space="preserve"> для соединения крайних точек.</w:t>
       </w:r>
     </w:p>
     <w:p>
+      <w:proofErr w:type="spellStart"/>
+      <w:proofErr w:type="gramStart"/>
       <w:r>
         <w:rPr>
           <w:i/>
           <w:iCs/>
         </w:rPr>
-        <w:t>move(int, int)</w:t>
-      </w:r>
-      <w:r>
-        <w:t xml:space="preserve"> — изменяет положение креста на экране, сдвигая его центральную точку center на заданные значения по осям </w:t>
-      </w:r>
+        <w:t>move</w:t>
+      </w:r>
+      <w:proofErr w:type="spellEnd"/>
       <w:r>
         <w:rPr>
           <w:i/>
           <w:iCs/>
         </w:rPr>
-        <w:t>X</w:t>
-      </w:r>
-      <w:r>
-        <w:t xml:space="preserve"> и </w:t>
-      </w:r>
+        <w:t>(</w:t>
+      </w:r>
+      <w:proofErr w:type="spellStart"/>
+      <w:proofErr w:type="gramEnd"/>
       <w:r>
         <w:rPr>
           <w:i/>
           <w:iCs/>
         </w:rPr>
+        <w:t>int</w:t>
+      </w:r>
+      <w:proofErr w:type="spellEnd"/>
+      <w:r>
+        <w:rPr>
+          <w:i/>
+          <w:iCs/>
+        </w:rPr>
+        <w:t xml:space="preserve">, </w:t>
+      </w:r>
+      <w:proofErr w:type="spellStart"/>
+      <w:r>
+        <w:rPr>
+          <w:i/>
+          <w:iCs/>
+        </w:rPr>
+        <w:t>int</w:t>
+      </w:r>
+      <w:proofErr w:type="spellEnd"/>
+      <w:r>
+        <w:rPr>
+          <w:i/>
+          <w:iCs/>
+        </w:rPr>
+        <w:t>)</w:t>
+      </w:r>
+      <w:r>
+        <w:t xml:space="preserve"> — изменяет положение креста на экране, сдвигая его центральную точку </w:t>
+      </w:r>
+      <w:proofErr w:type="spellStart"/>
+      <w:r>
+        <w:rPr>
+          <w:i/>
+          <w:iCs/>
+        </w:rPr>
+        <w:t>center</w:t>
+      </w:r>
+      <w:proofErr w:type="spellEnd"/>
+      <w:r>
+        <w:t xml:space="preserve"> на заданные значения по осям </w:t>
+      </w:r>
+      <w:r>
+        <w:rPr>
+          <w:i/>
+          <w:iCs/>
+        </w:rPr>
+        <w:t>X</w:t>
+      </w:r>
+      <w:r>
+        <w:t xml:space="preserve"> и </w:t>
+      </w:r>
+      <w:r>
+        <w:rPr>
+          <w:i/>
+          <w:iCs/>
+        </w:rPr>
         <w:t>Y</w:t>
       </w:r>
       <w:r>
@@ -1495,15 +1843,52 @@
       </w:r>
     </w:p>
     <w:p>
+      <w:proofErr w:type="spellStart"/>
       <w:r>
         <w:rPr>
           <w:i/>
           <w:iCs/>
         </w:rPr>
-        <w:t>resize(double)</w:t>
-      </w:r>
-      <w:r>
-        <w:t xml:space="preserve"> — изменяет размер креста, умножая его текущий размер size на заданный коэффициент масштабирования.</w:t>
+        <w:t>resize</w:t>
+      </w:r>
+      <w:proofErr w:type="spellEnd"/>
+      <w:r>
+        <w:rPr>
+          <w:i/>
+          <w:iCs/>
+        </w:rPr>
+        <w:t>(</w:t>
+      </w:r>
+      <w:proofErr w:type="spellStart"/>
+      <w:r>
+        <w:rPr>
+          <w:i/>
+          <w:iCs/>
+        </w:rPr>
+        <w:t>double</w:t>
+      </w:r>
+      <w:proofErr w:type="spellEnd"/>
+      <w:r>
+        <w:rPr>
+          <w:i/>
+          <w:iCs/>
+        </w:rPr>
+        <w:t>)</w:t>
+      </w:r>
+      <w:r>
+        <w:t xml:space="preserve"> — изменяет размер креста, умножая его текущий размер </w:t>
+      </w:r>
+      <w:proofErr w:type="spellStart"/>
+      <w:r>
+        <w:rPr>
+          <w:i/>
+          <w:iCs/>
+        </w:rPr>
+        <w:t>size</w:t>
+      </w:r>
+      <w:proofErr w:type="spellEnd"/>
+      <w:r>
+        <w:t xml:space="preserve"> на заданный коэффициент масштабирования.</w:t>
       </w:r>
     </w:p>
     <w:p>
@@ -1520,81 +1905,195 @@
       <w:r>
         <w:t xml:space="preserve">В классе </w:t>
       </w:r>
-      <w:r>
-        <w:rPr>
-          <w:b/>
-          <w:bCs/>
-        </w:rPr>
-        <w:t>diagonal_cross</w:t>
-      </w:r>
-      <w:r>
-        <w:t xml:space="preserve"> не предусмотрены операции поворота и отражения, так как косой крест всегда имеет фиксированную ориентацию. Поэтому следующие функции из базовых классов </w:t>
-      </w:r>
-      <w:r>
-        <w:rPr>
+      <w:proofErr w:type="spellStart"/>
+      <w:r>
+        <w:rPr>
+          <w:b/>
+          <w:bCs/>
           <w:i/>
           <w:iCs/>
         </w:rPr>
-        <w:t>rotatable</w:t>
-      </w:r>
-      <w:r>
-        <w:t xml:space="preserve"> и </w:t>
-      </w:r>
+        <w:t>diagonal_cross</w:t>
+      </w:r>
+      <w:proofErr w:type="spellEnd"/>
+      <w:r>
+        <w:t xml:space="preserve"> не предусмотрены операции поворота и отражения, так как косой крест всегда имеет фиксированную ориентацию. Поэтому следующие функции из базовых классов </w:t>
+      </w:r>
+      <w:proofErr w:type="spellStart"/>
       <w:r>
         <w:rPr>
           <w:i/>
           <w:iCs/>
         </w:rPr>
+        <w:t>rotatable</w:t>
+      </w:r>
+      <w:proofErr w:type="spellEnd"/>
+      <w:r>
+        <w:t xml:space="preserve"> и </w:t>
+      </w:r>
+      <w:proofErr w:type="spellStart"/>
+      <w:r>
+        <w:rPr>
+          <w:i/>
+          <w:iCs/>
+        </w:rPr>
         <w:t>reflectable</w:t>
       </w:r>
+      <w:proofErr w:type="spellEnd"/>
       <w:r>
         <w:t xml:space="preserve"> не реализованы и недоступны для объектов данного класса:</w:t>
       </w:r>
     </w:p>
     <w:p>
+      <w:proofErr w:type="spellStart"/>
       <w:r>
         <w:rPr>
           <w:i/>
           <w:iCs/>
         </w:rPr>
-        <w:t>rotate_left()</w:t>
+        <w:t>rotate_</w:t>
+      </w:r>
+      <w:proofErr w:type="gramStart"/>
+      <w:r>
+        <w:rPr>
+          <w:i/>
+          <w:iCs/>
+        </w:rPr>
+        <w:t>left</w:t>
+      </w:r>
+      <w:proofErr w:type="spellEnd"/>
+      <w:r>
+        <w:rPr>
+          <w:i/>
+          <w:iCs/>
+        </w:rPr>
+        <w:t>(</w:t>
+      </w:r>
+      <w:proofErr w:type="gramEnd"/>
+      <w:r>
+        <w:rPr>
+          <w:i/>
+          <w:iCs/>
+        </w:rPr>
+        <w:t>)</w:t>
       </w:r>
       <w:r>
         <w:t xml:space="preserve"> – отсутствует, так как поворот диагонального креста не изменяет его внешний вид.</w:t>
       </w:r>
     </w:p>
     <w:p>
+      <w:proofErr w:type="spellStart"/>
       <w:r>
         <w:rPr>
           <w:i/>
           <w:iCs/>
         </w:rPr>
-        <w:t>rotate_right()</w:t>
+        <w:t>rotate_</w:t>
+      </w:r>
+      <w:proofErr w:type="gramStart"/>
+      <w:r>
+        <w:rPr>
+          <w:i/>
+          <w:iCs/>
+        </w:rPr>
+        <w:t>right</w:t>
+      </w:r>
+      <w:proofErr w:type="spellEnd"/>
+      <w:r>
+        <w:rPr>
+          <w:i/>
+          <w:iCs/>
+        </w:rPr>
+        <w:t>(</w:t>
+      </w:r>
+      <w:proofErr w:type="gramEnd"/>
+      <w:r>
+        <w:rPr>
+          <w:i/>
+          <w:iCs/>
+        </w:rPr>
+        <w:t>)</w:t>
       </w:r>
       <w:r>
         <w:t xml:space="preserve"> – аналогично, не имеет смысла для данной фигуры.</w:t>
       </w:r>
     </w:p>
     <w:p>
+      <w:proofErr w:type="spellStart"/>
       <w:r>
         <w:rPr>
           <w:i/>
           <w:iCs/>
         </w:rPr>
         <w:lastRenderedPageBreak/>
-        <w:t>flip_horizontally()</w:t>
-      </w:r>
-      <w:r>
-        <w:t xml:space="preserve"> – не реализован, поскольку диагональный крест остается неизменным при горизонтальном отражении.</w:t>
+        <w:t>flip_</w:t>
+      </w:r>
+      <w:proofErr w:type="gramStart"/>
+      <w:r>
+        <w:rPr>
+          <w:i/>
+          <w:iCs/>
+        </w:rPr>
+        <w:t>horizontally</w:t>
+      </w:r>
+      <w:proofErr w:type="spellEnd"/>
+      <w:r>
+        <w:rPr>
+          <w:i/>
+          <w:iCs/>
+        </w:rPr>
+        <w:t>(</w:t>
+      </w:r>
+      <w:proofErr w:type="gramEnd"/>
+      <w:r>
+        <w:rPr>
+          <w:i/>
+          <w:iCs/>
+        </w:rPr>
+        <w:t>)</w:t>
+      </w:r>
+      <w:r>
+        <w:t xml:space="preserve"> – не реализован, поскольку диагональный крест оста</w:t>
+      </w:r>
+      <w:r>
+        <w:t>ё</w:t>
+      </w:r>
+      <w:r>
+        <w:t>тся неизменным при горизонтальном отражении.</w:t>
       </w:r>
     </w:p>
     <w:p>
+      <w:proofErr w:type="spellStart"/>
       <w:r>
         <w:rPr>
           <w:i/>
           <w:iCs/>
         </w:rPr>
-        <w:t>flip_vertically()</w:t>
+        <w:t>flip_</w:t>
+      </w:r>
+      <w:proofErr w:type="gramStart"/>
+      <w:r>
+        <w:rPr>
+          <w:i/>
+          <w:iCs/>
+        </w:rPr>
+        <w:t>vertically</w:t>
+      </w:r>
+      <w:proofErr w:type="spellEnd"/>
+      <w:r>
+        <w:rPr>
+          <w:i/>
+          <w:iCs/>
+        </w:rPr>
+        <w:t>(</w:t>
+      </w:r>
+      <w:proofErr w:type="gramEnd"/>
+      <w:r>
+        <w:rPr>
+          <w:i/>
+          <w:iCs/>
+        </w:rPr>
+        <w:t>)</w:t>
       </w:r>
       <w:r>
         <w:t xml:space="preserve"> – также не требуется, так как вертикальное отражение не влияет на геометрию креста.</w:t>
@@ -1632,6 +2131,7 @@
           <w:b/>
           <w:bCs/>
           <w:color w:val="080808"/>
+          <w:lang w:val="en-US"/>
         </w:rPr>
       </w:pPr>
       <w:r>
@@ -1682,8 +2182,9 @@
           <w:color w:val="067D17"/>
           <w:lang w:val="en-US"/>
         </w:rPr>
-        <w:t>"screen.h"</w:t>
-      </w:r>
+        <w:t>"</w:t>
+      </w:r>
+      <w:proofErr w:type="spellStart"/>
       <w:r>
         <w:rPr>
           <w:rFonts w:ascii="Consolas" w:hAnsi="Consolas"/>
@@ -1692,6 +2193,27 @@
           <w:color w:val="067D17"/>
           <w:lang w:val="en-US"/>
         </w:rPr>
+        <w:t>screen.h</w:t>
+      </w:r>
+      <w:proofErr w:type="spellEnd"/>
+      <w:r>
+        <w:rPr>
+          <w:rFonts w:ascii="Consolas" w:hAnsi="Consolas"/>
+          <w:b/>
+          <w:bCs/>
+          <w:color w:val="067D17"/>
+          <w:lang w:val="en-US"/>
+        </w:rPr>
+        <w:t>"</w:t>
+      </w:r>
+      <w:r>
+        <w:rPr>
+          <w:rFonts w:ascii="Consolas" w:hAnsi="Consolas"/>
+          <w:b/>
+          <w:bCs/>
+          <w:color w:val="067D17"/>
+          <w:lang w:val="en-US"/>
+        </w:rPr>
         <w:br/>
       </w:r>
       <w:r>
@@ -1712,8 +2234,9 @@
           <w:color w:val="067D17"/>
           <w:lang w:val="en-US"/>
         </w:rPr>
-        <w:t>"shape.h"</w:t>
-      </w:r>
+        <w:t>"</w:t>
+      </w:r>
+      <w:proofErr w:type="spellStart"/>
       <w:r>
         <w:rPr>
           <w:rFonts w:ascii="Consolas" w:hAnsi="Consolas"/>
@@ -1722,6 +2245,27 @@
           <w:color w:val="067D17"/>
           <w:lang w:val="en-US"/>
         </w:rPr>
+        <w:t>shape.h</w:t>
+      </w:r>
+      <w:proofErr w:type="spellEnd"/>
+      <w:r>
+        <w:rPr>
+          <w:rFonts w:ascii="Consolas" w:hAnsi="Consolas"/>
+          <w:b/>
+          <w:bCs/>
+          <w:color w:val="067D17"/>
+          <w:lang w:val="en-US"/>
+        </w:rPr>
+        <w:t>"</w:t>
+      </w:r>
+      <w:r>
+        <w:rPr>
+          <w:rFonts w:ascii="Consolas" w:hAnsi="Consolas"/>
+          <w:b/>
+          <w:bCs/>
+          <w:color w:val="067D17"/>
+          <w:lang w:val="en-US"/>
+        </w:rPr>
         <w:br/>
       </w:r>
       <w:r>
@@ -1744,6 +2288,7 @@
         </w:rPr>
         <w:t xml:space="preserve">class </w:t>
       </w:r>
+      <w:proofErr w:type="spellStart"/>
       <w:r>
         <w:rPr>
           <w:rFonts w:ascii="Consolas" w:hAnsi="Consolas"/>
@@ -1752,7 +2297,18 @@
           <w:color w:val="008080"/>
           <w:lang w:val="en-US"/>
         </w:rPr>
-        <w:t xml:space="preserve">diagonal_cross </w:t>
+        <w:t>diagonal_cross</w:t>
+      </w:r>
+      <w:proofErr w:type="spellEnd"/>
+      <w:r>
+        <w:rPr>
+          <w:rFonts w:ascii="Consolas" w:hAnsi="Consolas"/>
+          <w:b/>
+          <w:bCs/>
+          <w:color w:val="008080"/>
+          <w:lang w:val="en-US"/>
+        </w:rPr>
+        <w:t xml:space="preserve"> </w:t>
       </w:r>
       <w:r>
         <w:rPr>
@@ -1957,6 +2513,7 @@
         <w:br/>
         <w:t xml:space="preserve">    </w:t>
       </w:r>
+      <w:proofErr w:type="spellStart"/>
       <w:r>
         <w:rPr>
           <w:rFonts w:ascii="Consolas" w:hAnsi="Consolas"/>
@@ -1967,6 +2524,7 @@
         </w:rPr>
         <w:t>diagonal_cross</w:t>
       </w:r>
+      <w:proofErr w:type="spellEnd"/>
       <w:r>
         <w:rPr>
           <w:rFonts w:ascii="Consolas" w:hAnsi="Consolas"/>
@@ -2219,6 +2777,7 @@
         </w:rPr>
         <w:t>point(</w:t>
       </w:r>
+      <w:proofErr w:type="spellStart"/>
       <w:r>
         <w:rPr>
           <w:rFonts w:ascii="Consolas" w:hAnsi="Consolas"/>
@@ -2249,6 +2808,7 @@
         </w:rPr>
         <w:t>x</w:t>
       </w:r>
+      <w:proofErr w:type="spellEnd"/>
       <w:r>
         <w:rPr>
           <w:rFonts w:ascii="Consolas" w:hAnsi="Consolas"/>
@@ -2259,6 +2819,7 @@
         </w:rPr>
         <w:t xml:space="preserve">, </w:t>
       </w:r>
+      <w:proofErr w:type="spellStart"/>
       <w:r>
         <w:rPr>
           <w:rFonts w:ascii="Consolas" w:hAnsi="Consolas"/>
@@ -2287,7 +2848,18 @@
           <w:color w:val="660E7A"/>
           <w:lang w:val="en-US"/>
         </w:rPr>
-        <w:t xml:space="preserve">y </w:t>
+        <w:t>y</w:t>
+      </w:r>
+      <w:proofErr w:type="spellEnd"/>
+      <w:r>
+        <w:rPr>
+          <w:rFonts w:ascii="Consolas" w:hAnsi="Consolas"/>
+          <w:b/>
+          <w:bCs/>
+          <w:color w:val="660E7A"/>
+          <w:lang w:val="en-US"/>
+        </w:rPr>
+        <w:t xml:space="preserve"> </w:t>
       </w:r>
       <w:r>
         <w:rPr>
@@ -2400,6 +2972,7 @@
         </w:rPr>
         <w:t>point(</w:t>
       </w:r>
+      <w:proofErr w:type="spellStart"/>
       <w:r>
         <w:rPr>
           <w:rFonts w:ascii="Consolas" w:hAnsi="Consolas"/>
@@ -2430,6 +3003,7 @@
         </w:rPr>
         <w:t>x</w:t>
       </w:r>
+      <w:proofErr w:type="spellEnd"/>
       <w:r>
         <w:rPr>
           <w:rFonts w:ascii="Consolas" w:hAnsi="Consolas"/>
@@ -2440,6 +3014,7 @@
         </w:rPr>
         <w:t xml:space="preserve">, </w:t>
       </w:r>
+      <w:proofErr w:type="spellStart"/>
       <w:r>
         <w:rPr>
           <w:rFonts w:ascii="Consolas" w:hAnsi="Consolas"/>
@@ -2468,7 +3043,18 @@
           <w:color w:val="660E7A"/>
           <w:lang w:val="en-US"/>
         </w:rPr>
-        <w:t xml:space="preserve">y </w:t>
+        <w:t>y</w:t>
+      </w:r>
+      <w:proofErr w:type="spellEnd"/>
+      <w:r>
+        <w:rPr>
+          <w:rFonts w:ascii="Consolas" w:hAnsi="Consolas"/>
+          <w:b/>
+          <w:bCs/>
+          <w:color w:val="660E7A"/>
+          <w:lang w:val="en-US"/>
+        </w:rPr>
+        <w:t xml:space="preserve"> </w:t>
       </w:r>
       <w:r>
         <w:rPr>
@@ -2581,6 +3167,7 @@
         </w:rPr>
         <w:t>point(</w:t>
       </w:r>
+      <w:proofErr w:type="spellStart"/>
       <w:r>
         <w:rPr>
           <w:rFonts w:ascii="Consolas" w:hAnsi="Consolas"/>
@@ -2609,7 +3196,18 @@
           <w:color w:val="660E7A"/>
           <w:lang w:val="en-US"/>
         </w:rPr>
-        <w:t xml:space="preserve">x </w:t>
+        <w:t>x</w:t>
+      </w:r>
+      <w:proofErr w:type="spellEnd"/>
+      <w:r>
+        <w:rPr>
+          <w:rFonts w:ascii="Consolas" w:hAnsi="Consolas"/>
+          <w:b/>
+          <w:bCs/>
+          <w:color w:val="660E7A"/>
+          <w:lang w:val="en-US"/>
+        </w:rPr>
+        <w:t xml:space="preserve"> </w:t>
       </w:r>
       <w:r>
         <w:rPr>
@@ -2641,6 +3239,7 @@
         </w:rPr>
         <w:t xml:space="preserve">, </w:t>
       </w:r>
+      <w:proofErr w:type="spellStart"/>
       <w:r>
         <w:rPr>
           <w:rFonts w:ascii="Consolas" w:hAnsi="Consolas"/>
@@ -2671,6 +3270,7 @@
         </w:rPr>
         <w:t>y</w:t>
       </w:r>
+      <w:proofErr w:type="spellEnd"/>
       <w:r>
         <w:rPr>
           <w:rFonts w:ascii="Consolas" w:hAnsi="Consolas"/>
@@ -2762,6 +3362,7 @@
         </w:rPr>
         <w:t>point(</w:t>
       </w:r>
+      <w:proofErr w:type="spellStart"/>
       <w:r>
         <w:rPr>
           <w:rFonts w:ascii="Consolas" w:hAnsi="Consolas"/>
@@ -2790,7 +3391,18 @@
           <w:color w:val="660E7A"/>
           <w:lang w:val="en-US"/>
         </w:rPr>
-        <w:t xml:space="preserve">x </w:t>
+        <w:t>x</w:t>
+      </w:r>
+      <w:proofErr w:type="spellEnd"/>
+      <w:r>
+        <w:rPr>
+          <w:rFonts w:ascii="Consolas" w:hAnsi="Consolas"/>
+          <w:b/>
+          <w:bCs/>
+          <w:color w:val="660E7A"/>
+          <w:lang w:val="en-US"/>
+        </w:rPr>
+        <w:t xml:space="preserve"> </w:t>
       </w:r>
       <w:r>
         <w:rPr>
@@ -2822,6 +3434,7 @@
         </w:rPr>
         <w:t xml:space="preserve">, </w:t>
       </w:r>
+      <w:proofErr w:type="spellStart"/>
       <w:r>
         <w:rPr>
           <w:rFonts w:ascii="Consolas" w:hAnsi="Consolas"/>
@@ -2852,6 +3465,7 @@
         </w:rPr>
         <w:t>y</w:t>
       </w:r>
+      <w:proofErr w:type="spellEnd"/>
       <w:r>
         <w:rPr>
           <w:rFonts w:ascii="Consolas" w:hAnsi="Consolas"/>
@@ -2883,6 +3497,7 @@
         </w:rPr>
         <w:t xml:space="preserve">point </w:t>
       </w:r>
+      <w:proofErr w:type="spellStart"/>
       <w:r>
         <w:rPr>
           <w:rFonts w:ascii="Consolas" w:hAnsi="Consolas"/>
@@ -2893,6 +3508,7 @@
         </w:rPr>
         <w:t>neast</w:t>
       </w:r>
+      <w:proofErr w:type="spellEnd"/>
       <w:r>
         <w:rPr>
           <w:rFonts w:ascii="Consolas" w:hAnsi="Consolas"/>
@@ -2943,6 +3559,7 @@
         </w:rPr>
         <w:t>point(</w:t>
       </w:r>
+      <w:proofErr w:type="spellStart"/>
       <w:r>
         <w:rPr>
           <w:rFonts w:ascii="Consolas" w:hAnsi="Consolas"/>
@@ -2971,7 +3588,18 @@
           <w:color w:val="660E7A"/>
           <w:lang w:val="en-US"/>
         </w:rPr>
-        <w:t xml:space="preserve">x </w:t>
+        <w:t>x</w:t>
+      </w:r>
+      <w:proofErr w:type="spellEnd"/>
+      <w:r>
+        <w:rPr>
+          <w:rFonts w:ascii="Consolas" w:hAnsi="Consolas"/>
+          <w:b/>
+          <w:bCs/>
+          <w:color w:val="660E7A"/>
+          <w:lang w:val="en-US"/>
+        </w:rPr>
+        <w:t xml:space="preserve"> </w:t>
       </w:r>
       <w:r>
         <w:rPr>
@@ -3003,6 +3631,7 @@
         </w:rPr>
         <w:t xml:space="preserve">, </w:t>
       </w:r>
+      <w:proofErr w:type="spellStart"/>
       <w:r>
         <w:rPr>
           <w:rFonts w:ascii="Consolas" w:hAnsi="Consolas"/>
@@ -3031,7 +3660,18 @@
           <w:color w:val="660E7A"/>
           <w:lang w:val="en-US"/>
         </w:rPr>
-        <w:t xml:space="preserve">y </w:t>
+        <w:t>y</w:t>
+      </w:r>
+      <w:proofErr w:type="spellEnd"/>
+      <w:r>
+        <w:rPr>
+          <w:rFonts w:ascii="Consolas" w:hAnsi="Consolas"/>
+          <w:b/>
+          <w:bCs/>
+          <w:color w:val="660E7A"/>
+          <w:lang w:val="en-US"/>
+        </w:rPr>
+        <w:t xml:space="preserve"> </w:t>
       </w:r>
       <w:r>
         <w:rPr>
@@ -3084,6 +3724,7 @@
         </w:rPr>
         <w:t xml:space="preserve">point </w:t>
       </w:r>
+      <w:proofErr w:type="spellStart"/>
       <w:r>
         <w:rPr>
           <w:rFonts w:ascii="Consolas" w:hAnsi="Consolas"/>
@@ -3094,6 +3735,7 @@
         </w:rPr>
         <w:t>seast</w:t>
       </w:r>
+      <w:proofErr w:type="spellEnd"/>
       <w:r>
         <w:rPr>
           <w:rFonts w:ascii="Consolas" w:hAnsi="Consolas"/>
@@ -3144,6 +3786,7 @@
         </w:rPr>
         <w:t>point(</w:t>
       </w:r>
+      <w:proofErr w:type="spellStart"/>
       <w:r>
         <w:rPr>
           <w:rFonts w:ascii="Consolas" w:hAnsi="Consolas"/>
@@ -3172,7 +3815,18 @@
           <w:color w:val="660E7A"/>
           <w:lang w:val="en-US"/>
         </w:rPr>
-        <w:t xml:space="preserve">x </w:t>
+        <w:t>x</w:t>
+      </w:r>
+      <w:proofErr w:type="spellEnd"/>
+      <w:r>
+        <w:rPr>
+          <w:rFonts w:ascii="Consolas" w:hAnsi="Consolas"/>
+          <w:b/>
+          <w:bCs/>
+          <w:color w:val="660E7A"/>
+          <w:lang w:val="en-US"/>
+        </w:rPr>
+        <w:t xml:space="preserve"> </w:t>
       </w:r>
       <w:r>
         <w:rPr>
@@ -3204,6 +3858,7 @@
         </w:rPr>
         <w:t xml:space="preserve">, </w:t>
       </w:r>
+      <w:proofErr w:type="spellStart"/>
       <w:r>
         <w:rPr>
           <w:rFonts w:ascii="Consolas" w:hAnsi="Consolas"/>
@@ -3232,7 +3887,18 @@
           <w:color w:val="660E7A"/>
           <w:lang w:val="en-US"/>
         </w:rPr>
-        <w:t xml:space="preserve">y </w:t>
+        <w:t>y</w:t>
+      </w:r>
+      <w:proofErr w:type="spellEnd"/>
+      <w:r>
+        <w:rPr>
+          <w:rFonts w:ascii="Consolas" w:hAnsi="Consolas"/>
+          <w:b/>
+          <w:bCs/>
+          <w:color w:val="660E7A"/>
+          <w:lang w:val="en-US"/>
+        </w:rPr>
+        <w:t xml:space="preserve"> </w:t>
       </w:r>
       <w:r>
         <w:rPr>
@@ -3285,6 +3951,7 @@
         </w:rPr>
         <w:t xml:space="preserve">point </w:t>
       </w:r>
+      <w:proofErr w:type="spellStart"/>
       <w:r>
         <w:rPr>
           <w:rFonts w:ascii="Consolas" w:hAnsi="Consolas"/>
@@ -3295,6 +3962,7 @@
         </w:rPr>
         <w:t>nwest</w:t>
       </w:r>
+      <w:proofErr w:type="spellEnd"/>
       <w:r>
         <w:rPr>
           <w:rFonts w:ascii="Consolas" w:hAnsi="Consolas"/>
@@ -3345,6 +4013,7 @@
         </w:rPr>
         <w:t>point(</w:t>
       </w:r>
+      <w:proofErr w:type="spellStart"/>
       <w:r>
         <w:rPr>
           <w:rFonts w:ascii="Consolas" w:hAnsi="Consolas"/>
@@ -3373,7 +4042,18 @@
           <w:color w:val="660E7A"/>
           <w:lang w:val="en-US"/>
         </w:rPr>
-        <w:t xml:space="preserve">x </w:t>
+        <w:t>x</w:t>
+      </w:r>
+      <w:proofErr w:type="spellEnd"/>
+      <w:r>
+        <w:rPr>
+          <w:rFonts w:ascii="Consolas" w:hAnsi="Consolas"/>
+          <w:b/>
+          <w:bCs/>
+          <w:color w:val="660E7A"/>
+          <w:lang w:val="en-US"/>
+        </w:rPr>
+        <w:t xml:space="preserve"> </w:t>
       </w:r>
       <w:r>
         <w:rPr>
@@ -3405,6 +4085,7 @@
         </w:rPr>
         <w:t xml:space="preserve">, </w:t>
       </w:r>
+      <w:proofErr w:type="spellStart"/>
       <w:r>
         <w:rPr>
           <w:rFonts w:ascii="Consolas" w:hAnsi="Consolas"/>
@@ -3433,7 +4114,18 @@
           <w:color w:val="660E7A"/>
           <w:lang w:val="en-US"/>
         </w:rPr>
-        <w:t xml:space="preserve">y </w:t>
+        <w:t>y</w:t>
+      </w:r>
+      <w:proofErr w:type="spellEnd"/>
+      <w:r>
+        <w:rPr>
+          <w:rFonts w:ascii="Consolas" w:hAnsi="Consolas"/>
+          <w:b/>
+          <w:bCs/>
+          <w:color w:val="660E7A"/>
+          <w:lang w:val="en-US"/>
+        </w:rPr>
+        <w:t xml:space="preserve"> </w:t>
       </w:r>
       <w:r>
         <w:rPr>
@@ -3486,6 +4178,7 @@
         </w:rPr>
         <w:t xml:space="preserve">point </w:t>
       </w:r>
+      <w:proofErr w:type="spellStart"/>
       <w:r>
         <w:rPr>
           <w:rFonts w:ascii="Consolas" w:hAnsi="Consolas"/>
@@ -3496,6 +4189,7 @@
         </w:rPr>
         <w:t>swest</w:t>
       </w:r>
+      <w:proofErr w:type="spellEnd"/>
       <w:r>
         <w:rPr>
           <w:rFonts w:ascii="Consolas" w:hAnsi="Consolas"/>
@@ -3546,6 +4240,7 @@
         </w:rPr>
         <w:t>point(</w:t>
       </w:r>
+      <w:proofErr w:type="spellStart"/>
       <w:r>
         <w:rPr>
           <w:rFonts w:ascii="Consolas" w:hAnsi="Consolas"/>
@@ -3574,7 +4269,18 @@
           <w:color w:val="660E7A"/>
           <w:lang w:val="en-US"/>
         </w:rPr>
-        <w:t xml:space="preserve">x </w:t>
+        <w:t>x</w:t>
+      </w:r>
+      <w:proofErr w:type="spellEnd"/>
+      <w:r>
+        <w:rPr>
+          <w:rFonts w:ascii="Consolas" w:hAnsi="Consolas"/>
+          <w:b/>
+          <w:bCs/>
+          <w:color w:val="660E7A"/>
+          <w:lang w:val="en-US"/>
+        </w:rPr>
+        <w:t xml:space="preserve"> </w:t>
       </w:r>
       <w:r>
         <w:rPr>
@@ -3606,6 +4312,7 @@
         </w:rPr>
         <w:t xml:space="preserve">, </w:t>
       </w:r>
+      <w:proofErr w:type="spellStart"/>
       <w:r>
         <w:rPr>
           <w:rFonts w:ascii="Consolas" w:hAnsi="Consolas"/>
@@ -3634,7 +4341,18 @@
           <w:color w:val="660E7A"/>
           <w:lang w:val="en-US"/>
         </w:rPr>
-        <w:t xml:space="preserve">y </w:t>
+        <w:t>y</w:t>
+      </w:r>
+      <w:proofErr w:type="spellEnd"/>
+      <w:r>
+        <w:rPr>
+          <w:rFonts w:ascii="Consolas" w:hAnsi="Consolas"/>
+          <w:b/>
+          <w:bCs/>
+          <w:color w:val="660E7A"/>
+          <w:lang w:val="en-US"/>
+        </w:rPr>
+        <w:t xml:space="preserve"> </w:t>
       </w:r>
       <w:r>
         <w:rPr>
@@ -3746,7 +4464,73 @@
           <w:lang w:val="en-US"/>
         </w:rPr>
         <w:br/>
-        <w:t xml:space="preserve">        put_line(nwest(), seast());</w:t>
+        <w:t xml:space="preserve">        </w:t>
+      </w:r>
+      <w:proofErr w:type="spellStart"/>
+      <w:r>
+        <w:rPr>
+          <w:rFonts w:ascii="Consolas" w:hAnsi="Consolas"/>
+          <w:b/>
+          <w:bCs/>
+          <w:color w:val="080808"/>
+          <w:lang w:val="en-US"/>
+        </w:rPr>
+        <w:t>put_line</w:t>
+      </w:r>
+      <w:proofErr w:type="spellEnd"/>
+      <w:r>
+        <w:rPr>
+          <w:rFonts w:ascii="Consolas" w:hAnsi="Consolas"/>
+          <w:b/>
+          <w:bCs/>
+          <w:color w:val="080808"/>
+          <w:lang w:val="en-US"/>
+        </w:rPr>
+        <w:t>(</w:t>
+      </w:r>
+      <w:proofErr w:type="spellStart"/>
+      <w:r>
+        <w:rPr>
+          <w:rFonts w:ascii="Consolas" w:hAnsi="Consolas"/>
+          <w:b/>
+          <w:bCs/>
+          <w:color w:val="080808"/>
+          <w:lang w:val="en-US"/>
+        </w:rPr>
+        <w:t>nwest</w:t>
+      </w:r>
+      <w:proofErr w:type="spellEnd"/>
+      <w:r>
+        <w:rPr>
+          <w:rFonts w:ascii="Consolas" w:hAnsi="Consolas"/>
+          <w:b/>
+          <w:bCs/>
+          <w:color w:val="080808"/>
+          <w:lang w:val="en-US"/>
+        </w:rPr>
+        <w:t xml:space="preserve">(), </w:t>
+      </w:r>
+      <w:proofErr w:type="spellStart"/>
+      <w:r>
+        <w:rPr>
+          <w:rFonts w:ascii="Consolas" w:hAnsi="Consolas"/>
+          <w:b/>
+          <w:bCs/>
+          <w:color w:val="080808"/>
+          <w:lang w:val="en-US"/>
+        </w:rPr>
+        <w:t>seast</w:t>
+      </w:r>
+      <w:proofErr w:type="spellEnd"/>
+      <w:r>
+        <w:rPr>
+          <w:rFonts w:ascii="Consolas" w:hAnsi="Consolas"/>
+          <w:b/>
+          <w:bCs/>
+          <w:color w:val="080808"/>
+          <w:lang w:val="en-US"/>
+        </w:rPr>
+        <w:t>());</w:t>
       </w:r>
       <w:r>
         <w:rPr>
@@ -3757,7 +4541,73 @@
           <w:lang w:val="en-US"/>
         </w:rPr>
         <w:br/>
-        <w:t xml:space="preserve">        put_line(neast(), swest());</w:t>
+        <w:t xml:space="preserve">        </w:t>
+      </w:r>
+      <w:proofErr w:type="spellStart"/>
+      <w:r>
+        <w:rPr>
+          <w:rFonts w:ascii="Consolas" w:hAnsi="Consolas"/>
+          <w:b/>
+          <w:bCs/>
+          <w:color w:val="080808"/>
+          <w:lang w:val="en-US"/>
+        </w:rPr>
+        <w:t>put_line</w:t>
+      </w:r>
+      <w:proofErr w:type="spellEnd"/>
+      <w:r>
+        <w:rPr>
+          <w:rFonts w:ascii="Consolas" w:hAnsi="Consolas"/>
+          <w:b/>
+          <w:bCs/>
+          <w:color w:val="080808"/>
+          <w:lang w:val="en-US"/>
+        </w:rPr>
+        <w:t>(</w:t>
+      </w:r>
+      <w:proofErr w:type="spellStart"/>
+      <w:r>
+        <w:rPr>
+          <w:rFonts w:ascii="Consolas" w:hAnsi="Consolas"/>
+          <w:b/>
+          <w:bCs/>
+          <w:color w:val="080808"/>
+          <w:lang w:val="en-US"/>
+        </w:rPr>
+        <w:t>neast</w:t>
+      </w:r>
+      <w:proofErr w:type="spellEnd"/>
+      <w:r>
+        <w:rPr>
+          <w:rFonts w:ascii="Consolas" w:hAnsi="Consolas"/>
+          <w:b/>
+          <w:bCs/>
+          <w:color w:val="080808"/>
+          <w:lang w:val="en-US"/>
+        </w:rPr>
+        <w:t xml:space="preserve">(), </w:t>
+      </w:r>
+      <w:proofErr w:type="spellStart"/>
+      <w:r>
+        <w:rPr>
+          <w:rFonts w:ascii="Consolas" w:hAnsi="Consolas"/>
+          <w:b/>
+          <w:bCs/>
+          <w:color w:val="080808"/>
+          <w:lang w:val="en-US"/>
+        </w:rPr>
+        <w:t>swest</w:t>
+      </w:r>
+      <w:proofErr w:type="spellEnd"/>
+      <w:r>
+        <w:rPr>
+          <w:rFonts w:ascii="Consolas" w:hAnsi="Consolas"/>
+          <w:b/>
+          <w:bCs/>
+          <w:color w:val="080808"/>
+          <w:lang w:val="en-US"/>
+        </w:rPr>
+        <w:t>());</w:t>
       </w:r>
       <w:r>
         <w:rPr>
@@ -3912,6 +4762,7 @@
         <w:br/>
         <w:t xml:space="preserve">        </w:t>
       </w:r>
+      <w:proofErr w:type="spellStart"/>
       <w:r>
         <w:rPr>
           <w:rFonts w:ascii="Consolas" w:hAnsi="Consolas"/>
@@ -3940,7 +4791,18 @@
           <w:color w:val="660E7A"/>
           <w:lang w:val="en-US"/>
         </w:rPr>
-        <w:t xml:space="preserve">x </w:t>
+        <w:t>x</w:t>
+      </w:r>
+      <w:proofErr w:type="spellEnd"/>
+      <w:r>
+        <w:rPr>
+          <w:rFonts w:ascii="Consolas" w:hAnsi="Consolas"/>
+          <w:b/>
+          <w:bCs/>
+          <w:color w:val="660E7A"/>
+          <w:lang w:val="en-US"/>
+        </w:rPr>
+        <w:t xml:space="preserve"> </w:t>
       </w:r>
       <w:r>
         <w:rPr>
@@ -3983,6 +4845,7 @@
         <w:br/>
         <w:t xml:space="preserve">        </w:t>
       </w:r>
+      <w:proofErr w:type="spellStart"/>
       <w:r>
         <w:rPr>
           <w:rFonts w:ascii="Consolas" w:hAnsi="Consolas"/>
@@ -4011,7 +4874,18 @@
           <w:color w:val="660E7A"/>
           <w:lang w:val="en-US"/>
         </w:rPr>
-        <w:t xml:space="preserve">y </w:t>
+        <w:t>y</w:t>
+      </w:r>
+      <w:proofErr w:type="spellEnd"/>
+      <w:r>
+        <w:rPr>
+          <w:rFonts w:ascii="Consolas" w:hAnsi="Consolas"/>
+          <w:b/>
+          <w:bCs/>
+          <w:color w:val="660E7A"/>
+          <w:lang w:val="en-US"/>
+        </w:rPr>
+        <w:t xml:space="preserve"> </w:t>
       </w:r>
       <w:r>
         <w:rPr>
@@ -4409,6 +5283,7 @@
         </w:rPr>
         <w:t xml:space="preserve">= </w:t>
       </w:r>
+      <w:proofErr w:type="spellStart"/>
       <w:r>
         <w:rPr>
           <w:rFonts w:ascii="Consolas" w:hAnsi="Consolas"/>
@@ -4427,7 +5302,18 @@
           <w:color w:val="080808"/>
           <w:lang w:val="en-US"/>
         </w:rPr>
-        <w:t>.west();</w:t>
+        <w:t>.west</w:t>
+      </w:r>
+      <w:proofErr w:type="spellEnd"/>
+      <w:r>
+        <w:rPr>
+          <w:rFonts w:ascii="Consolas" w:hAnsi="Consolas"/>
+          <w:b/>
+          <w:bCs/>
+          <w:color w:val="080808"/>
+          <w:lang w:val="en-US"/>
+        </w:rPr>
+        <w:t>();</w:t>
       </w:r>
       <w:r>
         <w:rPr>
@@ -4470,6 +5356,7 @@
         </w:rPr>
         <w:t xml:space="preserve">= </w:t>
       </w:r>
+      <w:proofErr w:type="spellStart"/>
       <w:r>
         <w:rPr>
           <w:rFonts w:ascii="Consolas" w:hAnsi="Consolas"/>
@@ -4488,7 +5375,18 @@
           <w:color w:val="080808"/>
           <w:lang w:val="en-US"/>
         </w:rPr>
-        <w:t>.east();</w:t>
+        <w:t>.east</w:t>
+      </w:r>
+      <w:proofErr w:type="spellEnd"/>
+      <w:r>
+        <w:rPr>
+          <w:rFonts w:ascii="Consolas" w:hAnsi="Consolas"/>
+          <w:b/>
+          <w:bCs/>
+          <w:color w:val="080808"/>
+          <w:lang w:val="en-US"/>
+        </w:rPr>
+        <w:t>();</w:t>
       </w:r>
       <w:r>
         <w:rPr>
@@ -4501,6 +5399,7 @@
         <w:br/>
         <w:t xml:space="preserve">    </w:t>
       </w:r>
+      <w:proofErr w:type="spellStart"/>
       <w:r>
         <w:rPr>
           <w:rFonts w:ascii="Consolas" w:hAnsi="Consolas"/>
@@ -4519,8 +5418,20 @@
           <w:color w:val="080808"/>
           <w:lang w:val="en-US"/>
         </w:rPr>
-        <w:t>.move(</w:t>
-      </w:r>
+        <w:t>.move</w:t>
+      </w:r>
+      <w:proofErr w:type="spellEnd"/>
+      <w:r>
+        <w:rPr>
+          <w:rFonts w:ascii="Consolas" w:hAnsi="Consolas"/>
+          <w:b/>
+          <w:bCs/>
+          <w:color w:val="080808"/>
+          <w:lang w:val="en-US"/>
+        </w:rPr>
+        <w:t>(</w:t>
+      </w:r>
+      <w:proofErr w:type="spellStart"/>
       <w:r>
         <w:rPr>
           <w:rFonts w:ascii="Consolas" w:hAnsi="Consolas"/>
@@ -4549,7 +5460,18 @@
           <w:color w:val="660E7A"/>
           <w:lang w:val="en-US"/>
         </w:rPr>
-        <w:t xml:space="preserve">x </w:t>
+        <w:t>x</w:t>
+      </w:r>
+      <w:proofErr w:type="spellEnd"/>
+      <w:r>
+        <w:rPr>
+          <w:rFonts w:ascii="Consolas" w:hAnsi="Consolas"/>
+          <w:b/>
+          <w:bCs/>
+          <w:color w:val="660E7A"/>
+          <w:lang w:val="en-US"/>
+        </w:rPr>
+        <w:t xml:space="preserve"> </w:t>
       </w:r>
       <w:r>
         <w:rPr>
@@ -4561,6 +5483,7 @@
         </w:rPr>
         <w:t xml:space="preserve">- </w:t>
       </w:r>
+      <w:proofErr w:type="spellStart"/>
       <w:r>
         <w:rPr>
           <w:rFonts w:ascii="Consolas" w:hAnsi="Consolas"/>
@@ -4589,7 +5512,18 @@
           <w:color w:val="660E7A"/>
           <w:lang w:val="en-US"/>
         </w:rPr>
-        <w:t xml:space="preserve">x </w:t>
+        <w:t>x</w:t>
+      </w:r>
+      <w:proofErr w:type="spellEnd"/>
+      <w:r>
+        <w:rPr>
+          <w:rFonts w:ascii="Consolas" w:hAnsi="Consolas"/>
+          <w:b/>
+          <w:bCs/>
+          <w:color w:val="660E7A"/>
+          <w:lang w:val="en-US"/>
+        </w:rPr>
+        <w:t xml:space="preserve"> </w:t>
       </w:r>
       <w:r>
         <w:rPr>
@@ -4621,6 +5555,7 @@
         </w:rPr>
         <w:t xml:space="preserve">, </w:t>
       </w:r>
+      <w:proofErr w:type="spellStart"/>
       <w:r>
         <w:rPr>
           <w:rFonts w:ascii="Consolas" w:hAnsi="Consolas"/>
@@ -4649,7 +5584,18 @@
           <w:color w:val="660E7A"/>
           <w:lang w:val="en-US"/>
         </w:rPr>
-        <w:t xml:space="preserve">y </w:t>
+        <w:t>y</w:t>
+      </w:r>
+      <w:proofErr w:type="spellEnd"/>
+      <w:r>
+        <w:rPr>
+          <w:rFonts w:ascii="Consolas" w:hAnsi="Consolas"/>
+          <w:b/>
+          <w:bCs/>
+          <w:color w:val="660E7A"/>
+          <w:lang w:val="en-US"/>
+        </w:rPr>
+        <w:t xml:space="preserve"> </w:t>
       </w:r>
       <w:r>
         <w:rPr>
@@ -4661,6 +5607,7 @@
         </w:rPr>
         <w:t xml:space="preserve">- </w:t>
       </w:r>
+      <w:proofErr w:type="spellStart"/>
       <w:r>
         <w:rPr>
           <w:rFonts w:ascii="Consolas" w:hAnsi="Consolas"/>
@@ -4691,6 +5638,7 @@
         </w:rPr>
         <w:t>y</w:t>
       </w:r>
+      <w:proofErr w:type="spellEnd"/>
       <w:r>
         <w:rPr>
           <w:rFonts w:ascii="Consolas" w:hAnsi="Consolas"/>
@@ -4893,6 +5841,7 @@
         </w:rPr>
         <w:t xml:space="preserve">= </w:t>
       </w:r>
+      <w:proofErr w:type="spellStart"/>
       <w:r>
         <w:rPr>
           <w:rFonts w:ascii="Consolas" w:hAnsi="Consolas"/>
@@ -4911,7 +5860,18 @@
           <w:color w:val="080808"/>
           <w:lang w:val="en-US"/>
         </w:rPr>
-        <w:t>.east();</w:t>
+        <w:t>.east</w:t>
+      </w:r>
+      <w:proofErr w:type="spellEnd"/>
+      <w:r>
+        <w:rPr>
+          <w:rFonts w:ascii="Consolas" w:hAnsi="Consolas"/>
+          <w:b/>
+          <w:bCs/>
+          <w:color w:val="080808"/>
+          <w:lang w:val="en-US"/>
+        </w:rPr>
+        <w:t>();</w:t>
       </w:r>
       <w:r>
         <w:rPr>
@@ -4954,6 +5914,7 @@
         </w:rPr>
         <w:t xml:space="preserve">= </w:t>
       </w:r>
+      <w:proofErr w:type="spellStart"/>
       <w:r>
         <w:rPr>
           <w:rFonts w:ascii="Consolas" w:hAnsi="Consolas"/>
@@ -4972,7 +5933,18 @@
           <w:color w:val="080808"/>
           <w:lang w:val="en-US"/>
         </w:rPr>
-        <w:t>.west();</w:t>
+        <w:t>.west</w:t>
+      </w:r>
+      <w:proofErr w:type="spellEnd"/>
+      <w:r>
+        <w:rPr>
+          <w:rFonts w:ascii="Consolas" w:hAnsi="Consolas"/>
+          <w:b/>
+          <w:bCs/>
+          <w:color w:val="080808"/>
+          <w:lang w:val="en-US"/>
+        </w:rPr>
+        <w:t>();</w:t>
       </w:r>
       <w:r>
         <w:rPr>
@@ -4985,6 +5957,7 @@
         <w:br/>
         <w:t xml:space="preserve">    </w:t>
       </w:r>
+      <w:proofErr w:type="spellStart"/>
       <w:r>
         <w:rPr>
           <w:rFonts w:ascii="Consolas" w:hAnsi="Consolas"/>
@@ -5003,8 +5976,20 @@
           <w:color w:val="080808"/>
           <w:lang w:val="en-US"/>
         </w:rPr>
-        <w:t>.move(</w:t>
-      </w:r>
+        <w:t>.move</w:t>
+      </w:r>
+      <w:proofErr w:type="spellEnd"/>
+      <w:r>
+        <w:rPr>
+          <w:rFonts w:ascii="Consolas" w:hAnsi="Consolas"/>
+          <w:b/>
+          <w:bCs/>
+          <w:color w:val="080808"/>
+          <w:lang w:val="en-US"/>
+        </w:rPr>
+        <w:t>(</w:t>
+      </w:r>
+      <w:proofErr w:type="spellStart"/>
       <w:r>
         <w:rPr>
           <w:rFonts w:ascii="Consolas" w:hAnsi="Consolas"/>
@@ -5033,7 +6018,18 @@
           <w:color w:val="660E7A"/>
           <w:lang w:val="en-US"/>
         </w:rPr>
-        <w:t xml:space="preserve">x </w:t>
+        <w:t>x</w:t>
+      </w:r>
+      <w:proofErr w:type="spellEnd"/>
+      <w:r>
+        <w:rPr>
+          <w:rFonts w:ascii="Consolas" w:hAnsi="Consolas"/>
+          <w:b/>
+          <w:bCs/>
+          <w:color w:val="660E7A"/>
+          <w:lang w:val="en-US"/>
+        </w:rPr>
+        <w:t xml:space="preserve"> </w:t>
       </w:r>
       <w:r>
         <w:rPr>
@@ -5045,6 +6041,7 @@
         </w:rPr>
         <w:t xml:space="preserve">- </w:t>
       </w:r>
+      <w:proofErr w:type="spellStart"/>
       <w:r>
         <w:rPr>
           <w:rFonts w:ascii="Consolas" w:hAnsi="Consolas"/>
@@ -5073,7 +6070,18 @@
           <w:color w:val="660E7A"/>
           <w:lang w:val="en-US"/>
         </w:rPr>
-        <w:t xml:space="preserve">x </w:t>
+        <w:t>x</w:t>
+      </w:r>
+      <w:proofErr w:type="spellEnd"/>
+      <w:r>
+        <w:rPr>
+          <w:rFonts w:ascii="Consolas" w:hAnsi="Consolas"/>
+          <w:b/>
+          <w:bCs/>
+          <w:color w:val="660E7A"/>
+          <w:lang w:val="en-US"/>
+        </w:rPr>
+        <w:t xml:space="preserve"> </w:t>
       </w:r>
       <w:r>
         <w:rPr>
@@ -5105,6 +6113,7 @@
         </w:rPr>
         <w:t xml:space="preserve">, </w:t>
       </w:r>
+      <w:proofErr w:type="spellStart"/>
       <w:r>
         <w:rPr>
           <w:rFonts w:ascii="Consolas" w:hAnsi="Consolas"/>
@@ -5133,7 +6142,18 @@
           <w:color w:val="660E7A"/>
           <w:lang w:val="en-US"/>
         </w:rPr>
-        <w:t xml:space="preserve">y </w:t>
+        <w:t>y</w:t>
+      </w:r>
+      <w:proofErr w:type="spellEnd"/>
+      <w:r>
+        <w:rPr>
+          <w:rFonts w:ascii="Consolas" w:hAnsi="Consolas"/>
+          <w:b/>
+          <w:bCs/>
+          <w:color w:val="660E7A"/>
+          <w:lang w:val="en-US"/>
+        </w:rPr>
+        <w:t xml:space="preserve"> </w:t>
       </w:r>
       <w:r>
         <w:rPr>
@@ -5145,6 +6165,7 @@
         </w:rPr>
         <w:t xml:space="preserve">- </w:t>
       </w:r>
+      <w:proofErr w:type="spellStart"/>
       <w:r>
         <w:rPr>
           <w:rFonts w:ascii="Consolas" w:hAnsi="Consolas"/>
@@ -5175,6 +6196,7 @@
         </w:rPr>
         <w:t>y</w:t>
       </w:r>
+      <w:proofErr w:type="spellEnd"/>
       <w:r>
         <w:rPr>
           <w:rFonts w:ascii="Consolas" w:hAnsi="Consolas"/>
@@ -5387,6 +6409,7 @@
         </w:rPr>
         <w:t xml:space="preserve">= </w:t>
       </w:r>
+      <w:proofErr w:type="spellStart"/>
       <w:r>
         <w:rPr>
           <w:rFonts w:ascii="Consolas" w:hAnsi="Consolas"/>
@@ -5405,7 +6428,18 @@
           <w:color w:val="080808"/>
           <w:lang w:val="en-US"/>
         </w:rPr>
-        <w:t>.north();</w:t>
+        <w:t>.north</w:t>
+      </w:r>
+      <w:proofErr w:type="spellEnd"/>
+      <w:r>
+        <w:rPr>
+          <w:rFonts w:ascii="Consolas" w:hAnsi="Consolas"/>
+          <w:b/>
+          <w:bCs/>
+          <w:color w:val="080808"/>
+          <w:lang w:val="en-US"/>
+        </w:rPr>
+        <w:t>();</w:t>
       </w:r>
       <w:r>
         <w:rPr>
@@ -5448,6 +6482,7 @@
         </w:rPr>
         <w:t xml:space="preserve">= </w:t>
       </w:r>
+      <w:proofErr w:type="spellStart"/>
       <w:r>
         <w:rPr>
           <w:rFonts w:ascii="Consolas" w:hAnsi="Consolas"/>
@@ -5466,7 +6501,18 @@
           <w:color w:val="080808"/>
           <w:lang w:val="en-US"/>
         </w:rPr>
-        <w:t>.south();</w:t>
+        <w:t>.south</w:t>
+      </w:r>
+      <w:proofErr w:type="spellEnd"/>
+      <w:r>
+        <w:rPr>
+          <w:rFonts w:ascii="Consolas" w:hAnsi="Consolas"/>
+          <w:b/>
+          <w:bCs/>
+          <w:color w:val="080808"/>
+          <w:lang w:val="en-US"/>
+        </w:rPr>
+        <w:t>();</w:t>
       </w:r>
       <w:r>
         <w:rPr>
@@ -5479,6 +6525,7 @@
         <w:br/>
         <w:t xml:space="preserve">    </w:t>
       </w:r>
+      <w:proofErr w:type="spellStart"/>
       <w:r>
         <w:rPr>
           <w:rFonts w:ascii="Consolas" w:hAnsi="Consolas"/>
@@ -5497,8 +6544,20 @@
           <w:color w:val="080808"/>
           <w:lang w:val="en-US"/>
         </w:rPr>
-        <w:t>.move(</w:t>
-      </w:r>
+        <w:t>.move</w:t>
+      </w:r>
+      <w:proofErr w:type="spellEnd"/>
+      <w:r>
+        <w:rPr>
+          <w:rFonts w:ascii="Consolas" w:hAnsi="Consolas"/>
+          <w:b/>
+          <w:bCs/>
+          <w:color w:val="080808"/>
+          <w:lang w:val="en-US"/>
+        </w:rPr>
+        <w:t>(</w:t>
+      </w:r>
+      <w:proofErr w:type="spellStart"/>
       <w:r>
         <w:rPr>
           <w:rFonts w:ascii="Consolas" w:hAnsi="Consolas"/>
@@ -5527,7 +6586,18 @@
           <w:color w:val="660E7A"/>
           <w:lang w:val="en-US"/>
         </w:rPr>
-        <w:t xml:space="preserve">x </w:t>
+        <w:t>x</w:t>
+      </w:r>
+      <w:proofErr w:type="spellEnd"/>
+      <w:r>
+        <w:rPr>
+          <w:rFonts w:ascii="Consolas" w:hAnsi="Consolas"/>
+          <w:b/>
+          <w:bCs/>
+          <w:color w:val="660E7A"/>
+          <w:lang w:val="en-US"/>
+        </w:rPr>
+        <w:t xml:space="preserve"> </w:t>
       </w:r>
       <w:r>
         <w:rPr>
@@ -5539,6 +6609,7 @@
         </w:rPr>
         <w:t xml:space="preserve">- </w:t>
       </w:r>
+      <w:proofErr w:type="spellStart"/>
       <w:r>
         <w:rPr>
           <w:rFonts w:ascii="Consolas" w:hAnsi="Consolas"/>
@@ -5569,6 +6640,7 @@
         </w:rPr>
         <w:t>x</w:t>
       </w:r>
+      <w:proofErr w:type="spellEnd"/>
       <w:r>
         <w:rPr>
           <w:rFonts w:ascii="Consolas" w:hAnsi="Consolas"/>
@@ -5579,6 +6651,7 @@
         </w:rPr>
         <w:t xml:space="preserve">, </w:t>
       </w:r>
+      <w:proofErr w:type="spellStart"/>
       <w:r>
         <w:rPr>
           <w:rFonts w:ascii="Consolas" w:hAnsi="Consolas"/>
@@ -5607,7 +6680,18 @@
           <w:color w:val="660E7A"/>
           <w:lang w:val="en-US"/>
         </w:rPr>
-        <w:t xml:space="preserve">y </w:t>
+        <w:t>y</w:t>
+      </w:r>
+      <w:proofErr w:type="spellEnd"/>
+      <w:r>
+        <w:rPr>
+          <w:rFonts w:ascii="Consolas" w:hAnsi="Consolas"/>
+          <w:b/>
+          <w:bCs/>
+          <w:color w:val="660E7A"/>
+          <w:lang w:val="en-US"/>
+        </w:rPr>
+        <w:t xml:space="preserve"> </w:t>
       </w:r>
       <w:r>
         <w:rPr>
@@ -5619,6 +6703,7 @@
         </w:rPr>
         <w:t xml:space="preserve">- </w:t>
       </w:r>
+      <w:proofErr w:type="spellStart"/>
       <w:r>
         <w:rPr>
           <w:rFonts w:ascii="Consolas" w:hAnsi="Consolas"/>
@@ -5647,7 +6732,18 @@
           <w:color w:val="660E7A"/>
           <w:lang w:val="en-US"/>
         </w:rPr>
-        <w:t xml:space="preserve">y </w:t>
+        <w:t>y</w:t>
+      </w:r>
+      <w:proofErr w:type="spellEnd"/>
+      <w:r>
+        <w:rPr>
+          <w:rFonts w:ascii="Consolas" w:hAnsi="Consolas"/>
+          <w:b/>
+          <w:bCs/>
+          <w:color w:val="660E7A"/>
+          <w:lang w:val="en-US"/>
+        </w:rPr>
+        <w:t xml:space="preserve"> </w:t>
       </w:r>
       <w:r>
         <w:rPr>
@@ -5871,6 +6967,7 @@
         </w:rPr>
         <w:t xml:space="preserve">= </w:t>
       </w:r>
+      <w:proofErr w:type="spellStart"/>
       <w:r>
         <w:rPr>
           <w:rFonts w:ascii="Consolas" w:hAnsi="Consolas"/>
@@ -5889,7 +6986,18 @@
           <w:color w:val="080808"/>
           <w:lang w:val="en-US"/>
         </w:rPr>
-        <w:t>.south();</w:t>
+        <w:t>.south</w:t>
+      </w:r>
+      <w:proofErr w:type="spellEnd"/>
+      <w:r>
+        <w:rPr>
+          <w:rFonts w:ascii="Consolas" w:hAnsi="Consolas"/>
+          <w:b/>
+          <w:bCs/>
+          <w:color w:val="080808"/>
+          <w:lang w:val="en-US"/>
+        </w:rPr>
+        <w:t>();</w:t>
       </w:r>
       <w:r>
         <w:rPr>
@@ -5932,6 +7040,7 @@
         </w:rPr>
         <w:t xml:space="preserve">= </w:t>
       </w:r>
+      <w:proofErr w:type="spellStart"/>
       <w:r>
         <w:rPr>
           <w:rFonts w:ascii="Consolas" w:hAnsi="Consolas"/>
@@ -5950,7 +7059,18 @@
           <w:color w:val="080808"/>
           <w:lang w:val="en-US"/>
         </w:rPr>
-        <w:t>.north();</w:t>
+        <w:t>.north</w:t>
+      </w:r>
+      <w:proofErr w:type="spellEnd"/>
+      <w:r>
+        <w:rPr>
+          <w:rFonts w:ascii="Consolas" w:hAnsi="Consolas"/>
+          <w:b/>
+          <w:bCs/>
+          <w:color w:val="080808"/>
+          <w:lang w:val="en-US"/>
+        </w:rPr>
+        <w:t>();</w:t>
       </w:r>
       <w:r>
         <w:rPr>
@@ -5963,6 +7083,7 @@
         <w:br/>
         <w:t xml:space="preserve">    </w:t>
       </w:r>
+      <w:proofErr w:type="spellStart"/>
       <w:r>
         <w:rPr>
           <w:rFonts w:ascii="Consolas" w:hAnsi="Consolas"/>
@@ -5981,8 +7102,20 @@
           <w:color w:val="080808"/>
           <w:lang w:val="en-US"/>
         </w:rPr>
-        <w:t>.move(</w:t>
-      </w:r>
+        <w:t>.move</w:t>
+      </w:r>
+      <w:proofErr w:type="spellEnd"/>
+      <w:r>
+        <w:rPr>
+          <w:rFonts w:ascii="Consolas" w:hAnsi="Consolas"/>
+          <w:b/>
+          <w:bCs/>
+          <w:color w:val="080808"/>
+          <w:lang w:val="en-US"/>
+        </w:rPr>
+        <w:t>(</w:t>
+      </w:r>
+      <w:proofErr w:type="spellStart"/>
       <w:r>
         <w:rPr>
           <w:rFonts w:ascii="Consolas" w:hAnsi="Consolas"/>
@@ -6011,7 +7144,18 @@
           <w:color w:val="660E7A"/>
           <w:lang w:val="en-US"/>
         </w:rPr>
-        <w:t xml:space="preserve">x </w:t>
+        <w:t>x</w:t>
+      </w:r>
+      <w:proofErr w:type="spellEnd"/>
+      <w:r>
+        <w:rPr>
+          <w:rFonts w:ascii="Consolas" w:hAnsi="Consolas"/>
+          <w:b/>
+          <w:bCs/>
+          <w:color w:val="660E7A"/>
+          <w:lang w:val="en-US"/>
+        </w:rPr>
+        <w:t xml:space="preserve"> </w:t>
       </w:r>
       <w:r>
         <w:rPr>
@@ -6023,6 +7167,7 @@
         </w:rPr>
         <w:t xml:space="preserve">- </w:t>
       </w:r>
+      <w:proofErr w:type="spellStart"/>
       <w:r>
         <w:rPr>
           <w:rFonts w:ascii="Consolas" w:hAnsi="Consolas"/>
@@ -6053,6 +7198,7 @@
         </w:rPr>
         <w:t>x</w:t>
       </w:r>
+      <w:proofErr w:type="spellEnd"/>
       <w:r>
         <w:rPr>
           <w:rFonts w:ascii="Consolas" w:hAnsi="Consolas"/>
@@ -6063,6 +7209,7 @@
         </w:rPr>
         <w:t xml:space="preserve">, </w:t>
       </w:r>
+      <w:proofErr w:type="spellStart"/>
       <w:r>
         <w:rPr>
           <w:rFonts w:ascii="Consolas" w:hAnsi="Consolas"/>
@@ -6091,7 +7238,18 @@
           <w:color w:val="660E7A"/>
           <w:lang w:val="en-US"/>
         </w:rPr>
-        <w:t xml:space="preserve">y </w:t>
+        <w:t>y</w:t>
+      </w:r>
+      <w:proofErr w:type="spellEnd"/>
+      <w:r>
+        <w:rPr>
+          <w:rFonts w:ascii="Consolas" w:hAnsi="Consolas"/>
+          <w:b/>
+          <w:bCs/>
+          <w:color w:val="660E7A"/>
+          <w:lang w:val="en-US"/>
+        </w:rPr>
+        <w:t xml:space="preserve"> </w:t>
       </w:r>
       <w:r>
         <w:rPr>
@@ -6103,6 +7261,7 @@
         </w:rPr>
         <w:t xml:space="preserve">- </w:t>
       </w:r>
+      <w:proofErr w:type="spellStart"/>
       <w:r>
         <w:rPr>
           <w:rFonts w:ascii="Consolas" w:hAnsi="Consolas"/>
@@ -6131,7 +7290,18 @@
           <w:color w:val="660E7A"/>
           <w:lang w:val="en-US"/>
         </w:rPr>
-        <w:t xml:space="preserve">y </w:t>
+        <w:t>y</w:t>
+      </w:r>
+      <w:proofErr w:type="spellEnd"/>
+      <w:r>
+        <w:rPr>
+          <w:rFonts w:ascii="Consolas" w:hAnsi="Consolas"/>
+          <w:b/>
+          <w:bCs/>
+          <w:color w:val="660E7A"/>
+          <w:lang w:val="en-US"/>
+        </w:rPr>
+        <w:t xml:space="preserve"> </w:t>
       </w:r>
       <w:r>
         <w:rPr>
@@ -6265,15 +7435,27 @@
         <w:br/>
         <w:t xml:space="preserve">    </w:t>
       </w:r>
-      <w:r>
-        <w:rPr>
-          <w:rFonts w:ascii="Consolas" w:hAnsi="Consolas"/>
-          <w:b/>
-          <w:bCs/>
-          <w:color w:val="080808"/>
-          <w:lang w:val="en-US"/>
-        </w:rPr>
-        <w:t>freopen(</w:t>
+      <w:proofErr w:type="spellStart"/>
+      <w:r>
+        <w:rPr>
+          <w:rFonts w:ascii="Consolas" w:hAnsi="Consolas"/>
+          <w:b/>
+          <w:bCs/>
+          <w:color w:val="080808"/>
+          <w:lang w:val="en-US"/>
+        </w:rPr>
+        <w:t>freopen</w:t>
+      </w:r>
+      <w:proofErr w:type="spellEnd"/>
+      <w:r>
+        <w:rPr>
+          <w:rFonts w:ascii="Consolas" w:hAnsi="Consolas"/>
+          <w:b/>
+          <w:bCs/>
+          <w:color w:val="080808"/>
+          <w:lang w:val="en-US"/>
+        </w:rPr>
+        <w:t>(</w:t>
       </w:r>
       <w:r>
         <w:rPr>
@@ -6283,7 +7465,29 @@
           <w:color w:val="067D17"/>
           <w:lang w:val="en-US"/>
         </w:rPr>
-        <w:t>"output.out"</w:t>
+        <w:t>"</w:t>
+      </w:r>
+      <w:proofErr w:type="spellStart"/>
+      <w:r>
+        <w:rPr>
+          <w:rFonts w:ascii="Consolas" w:hAnsi="Consolas"/>
+          <w:b/>
+          <w:bCs/>
+          <w:color w:val="067D17"/>
+          <w:lang w:val="en-US"/>
+        </w:rPr>
+        <w:t>output.out</w:t>
+      </w:r>
+      <w:proofErr w:type="spellEnd"/>
+      <w:r>
+        <w:rPr>
+          <w:rFonts w:ascii="Consolas" w:hAnsi="Consolas"/>
+          <w:b/>
+          <w:bCs/>
+          <w:color w:val="067D17"/>
+          <w:lang w:val="en-US"/>
+        </w:rPr>
+        <w:t>"</w:t>
       </w:r>
       <w:r>
         <w:rPr>
@@ -6315,6 +7519,7 @@
         </w:rPr>
         <w:t xml:space="preserve">, </w:t>
       </w:r>
+      <w:proofErr w:type="spellStart"/>
       <w:r>
         <w:rPr>
           <w:rFonts w:ascii="Consolas" w:hAnsi="Consolas"/>
@@ -6325,6 +7530,7 @@
         </w:rPr>
         <w:t>stdout</w:t>
       </w:r>
+      <w:proofErr w:type="spellEnd"/>
       <w:r>
         <w:rPr>
           <w:rFonts w:ascii="Consolas" w:hAnsi="Consolas"/>
@@ -6366,15 +7572,27 @@
         <w:br/>
         <w:t xml:space="preserve">    </w:t>
       </w:r>
-      <w:r>
-        <w:rPr>
-          <w:rFonts w:ascii="Consolas" w:hAnsi="Consolas"/>
-          <w:b/>
-          <w:bCs/>
-          <w:color w:val="080808"/>
-          <w:lang w:val="en-US"/>
-        </w:rPr>
-        <w:t>setlocale(</w:t>
+      <w:proofErr w:type="spellStart"/>
+      <w:r>
+        <w:rPr>
+          <w:rFonts w:ascii="Consolas" w:hAnsi="Consolas"/>
+          <w:b/>
+          <w:bCs/>
+          <w:color w:val="080808"/>
+          <w:lang w:val="en-US"/>
+        </w:rPr>
+        <w:t>setlocale</w:t>
+      </w:r>
+      <w:proofErr w:type="spellEnd"/>
+      <w:r>
+        <w:rPr>
+          <w:rFonts w:ascii="Consolas" w:hAnsi="Consolas"/>
+          <w:b/>
+          <w:bCs/>
+          <w:color w:val="080808"/>
+          <w:lang w:val="en-US"/>
+        </w:rPr>
+        <w:t>(</w:t>
       </w:r>
       <w:r>
         <w:rPr>
@@ -6415,27 +7633,6 @@
           <w:lang w:val="en-US"/>
         </w:rPr>
         <w:t>);</w:t>
-      </w:r>
-      <w:r>
-        <w:rPr>
-          <w:rFonts w:ascii="Consolas" w:hAnsi="Consolas"/>
-          <w:b/>
-          <w:bCs/>
-          <w:color w:val="080808"/>
-          <w:lang w:val="en-US"/>
-        </w:rPr>
-        <w:br/>
-        <w:t xml:space="preserve">    screen_init();</w:t>
-      </w:r>
-      <w:r>
-        <w:rPr>
-          <w:rFonts w:ascii="Consolas" w:hAnsi="Consolas"/>
-          <w:b/>
-          <w:bCs/>
-          <w:color w:val="080808"/>
-          <w:lang w:val="en-US"/>
-        </w:rPr>
-        <w:br/>
       </w:r>
       <w:r>
         <w:rPr>
@@ -6448,115 +7645,37 @@
         <w:br/>
         <w:t xml:space="preserve">    </w:t>
       </w:r>
-      <w:r>
-        <w:rPr>
-          <w:rFonts w:ascii="Consolas" w:hAnsi="Consolas"/>
-          <w:b/>
-          <w:bCs/>
-          <w:color w:val="008080"/>
-          <w:lang w:val="en-US"/>
-        </w:rPr>
-        <w:t xml:space="preserve">rectangle </w:t>
-      </w:r>
-      <w:r>
-        <w:rPr>
-          <w:rFonts w:ascii="Consolas" w:hAnsi="Consolas"/>
-          <w:b/>
-          <w:bCs/>
-          <w:color w:val="000000"/>
-          <w:lang w:val="en-US"/>
-        </w:rPr>
-        <w:t>hat</w:t>
-      </w:r>
-      <w:r>
-        <w:rPr>
-          <w:rFonts w:ascii="Consolas" w:hAnsi="Consolas"/>
-          <w:b/>
-          <w:bCs/>
-          <w:color w:val="080808"/>
-          <w:lang w:val="en-US"/>
-        </w:rPr>
-        <w:t>(point(</w:t>
-      </w:r>
-      <w:r>
-        <w:rPr>
-          <w:rFonts w:ascii="Consolas" w:hAnsi="Consolas"/>
-          <w:b/>
-          <w:bCs/>
-          <w:color w:val="1750EB"/>
-          <w:lang w:val="en-US"/>
-        </w:rPr>
-        <w:t>0</w:t>
-      </w:r>
-      <w:r>
-        <w:rPr>
-          <w:rFonts w:ascii="Consolas" w:hAnsi="Consolas"/>
-          <w:b/>
-          <w:bCs/>
-          <w:color w:val="080808"/>
-          <w:lang w:val="en-US"/>
-        </w:rPr>
-        <w:t xml:space="preserve">, </w:t>
-      </w:r>
-      <w:r>
-        <w:rPr>
-          <w:rFonts w:ascii="Consolas" w:hAnsi="Consolas"/>
-          <w:b/>
-          <w:bCs/>
-          <w:color w:val="1750EB"/>
-          <w:lang w:val="en-US"/>
-        </w:rPr>
-        <w:t>0</w:t>
-      </w:r>
-      <w:r>
-        <w:rPr>
-          <w:rFonts w:ascii="Consolas" w:hAnsi="Consolas"/>
-          <w:b/>
-          <w:bCs/>
-          <w:color w:val="080808"/>
-          <w:lang w:val="en-US"/>
-        </w:rPr>
-        <w:t>), point(</w:t>
-      </w:r>
-      <w:r>
-        <w:rPr>
-          <w:rFonts w:ascii="Consolas" w:hAnsi="Consolas"/>
-          <w:b/>
-          <w:bCs/>
-          <w:color w:val="1750EB"/>
-          <w:lang w:val="en-US"/>
-        </w:rPr>
-        <w:t>14</w:t>
-      </w:r>
-      <w:r>
-        <w:rPr>
-          <w:rFonts w:ascii="Consolas" w:hAnsi="Consolas"/>
-          <w:b/>
-          <w:bCs/>
-          <w:color w:val="080808"/>
-          <w:lang w:val="en-US"/>
-        </w:rPr>
-        <w:t xml:space="preserve">, </w:t>
-      </w:r>
-      <w:r>
-        <w:rPr>
-          <w:rFonts w:ascii="Consolas" w:hAnsi="Consolas"/>
-          <w:b/>
-          <w:bCs/>
-          <w:color w:val="1750EB"/>
-          <w:lang w:val="en-US"/>
-        </w:rPr>
-        <w:t>5</w:t>
-      </w:r>
-      <w:r>
-        <w:rPr>
-          <w:rFonts w:ascii="Consolas" w:hAnsi="Consolas"/>
-          <w:b/>
-          <w:bCs/>
-          <w:color w:val="080808"/>
-          <w:lang w:val="en-US"/>
-        </w:rPr>
-        <w:t>));</w:t>
+      <w:proofErr w:type="spellStart"/>
+      <w:r>
+        <w:rPr>
+          <w:rFonts w:ascii="Consolas" w:hAnsi="Consolas"/>
+          <w:b/>
+          <w:bCs/>
+          <w:color w:val="080808"/>
+          <w:lang w:val="en-US"/>
+        </w:rPr>
+        <w:t>screen_init</w:t>
+      </w:r>
+      <w:proofErr w:type="spellEnd"/>
+      <w:r>
+        <w:rPr>
+          <w:rFonts w:ascii="Consolas" w:hAnsi="Consolas"/>
+          <w:b/>
+          <w:bCs/>
+          <w:color w:val="080808"/>
+          <w:lang w:val="en-US"/>
+        </w:rPr>
+        <w:t>();</w:t>
+      </w:r>
+      <w:r>
+        <w:rPr>
+          <w:rFonts w:ascii="Consolas" w:hAnsi="Consolas"/>
+          <w:b/>
+          <w:bCs/>
+          <w:color w:val="080808"/>
+          <w:lang w:val="en-US"/>
+        </w:rPr>
+        <w:br/>
       </w:r>
       <w:r>
         <w:rPr>
@@ -6587,7 +7706,7 @@
           <w:color w:val="000000"/>
           <w:lang w:val="en-US"/>
         </w:rPr>
-        <w:t>face</w:t>
+        <w:t>hat</w:t>
       </w:r>
       <w:r>
         <w:rPr>
@@ -6607,7 +7726,7 @@
           <w:color w:val="1750EB"/>
           <w:lang w:val="en-US"/>
         </w:rPr>
-        <w:t>16</w:t>
+        <w:t>0</w:t>
       </w:r>
       <w:r>
         <w:rPr>
@@ -6647,7 +7766,7 @@
           <w:color w:val="1750EB"/>
           <w:lang w:val="en-US"/>
         </w:rPr>
-        <w:t>28</w:t>
+        <w:t>14</w:t>
       </w:r>
       <w:r>
         <w:rPr>
@@ -6667,7 +7786,7 @@
           <w:color w:val="1750EB"/>
           <w:lang w:val="en-US"/>
         </w:rPr>
-        <w:t>8</w:t>
+        <w:t>5</w:t>
       </w:r>
       <w:r>
         <w:rPr>
@@ -6698,7 +7817,7 @@
           <w:color w:val="008080"/>
           <w:lang w:val="en-US"/>
         </w:rPr>
-        <w:t xml:space="preserve">line </w:t>
+        <w:t xml:space="preserve">rectangle </w:t>
       </w:r>
       <w:r>
         <w:rPr>
@@ -6708,7 +7827,7 @@
           <w:color w:val="000000"/>
           <w:lang w:val="en-US"/>
         </w:rPr>
-        <w:t>brim</w:t>
+        <w:t>face</w:t>
       </w:r>
       <w:r>
         <w:rPr>
@@ -6728,7 +7847,7 @@
           <w:color w:val="1750EB"/>
           <w:lang w:val="en-US"/>
         </w:rPr>
-        <w:t>20</w:t>
+        <w:t>16</w:t>
       </w:r>
       <w:r>
         <w:rPr>
@@ -6748,17 +7867,17 @@
           <w:color w:val="1750EB"/>
           <w:lang w:val="en-US"/>
         </w:rPr>
-        <w:t>10</w:t>
-      </w:r>
-      <w:r>
-        <w:rPr>
-          <w:rFonts w:ascii="Consolas" w:hAnsi="Consolas"/>
-          <w:b/>
-          <w:bCs/>
-          <w:color w:val="080808"/>
-          <w:lang w:val="en-US"/>
-        </w:rPr>
-        <w:t xml:space="preserve">), </w:t>
+        <w:t>0</w:t>
+      </w:r>
+      <w:r>
+        <w:rPr>
+          <w:rFonts w:ascii="Consolas" w:hAnsi="Consolas"/>
+          <w:b/>
+          <w:bCs/>
+          <w:color w:val="080808"/>
+          <w:lang w:val="en-US"/>
+        </w:rPr>
+        <w:t>), point(</w:t>
       </w:r>
       <w:r>
         <w:rPr>
@@ -6768,17 +7887,37 @@
           <w:color w:val="1750EB"/>
           <w:lang w:val="en-US"/>
         </w:rPr>
-        <w:t>17</w:t>
-      </w:r>
-      <w:r>
-        <w:rPr>
-          <w:rFonts w:ascii="Consolas" w:hAnsi="Consolas"/>
-          <w:b/>
-          <w:bCs/>
-          <w:color w:val="080808"/>
-          <w:lang w:val="en-US"/>
-        </w:rPr>
-        <w:t>);</w:t>
+        <w:t>28</w:t>
+      </w:r>
+      <w:r>
+        <w:rPr>
+          <w:rFonts w:ascii="Consolas" w:hAnsi="Consolas"/>
+          <w:b/>
+          <w:bCs/>
+          <w:color w:val="080808"/>
+          <w:lang w:val="en-US"/>
+        </w:rPr>
+        <w:t xml:space="preserve">, </w:t>
+      </w:r>
+      <w:r>
+        <w:rPr>
+          <w:rFonts w:ascii="Consolas" w:hAnsi="Consolas"/>
+          <w:b/>
+          <w:bCs/>
+          <w:color w:val="1750EB"/>
+          <w:lang w:val="en-US"/>
+        </w:rPr>
+        <w:t>8</w:t>
+      </w:r>
+      <w:r>
+        <w:rPr>
+          <w:rFonts w:ascii="Consolas" w:hAnsi="Consolas"/>
+          <w:b/>
+          <w:bCs/>
+          <w:color w:val="080808"/>
+          <w:lang w:val="en-US"/>
+        </w:rPr>
+        <w:t>));</w:t>
       </w:r>
       <w:r>
         <w:rPr>
@@ -6799,7 +7938,7 @@
           <w:color w:val="008080"/>
           <w:lang w:val="en-US"/>
         </w:rPr>
-        <w:t xml:space="preserve">diagonal_cross </w:t>
+        <w:t xml:space="preserve">line </w:t>
       </w:r>
       <w:r>
         <w:rPr>
@@ -6809,7 +7948,7 @@
           <w:color w:val="000000"/>
           <w:lang w:val="en-US"/>
         </w:rPr>
-        <w:t>left_ear</w:t>
+        <w:t>brim</w:t>
       </w:r>
       <w:r>
         <w:rPr>
@@ -6829,7 +7968,7 @@
           <w:color w:val="1750EB"/>
           <w:lang w:val="en-US"/>
         </w:rPr>
-        <w:t>5</w:t>
+        <w:t>20</w:t>
       </w:r>
       <w:r>
         <w:rPr>
@@ -6849,7 +7988,7 @@
           <w:color w:val="1750EB"/>
           <w:lang w:val="en-US"/>
         </w:rPr>
-        <w:t>15</w:t>
+        <w:t>10</w:t>
       </w:r>
       <w:r>
         <w:rPr>
@@ -6869,7 +8008,7 @@
           <w:color w:val="1750EB"/>
           <w:lang w:val="en-US"/>
         </w:rPr>
-        <w:t>2</w:t>
+        <w:t>17</w:t>
       </w:r>
       <w:r>
         <w:rPr>
@@ -6892,6 +8031,7 @@
         <w:br/>
         <w:t xml:space="preserve">    </w:t>
       </w:r>
+      <w:proofErr w:type="spellStart"/>
       <w:r>
         <w:rPr>
           <w:rFonts w:ascii="Consolas" w:hAnsi="Consolas"/>
@@ -6900,8 +8040,20 @@
           <w:color w:val="008080"/>
           <w:lang w:val="en-US"/>
         </w:rPr>
-        <w:t xml:space="preserve">diagonal_cross </w:t>
-      </w:r>
+        <w:t>diagonal_cross</w:t>
+      </w:r>
+      <w:proofErr w:type="spellEnd"/>
+      <w:r>
+        <w:rPr>
+          <w:rFonts w:ascii="Consolas" w:hAnsi="Consolas"/>
+          <w:b/>
+          <w:bCs/>
+          <w:color w:val="008080"/>
+          <w:lang w:val="en-US"/>
+        </w:rPr>
+        <w:t xml:space="preserve"> </w:t>
+      </w:r>
+      <w:proofErr w:type="spellStart"/>
       <w:r>
         <w:rPr>
           <w:rFonts w:ascii="Consolas" w:hAnsi="Consolas"/>
@@ -6910,8 +8062,9 @@
           <w:color w:val="000000"/>
           <w:lang w:val="en-US"/>
         </w:rPr>
-        <w:t>right_ear</w:t>
-      </w:r>
+        <w:t>left_ear</w:t>
+      </w:r>
+      <w:proofErr w:type="spellEnd"/>
       <w:r>
         <w:rPr>
           <w:rFonts w:ascii="Consolas" w:hAnsi="Consolas"/>
@@ -6930,7 +8083,7 @@
           <w:color w:val="1750EB"/>
           <w:lang w:val="en-US"/>
         </w:rPr>
-        <w:t>12</w:t>
+        <w:t>5</w:t>
       </w:r>
       <w:r>
         <w:rPr>
@@ -6993,6 +8146,7 @@
         <w:br/>
         <w:t xml:space="preserve">    </w:t>
       </w:r>
+      <w:proofErr w:type="spellStart"/>
       <w:r>
         <w:rPr>
           <w:rFonts w:ascii="Consolas" w:hAnsi="Consolas"/>
@@ -7001,8 +8155,20 @@
           <w:color w:val="008080"/>
           <w:lang w:val="en-US"/>
         </w:rPr>
-        <w:t xml:space="preserve">diagonal_cross </w:t>
-      </w:r>
+        <w:t>diagonal_cross</w:t>
+      </w:r>
+      <w:proofErr w:type="spellEnd"/>
+      <w:r>
+        <w:rPr>
+          <w:rFonts w:ascii="Consolas" w:hAnsi="Consolas"/>
+          <w:b/>
+          <w:bCs/>
+          <w:color w:val="008080"/>
+          <w:lang w:val="en-US"/>
+        </w:rPr>
+        <w:t xml:space="preserve"> </w:t>
+      </w:r>
+      <w:proofErr w:type="spellStart"/>
       <w:r>
         <w:rPr>
           <w:rFonts w:ascii="Consolas" w:hAnsi="Consolas"/>
@@ -7011,8 +8177,9 @@
           <w:color w:val="000000"/>
           <w:lang w:val="en-US"/>
         </w:rPr>
-        <w:t>tie</w:t>
-      </w:r>
+        <w:t>right_ear</w:t>
+      </w:r>
+      <w:proofErr w:type="spellEnd"/>
       <w:r>
         <w:rPr>
           <w:rFonts w:ascii="Consolas" w:hAnsi="Consolas"/>
@@ -7031,7 +8198,7 @@
           <w:color w:val="1750EB"/>
           <w:lang w:val="en-US"/>
         </w:rPr>
-        <w:t>22</w:t>
+        <w:t>12</w:t>
       </w:r>
       <w:r>
         <w:rPr>
@@ -7071,7 +8238,7 @@
           <w:color w:val="1750EB"/>
           <w:lang w:val="en-US"/>
         </w:rPr>
-        <w:t>3</w:t>
+        <w:t>2</w:t>
       </w:r>
       <w:r>
         <w:rPr>
@@ -7082,17 +8249,6 @@
           <w:lang w:val="en-US"/>
         </w:rPr>
         <w:t>);</w:t>
-      </w:r>
-      <w:r>
-        <w:rPr>
-          <w:rFonts w:ascii="Consolas" w:hAnsi="Consolas"/>
-          <w:b/>
-          <w:bCs/>
-          <w:color w:val="080808"/>
-          <w:lang w:val="en-US"/>
-        </w:rPr>
-        <w:br/>
-        <w:t xml:space="preserve">    shape_refresh();</w:t>
       </w:r>
       <w:r>
         <w:rPr>
@@ -7105,6 +8261,7 @@
         <w:br/>
         <w:t xml:space="preserve">    </w:t>
       </w:r>
+      <w:proofErr w:type="spellStart"/>
       <w:r>
         <w:rPr>
           <w:rFonts w:ascii="Consolas" w:hAnsi="Consolas"/>
@@ -7113,17 +8270,18 @@
           <w:color w:val="008080"/>
           <w:lang w:val="en-US"/>
         </w:rPr>
-        <w:t>std</w:t>
-      </w:r>
-      <w:r>
-        <w:rPr>
-          <w:rFonts w:ascii="Consolas" w:hAnsi="Consolas"/>
-          <w:b/>
-          <w:bCs/>
-          <w:color w:val="080808"/>
-          <w:lang w:val="en-US"/>
-        </w:rPr>
-        <w:t>::</w:t>
+        <w:t>diagonal_cross</w:t>
+      </w:r>
+      <w:proofErr w:type="spellEnd"/>
+      <w:r>
+        <w:rPr>
+          <w:rFonts w:ascii="Consolas" w:hAnsi="Consolas"/>
+          <w:b/>
+          <w:bCs/>
+          <w:color w:val="008080"/>
+          <w:lang w:val="en-US"/>
+        </w:rPr>
+        <w:t xml:space="preserve"> </w:t>
       </w:r>
       <w:r>
         <w:rPr>
@@ -7133,67 +8291,77 @@
           <w:color w:val="000000"/>
           <w:lang w:val="en-US"/>
         </w:rPr>
-        <w:t xml:space="preserve">cout </w:t>
-      </w:r>
-      <w:r>
-        <w:rPr>
-          <w:rFonts w:ascii="Consolas" w:hAnsi="Consolas"/>
-          <w:b/>
-          <w:bCs/>
-          <w:color w:val="008080"/>
-          <w:lang w:val="en-US"/>
-        </w:rPr>
-        <w:t xml:space="preserve">&lt;&lt; </w:t>
-      </w:r>
-      <w:r>
-        <w:rPr>
-          <w:rFonts w:ascii="Consolas" w:hAnsi="Consolas"/>
-          <w:b/>
-          <w:bCs/>
-          <w:color w:val="067D17"/>
-          <w:lang w:val="en-US"/>
-        </w:rPr>
-        <w:t>"=== Generated... ===</w:t>
-      </w:r>
-      <w:r>
-        <w:rPr>
-          <w:rFonts w:ascii="Consolas" w:hAnsi="Consolas"/>
-          <w:b/>
-          <w:bCs/>
-          <w:color w:val="0037A6"/>
-          <w:lang w:val="en-US"/>
-        </w:rPr>
-        <w:t>\n</w:t>
-      </w:r>
-      <w:r>
-        <w:rPr>
-          <w:rFonts w:ascii="Consolas" w:hAnsi="Consolas"/>
-          <w:b/>
-          <w:bCs/>
-          <w:color w:val="067D17"/>
-          <w:lang w:val="en-US"/>
-        </w:rPr>
-        <w:t>"</w:t>
-      </w:r>
-      <w:r>
-        <w:rPr>
-          <w:rFonts w:ascii="Consolas" w:hAnsi="Consolas"/>
-          <w:b/>
-          <w:bCs/>
-          <w:color w:val="080808"/>
-          <w:lang w:val="en-US"/>
-        </w:rPr>
-        <w:t>;</w:t>
-      </w:r>
-      <w:r>
-        <w:rPr>
-          <w:rFonts w:ascii="Consolas" w:hAnsi="Consolas"/>
-          <w:b/>
-          <w:bCs/>
-          <w:color w:val="080808"/>
-          <w:lang w:val="en-US"/>
-        </w:rPr>
-        <w:br/>
+        <w:t>tie</w:t>
+      </w:r>
+      <w:r>
+        <w:rPr>
+          <w:rFonts w:ascii="Consolas" w:hAnsi="Consolas"/>
+          <w:b/>
+          <w:bCs/>
+          <w:color w:val="080808"/>
+          <w:lang w:val="en-US"/>
+        </w:rPr>
+        <w:t>(point(</w:t>
+      </w:r>
+      <w:r>
+        <w:rPr>
+          <w:rFonts w:ascii="Consolas" w:hAnsi="Consolas"/>
+          <w:b/>
+          <w:bCs/>
+          <w:color w:val="1750EB"/>
+          <w:lang w:val="en-US"/>
+        </w:rPr>
+        <w:t>22</w:t>
+      </w:r>
+      <w:r>
+        <w:rPr>
+          <w:rFonts w:ascii="Consolas" w:hAnsi="Consolas"/>
+          <w:b/>
+          <w:bCs/>
+          <w:color w:val="080808"/>
+          <w:lang w:val="en-US"/>
+        </w:rPr>
+        <w:t xml:space="preserve">, </w:t>
+      </w:r>
+      <w:r>
+        <w:rPr>
+          <w:rFonts w:ascii="Consolas" w:hAnsi="Consolas"/>
+          <w:b/>
+          <w:bCs/>
+          <w:color w:val="1750EB"/>
+          <w:lang w:val="en-US"/>
+        </w:rPr>
+        <w:t>15</w:t>
+      </w:r>
+      <w:r>
+        <w:rPr>
+          <w:rFonts w:ascii="Consolas" w:hAnsi="Consolas"/>
+          <w:b/>
+          <w:bCs/>
+          <w:color w:val="080808"/>
+          <w:lang w:val="en-US"/>
+        </w:rPr>
+        <w:t xml:space="preserve">), </w:t>
+      </w:r>
+      <w:r>
+        <w:rPr>
+          <w:rFonts w:ascii="Consolas" w:hAnsi="Consolas"/>
+          <w:b/>
+          <w:bCs/>
+          <w:color w:val="1750EB"/>
+          <w:lang w:val="en-US"/>
+        </w:rPr>
+        <w:t>3</w:t>
+      </w:r>
+      <w:r>
+        <w:rPr>
+          <w:rFonts w:ascii="Consolas" w:hAnsi="Consolas"/>
+          <w:b/>
+          <w:bCs/>
+          <w:color w:val="080808"/>
+          <w:lang w:val="en-US"/>
+        </w:rPr>
+        <w:t>);</w:t>
       </w:r>
       <w:r>
         <w:rPr>
@@ -7206,25 +8374,27 @@
         <w:br/>
         <w:t xml:space="preserve">    </w:t>
       </w:r>
-      <w:r>
-        <w:rPr>
-          <w:rFonts w:ascii="Consolas" w:hAnsi="Consolas"/>
-          <w:b/>
-          <w:bCs/>
-          <w:color w:val="000000"/>
-          <w:lang w:val="en-US"/>
-        </w:rPr>
-        <w:t>hat</w:t>
-      </w:r>
-      <w:r>
-        <w:rPr>
-          <w:rFonts w:ascii="Consolas" w:hAnsi="Consolas"/>
-          <w:b/>
-          <w:bCs/>
-          <w:color w:val="080808"/>
-          <w:lang w:val="en-US"/>
-        </w:rPr>
-        <w:t>.rotate_right();</w:t>
+      <w:proofErr w:type="spellStart"/>
+      <w:r>
+        <w:rPr>
+          <w:rFonts w:ascii="Consolas" w:hAnsi="Consolas"/>
+          <w:b/>
+          <w:bCs/>
+          <w:color w:val="080808"/>
+          <w:lang w:val="en-US"/>
+        </w:rPr>
+        <w:t>shape_refresh</w:t>
+      </w:r>
+      <w:proofErr w:type="spellEnd"/>
+      <w:r>
+        <w:rPr>
+          <w:rFonts w:ascii="Consolas" w:hAnsi="Consolas"/>
+          <w:b/>
+          <w:bCs/>
+          <w:color w:val="080808"/>
+          <w:lang w:val="en-US"/>
+        </w:rPr>
+        <w:t>();</w:t>
       </w:r>
       <w:r>
         <w:rPr>
@@ -7242,40 +8412,102 @@
           <w:rFonts w:ascii="Consolas" w:hAnsi="Consolas"/>
           <w:b/>
           <w:bCs/>
+          <w:color w:val="008080"/>
+          <w:lang w:val="en-US"/>
+        </w:rPr>
+        <w:t>std</w:t>
+      </w:r>
+      <w:r>
+        <w:rPr>
+          <w:rFonts w:ascii="Consolas" w:hAnsi="Consolas"/>
+          <w:b/>
+          <w:bCs/>
+          <w:color w:val="080808"/>
+          <w:lang w:val="en-US"/>
+        </w:rPr>
+        <w:t>::</w:t>
+      </w:r>
+      <w:proofErr w:type="spellStart"/>
+      <w:r>
+        <w:rPr>
+          <w:rFonts w:ascii="Consolas" w:hAnsi="Consolas"/>
+          <w:b/>
+          <w:bCs/>
           <w:color w:val="000000"/>
           <w:lang w:val="en-US"/>
         </w:rPr>
-        <w:t>brim</w:t>
-      </w:r>
-      <w:r>
-        <w:rPr>
-          <w:rFonts w:ascii="Consolas" w:hAnsi="Consolas"/>
-          <w:b/>
-          <w:bCs/>
-          <w:color w:val="080808"/>
-          <w:lang w:val="en-US"/>
-        </w:rPr>
-        <w:t>.resize(</w:t>
-      </w:r>
-      <w:r>
-        <w:rPr>
-          <w:rFonts w:ascii="Consolas" w:hAnsi="Consolas"/>
-          <w:b/>
-          <w:bCs/>
-          <w:color w:val="1750EB"/>
-          <w:lang w:val="en-US"/>
-        </w:rPr>
-        <w:t>2.0</w:t>
-      </w:r>
-      <w:r>
-        <w:rPr>
-          <w:rFonts w:ascii="Consolas" w:hAnsi="Consolas"/>
-          <w:b/>
-          <w:bCs/>
-          <w:color w:val="080808"/>
-          <w:lang w:val="en-US"/>
-        </w:rPr>
-        <w:t>);</w:t>
+        <w:t>cout</w:t>
+      </w:r>
+      <w:proofErr w:type="spellEnd"/>
+      <w:r>
+        <w:rPr>
+          <w:rFonts w:ascii="Consolas" w:hAnsi="Consolas"/>
+          <w:b/>
+          <w:bCs/>
+          <w:color w:val="000000"/>
+          <w:lang w:val="en-US"/>
+        </w:rPr>
+        <w:t xml:space="preserve"> </w:t>
+      </w:r>
+      <w:r>
+        <w:rPr>
+          <w:rFonts w:ascii="Consolas" w:hAnsi="Consolas"/>
+          <w:b/>
+          <w:bCs/>
+          <w:color w:val="008080"/>
+          <w:lang w:val="en-US"/>
+        </w:rPr>
+        <w:t xml:space="preserve">&lt;&lt; </w:t>
+      </w:r>
+      <w:r>
+        <w:rPr>
+          <w:rFonts w:ascii="Consolas" w:hAnsi="Consolas"/>
+          <w:b/>
+          <w:bCs/>
+          <w:color w:val="067D17"/>
+          <w:lang w:val="en-US"/>
+        </w:rPr>
+        <w:t>"=== Generated... ===</w:t>
+      </w:r>
+      <w:r>
+        <w:rPr>
+          <w:rFonts w:ascii="Consolas" w:hAnsi="Consolas"/>
+          <w:b/>
+          <w:bCs/>
+          <w:color w:val="0037A6"/>
+          <w:lang w:val="en-US"/>
+        </w:rPr>
+        <w:t>\n</w:t>
+      </w:r>
+      <w:r>
+        <w:rPr>
+          <w:rFonts w:ascii="Consolas" w:hAnsi="Consolas"/>
+          <w:b/>
+          <w:bCs/>
+          <w:color w:val="067D17"/>
+          <w:lang w:val="en-US"/>
+        </w:rPr>
+        <w:t>"</w:t>
+      </w:r>
+      <w:r>
+        <w:rPr>
+          <w:rFonts w:ascii="Consolas" w:hAnsi="Consolas"/>
+          <w:b/>
+          <w:bCs/>
+          <w:color w:val="080808"/>
+          <w:lang w:val="en-US"/>
+        </w:rPr>
+        <w:t>;</w:t>
+      </w:r>
+      <w:r>
+        <w:rPr>
+          <w:rFonts w:ascii="Consolas" w:hAnsi="Consolas"/>
+          <w:b/>
+          <w:bCs/>
+          <w:color w:val="080808"/>
+          <w:lang w:val="en-US"/>
+        </w:rPr>
+        <w:br/>
       </w:r>
       <w:r>
         <w:rPr>
@@ -7288,6 +8520,7 @@
         <w:br/>
         <w:t xml:space="preserve">    </w:t>
       </w:r>
+      <w:proofErr w:type="spellStart"/>
       <w:r>
         <w:rPr>
           <w:rFonts w:ascii="Consolas" w:hAnsi="Consolas"/>
@@ -7296,48 +8529,28 @@
           <w:color w:val="000000"/>
           <w:lang w:val="en-US"/>
         </w:rPr>
-        <w:t>face</w:t>
-      </w:r>
-      <w:r>
-        <w:rPr>
-          <w:rFonts w:ascii="Consolas" w:hAnsi="Consolas"/>
-          <w:b/>
-          <w:bCs/>
-          <w:color w:val="080808"/>
-          <w:lang w:val="en-US"/>
-        </w:rPr>
-        <w:t>.resize(</w:t>
-      </w:r>
-      <w:r>
-        <w:rPr>
-          <w:rFonts w:ascii="Consolas" w:hAnsi="Consolas"/>
-          <w:b/>
-          <w:bCs/>
-          <w:color w:val="1750EB"/>
-          <w:lang w:val="en-US"/>
-        </w:rPr>
-        <w:t>1.2</w:t>
-      </w:r>
-      <w:r>
-        <w:rPr>
-          <w:rFonts w:ascii="Consolas" w:hAnsi="Consolas"/>
-          <w:b/>
-          <w:bCs/>
-          <w:color w:val="080808"/>
-          <w:lang w:val="en-US"/>
-        </w:rPr>
-        <w:t>);</w:t>
-      </w:r>
-      <w:r>
-        <w:rPr>
-          <w:rFonts w:ascii="Consolas" w:hAnsi="Consolas"/>
-          <w:b/>
-          <w:bCs/>
-          <w:color w:val="080808"/>
-          <w:lang w:val="en-US"/>
-        </w:rPr>
-        <w:br/>
-        <w:t xml:space="preserve">    shape_refresh();</w:t>
+        <w:t>hat</w:t>
+      </w:r>
+      <w:r>
+        <w:rPr>
+          <w:rFonts w:ascii="Consolas" w:hAnsi="Consolas"/>
+          <w:b/>
+          <w:bCs/>
+          <w:color w:val="080808"/>
+          <w:lang w:val="en-US"/>
+        </w:rPr>
+        <w:t>.rotate_right</w:t>
+      </w:r>
+      <w:proofErr w:type="spellEnd"/>
+      <w:r>
+        <w:rPr>
+          <w:rFonts w:ascii="Consolas" w:hAnsi="Consolas"/>
+          <w:b/>
+          <w:bCs/>
+          <w:color w:val="080808"/>
+          <w:lang w:val="en-US"/>
+        </w:rPr>
+        <w:t>();</w:t>
       </w:r>
       <w:r>
         <w:rPr>
@@ -7350,26 +8563,7 @@
         <w:br/>
         <w:t xml:space="preserve">    </w:t>
       </w:r>
-      <w:r>
-        <w:rPr>
-          <w:rFonts w:ascii="Consolas" w:hAnsi="Consolas"/>
-          <w:b/>
-          <w:bCs/>
-          <w:color w:val="008080"/>
-          <w:lang w:val="en-US"/>
-        </w:rPr>
-        <w:t>std</w:t>
-      </w:r>
-      <w:r>
-        <w:rPr>
-          <w:rFonts w:ascii="Consolas" w:hAnsi="Consolas"/>
-          <w:b/>
-          <w:bCs/>
-          <w:color w:val="080808"/>
-          <w:lang w:val="en-US"/>
-        </w:rPr>
-        <w:t>::</w:t>
-      </w:r>
+      <w:proofErr w:type="spellStart"/>
       <w:r>
         <w:rPr>
           <w:rFonts w:ascii="Consolas" w:hAnsi="Consolas"/>
@@ -7378,67 +8572,48 @@
           <w:color w:val="000000"/>
           <w:lang w:val="en-US"/>
         </w:rPr>
-        <w:t xml:space="preserve">cout </w:t>
-      </w:r>
-      <w:r>
-        <w:rPr>
-          <w:rFonts w:ascii="Consolas" w:hAnsi="Consolas"/>
-          <w:b/>
-          <w:bCs/>
-          <w:color w:val="008080"/>
-          <w:lang w:val="en-US"/>
-        </w:rPr>
-        <w:t xml:space="preserve">&lt;&lt; </w:t>
-      </w:r>
-      <w:r>
-        <w:rPr>
-          <w:rFonts w:ascii="Consolas" w:hAnsi="Consolas"/>
-          <w:b/>
-          <w:bCs/>
-          <w:color w:val="067D17"/>
-          <w:lang w:val="en-US"/>
-        </w:rPr>
-        <w:t>"=== Prepared... ===</w:t>
-      </w:r>
-      <w:r>
-        <w:rPr>
-          <w:rFonts w:ascii="Consolas" w:hAnsi="Consolas"/>
-          <w:b/>
-          <w:bCs/>
-          <w:color w:val="0037A6"/>
-          <w:lang w:val="en-US"/>
-        </w:rPr>
-        <w:t>\n</w:t>
-      </w:r>
-      <w:r>
-        <w:rPr>
-          <w:rFonts w:ascii="Consolas" w:hAnsi="Consolas"/>
-          <w:b/>
-          <w:bCs/>
-          <w:color w:val="067D17"/>
-          <w:lang w:val="en-US"/>
-        </w:rPr>
-        <w:t>"</w:t>
-      </w:r>
-      <w:r>
-        <w:rPr>
-          <w:rFonts w:ascii="Consolas" w:hAnsi="Consolas"/>
-          <w:b/>
-          <w:bCs/>
-          <w:color w:val="080808"/>
-          <w:lang w:val="en-US"/>
-        </w:rPr>
-        <w:t>;</w:t>
-      </w:r>
-      <w:r>
-        <w:rPr>
-          <w:rFonts w:ascii="Consolas" w:hAnsi="Consolas"/>
-          <w:b/>
-          <w:bCs/>
-          <w:color w:val="080808"/>
-          <w:lang w:val="en-US"/>
-        </w:rPr>
-        <w:br/>
+        <w:t>brim</w:t>
+      </w:r>
+      <w:r>
+        <w:rPr>
+          <w:rFonts w:ascii="Consolas" w:hAnsi="Consolas"/>
+          <w:b/>
+          <w:bCs/>
+          <w:color w:val="080808"/>
+          <w:lang w:val="en-US"/>
+        </w:rPr>
+        <w:t>.resize</w:t>
+      </w:r>
+      <w:proofErr w:type="spellEnd"/>
+      <w:r>
+        <w:rPr>
+          <w:rFonts w:ascii="Consolas" w:hAnsi="Consolas"/>
+          <w:b/>
+          <w:bCs/>
+          <w:color w:val="080808"/>
+          <w:lang w:val="en-US"/>
+        </w:rPr>
+        <w:t>(</w:t>
+      </w:r>
+      <w:r>
+        <w:rPr>
+          <w:rFonts w:ascii="Consolas" w:hAnsi="Consolas"/>
+          <w:b/>
+          <w:bCs/>
+          <w:color w:val="1750EB"/>
+          <w:lang w:val="en-US"/>
+        </w:rPr>
+        <w:t>2.0</w:t>
+      </w:r>
+      <w:r>
+        <w:rPr>
+          <w:rFonts w:ascii="Consolas" w:hAnsi="Consolas"/>
+          <w:b/>
+          <w:bCs/>
+          <w:color w:val="080808"/>
+          <w:lang w:val="en-US"/>
+        </w:rPr>
+        <w:t>);</w:t>
       </w:r>
       <w:r>
         <w:rPr>
@@ -7451,6 +8626,7 @@
         <w:br/>
         <w:t xml:space="preserve">    </w:t>
       </w:r>
+      <w:proofErr w:type="spellStart"/>
       <w:r>
         <w:rPr>
           <w:rFonts w:ascii="Consolas" w:hAnsi="Consolas"/>
@@ -7469,7 +8645,227 @@
           <w:color w:val="080808"/>
           <w:lang w:val="en-US"/>
         </w:rPr>
-        <w:t>.move(-</w:t>
+        <w:t>.resize</w:t>
+      </w:r>
+      <w:proofErr w:type="spellEnd"/>
+      <w:r>
+        <w:rPr>
+          <w:rFonts w:ascii="Consolas" w:hAnsi="Consolas"/>
+          <w:b/>
+          <w:bCs/>
+          <w:color w:val="080808"/>
+          <w:lang w:val="en-US"/>
+        </w:rPr>
+        <w:t>(</w:t>
+      </w:r>
+      <w:r>
+        <w:rPr>
+          <w:rFonts w:ascii="Consolas" w:hAnsi="Consolas"/>
+          <w:b/>
+          <w:bCs/>
+          <w:color w:val="1750EB"/>
+          <w:lang w:val="en-US"/>
+        </w:rPr>
+        <w:t>1.2</w:t>
+      </w:r>
+      <w:r>
+        <w:rPr>
+          <w:rFonts w:ascii="Consolas" w:hAnsi="Consolas"/>
+          <w:b/>
+          <w:bCs/>
+          <w:color w:val="080808"/>
+          <w:lang w:val="en-US"/>
+        </w:rPr>
+        <w:t>);</w:t>
+      </w:r>
+      <w:r>
+        <w:rPr>
+          <w:rFonts w:ascii="Consolas" w:hAnsi="Consolas"/>
+          <w:b/>
+          <w:bCs/>
+          <w:color w:val="080808"/>
+          <w:lang w:val="en-US"/>
+        </w:rPr>
+        <w:br/>
+        <w:t xml:space="preserve">    </w:t>
+      </w:r>
+      <w:proofErr w:type="spellStart"/>
+      <w:r>
+        <w:rPr>
+          <w:rFonts w:ascii="Consolas" w:hAnsi="Consolas"/>
+          <w:b/>
+          <w:bCs/>
+          <w:color w:val="080808"/>
+          <w:lang w:val="en-US"/>
+        </w:rPr>
+        <w:t>shape_refresh</w:t>
+      </w:r>
+      <w:proofErr w:type="spellEnd"/>
+      <w:r>
+        <w:rPr>
+          <w:rFonts w:ascii="Consolas" w:hAnsi="Consolas"/>
+          <w:b/>
+          <w:bCs/>
+          <w:color w:val="080808"/>
+          <w:lang w:val="en-US"/>
+        </w:rPr>
+        <w:t>();</w:t>
+      </w:r>
+      <w:r>
+        <w:rPr>
+          <w:rFonts w:ascii="Consolas" w:hAnsi="Consolas"/>
+          <w:b/>
+          <w:bCs/>
+          <w:color w:val="080808"/>
+          <w:lang w:val="en-US"/>
+        </w:rPr>
+        <w:br/>
+        <w:t xml:space="preserve">    </w:t>
+      </w:r>
+      <w:r>
+        <w:rPr>
+          <w:rFonts w:ascii="Consolas" w:hAnsi="Consolas"/>
+          <w:b/>
+          <w:bCs/>
+          <w:color w:val="008080"/>
+          <w:lang w:val="en-US"/>
+        </w:rPr>
+        <w:t>std</w:t>
+      </w:r>
+      <w:r>
+        <w:rPr>
+          <w:rFonts w:ascii="Consolas" w:hAnsi="Consolas"/>
+          <w:b/>
+          <w:bCs/>
+          <w:color w:val="080808"/>
+          <w:lang w:val="en-US"/>
+        </w:rPr>
+        <w:t>::</w:t>
+      </w:r>
+      <w:proofErr w:type="spellStart"/>
+      <w:r>
+        <w:rPr>
+          <w:rFonts w:ascii="Consolas" w:hAnsi="Consolas"/>
+          <w:b/>
+          <w:bCs/>
+          <w:color w:val="000000"/>
+          <w:lang w:val="en-US"/>
+        </w:rPr>
+        <w:t>cout</w:t>
+      </w:r>
+      <w:proofErr w:type="spellEnd"/>
+      <w:r>
+        <w:rPr>
+          <w:rFonts w:ascii="Consolas" w:hAnsi="Consolas"/>
+          <w:b/>
+          <w:bCs/>
+          <w:color w:val="000000"/>
+          <w:lang w:val="en-US"/>
+        </w:rPr>
+        <w:t xml:space="preserve"> </w:t>
+      </w:r>
+      <w:r>
+        <w:rPr>
+          <w:rFonts w:ascii="Consolas" w:hAnsi="Consolas"/>
+          <w:b/>
+          <w:bCs/>
+          <w:color w:val="008080"/>
+          <w:lang w:val="en-US"/>
+        </w:rPr>
+        <w:t xml:space="preserve">&lt;&lt; </w:t>
+      </w:r>
+      <w:r>
+        <w:rPr>
+          <w:rFonts w:ascii="Consolas" w:hAnsi="Consolas"/>
+          <w:b/>
+          <w:bCs/>
+          <w:color w:val="067D17"/>
+          <w:lang w:val="en-US"/>
+        </w:rPr>
+        <w:t>"=== Prepared... ===</w:t>
+      </w:r>
+      <w:r>
+        <w:rPr>
+          <w:rFonts w:ascii="Consolas" w:hAnsi="Consolas"/>
+          <w:b/>
+          <w:bCs/>
+          <w:color w:val="0037A6"/>
+          <w:lang w:val="en-US"/>
+        </w:rPr>
+        <w:t>\n</w:t>
+      </w:r>
+      <w:r>
+        <w:rPr>
+          <w:rFonts w:ascii="Consolas" w:hAnsi="Consolas"/>
+          <w:b/>
+          <w:bCs/>
+          <w:color w:val="067D17"/>
+          <w:lang w:val="en-US"/>
+        </w:rPr>
+        <w:t>"</w:t>
+      </w:r>
+      <w:r>
+        <w:rPr>
+          <w:rFonts w:ascii="Consolas" w:hAnsi="Consolas"/>
+          <w:b/>
+          <w:bCs/>
+          <w:color w:val="080808"/>
+          <w:lang w:val="en-US"/>
+        </w:rPr>
+        <w:t>;</w:t>
+      </w:r>
+      <w:r>
+        <w:rPr>
+          <w:rFonts w:ascii="Consolas" w:hAnsi="Consolas"/>
+          <w:b/>
+          <w:bCs/>
+          <w:color w:val="080808"/>
+          <w:lang w:val="en-US"/>
+        </w:rPr>
+        <w:br/>
+      </w:r>
+      <w:r>
+        <w:rPr>
+          <w:rFonts w:ascii="Consolas" w:hAnsi="Consolas"/>
+          <w:b/>
+          <w:bCs/>
+          <w:color w:val="080808"/>
+          <w:lang w:val="en-US"/>
+        </w:rPr>
+        <w:br/>
+        <w:t xml:space="preserve">    </w:t>
+      </w:r>
+      <w:proofErr w:type="spellStart"/>
+      <w:r>
+        <w:rPr>
+          <w:rFonts w:ascii="Consolas" w:hAnsi="Consolas"/>
+          <w:b/>
+          <w:bCs/>
+          <w:color w:val="000000"/>
+          <w:lang w:val="en-US"/>
+        </w:rPr>
+        <w:t>face</w:t>
+      </w:r>
+      <w:r>
+        <w:rPr>
+          <w:rFonts w:ascii="Consolas" w:hAnsi="Consolas"/>
+          <w:b/>
+          <w:bCs/>
+          <w:color w:val="080808"/>
+          <w:lang w:val="en-US"/>
+        </w:rPr>
+        <w:t>.move</w:t>
+      </w:r>
+      <w:proofErr w:type="spellEnd"/>
+      <w:r>
+        <w:rPr>
+          <w:rFonts w:ascii="Consolas" w:hAnsi="Consolas"/>
+          <w:b/>
+          <w:bCs/>
+          <w:color w:val="080808"/>
+          <w:lang w:val="en-US"/>
+        </w:rPr>
+        <w:t>(-</w:t>
       </w:r>
       <w:r>
         <w:rPr>
@@ -7675,6 +9071,7 @@
         <w:br/>
         <w:t xml:space="preserve">    left(</w:t>
       </w:r>
+      <w:proofErr w:type="spellStart"/>
       <w:r>
         <w:rPr>
           <w:rFonts w:ascii="Consolas" w:hAnsi="Consolas"/>
@@ -7685,6 +9082,7 @@
         </w:rPr>
         <w:t>left_ear</w:t>
       </w:r>
+      <w:proofErr w:type="spellEnd"/>
       <w:r>
         <w:rPr>
           <w:rFonts w:ascii="Consolas" w:hAnsi="Consolas"/>
@@ -7726,6 +9124,7 @@
         <w:br/>
         <w:t xml:space="preserve">    right(</w:t>
       </w:r>
+      <w:proofErr w:type="spellStart"/>
       <w:r>
         <w:rPr>
           <w:rFonts w:ascii="Consolas" w:hAnsi="Consolas"/>
@@ -7736,6 +9135,7 @@
         </w:rPr>
         <w:t>right_ear</w:t>
       </w:r>
+      <w:proofErr w:type="spellEnd"/>
       <w:r>
         <w:rPr>
           <w:rFonts w:ascii="Consolas" w:hAnsi="Consolas"/>
@@ -7765,17 +9165,6 @@
           <w:lang w:val="en-US"/>
         </w:rPr>
         <w:t>);</w:t>
-      </w:r>
-      <w:r>
-        <w:rPr>
-          <w:rFonts w:ascii="Consolas" w:hAnsi="Consolas"/>
-          <w:b/>
-          <w:bCs/>
-          <w:color w:val="080808"/>
-          <w:lang w:val="en-US"/>
-        </w:rPr>
-        <w:br/>
-        <w:t xml:space="preserve">    shape_refresh();</w:t>
       </w:r>
       <w:r>
         <w:rPr>
@@ -7788,98 +9177,35 @@
         <w:br/>
         <w:t xml:space="preserve">    </w:t>
       </w:r>
-      <w:r>
-        <w:rPr>
-          <w:rFonts w:ascii="Consolas" w:hAnsi="Consolas"/>
-          <w:b/>
-          <w:bCs/>
-          <w:color w:val="008080"/>
-          <w:lang w:val="en-US"/>
-        </w:rPr>
-        <w:t>std</w:t>
-      </w:r>
-      <w:r>
-        <w:rPr>
-          <w:rFonts w:ascii="Consolas" w:hAnsi="Consolas"/>
-          <w:b/>
-          <w:bCs/>
-          <w:color w:val="080808"/>
-          <w:lang w:val="en-US"/>
-        </w:rPr>
-        <w:t>::</w:t>
-      </w:r>
-      <w:r>
-        <w:rPr>
-          <w:rFonts w:ascii="Consolas" w:hAnsi="Consolas"/>
-          <w:b/>
-          <w:bCs/>
-          <w:color w:val="000000"/>
-          <w:lang w:val="en-US"/>
-        </w:rPr>
-        <w:t xml:space="preserve">cout </w:t>
-      </w:r>
-      <w:r>
-        <w:rPr>
-          <w:rFonts w:ascii="Consolas" w:hAnsi="Consolas"/>
-          <w:b/>
-          <w:bCs/>
-          <w:color w:val="008080"/>
-          <w:lang w:val="en-US"/>
-        </w:rPr>
-        <w:t xml:space="preserve">&lt;&lt; </w:t>
-      </w:r>
-      <w:r>
-        <w:rPr>
-          <w:rFonts w:ascii="Consolas" w:hAnsi="Consolas"/>
-          <w:b/>
-          <w:bCs/>
-          <w:color w:val="067D17"/>
-          <w:lang w:val="en-US"/>
-        </w:rPr>
-        <w:t xml:space="preserve">"=== Ready! </w:t>
-      </w:r>
-      <w:r>
-        <w:rPr>
-          <w:rFonts w:ascii="Consolas" w:hAnsi="Consolas"/>
-          <w:b/>
-          <w:bCs/>
-          <w:color w:val="067D17"/>
-        </w:rPr>
-        <w:t>===</w:t>
-      </w:r>
-      <w:r>
-        <w:rPr>
-          <w:rFonts w:ascii="Consolas" w:hAnsi="Consolas"/>
-          <w:b/>
-          <w:bCs/>
-          <w:color w:val="0037A6"/>
-        </w:rPr>
-        <w:t>\n</w:t>
-      </w:r>
-      <w:r>
-        <w:rPr>
-          <w:rFonts w:ascii="Consolas" w:hAnsi="Consolas"/>
-          <w:b/>
-          <w:bCs/>
-          <w:color w:val="067D17"/>
-        </w:rPr>
-        <w:t>"</w:t>
-      </w:r>
-      <w:r>
-        <w:rPr>
-          <w:rFonts w:ascii="Consolas" w:hAnsi="Consolas"/>
-          <w:b/>
-          <w:bCs/>
-          <w:color w:val="080808"/>
-        </w:rPr>
-        <w:t>;</w:t>
-      </w:r>
-      <w:r>
-        <w:rPr>
-          <w:rFonts w:ascii="Consolas" w:hAnsi="Consolas"/>
-          <w:b/>
-          <w:bCs/>
-          <w:color w:val="080808"/>
+      <w:proofErr w:type="spellStart"/>
+      <w:r>
+        <w:rPr>
+          <w:rFonts w:ascii="Consolas" w:hAnsi="Consolas"/>
+          <w:b/>
+          <w:bCs/>
+          <w:color w:val="080808"/>
+          <w:lang w:val="en-US"/>
+        </w:rPr>
+        <w:t>shape_refresh</w:t>
+      </w:r>
+      <w:proofErr w:type="spellEnd"/>
+      <w:r>
+        <w:rPr>
+          <w:rFonts w:ascii="Consolas" w:hAnsi="Consolas"/>
+          <w:b/>
+          <w:bCs/>
+          <w:color w:val="080808"/>
+          <w:lang w:val="en-US"/>
+        </w:rPr>
+        <w:t>();</w:t>
+      </w:r>
+      <w:r>
+        <w:rPr>
+          <w:rFonts w:ascii="Consolas" w:hAnsi="Consolas"/>
+          <w:b/>
+          <w:bCs/>
+          <w:color w:val="080808"/>
+          <w:lang w:val="en-US"/>
         </w:rPr>
         <w:br/>
         <w:t xml:space="preserve">    </w:t>
@@ -7889,7 +9215,121 @@
           <w:rFonts w:ascii="Consolas" w:hAnsi="Consolas"/>
           <w:b/>
           <w:bCs/>
+          <w:color w:val="008080"/>
+          <w:lang w:val="en-US"/>
+        </w:rPr>
+        <w:t>std</w:t>
+      </w:r>
+      <w:r>
+        <w:rPr>
+          <w:rFonts w:ascii="Consolas" w:hAnsi="Consolas"/>
+          <w:b/>
+          <w:bCs/>
+          <w:color w:val="080808"/>
+          <w:lang w:val="en-US"/>
+        </w:rPr>
+        <w:t>::</w:t>
+      </w:r>
+      <w:proofErr w:type="spellStart"/>
+      <w:r>
+        <w:rPr>
+          <w:rFonts w:ascii="Consolas" w:hAnsi="Consolas"/>
+          <w:b/>
+          <w:bCs/>
+          <w:color w:val="000000"/>
+          <w:lang w:val="en-US"/>
+        </w:rPr>
+        <w:t>cout</w:t>
+      </w:r>
+      <w:proofErr w:type="spellEnd"/>
+      <w:r>
+        <w:rPr>
+          <w:rFonts w:ascii="Consolas" w:hAnsi="Consolas"/>
+          <w:b/>
+          <w:bCs/>
+          <w:color w:val="000000"/>
+          <w:lang w:val="en-US"/>
+        </w:rPr>
+        <w:t xml:space="preserve"> </w:t>
+      </w:r>
+      <w:r>
+        <w:rPr>
+          <w:rFonts w:ascii="Consolas" w:hAnsi="Consolas"/>
+          <w:b/>
+          <w:bCs/>
+          <w:color w:val="008080"/>
+          <w:lang w:val="en-US"/>
+        </w:rPr>
+        <w:t xml:space="preserve">&lt;&lt; </w:t>
+      </w:r>
+      <w:r>
+        <w:rPr>
+          <w:rFonts w:ascii="Consolas" w:hAnsi="Consolas"/>
+          <w:b/>
+          <w:bCs/>
+          <w:color w:val="067D17"/>
+          <w:lang w:val="en-US"/>
+        </w:rPr>
+        <w:t xml:space="preserve">"=== Ready! </w:t>
+      </w:r>
+      <w:r>
+        <w:rPr>
+          <w:rFonts w:ascii="Consolas" w:hAnsi="Consolas"/>
+          <w:b/>
+          <w:bCs/>
+          <w:color w:val="067D17"/>
+          <w:lang w:val="en-US"/>
+        </w:rPr>
+        <w:t>===</w:t>
+      </w:r>
+      <w:r>
+        <w:rPr>
+          <w:rFonts w:ascii="Consolas" w:hAnsi="Consolas"/>
+          <w:b/>
+          <w:bCs/>
+          <w:color w:val="0037A6"/>
+          <w:lang w:val="en-US"/>
+        </w:rPr>
+        <w:t>\n</w:t>
+      </w:r>
+      <w:r>
+        <w:rPr>
+          <w:rFonts w:ascii="Consolas" w:hAnsi="Consolas"/>
+          <w:b/>
+          <w:bCs/>
+          <w:color w:val="067D17"/>
+          <w:lang w:val="en-US"/>
+        </w:rPr>
+        <w:t>"</w:t>
+      </w:r>
+      <w:r>
+        <w:rPr>
+          <w:rFonts w:ascii="Consolas" w:hAnsi="Consolas"/>
+          <w:b/>
+          <w:bCs/>
+          <w:color w:val="080808"/>
+          <w:lang w:val="en-US"/>
+        </w:rPr>
+        <w:t>;</w:t>
+      </w:r>
+      <w:r>
+        <w:rPr>
+          <w:rFonts w:ascii="Consolas" w:hAnsi="Consolas"/>
+          <w:b/>
+          <w:bCs/>
+          <w:color w:val="080808"/>
+          <w:lang w:val="en-US"/>
+        </w:rPr>
+        <w:br/>
+        <w:t xml:space="preserve">    </w:t>
+      </w:r>
+      <w:r>
+        <w:rPr>
+          <w:rFonts w:ascii="Consolas" w:hAnsi="Consolas"/>
+          <w:b/>
+          <w:bCs/>
           <w:color w:val="0033B3"/>
+          <w:lang w:val="en-US"/>
         </w:rPr>
         <w:t xml:space="preserve">return </w:t>
       </w:r>
@@ -7899,6 +9339,7 @@
           <w:b/>
           <w:bCs/>
           <w:color w:val="1750EB"/>
+          <w:lang w:val="en-US"/>
         </w:rPr>
         <w:t>0</w:t>
       </w:r>
@@ -7908,6 +9349,7 @@
           <w:b/>
           <w:bCs/>
           <w:color w:val="080808"/>
+          <w:lang w:val="en-US"/>
         </w:rPr>
         <w:t>;</w:t>
       </w:r>
@@ -7917,6 +9359,7 @@
           <w:b/>
           <w:bCs/>
           <w:color w:val="080808"/>
+          <w:lang w:val="en-US"/>
         </w:rPr>
         <w:br/>
         <w:t>}</w:t>
@@ -7926,11 +9369,32 @@
       <w:pPr>
         <w:pStyle w:val="1"/>
         <w:ind w:right="-1"/>
+        <w:rPr>
+          <w:lang w:val="en-US"/>
+        </w:rPr>
       </w:pPr>
       <w:bookmarkStart w:id="7" w:name="_Toc191321792"/>
       <w:r>
         <w:lastRenderedPageBreak/>
-        <w:t>Результаты работы программы</w:t>
+        <w:t>Результаты</w:t>
+      </w:r>
+      <w:r>
+        <w:rPr>
+          <w:lang w:val="en-US"/>
+        </w:rPr>
+        <w:t xml:space="preserve"> </w:t>
+      </w:r>
+      <w:r>
+        <w:t>работы</w:t>
+      </w:r>
+      <w:r>
+        <w:rPr>
+          <w:lang w:val="en-US"/>
+        </w:rPr>
+        <w:t xml:space="preserve"> </w:t>
+      </w:r>
+      <w:r>
+        <w:t>программы</w:t>
       </w:r>
       <w:bookmarkEnd w:id="7"/>
     </w:p>
@@ -8133,8 +9597,15 @@
     </w:p>
     <w:p>
       <w:r>
-        <w:t xml:space="preserve">В ходе выполнения работы была расширена иерархия классов, реализующих фигуры, за счет добавления нового класса </w:t>
-      </w:r>
+        <w:t>В ходе выполнения работы была расширена иерархия классов, реализующих фигуры, за сч</w:t>
+      </w:r>
+      <w:r>
+        <w:t>ё</w:t>
+      </w:r>
+      <w:r>
+        <w:t xml:space="preserve">т добавления нового класса </w:t>
+      </w:r>
+      <w:proofErr w:type="spellStart"/>
       <w:r>
         <w:rPr>
           <w:i/>
@@ -8142,15 +9613,22 @@
         </w:rPr>
         <w:t>diagonal_cross</w:t>
       </w:r>
+      <w:proofErr w:type="spellEnd"/>
       <w:r>
         <w:t>, представляющего косой крест. Этот класс был интегрирован в существующую структуру программы, что позволило:</w:t>
       </w:r>
     </w:p>
     <w:p/>
     <w:p>
+      <w:pPr>
+        <w:tabs>
+          <w:tab w:val="left" w:pos="993"/>
+        </w:tabs>
+      </w:pPr>
       <w:r>
         <w:t xml:space="preserve">1. Освоить принципы наследования и полиморфизма в C++, создавая производные классы от базового </w:t>
       </w:r>
+      <w:proofErr w:type="spellStart"/>
       <w:r>
         <w:rPr>
           <w:i/>
@@ -8158,107 +9636,225 @@
         </w:rPr>
         <w:t>shape</w:t>
       </w:r>
+      <w:proofErr w:type="spellEnd"/>
       <w:r>
         <w:t>.</w:t>
       </w:r>
     </w:p>
     <w:p>
+      <w:pPr>
+        <w:tabs>
+          <w:tab w:val="left" w:pos="993"/>
+        </w:tabs>
+      </w:pPr>
       <w:r>
         <w:t>2. Реализовать новую фигуру, которая корректно отображается и взаимодействует с другими объектами в программе.</w:t>
       </w:r>
     </w:p>
     <w:p>
-      <w:r>
-        <w:t>3. Использовать переопределенные методы (</w:t>
-      </w:r>
+      <w:pPr>
+        <w:tabs>
+          <w:tab w:val="left" w:pos="993"/>
+        </w:tabs>
+      </w:pPr>
+      <w:r>
+        <w:t>3. Использовать переопредел</w:t>
+      </w:r>
+      <w:r>
+        <w:t>ё</w:t>
+      </w:r>
+      <w:r>
+        <w:t>нные методы (</w:t>
+      </w:r>
+      <w:proofErr w:type="spellStart"/>
+      <w:proofErr w:type="gramStart"/>
       <w:r>
         <w:rPr>
           <w:i/>
           <w:iCs/>
         </w:rPr>
-        <w:t>draw()</w:t>
-      </w:r>
-      <w:r>
-        <w:t xml:space="preserve">, </w:t>
-      </w:r>
+        <w:t>draw</w:t>
+      </w:r>
+      <w:proofErr w:type="spellEnd"/>
       <w:r>
         <w:rPr>
           <w:i/>
           <w:iCs/>
         </w:rPr>
-        <w:t>move()</w:t>
-      </w:r>
-      <w:r>
-        <w:t xml:space="preserve">, </w:t>
-      </w:r>
+        <w:t>(</w:t>
+      </w:r>
+      <w:proofErr w:type="gramEnd"/>
       <w:r>
         <w:rPr>
           <w:i/>
           <w:iCs/>
         </w:rPr>
-        <w:t>resize()</w:t>
+        <w:t>)</w:t>
+      </w:r>
+      <w:r>
+        <w:t xml:space="preserve">, </w:t>
+      </w:r>
+      <w:proofErr w:type="spellStart"/>
+      <w:r>
+        <w:rPr>
+          <w:i/>
+          <w:iCs/>
+        </w:rPr>
+        <w:t>move</w:t>
+      </w:r>
+      <w:proofErr w:type="spellEnd"/>
+      <w:r>
+        <w:rPr>
+          <w:i/>
+          <w:iCs/>
+        </w:rPr>
+        <w:t>()</w:t>
+      </w:r>
+      <w:r>
+        <w:t xml:space="preserve">, </w:t>
+      </w:r>
+      <w:proofErr w:type="spellStart"/>
+      <w:r>
+        <w:rPr>
+          <w:i/>
+          <w:iCs/>
+        </w:rPr>
+        <w:t>resize</w:t>
+      </w:r>
+      <w:proofErr w:type="spellEnd"/>
+      <w:r>
+        <w:rPr>
+          <w:i/>
+          <w:iCs/>
+        </w:rPr>
+        <w:t>()</w:t>
       </w:r>
       <w:r>
         <w:t>) для управления свойствами креста.</w:t>
       </w:r>
     </w:p>
     <w:p>
+      <w:pPr>
+        <w:tabs>
+          <w:tab w:val="left" w:pos="993"/>
+        </w:tabs>
+      </w:pPr>
       <w:r>
         <w:t>4. Обеспечить корректное размещение новой фигуры, разработав вспомогательные функции для позиционирования (</w:t>
       </w:r>
+      <w:proofErr w:type="spellStart"/>
+      <w:proofErr w:type="gramStart"/>
       <w:r>
         <w:rPr>
           <w:i/>
           <w:iCs/>
         </w:rPr>
-        <w:t>left()</w:t>
-      </w:r>
-      <w:r>
-        <w:t>,</w:t>
-      </w:r>
+        <w:t>left</w:t>
+      </w:r>
+      <w:proofErr w:type="spellEnd"/>
       <w:r>
         <w:rPr>
           <w:i/>
           <w:iCs/>
         </w:rPr>
-        <w:t xml:space="preserve"> right()</w:t>
-      </w:r>
-      <w:r>
-        <w:t xml:space="preserve">, </w:t>
-      </w:r>
+        <w:t>(</w:t>
+      </w:r>
+      <w:proofErr w:type="gramEnd"/>
       <w:r>
         <w:rPr>
           <w:i/>
           <w:iCs/>
         </w:rPr>
-        <w:t>up()</w:t>
-      </w:r>
-      <w:r>
-        <w:t xml:space="preserve">, </w:t>
+        <w:t>)</w:t>
+      </w:r>
+      <w:r>
+        <w:t>,</w:t>
       </w:r>
       <w:r>
         <w:rPr>
           <w:i/>
           <w:iCs/>
         </w:rPr>
-        <w:t>down()</w:t>
+        <w:t xml:space="preserve"> </w:t>
+      </w:r>
+      <w:proofErr w:type="spellStart"/>
+      <w:r>
+        <w:rPr>
+          <w:i/>
+          <w:iCs/>
+        </w:rPr>
+        <w:t>right</w:t>
+      </w:r>
+      <w:proofErr w:type="spellEnd"/>
+      <w:r>
+        <w:rPr>
+          <w:i/>
+          <w:iCs/>
+        </w:rPr>
+        <w:t>()</w:t>
+      </w:r>
+      <w:r>
+        <w:t xml:space="preserve">, </w:t>
+      </w:r>
+      <w:proofErr w:type="spellStart"/>
+      <w:r>
+        <w:rPr>
+          <w:i/>
+          <w:iCs/>
+        </w:rPr>
+        <w:t>up</w:t>
+      </w:r>
+      <w:proofErr w:type="spellEnd"/>
+      <w:r>
+        <w:rPr>
+          <w:i/>
+          <w:iCs/>
+        </w:rPr>
+        <w:t>()</w:t>
+      </w:r>
+      <w:r>
+        <w:t xml:space="preserve">, </w:t>
+      </w:r>
+      <w:proofErr w:type="spellStart"/>
+      <w:r>
+        <w:rPr>
+          <w:i/>
+          <w:iCs/>
+        </w:rPr>
+        <w:t>down</w:t>
+      </w:r>
+      <w:proofErr w:type="spellEnd"/>
+      <w:r>
+        <w:rPr>
+          <w:i/>
+          <w:iCs/>
+        </w:rPr>
+        <w:t>()</w:t>
       </w:r>
       <w:r>
         <w:t>).</w:t>
       </w:r>
     </w:p>
     <w:p>
+      <w:pPr>
+        <w:tabs>
+          <w:tab w:val="left" w:pos="993"/>
+        </w:tabs>
+      </w:pPr>
       <w:r>
         <w:t>5. Проверить работу программы в нескольких этапах:</w:t>
       </w:r>
     </w:p>
     <w:p>
       <w:pPr>
-        <w:ind w:left="707"/>
+        <w:tabs>
+          <w:tab w:val="left" w:pos="993"/>
+        </w:tabs>
       </w:pPr>
       <w:r>
         <w:t xml:space="preserve">- Инициализация всех фигур, включая новый </w:t>
       </w:r>
+      <w:proofErr w:type="spellStart"/>
       <w:r>
         <w:rPr>
           <w:i/>
@@ -8266,13 +9862,16 @@
         </w:rPr>
         <w:t>diagonal_cross</w:t>
       </w:r>
+      <w:proofErr w:type="spellEnd"/>
       <w:r>
         <w:t>.</w:t>
       </w:r>
     </w:p>
     <w:p>
       <w:pPr>
-        <w:ind w:left="707"/>
+        <w:tabs>
+          <w:tab w:val="left" w:pos="993"/>
+        </w:tabs>
       </w:pPr>
       <w:r>
         <w:t>- Демонстрация изменений размеров, перемещений и трансформаций.</w:t>
@@ -8280,7 +9879,9 @@
     </w:p>
     <w:p>
       <w:pPr>
-        <w:ind w:left="707"/>
+        <w:tabs>
+          <w:tab w:val="left" w:pos="993"/>
+        </w:tabs>
       </w:pPr>
       <w:r>
         <w:t>- Итоговая сборка изображения с добавленной фигурой в указанных позициях.</w:t>
@@ -8384,7 +9985,7 @@
 </file>
 
 <file path=word/endnotes.xml><?xml version="1.0" encoding="utf-8"?>
-<w:endnotes xmlns:wpc="http://schemas.microsoft.com/office/word/2010/wordprocessingCanvas" xmlns:cx="http://schemas.microsoft.com/office/drawing/2014/chartex" xmlns:cx1="http://schemas.microsoft.com/office/drawing/2015/9/8/chartex" xmlns:cx2="http://schemas.microsoft.com/office/drawing/2015/10/21/chartex" xmlns:cx3="http://schemas.microsoft.com/office/drawing/2016/5/9/chartex" xmlns:cx4="http://schemas.microsoft.com/office/drawing/2016/5/10/chartex" xmlns:cx5="http://schemas.microsoft.com/office/drawing/2016/5/11/chartex" xmlns:cx6="http://schemas.microsoft.com/office/drawing/2016/5/12/chartex" xmlns:cx7="http://schemas.microsoft.com/office/drawing/2016/5/13/chartex" xmlns:cx8="http://schemas.microsoft.com/office/drawing/2016/5/14/chartex" xmlns:mc="http://schemas.openxmlformats.org/markup-compatibility/2006" xmlns:aink="http://schemas.microsoft.com/office/drawing/2016/ink" xmlns:am3d="http://schemas.microsoft.com/office/drawing/2017/model3d" xmlns:o="urn:schemas-microsoft-com:office:office" xmlns:r="http://schemas.openxmlformats.org/officeDocument/2006/relationships" xmlns:m="http://schemas.openxmlformats.org/officeDocument/2006/math" xmlns:v="urn:schemas-microsoft-com:vml" xmlns:wp14="http://schemas.microsoft.com/office/word/2010/wordprocessingDrawing" xmlns:wp="http://schemas.openxmlformats.org/drawingml/2006/wordprocessingDrawing" xmlns:w10="urn:schemas-microsoft-com:office:word" xmlns:w="http://schemas.openxmlformats.org/wordprocessingml/2006/main" xmlns:w14="http://schemas.microsoft.com/office/word/2010/wordml" xmlns:w15="http://schemas.microsoft.com/office/word/2012/wordml" xmlns:w16cex="http://schemas.microsoft.com/office/word/2018/wordml/cex" xmlns:w16cid="http://schemas.microsoft.com/office/word/2016/wordml/cid" xmlns:w16="http://schemas.microsoft.com/office/word/2018/wordml" xmlns:w16sdtdh="http://schemas.microsoft.com/office/word/2020/wordml/sdtdatahash" xmlns:w16se="http://schemas.microsoft.com/office/word/2015/wordml/symex" xmlns:wpg="http://schemas.microsoft.com/office/word/2010/wordprocessingGroup" xmlns:wpi="http://schemas.microsoft.com/office/word/2010/wordprocessingInk" xmlns:wne="http://schemas.microsoft.com/office/word/2006/wordml" xmlns:wps="http://schemas.microsoft.com/office/word/2010/wordprocessingShape" mc:Ignorable="w14 w15 w16se w16cid w16 w16cex w16sdtdh wp14">
+<w:endnotes xmlns:wpc="http://schemas.microsoft.com/office/word/2010/wordprocessingCanvas" xmlns:cx="http://schemas.microsoft.com/office/drawing/2014/chartex" xmlns:cx1="http://schemas.microsoft.com/office/drawing/2015/9/8/chartex" xmlns:cx2="http://schemas.microsoft.com/office/drawing/2015/10/21/chartex" xmlns:cx3="http://schemas.microsoft.com/office/drawing/2016/5/9/chartex" xmlns:cx4="http://schemas.microsoft.com/office/drawing/2016/5/10/chartex" xmlns:cx5="http://schemas.microsoft.com/office/drawing/2016/5/11/chartex" xmlns:cx6="http://schemas.microsoft.com/office/drawing/2016/5/12/chartex" xmlns:cx7="http://schemas.microsoft.com/office/drawing/2016/5/13/chartex" xmlns:cx8="http://schemas.microsoft.com/office/drawing/2016/5/14/chartex" xmlns:mc="http://schemas.openxmlformats.org/markup-compatibility/2006" xmlns:aink="http://schemas.microsoft.com/office/drawing/2016/ink" xmlns:am3d="http://schemas.microsoft.com/office/drawing/2017/model3d" xmlns:o="urn:schemas-microsoft-com:office:office" xmlns:oel="http://schemas.microsoft.com/office/2019/extlst" xmlns:r="http://schemas.openxmlformats.org/officeDocument/2006/relationships" xmlns:m="http://schemas.openxmlformats.org/officeDocument/2006/math" xmlns:v="urn:schemas-microsoft-com:vml" xmlns:wp14="http://schemas.microsoft.com/office/word/2010/wordprocessingDrawing" xmlns:wp="http://schemas.openxmlformats.org/drawingml/2006/wordprocessingDrawing" xmlns:w10="urn:schemas-microsoft-com:office:word" xmlns:w="http://schemas.openxmlformats.org/wordprocessingml/2006/main" xmlns:w14="http://schemas.microsoft.com/office/word/2010/wordml" xmlns:w15="http://schemas.microsoft.com/office/word/2012/wordml" xmlns:w16cex="http://schemas.microsoft.com/office/word/2018/wordml/cex" xmlns:w16cid="http://schemas.microsoft.com/office/word/2016/wordml/cid" xmlns:w16="http://schemas.microsoft.com/office/word/2018/wordml" xmlns:w16sdtdh="http://schemas.microsoft.com/office/word/2020/wordml/sdtdatahash" xmlns:w16se="http://schemas.microsoft.com/office/word/2015/wordml/symex" xmlns:wpg="http://schemas.microsoft.com/office/word/2010/wordprocessingGroup" xmlns:wpi="http://schemas.microsoft.com/office/word/2010/wordprocessingInk" xmlns:wne="http://schemas.microsoft.com/office/word/2006/wordml" xmlns:wps="http://schemas.microsoft.com/office/word/2010/wordprocessingShape" mc:Ignorable="w14 w15 w16se w16cid w16 w16cex w16sdtdh wp14">
   <w:endnote w:type="separator" w:id="-1">
     <w:p>
       <w:pPr>
@@ -8416,7 +10017,7 @@
 </file>
 
 <file path=word/footer1.xml><?xml version="1.0" encoding="utf-8"?>
-<w:ftr xmlns:wpc="http://schemas.microsoft.com/office/word/2010/wordprocessingCanvas" xmlns:cx="http://schemas.microsoft.com/office/drawing/2014/chartex" xmlns:cx1="http://schemas.microsoft.com/office/drawing/2015/9/8/chartex" xmlns:cx2="http://schemas.microsoft.com/office/drawing/2015/10/21/chartex" xmlns:cx3="http://schemas.microsoft.com/office/drawing/2016/5/9/chartex" xmlns:cx4="http://schemas.microsoft.com/office/drawing/2016/5/10/chartex" xmlns:cx5="http://schemas.microsoft.com/office/drawing/2016/5/11/chartex" xmlns:cx6="http://schemas.microsoft.com/office/drawing/2016/5/12/chartex" xmlns:cx7="http://schemas.microsoft.com/office/drawing/2016/5/13/chartex" xmlns:cx8="http://schemas.microsoft.com/office/drawing/2016/5/14/chartex" xmlns:mc="http://schemas.openxmlformats.org/markup-compatibility/2006" xmlns:aink="http://schemas.microsoft.com/office/drawing/2016/ink" xmlns:am3d="http://schemas.microsoft.com/office/drawing/2017/model3d" xmlns:o="urn:schemas-microsoft-com:office:office" xmlns:r="http://schemas.openxmlformats.org/officeDocument/2006/relationships" xmlns:m="http://schemas.openxmlformats.org/officeDocument/2006/math" xmlns:v="urn:schemas-microsoft-com:vml" xmlns:wp14="http://schemas.microsoft.com/office/word/2010/wordprocessingDrawing" xmlns:wp="http://schemas.openxmlformats.org/drawingml/2006/wordprocessingDrawing" xmlns:w10="urn:schemas-microsoft-com:office:word" xmlns:w="http://schemas.openxmlformats.org/wordprocessingml/2006/main" xmlns:w14="http://schemas.microsoft.com/office/word/2010/wordml" xmlns:w15="http://schemas.microsoft.com/office/word/2012/wordml" xmlns:w16cex="http://schemas.microsoft.com/office/word/2018/wordml/cex" xmlns:w16cid="http://schemas.microsoft.com/office/word/2016/wordml/cid" xmlns:w16="http://schemas.microsoft.com/office/word/2018/wordml" xmlns:w16sdtdh="http://schemas.microsoft.com/office/word/2020/wordml/sdtdatahash" xmlns:w16se="http://schemas.microsoft.com/office/word/2015/wordml/symex" xmlns:wpg="http://schemas.microsoft.com/office/word/2010/wordprocessingGroup" xmlns:wpi="http://schemas.microsoft.com/office/word/2010/wordprocessingInk" xmlns:wne="http://schemas.microsoft.com/office/word/2006/wordml" xmlns:wps="http://schemas.microsoft.com/office/word/2010/wordprocessingShape" mc:Ignorable="w14 w15 w16se w16cid w16 w16cex w16sdtdh wp14">
+<w:ftr xmlns:wpc="http://schemas.microsoft.com/office/word/2010/wordprocessingCanvas" xmlns:cx="http://schemas.microsoft.com/office/drawing/2014/chartex" xmlns:cx1="http://schemas.microsoft.com/office/drawing/2015/9/8/chartex" xmlns:cx2="http://schemas.microsoft.com/office/drawing/2015/10/21/chartex" xmlns:cx3="http://schemas.microsoft.com/office/drawing/2016/5/9/chartex" xmlns:cx4="http://schemas.microsoft.com/office/drawing/2016/5/10/chartex" xmlns:cx5="http://schemas.microsoft.com/office/drawing/2016/5/11/chartex" xmlns:cx6="http://schemas.microsoft.com/office/drawing/2016/5/12/chartex" xmlns:cx7="http://schemas.microsoft.com/office/drawing/2016/5/13/chartex" xmlns:cx8="http://schemas.microsoft.com/office/drawing/2016/5/14/chartex" xmlns:mc="http://schemas.openxmlformats.org/markup-compatibility/2006" xmlns:aink="http://schemas.microsoft.com/office/drawing/2016/ink" xmlns:am3d="http://schemas.microsoft.com/office/drawing/2017/model3d" xmlns:o="urn:schemas-microsoft-com:office:office" xmlns:oel="http://schemas.microsoft.com/office/2019/extlst" xmlns:r="http://schemas.openxmlformats.org/officeDocument/2006/relationships" xmlns:m="http://schemas.openxmlformats.org/officeDocument/2006/math" xmlns:v="urn:schemas-microsoft-com:vml" xmlns:wp14="http://schemas.microsoft.com/office/word/2010/wordprocessingDrawing" xmlns:wp="http://schemas.openxmlformats.org/drawingml/2006/wordprocessingDrawing" xmlns:w10="urn:schemas-microsoft-com:office:word" xmlns:w="http://schemas.openxmlformats.org/wordprocessingml/2006/main" xmlns:w14="http://schemas.microsoft.com/office/word/2010/wordml" xmlns:w15="http://schemas.microsoft.com/office/word/2012/wordml" xmlns:w16cex="http://schemas.microsoft.com/office/word/2018/wordml/cex" xmlns:w16cid="http://schemas.microsoft.com/office/word/2016/wordml/cid" xmlns:w16="http://schemas.microsoft.com/office/word/2018/wordml" xmlns:w16sdtdh="http://schemas.microsoft.com/office/word/2020/wordml/sdtdatahash" xmlns:w16se="http://schemas.microsoft.com/office/word/2015/wordml/symex" xmlns:wpg="http://schemas.microsoft.com/office/word/2010/wordprocessingGroup" xmlns:wpi="http://schemas.microsoft.com/office/word/2010/wordprocessingInk" xmlns:wne="http://schemas.microsoft.com/office/word/2006/wordml" xmlns:wps="http://schemas.microsoft.com/office/word/2010/wordprocessingShape" mc:Ignorable="w14 w15 w16se w16cid w16 w16cex w16sdtdh wp14">
   <w:sdt>
     <w:sdtPr>
       <w:id w:val="1656793164"/>
@@ -8425,7 +10026,6 @@
         <w:docPartUnique/>
       </w:docPartObj>
     </w:sdtPr>
-    <w:sdtEndPr/>
     <w:sdtContent>
       <w:p>
         <w:pPr>
@@ -8455,7 +10055,7 @@
 </file>
 
 <file path=word/footnotes.xml><?xml version="1.0" encoding="utf-8"?>
-<w:footnotes xmlns:wpc="http://schemas.microsoft.com/office/word/2010/wordprocessingCanvas" xmlns:cx="http://schemas.microsoft.com/office/drawing/2014/chartex" xmlns:cx1="http://schemas.microsoft.com/office/drawing/2015/9/8/chartex" xmlns:cx2="http://schemas.microsoft.com/office/drawing/2015/10/21/chartex" xmlns:cx3="http://schemas.microsoft.com/office/drawing/2016/5/9/chartex" xmlns:cx4="http://schemas.microsoft.com/office/drawing/2016/5/10/chartex" xmlns:cx5="http://schemas.microsoft.com/office/drawing/2016/5/11/chartex" xmlns:cx6="http://schemas.microsoft.com/office/drawing/2016/5/12/chartex" xmlns:cx7="http://schemas.microsoft.com/office/drawing/2016/5/13/chartex" xmlns:cx8="http://schemas.microsoft.com/office/drawing/2016/5/14/chartex" xmlns:mc="http://schemas.openxmlformats.org/markup-compatibility/2006" xmlns:aink="http://schemas.microsoft.com/office/drawing/2016/ink" xmlns:am3d="http://schemas.microsoft.com/office/drawing/2017/model3d" xmlns:o="urn:schemas-microsoft-com:office:office" xmlns:r="http://schemas.openxmlformats.org/officeDocument/2006/relationships" xmlns:m="http://schemas.openxmlformats.org/officeDocument/2006/math" xmlns:v="urn:schemas-microsoft-com:vml" xmlns:wp14="http://schemas.microsoft.com/office/word/2010/wordprocessingDrawing" xmlns:wp="http://schemas.openxmlformats.org/drawingml/2006/wordprocessingDrawing" xmlns:w10="urn:schemas-microsoft-com:office:word" xmlns:w="http://schemas.openxmlformats.org/wordprocessingml/2006/main" xmlns:w14="http://schemas.microsoft.com/office/word/2010/wordml" xmlns:w15="http://schemas.microsoft.com/office/word/2012/wordml" xmlns:w16cex="http://schemas.microsoft.com/office/word/2018/wordml/cex" xmlns:w16cid="http://schemas.microsoft.com/office/word/2016/wordml/cid" xmlns:w16="http://schemas.microsoft.com/office/word/2018/wordml" xmlns:w16sdtdh="http://schemas.microsoft.com/office/word/2020/wordml/sdtdatahash" xmlns:w16se="http://schemas.microsoft.com/office/word/2015/wordml/symex" xmlns:wpg="http://schemas.microsoft.com/office/word/2010/wordprocessingGroup" xmlns:wpi="http://schemas.microsoft.com/office/word/2010/wordprocessingInk" xmlns:wne="http://schemas.microsoft.com/office/word/2006/wordml" xmlns:wps="http://schemas.microsoft.com/office/word/2010/wordprocessingShape" mc:Ignorable="w14 w15 w16se w16cid w16 w16cex w16sdtdh wp14">
+<w:footnotes xmlns:wpc="http://schemas.microsoft.com/office/word/2010/wordprocessingCanvas" xmlns:cx="http://schemas.microsoft.com/office/drawing/2014/chartex" xmlns:cx1="http://schemas.microsoft.com/office/drawing/2015/9/8/chartex" xmlns:cx2="http://schemas.microsoft.com/office/drawing/2015/10/21/chartex" xmlns:cx3="http://schemas.microsoft.com/office/drawing/2016/5/9/chartex" xmlns:cx4="http://schemas.microsoft.com/office/drawing/2016/5/10/chartex" xmlns:cx5="http://schemas.microsoft.com/office/drawing/2016/5/11/chartex" xmlns:cx6="http://schemas.microsoft.com/office/drawing/2016/5/12/chartex" xmlns:cx7="http://schemas.microsoft.com/office/drawing/2016/5/13/chartex" xmlns:cx8="http://schemas.microsoft.com/office/drawing/2016/5/14/chartex" xmlns:mc="http://schemas.openxmlformats.org/markup-compatibility/2006" xmlns:aink="http://schemas.microsoft.com/office/drawing/2016/ink" xmlns:am3d="http://schemas.microsoft.com/office/drawing/2017/model3d" xmlns:o="urn:schemas-microsoft-com:office:office" xmlns:oel="http://schemas.microsoft.com/office/2019/extlst" xmlns:r="http://schemas.openxmlformats.org/officeDocument/2006/relationships" xmlns:m="http://schemas.openxmlformats.org/officeDocument/2006/math" xmlns:v="urn:schemas-microsoft-com:vml" xmlns:wp14="http://schemas.microsoft.com/office/word/2010/wordprocessingDrawing" xmlns:wp="http://schemas.openxmlformats.org/drawingml/2006/wordprocessingDrawing" xmlns:w10="urn:schemas-microsoft-com:office:word" xmlns:w="http://schemas.openxmlformats.org/wordprocessingml/2006/main" xmlns:w14="http://schemas.microsoft.com/office/word/2010/wordml" xmlns:w15="http://schemas.microsoft.com/office/word/2012/wordml" xmlns:w16cex="http://schemas.microsoft.com/office/word/2018/wordml/cex" xmlns:w16cid="http://schemas.microsoft.com/office/word/2016/wordml/cid" xmlns:w16="http://schemas.microsoft.com/office/word/2018/wordml" xmlns:w16sdtdh="http://schemas.microsoft.com/office/word/2020/wordml/sdtdatahash" xmlns:w16se="http://schemas.microsoft.com/office/word/2015/wordml/symex" xmlns:wpg="http://schemas.microsoft.com/office/word/2010/wordprocessingGroup" xmlns:wpi="http://schemas.microsoft.com/office/word/2010/wordprocessingInk" xmlns:wne="http://schemas.microsoft.com/office/word/2006/wordml" xmlns:wps="http://schemas.microsoft.com/office/word/2010/wordprocessingShape" mc:Ignorable="w14 w15 w16se w16cid w16 w16cex w16sdtdh wp14">
   <w:footnote w:type="separator" w:id="-1">
     <w:p>
       <w:pPr>
@@ -8487,7 +10087,7 @@
 </file>
 
 <file path=word/numbering.xml><?xml version="1.0" encoding="utf-8"?>
-<w:numbering xmlns:wpc="http://schemas.microsoft.com/office/word/2010/wordprocessingCanvas" xmlns:cx="http://schemas.microsoft.com/office/drawing/2014/chartex" xmlns:cx1="http://schemas.microsoft.com/office/drawing/2015/9/8/chartex" xmlns:cx2="http://schemas.microsoft.com/office/drawing/2015/10/21/chartex" xmlns:cx3="http://schemas.microsoft.com/office/drawing/2016/5/9/chartex" xmlns:cx4="http://schemas.microsoft.com/office/drawing/2016/5/10/chartex" xmlns:cx5="http://schemas.microsoft.com/office/drawing/2016/5/11/chartex" xmlns:cx6="http://schemas.microsoft.com/office/drawing/2016/5/12/chartex" xmlns:cx7="http://schemas.microsoft.com/office/drawing/2016/5/13/chartex" xmlns:cx8="http://schemas.microsoft.com/office/drawing/2016/5/14/chartex" xmlns:mc="http://schemas.openxmlformats.org/markup-compatibility/2006" xmlns:aink="http://schemas.microsoft.com/office/drawing/2016/ink" xmlns:am3d="http://schemas.microsoft.com/office/drawing/2017/model3d" xmlns:o="urn:schemas-microsoft-com:office:office" xmlns:r="http://schemas.openxmlformats.org/officeDocument/2006/relationships" xmlns:m="http://schemas.openxmlformats.org/officeDocument/2006/math" xmlns:v="urn:schemas-microsoft-com:vml" xmlns:wp14="http://schemas.microsoft.com/office/word/2010/wordprocessingDrawing" xmlns:wp="http://schemas.openxmlformats.org/drawingml/2006/wordprocessingDrawing" xmlns:w10="urn:schemas-microsoft-com:office:word" xmlns:w="http://schemas.openxmlformats.org/wordprocessingml/2006/main" xmlns:w14="http://schemas.microsoft.com/office/word/2010/wordml" xmlns:w15="http://schemas.microsoft.com/office/word/2012/wordml" xmlns:w16cex="http://schemas.microsoft.com/office/word/2018/wordml/cex" xmlns:w16cid="http://schemas.microsoft.com/office/word/2016/wordml/cid" xmlns:w16="http://schemas.microsoft.com/office/word/2018/wordml" xmlns:w16sdtdh="http://schemas.microsoft.com/office/word/2020/wordml/sdtdatahash" xmlns:w16se="http://schemas.microsoft.com/office/word/2015/wordml/symex" xmlns:wpg="http://schemas.microsoft.com/office/word/2010/wordprocessingGroup" xmlns:wpi="http://schemas.microsoft.com/office/word/2010/wordprocessingInk" xmlns:wne="http://schemas.microsoft.com/office/word/2006/wordml" xmlns:wps="http://schemas.microsoft.com/office/word/2010/wordprocessingShape" mc:Ignorable="w14 w15 w16se w16cid w16 w16cex w16sdtdh wp14">
+<w:numbering xmlns:wpc="http://schemas.microsoft.com/office/word/2010/wordprocessingCanvas" xmlns:cx="http://schemas.microsoft.com/office/drawing/2014/chartex" xmlns:cx1="http://schemas.microsoft.com/office/drawing/2015/9/8/chartex" xmlns:cx2="http://schemas.microsoft.com/office/drawing/2015/10/21/chartex" xmlns:cx3="http://schemas.microsoft.com/office/drawing/2016/5/9/chartex" xmlns:cx4="http://schemas.microsoft.com/office/drawing/2016/5/10/chartex" xmlns:cx5="http://schemas.microsoft.com/office/drawing/2016/5/11/chartex" xmlns:cx6="http://schemas.microsoft.com/office/drawing/2016/5/12/chartex" xmlns:cx7="http://schemas.microsoft.com/office/drawing/2016/5/13/chartex" xmlns:cx8="http://schemas.microsoft.com/office/drawing/2016/5/14/chartex" xmlns:mc="http://schemas.openxmlformats.org/markup-compatibility/2006" xmlns:aink="http://schemas.microsoft.com/office/drawing/2016/ink" xmlns:am3d="http://schemas.microsoft.com/office/drawing/2017/model3d" xmlns:o="urn:schemas-microsoft-com:office:office" xmlns:oel="http://schemas.microsoft.com/office/2019/extlst" xmlns:r="http://schemas.openxmlformats.org/officeDocument/2006/relationships" xmlns:m="http://schemas.openxmlformats.org/officeDocument/2006/math" xmlns:v="urn:schemas-microsoft-com:vml" xmlns:wp14="http://schemas.microsoft.com/office/word/2010/wordprocessingDrawing" xmlns:wp="http://schemas.openxmlformats.org/drawingml/2006/wordprocessingDrawing" xmlns:w10="urn:schemas-microsoft-com:office:word" xmlns:w="http://schemas.openxmlformats.org/wordprocessingml/2006/main" xmlns:w14="http://schemas.microsoft.com/office/word/2010/wordml" xmlns:w15="http://schemas.microsoft.com/office/word/2012/wordml" xmlns:w16cex="http://schemas.microsoft.com/office/word/2018/wordml/cex" xmlns:w16cid="http://schemas.microsoft.com/office/word/2016/wordml/cid" xmlns:w16="http://schemas.microsoft.com/office/word/2018/wordml" xmlns:w16sdtdh="http://schemas.microsoft.com/office/word/2020/wordml/sdtdatahash" xmlns:w16se="http://schemas.microsoft.com/office/word/2015/wordml/symex" xmlns:wpg="http://schemas.microsoft.com/office/word/2010/wordprocessingGroup" xmlns:wpi="http://schemas.microsoft.com/office/word/2010/wordprocessingInk" xmlns:wne="http://schemas.microsoft.com/office/word/2006/wordml" xmlns:wps="http://schemas.microsoft.com/office/word/2010/wordprocessingShape" mc:Ignorable="w14 w15 w16se w16cid w16 w16cex w16sdtdh wp14">
   <w:abstractNum w:abstractNumId="0" w15:restartNumberingAfterBreak="0">
     <w:nsid w:val="10BA691D"/>
     <w:multiLevelType w:val="hybridMultilevel"/>
@@ -9523,28 +11123,28 @@
       </w:pPr>
     </w:lvl>
   </w:abstractNum>
-  <w:num w:numId="1">
+  <w:num w:numId="1" w16cid:durableId="2060277795">
     <w:abstractNumId w:val="6"/>
   </w:num>
-  <w:num w:numId="2">
+  <w:num w:numId="2" w16cid:durableId="1971787367">
     <w:abstractNumId w:val="4"/>
   </w:num>
-  <w:num w:numId="3">
+  <w:num w:numId="3" w16cid:durableId="271985481">
     <w:abstractNumId w:val="5"/>
   </w:num>
-  <w:num w:numId="4">
+  <w:num w:numId="4" w16cid:durableId="666517548">
     <w:abstractNumId w:val="2"/>
   </w:num>
-  <w:num w:numId="5">
+  <w:num w:numId="5" w16cid:durableId="682590003">
     <w:abstractNumId w:val="3"/>
   </w:num>
-  <w:num w:numId="6">
+  <w:num w:numId="6" w16cid:durableId="924070868">
     <w:abstractNumId w:val="1"/>
   </w:num>
-  <w:num w:numId="7">
+  <w:num w:numId="7" w16cid:durableId="265626212">
     <w:abstractNumId w:val="0"/>
   </w:num>
-  <w:num w:numId="8">
+  <w:num w:numId="8" w16cid:durableId="1289432250">
     <w:abstractNumId w:val="0"/>
     <w:lvlOverride w:ilvl="0">
       <w:startOverride w:val="1"/>
@@ -9574,10 +11174,10 @@
       <w:startOverride w:val="1"/>
     </w:lvlOverride>
   </w:num>
-  <w:num w:numId="9">
+  <w:num w:numId="9" w16cid:durableId="1761103844">
     <w:abstractNumId w:val="7"/>
   </w:num>
-  <w:num w:numId="10">
+  <w:num w:numId="10" w16cid:durableId="440497193">
     <w:abstractNumId w:val="8"/>
   </w:num>
 </w:numbering>
@@ -10040,7 +11640,6 @@
   <w:style w:type="character" w:default="1" w:styleId="a0">
     <w:name w:val="Default Paragraph Font"/>
     <w:uiPriority w:val="1"/>
-    <w:semiHidden/>
     <w:unhideWhenUsed/>
   </w:style>
   <w:style w:type="table" w:default="1" w:styleId="a1">

--- a/3312lebedev&sharapov-lab01.docx
+++ b/3312lebedev&sharapov-lab01.docx
@@ -1,6 +1,6 @@
 
 <file path=word/document.xml><?xml version="1.0" encoding="utf-8"?>
-<w:document xmlns:wpc="http://schemas.microsoft.com/office/word/2010/wordprocessingCanvas" xmlns:cx="http://schemas.microsoft.com/office/drawing/2014/chartex" xmlns:cx1="http://schemas.microsoft.com/office/drawing/2015/9/8/chartex" xmlns:cx2="http://schemas.microsoft.com/office/drawing/2015/10/21/chartex" xmlns:cx3="http://schemas.microsoft.com/office/drawing/2016/5/9/chartex" xmlns:cx4="http://schemas.microsoft.com/office/drawing/2016/5/10/chartex" xmlns:cx5="http://schemas.microsoft.com/office/drawing/2016/5/11/chartex" xmlns:cx6="http://schemas.microsoft.com/office/drawing/2016/5/12/chartex" xmlns:cx7="http://schemas.microsoft.com/office/drawing/2016/5/13/chartex" xmlns:cx8="http://schemas.microsoft.com/office/drawing/2016/5/14/chartex" xmlns:mc="http://schemas.openxmlformats.org/markup-compatibility/2006" xmlns:aink="http://schemas.microsoft.com/office/drawing/2016/ink" xmlns:am3d="http://schemas.microsoft.com/office/drawing/2017/model3d" xmlns:o="urn:schemas-microsoft-com:office:office" xmlns:oel="http://schemas.microsoft.com/office/2019/extlst" xmlns:r="http://schemas.openxmlformats.org/officeDocument/2006/relationships" xmlns:m="http://schemas.openxmlformats.org/officeDocument/2006/math" xmlns:v="urn:schemas-microsoft-com:vml" xmlns:wp14="http://schemas.microsoft.com/office/word/2010/wordprocessingDrawing" xmlns:wp="http://schemas.openxmlformats.org/drawingml/2006/wordprocessingDrawing" xmlns:w10="urn:schemas-microsoft-com:office:word" xmlns:w="http://schemas.openxmlformats.org/wordprocessingml/2006/main" xmlns:w14="http://schemas.microsoft.com/office/word/2010/wordml" xmlns:w15="http://schemas.microsoft.com/office/word/2012/wordml" xmlns:w16cex="http://schemas.microsoft.com/office/word/2018/wordml/cex" xmlns:w16cid="http://schemas.microsoft.com/office/word/2016/wordml/cid" xmlns:w16="http://schemas.microsoft.com/office/word/2018/wordml" xmlns:w16sdtdh="http://schemas.microsoft.com/office/word/2020/wordml/sdtdatahash" xmlns:w16se="http://schemas.microsoft.com/office/word/2015/wordml/symex" xmlns:wpg="http://schemas.microsoft.com/office/word/2010/wordprocessingGroup" xmlns:wpi="http://schemas.microsoft.com/office/word/2010/wordprocessingInk" xmlns:wne="http://schemas.microsoft.com/office/word/2006/wordml" xmlns:wps="http://schemas.microsoft.com/office/word/2010/wordprocessingShape" mc:Ignorable="w14 w15 w16se w16cid w16 w16cex w16sdtdh wp14">
+<w:document xmlns:wpc="http://schemas.microsoft.com/office/word/2010/wordprocessingCanvas" xmlns:cx="http://schemas.microsoft.com/office/drawing/2014/chartex" xmlns:cx1="http://schemas.microsoft.com/office/drawing/2015/9/8/chartex" xmlns:cx2="http://schemas.microsoft.com/office/drawing/2015/10/21/chartex" xmlns:cx3="http://schemas.microsoft.com/office/drawing/2016/5/9/chartex" xmlns:cx4="http://schemas.microsoft.com/office/drawing/2016/5/10/chartex" xmlns:cx5="http://schemas.microsoft.com/office/drawing/2016/5/11/chartex" xmlns:cx6="http://schemas.microsoft.com/office/drawing/2016/5/12/chartex" xmlns:cx7="http://schemas.microsoft.com/office/drawing/2016/5/13/chartex" xmlns:cx8="http://schemas.microsoft.com/office/drawing/2016/5/14/chartex" xmlns:mc="http://schemas.openxmlformats.org/markup-compatibility/2006" xmlns:aink="http://schemas.microsoft.com/office/drawing/2016/ink" xmlns:am3d="http://schemas.microsoft.com/office/drawing/2017/model3d" xmlns:o="urn:schemas-microsoft-com:office:office" xmlns:r="http://schemas.openxmlformats.org/officeDocument/2006/relationships" xmlns:m="http://schemas.openxmlformats.org/officeDocument/2006/math" xmlns:v="urn:schemas-microsoft-com:vml" xmlns:wp14="http://schemas.microsoft.com/office/word/2010/wordprocessingDrawing" xmlns:wp="http://schemas.openxmlformats.org/drawingml/2006/wordprocessingDrawing" xmlns:w10="urn:schemas-microsoft-com:office:word" xmlns:w="http://schemas.openxmlformats.org/wordprocessingml/2006/main" xmlns:w14="http://schemas.microsoft.com/office/word/2010/wordml" xmlns:w15="http://schemas.microsoft.com/office/word/2012/wordml" xmlns:w16cex="http://schemas.microsoft.com/office/word/2018/wordml/cex" xmlns:w16cid="http://schemas.microsoft.com/office/word/2016/wordml/cid" xmlns:w16="http://schemas.microsoft.com/office/word/2018/wordml" xmlns:w16sdtdh="http://schemas.microsoft.com/office/word/2020/wordml/sdtdatahash" xmlns:w16se="http://schemas.microsoft.com/office/word/2015/wordml/symex" xmlns:wpg="http://schemas.microsoft.com/office/word/2010/wordprocessingGroup" xmlns:wpi="http://schemas.microsoft.com/office/word/2010/wordprocessingInk" xmlns:wne="http://schemas.microsoft.com/office/word/2006/wordml" xmlns:wps="http://schemas.microsoft.com/office/word/2010/wordprocessingShape" mc:Ignorable="w14 w15 w16se w16cid w16 w16cex w16sdtdh wp14">
   <w:body>
     <w:p>
       <w:pPr>
@@ -1249,7 +1249,6 @@
       <w:r>
         <w:t xml:space="preserve">Для примыкания фигур должны использоваться их габаритные точки. Необходимо написать аналоги функции </w:t>
       </w:r>
-      <w:proofErr w:type="spellStart"/>
       <w:r>
         <w:rPr>
           <w:i/>
@@ -1257,7 +1256,6 @@
         </w:rPr>
         <w:t>up</w:t>
       </w:r>
-      <w:proofErr w:type="spellEnd"/>
       <w:r>
         <w:t xml:space="preserve"> (поместить </w:t>
       </w:r>
@@ -1368,7 +1366,6 @@
           <w:iCs/>
         </w:rPr>
       </w:pPr>
-      <w:proofErr w:type="spellStart"/>
       <w:r>
         <w:rPr>
           <w:b/>
@@ -1376,261 +1373,174 @@
           <w:i/>
           <w:iCs/>
         </w:rPr>
-        <w:t>diagonal_cross</w:t>
-      </w:r>
-      <w:proofErr w:type="spellEnd"/>
-      <w:r>
-        <w:rPr>
-          <w:b/>
-          <w:bCs/>
+        <w:t>diagonal_cross:</w:t>
+      </w:r>
+    </w:p>
+    <w:p>
+      <w:r>
+        <w:t xml:space="preserve">Этот класс является производным от базового класса </w:t>
+      </w:r>
+      <w:r>
+        <w:rPr>
           <w:i/>
           <w:iCs/>
         </w:rPr>
-        <w:t>:</w:t>
+        <w:t>shape</w:t>
+      </w:r>
+      <w:r>
+        <w:t xml:space="preserve"> и представляет собой крест, нарисованный двумя пересекающимися диагональными линиями. </w:t>
       </w:r>
     </w:p>
     <w:p>
       <w:r>
-        <w:t xml:space="preserve">Этот класс является производным от базового класса </w:t>
-      </w:r>
-      <w:proofErr w:type="spellStart"/>
+        <w:lastRenderedPageBreak/>
+        <w:t>Он включает в себя:</w:t>
+      </w:r>
+    </w:p>
+    <w:p>
+      <w:r>
+        <w:t xml:space="preserve">Конструктор </w:t>
+      </w:r>
       <w:r>
         <w:rPr>
           <w:i/>
           <w:iCs/>
         </w:rPr>
-        <w:t>shape</w:t>
-      </w:r>
-      <w:proofErr w:type="spellEnd"/>
-      <w:r>
-        <w:t xml:space="preserve"> и представляет собой крест, нарисованный двумя пересекающимися диагональными линиями. </w:t>
+        <w:t>diagonal_cross(point, int)</w:t>
+      </w:r>
+      <w:r>
+        <w:t xml:space="preserve"> — зада</w:t>
+      </w:r>
+      <w:r>
+        <w:t>ё</w:t>
+      </w:r>
+      <w:r>
+        <w:t>т центр креста и его размер.</w:t>
       </w:r>
     </w:p>
     <w:p>
       <w:r>
-        <w:lastRenderedPageBreak/>
-        <w:t>Он включает в себя:</w:t>
+        <w:t xml:space="preserve">Метод </w:t>
+      </w:r>
+      <w:r>
+        <w:rPr>
+          <w:i/>
+          <w:iCs/>
+        </w:rPr>
+        <w:t>draw()</w:t>
+      </w:r>
+      <w:r>
+        <w:t xml:space="preserve"> — рисует диагональный крест с помощью двух линий.</w:t>
       </w:r>
     </w:p>
     <w:p>
       <w:r>
-        <w:t xml:space="preserve">Конструктор </w:t>
-      </w:r>
-      <w:proofErr w:type="spellStart"/>
+        <w:t xml:space="preserve">Метод </w:t>
+      </w:r>
       <w:r>
         <w:rPr>
           <w:i/>
           <w:iCs/>
         </w:rPr>
-        <w:t>diagonal_</w:t>
-      </w:r>
-      <w:proofErr w:type="gramStart"/>
+        <w:t>move(int, int)</w:t>
+      </w:r>
+      <w:r>
+        <w:t xml:space="preserve"> — перемещает крест, изменяя координаты его центра.</w:t>
+      </w:r>
+    </w:p>
+    <w:p>
+      <w:r>
+        <w:t xml:space="preserve">Метод </w:t>
+      </w:r>
       <w:r>
         <w:rPr>
           <w:i/>
           <w:iCs/>
         </w:rPr>
-        <w:t>cross</w:t>
-      </w:r>
-      <w:proofErr w:type="spellEnd"/>
-      <w:r>
-        <w:rPr>
-          <w:i/>
-          <w:iCs/>
-        </w:rPr>
-        <w:t>(</w:t>
-      </w:r>
-      <w:proofErr w:type="spellStart"/>
-      <w:proofErr w:type="gramEnd"/>
-      <w:r>
-        <w:rPr>
-          <w:i/>
-          <w:iCs/>
-        </w:rPr>
-        <w:t>point</w:t>
-      </w:r>
-      <w:proofErr w:type="spellEnd"/>
-      <w:r>
-        <w:rPr>
-          <w:i/>
-          <w:iCs/>
-        </w:rPr>
-        <w:t xml:space="preserve">, </w:t>
-      </w:r>
-      <w:proofErr w:type="spellStart"/>
-      <w:r>
-        <w:rPr>
-          <w:i/>
-          <w:iCs/>
-        </w:rPr>
-        <w:t>int</w:t>
-      </w:r>
-      <w:proofErr w:type="spellEnd"/>
-      <w:r>
-        <w:rPr>
-          <w:i/>
-          <w:iCs/>
-        </w:rPr>
-        <w:t>)</w:t>
-      </w:r>
-      <w:r>
-        <w:t xml:space="preserve"> — зада</w:t>
-      </w:r>
-      <w:r>
-        <w:t>ё</w:t>
-      </w:r>
-      <w:r>
-        <w:t>т центр креста и его размер.</w:t>
+        <w:t>resize(double)</w:t>
+      </w:r>
+      <w:r>
+        <w:t xml:space="preserve"> — изменяет размер креста, масштабируя его пропорционально.</w:t>
       </w:r>
     </w:p>
     <w:p>
-      <w:r>
-        <w:t xml:space="preserve">Метод </w:t>
-      </w:r>
-      <w:proofErr w:type="spellStart"/>
-      <w:proofErr w:type="gramStart"/>
-      <w:r>
-        <w:rPr>
-          <w:i/>
-          <w:iCs/>
-        </w:rPr>
-        <w:t>draw</w:t>
-      </w:r>
-      <w:proofErr w:type="spellEnd"/>
-      <w:r>
-        <w:rPr>
-          <w:i/>
-          <w:iCs/>
-        </w:rPr>
-        <w:t>(</w:t>
-      </w:r>
-      <w:proofErr w:type="gramEnd"/>
-      <w:r>
-        <w:rPr>
-          <w:i/>
-          <w:iCs/>
-        </w:rPr>
-        <w:t>)</w:t>
-      </w:r>
-      <w:r>
-        <w:t xml:space="preserve"> — рисует диагональный крест с помощью двух линий.</w:t>
-      </w:r>
+      <w:pPr>
+        <w:pStyle w:val="1"/>
+        <w:rPr>
+          <w:szCs w:val="28"/>
+        </w:rPr>
+      </w:pPr>
+      <w:bookmarkStart w:id="3" w:name="_Toc191321788"/>
+      <w:r>
+        <w:rPr>
+          <w:szCs w:val="28"/>
+        </w:rPr>
+        <w:t>Новая иерархия классов</w:t>
+      </w:r>
+      <w:bookmarkEnd w:id="3"/>
     </w:p>
     <w:p>
-      <w:r>
-        <w:t xml:space="preserve">Метод </w:t>
-      </w:r>
-      <w:proofErr w:type="spellStart"/>
-      <w:proofErr w:type="gramStart"/>
-      <w:r>
-        <w:rPr>
-          <w:i/>
-          <w:iCs/>
-        </w:rPr>
-        <w:t>move</w:t>
-      </w:r>
-      <w:proofErr w:type="spellEnd"/>
-      <w:r>
-        <w:rPr>
-          <w:i/>
-          <w:iCs/>
-        </w:rPr>
-        <w:t>(</w:t>
-      </w:r>
-      <w:proofErr w:type="spellStart"/>
-      <w:proofErr w:type="gramEnd"/>
-      <w:r>
-        <w:rPr>
-          <w:i/>
-          <w:iCs/>
-        </w:rPr>
-        <w:t>int</w:t>
-      </w:r>
-      <w:proofErr w:type="spellEnd"/>
-      <w:r>
-        <w:rPr>
-          <w:i/>
-          <w:iCs/>
-        </w:rPr>
-        <w:t xml:space="preserve">, </w:t>
-      </w:r>
-      <w:proofErr w:type="spellStart"/>
-      <w:r>
-        <w:rPr>
-          <w:i/>
-          <w:iCs/>
-        </w:rPr>
-        <w:t>int</w:t>
-      </w:r>
-      <w:proofErr w:type="spellEnd"/>
-      <w:r>
-        <w:rPr>
-          <w:i/>
-          <w:iCs/>
-        </w:rPr>
-        <w:t>)</w:t>
-      </w:r>
-      <w:r>
-        <w:t xml:space="preserve"> — перемещает крест, изменяя координаты его центра.</w:t>
+      <w:pPr>
+        <w:ind w:firstLine="0"/>
+        <w:jc w:val="center"/>
+      </w:pPr>
+      <w:r>
+        <w:rPr>
+          <w:noProof/>
+        </w:rPr>
+        <w:drawing>
+          <wp:inline distT="0" distB="0" distL="0" distR="0" wp14:anchorId="68DA1281" wp14:editId="4F75BB88">
+            <wp:extent cx="4814092" cy="2225216"/>
+            <wp:effectExtent l="0" t="0" r="0" b="0"/>
+            <wp:docPr id="5" name="Рисунок 5"/>
+            <wp:cNvGraphicFramePr>
+              <a:graphicFrameLocks xmlns:a="http://schemas.openxmlformats.org/drawingml/2006/main" noChangeAspect="1"/>
+            </wp:cNvGraphicFramePr>
+            <a:graphic xmlns:a="http://schemas.openxmlformats.org/drawingml/2006/main">
+              <a:graphicData uri="http://schemas.openxmlformats.org/drawingml/2006/picture">
+                <pic:pic xmlns:pic="http://schemas.openxmlformats.org/drawingml/2006/picture">
+                  <pic:nvPicPr>
+                    <pic:cNvPr id="5" name="Рисунок 5"/>
+                    <pic:cNvPicPr/>
+                  </pic:nvPicPr>
+                  <pic:blipFill rotWithShape="1">
+                    <a:blip r:embed="rId8">
+                      <a:extLst>
+                        <a:ext uri="{28A0092B-C50C-407E-A947-70E740481C1C}">
+                          <a14:useLocalDpi xmlns:a14="http://schemas.microsoft.com/office/drawing/2010/main" val="0"/>
+                        </a:ext>
+                        <a:ext uri="{96DAC541-7B7A-43D3-8B79-37D633B846F1}">
+                          <asvg:svgBlip xmlns:asvg="http://schemas.microsoft.com/office/drawing/2016/SVG/main" r:embed="rId9"/>
+                        </a:ext>
+                      </a:extLst>
+                    </a:blip>
+                    <a:srcRect l="2936" r="16007" b="25074"/>
+                    <a:stretch/>
+                  </pic:blipFill>
+                  <pic:spPr bwMode="auto">
+                    <a:xfrm>
+                      <a:off x="0" y="0"/>
+                      <a:ext cx="4815121" cy="2225692"/>
+                    </a:xfrm>
+                    <a:prstGeom prst="rect">
+                      <a:avLst/>
+                    </a:prstGeom>
+                    <a:ln>
+                      <a:noFill/>
+                    </a:ln>
+                    <a:extLst>
+                      <a:ext uri="{53640926-AAD7-44D8-BBD7-CCE9431645EC}">
+                        <a14:shadowObscured xmlns:a14="http://schemas.microsoft.com/office/drawing/2010/main"/>
+                      </a:ext>
+                    </a:extLst>
+                  </pic:spPr>
+                </pic:pic>
+              </a:graphicData>
+            </a:graphic>
+          </wp:inline>
+        </w:drawing>
       </w:r>
     </w:p>
-    <w:p>
-      <w:r>
-        <w:t xml:space="preserve">Метод </w:t>
-      </w:r>
-      <w:proofErr w:type="spellStart"/>
-      <w:r>
-        <w:rPr>
-          <w:i/>
-          <w:iCs/>
-        </w:rPr>
-        <w:t>resize</w:t>
-      </w:r>
-      <w:proofErr w:type="spellEnd"/>
-      <w:r>
-        <w:rPr>
-          <w:i/>
-          <w:iCs/>
-        </w:rPr>
-        <w:t>(</w:t>
-      </w:r>
-      <w:proofErr w:type="spellStart"/>
-      <w:r>
-        <w:rPr>
-          <w:i/>
-          <w:iCs/>
-        </w:rPr>
-        <w:t>double</w:t>
-      </w:r>
-      <w:proofErr w:type="spellEnd"/>
-      <w:r>
-        <w:rPr>
-          <w:i/>
-          <w:iCs/>
-        </w:rPr>
-        <w:t>)</w:t>
-      </w:r>
-      <w:r>
-        <w:t xml:space="preserve"> — изменяет размер креста, масштабируя его пропорционально.</w:t>
-      </w:r>
-    </w:p>
-    <w:p>
-      <w:pPr>
-        <w:pStyle w:val="1"/>
-        <w:rPr>
-          <w:szCs w:val="28"/>
-        </w:rPr>
-      </w:pPr>
-      <w:bookmarkStart w:id="3" w:name="_Toc191321788"/>
-      <w:r>
-        <w:rPr>
-          <w:szCs w:val="28"/>
-        </w:rPr>
-        <w:t>Новая иерархия классов</w:t>
-      </w:r>
-      <w:bookmarkEnd w:id="3"/>
-    </w:p>
-    <w:p/>
     <w:p>
       <w:pPr>
         <w:pStyle w:val="1"/>
@@ -1663,7 +1573,6 @@
       <w:r>
         <w:t xml:space="preserve">В классе </w:t>
       </w:r>
-      <w:proofErr w:type="spellStart"/>
       <w:r>
         <w:rPr>
           <w:b/>
@@ -1673,11 +1582,9 @@
         </w:rPr>
         <w:t>diagonal_cross</w:t>
       </w:r>
-      <w:proofErr w:type="spellEnd"/>
       <w:r>
         <w:t xml:space="preserve"> были переопределены следующие методы базового класса </w:t>
       </w:r>
-      <w:proofErr w:type="spellStart"/>
       <w:r>
         <w:rPr>
           <w:i/>
@@ -1685,218 +1592,103 @@
         </w:rPr>
         <w:t>shape</w:t>
       </w:r>
-      <w:proofErr w:type="spellEnd"/>
       <w:r>
         <w:t>:</w:t>
       </w:r>
     </w:p>
     <w:p>
-      <w:proofErr w:type="spellStart"/>
-      <w:proofErr w:type="gramStart"/>
       <w:r>
         <w:rPr>
           <w:i/>
           <w:iCs/>
         </w:rPr>
-        <w:t>draw</w:t>
-      </w:r>
-      <w:proofErr w:type="spellEnd"/>
+        <w:t>draw()</w:t>
+      </w:r>
+      <w:r>
+        <w:t xml:space="preserve"> — реализует отрисовку диагонального креста, состоящего из двух пересекающихся линий. Использует метод </w:t>
+      </w:r>
       <w:r>
         <w:rPr>
           <w:i/>
           <w:iCs/>
         </w:rPr>
-        <w:t>(</w:t>
-      </w:r>
-      <w:proofErr w:type="gramEnd"/>
+        <w:t>put_line()</w:t>
+      </w:r>
+      <w:r>
+        <w:t xml:space="preserve"> для соединения крайних точек.</w:t>
+      </w:r>
+    </w:p>
+    <w:p>
       <w:r>
         <w:rPr>
           <w:i/>
           <w:iCs/>
         </w:rPr>
-        <w:t>)</w:t>
-      </w:r>
-      <w:r>
-        <w:t xml:space="preserve"> — реализует отрисовку диагонального креста, состоящего из двух пересекающихся линий. Использует метод </w:t>
-      </w:r>
-      <w:proofErr w:type="spellStart"/>
+        <w:t>move(int, int)</w:t>
+      </w:r>
+      <w:r>
+        <w:t xml:space="preserve"> — изменяет положение креста на экране, сдвигая его центральную точку </w:t>
+      </w:r>
       <w:r>
         <w:rPr>
           <w:i/>
           <w:iCs/>
         </w:rPr>
-        <w:t>put_</w:t>
-      </w:r>
-      <w:proofErr w:type="gramStart"/>
+        <w:t>center</w:t>
+      </w:r>
+      <w:r>
+        <w:t xml:space="preserve"> на заданные значения по осям </w:t>
+      </w:r>
       <w:r>
         <w:rPr>
           <w:i/>
           <w:iCs/>
         </w:rPr>
-        <w:t>line</w:t>
-      </w:r>
-      <w:proofErr w:type="spellEnd"/>
+        <w:t>X</w:t>
+      </w:r>
+      <w:r>
+        <w:t xml:space="preserve"> и </w:t>
+      </w:r>
       <w:r>
         <w:rPr>
           <w:i/>
           <w:iCs/>
         </w:rPr>
-        <w:t>(</w:t>
-      </w:r>
-      <w:proofErr w:type="gramEnd"/>
+        <w:t>Y</w:t>
+      </w:r>
+      <w:r>
+        <w:t>.</w:t>
+      </w:r>
+    </w:p>
+    <w:p>
       <w:r>
         <w:rPr>
           <w:i/>
           <w:iCs/>
         </w:rPr>
-        <w:t>)</w:t>
-      </w:r>
-      <w:r>
-        <w:t xml:space="preserve"> для соединения крайних точек.</w:t>
+        <w:t>resize(double)</w:t>
+      </w:r>
+      <w:r>
+        <w:t xml:space="preserve"> — изменяет размер креста, умножая его текущий размер </w:t>
+      </w:r>
+      <w:r>
+        <w:rPr>
+          <w:i/>
+          <w:iCs/>
+        </w:rPr>
+        <w:t>size</w:t>
+      </w:r>
+      <w:r>
+        <w:t xml:space="preserve"> на заданный коэффициент масштабирования.</w:t>
       </w:r>
     </w:p>
     <w:p>
-      <w:proofErr w:type="spellStart"/>
-      <w:proofErr w:type="gramStart"/>
-      <w:r>
-        <w:rPr>
-          <w:i/>
-          <w:iCs/>
-        </w:rPr>
-        <w:t>move</w:t>
-      </w:r>
-      <w:proofErr w:type="spellEnd"/>
-      <w:r>
-        <w:rPr>
-          <w:i/>
-          <w:iCs/>
-        </w:rPr>
-        <w:t>(</w:t>
-      </w:r>
-      <w:proofErr w:type="spellStart"/>
-      <w:proofErr w:type="gramEnd"/>
-      <w:r>
-        <w:rPr>
-          <w:i/>
-          <w:iCs/>
-        </w:rPr>
-        <w:t>int</w:t>
-      </w:r>
-      <w:proofErr w:type="spellEnd"/>
-      <w:r>
-        <w:rPr>
-          <w:i/>
-          <w:iCs/>
-        </w:rPr>
-        <w:t xml:space="preserve">, </w:t>
-      </w:r>
-      <w:proofErr w:type="spellStart"/>
-      <w:r>
-        <w:rPr>
-          <w:i/>
-          <w:iCs/>
-        </w:rPr>
-        <w:t>int</w:t>
-      </w:r>
-      <w:proofErr w:type="spellEnd"/>
-      <w:r>
-        <w:rPr>
-          <w:i/>
-          <w:iCs/>
-        </w:rPr>
-        <w:t>)</w:t>
-      </w:r>
-      <w:r>
-        <w:t xml:space="preserve"> — изменяет положение креста на экране, сдвигая его центральную точку </w:t>
-      </w:r>
-      <w:proofErr w:type="spellStart"/>
-      <w:r>
-        <w:rPr>
-          <w:i/>
-          <w:iCs/>
-        </w:rPr>
-        <w:t>center</w:t>
-      </w:r>
-      <w:proofErr w:type="spellEnd"/>
-      <w:r>
-        <w:t xml:space="preserve"> на заданные значения по осям </w:t>
-      </w:r>
-      <w:r>
-        <w:rPr>
-          <w:i/>
-          <w:iCs/>
-        </w:rPr>
-        <w:t>X</w:t>
-      </w:r>
-      <w:r>
-        <w:t xml:space="preserve"> и </w:t>
-      </w:r>
-      <w:r>
-        <w:rPr>
-          <w:i/>
-          <w:iCs/>
-        </w:rPr>
-        <w:t>Y</w:t>
-      </w:r>
-      <w:r>
-        <w:t>.</w:t>
-      </w:r>
-    </w:p>
-    <w:p>
-      <w:proofErr w:type="spellStart"/>
-      <w:r>
-        <w:rPr>
-          <w:i/>
-          <w:iCs/>
-        </w:rPr>
-        <w:t>resize</w:t>
-      </w:r>
-      <w:proofErr w:type="spellEnd"/>
-      <w:r>
-        <w:rPr>
-          <w:i/>
-          <w:iCs/>
-        </w:rPr>
-        <w:t>(</w:t>
-      </w:r>
-      <w:proofErr w:type="spellStart"/>
-      <w:r>
-        <w:rPr>
-          <w:i/>
-          <w:iCs/>
-        </w:rPr>
-        <w:t>double</w:t>
-      </w:r>
-      <w:proofErr w:type="spellEnd"/>
-      <w:r>
-        <w:rPr>
-          <w:i/>
-          <w:iCs/>
-        </w:rPr>
-        <w:t>)</w:t>
-      </w:r>
-      <w:r>
-        <w:t xml:space="preserve"> — изменяет размер креста, умножая его текущий размер </w:t>
-      </w:r>
-      <w:proofErr w:type="spellStart"/>
-      <w:r>
-        <w:rPr>
-          <w:i/>
-          <w:iCs/>
-        </w:rPr>
-        <w:t>size</w:t>
-      </w:r>
-      <w:proofErr w:type="spellEnd"/>
-      <w:r>
-        <w:t xml:space="preserve"> на заданный коэффициент масштабирования.</w:t>
-      </w:r>
-    </w:p>
-    <w:p>
       <w:pPr>
         <w:pStyle w:val="1"/>
       </w:pPr>
       <w:bookmarkStart w:id="5" w:name="_Toc191321790"/>
       <w:r>
+        <w:lastRenderedPageBreak/>
         <w:t>Функции, сделанные недоступными</w:t>
       </w:r>
       <w:bookmarkEnd w:id="5"/>
@@ -1905,7 +1697,6 @@
       <w:r>
         <w:t xml:space="preserve">В классе </w:t>
       </w:r>
-      <w:proofErr w:type="spellStart"/>
       <w:r>
         <w:rPr>
           <w:b/>
@@ -1915,11 +1706,9 @@
         </w:rPr>
         <w:t>diagonal_cross</w:t>
       </w:r>
-      <w:proofErr w:type="spellEnd"/>
       <w:r>
         <w:t xml:space="preserve"> не предусмотрены операции поворота и отражения, так как косой крест всегда имеет фиксированную ориентацию. Поэтому следующие функции из базовых классов </w:t>
       </w:r>
-      <w:proofErr w:type="spellStart"/>
       <w:r>
         <w:rPr>
           <w:i/>
@@ -1927,11 +1716,9 @@
         </w:rPr>
         <w:t>rotatable</w:t>
       </w:r>
-      <w:proofErr w:type="spellEnd"/>
       <w:r>
         <w:t xml:space="preserve"> и </w:t>
       </w:r>
-      <w:proofErr w:type="spellStart"/>
       <w:r>
         <w:rPr>
           <w:i/>
@@ -1939,161 +1726,59 @@
         </w:rPr>
         <w:t>reflectable</w:t>
       </w:r>
-      <w:proofErr w:type="spellEnd"/>
       <w:r>
         <w:t xml:space="preserve"> не реализованы и недоступны для объектов данного класса:</w:t>
       </w:r>
     </w:p>
     <w:p>
-      <w:proofErr w:type="spellStart"/>
       <w:r>
         <w:rPr>
           <w:i/>
           <w:iCs/>
         </w:rPr>
-        <w:t>rotate_</w:t>
-      </w:r>
-      <w:proofErr w:type="gramStart"/>
+        <w:t>rotate_left()</w:t>
+      </w:r>
+      <w:r>
+        <w:t xml:space="preserve"> – отсутствует, так как поворот диагонального креста не изменяет его внешний вид.</w:t>
+      </w:r>
+    </w:p>
+    <w:p>
       <w:r>
         <w:rPr>
           <w:i/>
           <w:iCs/>
         </w:rPr>
-        <w:t>left</w:t>
-      </w:r>
-      <w:proofErr w:type="spellEnd"/>
+        <w:t>rotate_right()</w:t>
+      </w:r>
+      <w:r>
+        <w:t xml:space="preserve"> – аналогично, не имеет смысла для данной фигуры.</w:t>
+      </w:r>
+    </w:p>
+    <w:p>
       <w:r>
         <w:rPr>
           <w:i/>
           <w:iCs/>
         </w:rPr>
-        <w:t>(</w:t>
-      </w:r>
-      <w:proofErr w:type="gramEnd"/>
+        <w:t>flip_horizontally()</w:t>
+      </w:r>
+      <w:r>
+        <w:t xml:space="preserve"> – не реализован, поскольку диагональный крест оста</w:t>
+      </w:r>
+      <w:r>
+        <w:t>ё</w:t>
+      </w:r>
+      <w:r>
+        <w:t>тся неизменным при горизонтальном отражении.</w:t>
+      </w:r>
+    </w:p>
+    <w:p>
       <w:r>
         <w:rPr>
           <w:i/>
           <w:iCs/>
         </w:rPr>
-        <w:t>)</w:t>
-      </w:r>
-      <w:r>
-        <w:t xml:space="preserve"> – отсутствует, так как поворот диагонального креста не изменяет его внешний вид.</w:t>
-      </w:r>
-    </w:p>
-    <w:p>
-      <w:proofErr w:type="spellStart"/>
-      <w:r>
-        <w:rPr>
-          <w:i/>
-          <w:iCs/>
-        </w:rPr>
-        <w:t>rotate_</w:t>
-      </w:r>
-      <w:proofErr w:type="gramStart"/>
-      <w:r>
-        <w:rPr>
-          <w:i/>
-          <w:iCs/>
-        </w:rPr>
-        <w:t>right</w:t>
-      </w:r>
-      <w:proofErr w:type="spellEnd"/>
-      <w:r>
-        <w:rPr>
-          <w:i/>
-          <w:iCs/>
-        </w:rPr>
-        <w:t>(</w:t>
-      </w:r>
-      <w:proofErr w:type="gramEnd"/>
-      <w:r>
-        <w:rPr>
-          <w:i/>
-          <w:iCs/>
-        </w:rPr>
-        <w:t>)</w:t>
-      </w:r>
-      <w:r>
-        <w:t xml:space="preserve"> – аналогично, не имеет смысла для данной фигуры.</w:t>
-      </w:r>
-    </w:p>
-    <w:p>
-      <w:proofErr w:type="spellStart"/>
-      <w:r>
-        <w:rPr>
-          <w:i/>
-          <w:iCs/>
-        </w:rPr>
-        <w:lastRenderedPageBreak/>
-        <w:t>flip_</w:t>
-      </w:r>
-      <w:proofErr w:type="gramStart"/>
-      <w:r>
-        <w:rPr>
-          <w:i/>
-          <w:iCs/>
-        </w:rPr>
-        <w:t>horizontally</w:t>
-      </w:r>
-      <w:proofErr w:type="spellEnd"/>
-      <w:r>
-        <w:rPr>
-          <w:i/>
-          <w:iCs/>
-        </w:rPr>
-        <w:t>(</w:t>
-      </w:r>
-      <w:proofErr w:type="gramEnd"/>
-      <w:r>
-        <w:rPr>
-          <w:i/>
-          <w:iCs/>
-        </w:rPr>
-        <w:t>)</w:t>
-      </w:r>
-      <w:r>
-        <w:t xml:space="preserve"> – не реализован, поскольку диагональный крест оста</w:t>
-      </w:r>
-      <w:r>
-        <w:t>ё</w:t>
-      </w:r>
-      <w:r>
-        <w:t>тся неизменным при горизонтальном отражении.</w:t>
-      </w:r>
-    </w:p>
-    <w:p>
-      <w:proofErr w:type="spellStart"/>
-      <w:r>
-        <w:rPr>
-          <w:i/>
-          <w:iCs/>
-        </w:rPr>
-        <w:t>flip_</w:t>
-      </w:r>
-      <w:proofErr w:type="gramStart"/>
-      <w:r>
-        <w:rPr>
-          <w:i/>
-          <w:iCs/>
-        </w:rPr>
-        <w:t>vertically</w:t>
-      </w:r>
-      <w:proofErr w:type="spellEnd"/>
-      <w:r>
-        <w:rPr>
-          <w:i/>
-          <w:iCs/>
-        </w:rPr>
-        <w:t>(</w:t>
-      </w:r>
-      <w:proofErr w:type="gramEnd"/>
-      <w:r>
-        <w:rPr>
-          <w:i/>
-          <w:iCs/>
-        </w:rPr>
-        <w:t>)</w:t>
+        <w:t>flip_vertically()</w:t>
       </w:r>
       <w:r>
         <w:t xml:space="preserve"> – также не требуется, так как вертикальное отражение не влияет на геометрию креста.</w:t>
@@ -2182,9 +1867,8 @@
           <w:color w:val="067D17"/>
           <w:lang w:val="en-US"/>
         </w:rPr>
-        <w:t>"</w:t>
-      </w:r>
-      <w:proofErr w:type="spellStart"/>
+        <w:t>"screen.h"</w:t>
+      </w:r>
       <w:r>
         <w:rPr>
           <w:rFonts w:ascii="Consolas" w:hAnsi="Consolas"/>
@@ -2193,9 +1877,18 @@
           <w:color w:val="067D17"/>
           <w:lang w:val="en-US"/>
         </w:rPr>
-        <w:t>screen.h</w:t>
-      </w:r>
-      <w:proofErr w:type="spellEnd"/>
+        <w:br/>
+      </w:r>
+      <w:r>
+        <w:rPr>
+          <w:rFonts w:ascii="Consolas" w:hAnsi="Consolas"/>
+          <w:b/>
+          <w:bCs/>
+          <w:color w:val="9E880D"/>
+          <w:lang w:val="en-US"/>
+        </w:rPr>
+        <w:t xml:space="preserve">#include </w:t>
+      </w:r>
       <w:r>
         <w:rPr>
           <w:rFonts w:ascii="Consolas" w:hAnsi="Consolas"/>
@@ -2204,7 +1897,7 @@
           <w:color w:val="067D17"/>
           <w:lang w:val="en-US"/>
         </w:rPr>
-        <w:t>"</w:t>
+        <w:t>"shape.h"</w:t>
       </w:r>
       <w:r>
         <w:rPr>
@@ -2221,51 +1914,9 @@
           <w:rFonts w:ascii="Consolas" w:hAnsi="Consolas"/>
           <w:b/>
           <w:bCs/>
-          <w:color w:val="9E880D"/>
-          <w:lang w:val="en-US"/>
-        </w:rPr>
-        <w:t xml:space="preserve">#include </w:t>
-      </w:r>
-      <w:r>
-        <w:rPr>
-          <w:rFonts w:ascii="Consolas" w:hAnsi="Consolas"/>
-          <w:b/>
-          <w:bCs/>
           <w:color w:val="067D17"/>
           <w:lang w:val="en-US"/>
         </w:rPr>
-        <w:t>"</w:t>
-      </w:r>
-      <w:proofErr w:type="spellStart"/>
-      <w:r>
-        <w:rPr>
-          <w:rFonts w:ascii="Consolas" w:hAnsi="Consolas"/>
-          <w:b/>
-          <w:bCs/>
-          <w:color w:val="067D17"/>
-          <w:lang w:val="en-US"/>
-        </w:rPr>
-        <w:t>shape.h</w:t>
-      </w:r>
-      <w:proofErr w:type="spellEnd"/>
-      <w:r>
-        <w:rPr>
-          <w:rFonts w:ascii="Consolas" w:hAnsi="Consolas"/>
-          <w:b/>
-          <w:bCs/>
-          <w:color w:val="067D17"/>
-          <w:lang w:val="en-US"/>
-        </w:rPr>
-        <w:t>"</w:t>
-      </w:r>
-      <w:r>
-        <w:rPr>
-          <w:rFonts w:ascii="Consolas" w:hAnsi="Consolas"/>
-          <w:b/>
-          <w:bCs/>
-          <w:color w:val="067D17"/>
-          <w:lang w:val="en-US"/>
-        </w:rPr>
         <w:br/>
       </w:r>
       <w:r>
@@ -2273,22 +1924,11 @@
           <w:rFonts w:ascii="Consolas" w:hAnsi="Consolas"/>
           <w:b/>
           <w:bCs/>
-          <w:color w:val="067D17"/>
-          <w:lang w:val="en-US"/>
-        </w:rPr>
-        <w:br/>
-      </w:r>
-      <w:r>
-        <w:rPr>
-          <w:rFonts w:ascii="Consolas" w:hAnsi="Consolas"/>
-          <w:b/>
-          <w:bCs/>
           <w:color w:val="0033B3"/>
           <w:lang w:val="en-US"/>
         </w:rPr>
         <w:t xml:space="preserve">class </w:t>
       </w:r>
-      <w:proofErr w:type="spellStart"/>
       <w:r>
         <w:rPr>
           <w:rFonts w:ascii="Consolas" w:hAnsi="Consolas"/>
@@ -2297,18 +1937,7 @@
           <w:color w:val="008080"/>
           <w:lang w:val="en-US"/>
         </w:rPr>
-        <w:t>diagonal_cross</w:t>
-      </w:r>
-      <w:proofErr w:type="spellEnd"/>
-      <w:r>
-        <w:rPr>
-          <w:rFonts w:ascii="Consolas" w:hAnsi="Consolas"/>
-          <w:b/>
-          <w:bCs/>
-          <w:color w:val="008080"/>
-          <w:lang w:val="en-US"/>
-        </w:rPr>
-        <w:t xml:space="preserve"> </w:t>
+        <w:t xml:space="preserve">diagonal_cross </w:t>
       </w:r>
       <w:r>
         <w:rPr>
@@ -2513,7 +2142,6 @@
         <w:br/>
         <w:t xml:space="preserve">    </w:t>
       </w:r>
-      <w:proofErr w:type="spellStart"/>
       <w:r>
         <w:rPr>
           <w:rFonts w:ascii="Consolas" w:hAnsi="Consolas"/>
@@ -2524,7 +2152,6 @@
         </w:rPr>
         <w:t>diagonal_cross</w:t>
       </w:r>
-      <w:proofErr w:type="spellEnd"/>
       <w:r>
         <w:rPr>
           <w:rFonts w:ascii="Consolas" w:hAnsi="Consolas"/>
@@ -2777,7 +2404,6 @@
         </w:rPr>
         <w:t>point(</w:t>
       </w:r>
-      <w:proofErr w:type="spellStart"/>
       <w:r>
         <w:rPr>
           <w:rFonts w:ascii="Consolas" w:hAnsi="Consolas"/>
@@ -2808,7 +2434,6 @@
         </w:rPr>
         <w:t>x</w:t>
       </w:r>
-      <w:proofErr w:type="spellEnd"/>
       <w:r>
         <w:rPr>
           <w:rFonts w:ascii="Consolas" w:hAnsi="Consolas"/>
@@ -2819,7 +2444,6 @@
         </w:rPr>
         <w:t xml:space="preserve">, </w:t>
       </w:r>
-      <w:proofErr w:type="spellStart"/>
       <w:r>
         <w:rPr>
           <w:rFonts w:ascii="Consolas" w:hAnsi="Consolas"/>
@@ -2848,18 +2472,7 @@
           <w:color w:val="660E7A"/>
           <w:lang w:val="en-US"/>
         </w:rPr>
-        <w:t>y</w:t>
-      </w:r>
-      <w:proofErr w:type="spellEnd"/>
-      <w:r>
-        <w:rPr>
-          <w:rFonts w:ascii="Consolas" w:hAnsi="Consolas"/>
-          <w:b/>
-          <w:bCs/>
-          <w:color w:val="660E7A"/>
-          <w:lang w:val="en-US"/>
-        </w:rPr>
-        <w:t xml:space="preserve"> </w:t>
+        <w:t xml:space="preserve">y </w:t>
       </w:r>
       <w:r>
         <w:rPr>
@@ -2972,7 +2585,6 @@
         </w:rPr>
         <w:t>point(</w:t>
       </w:r>
-      <w:proofErr w:type="spellStart"/>
       <w:r>
         <w:rPr>
           <w:rFonts w:ascii="Consolas" w:hAnsi="Consolas"/>
@@ -3003,7 +2615,6 @@
         </w:rPr>
         <w:t>x</w:t>
       </w:r>
-      <w:proofErr w:type="spellEnd"/>
       <w:r>
         <w:rPr>
           <w:rFonts w:ascii="Consolas" w:hAnsi="Consolas"/>
@@ -3014,7 +2625,6 @@
         </w:rPr>
         <w:t xml:space="preserve">, </w:t>
       </w:r>
-      <w:proofErr w:type="spellStart"/>
       <w:r>
         <w:rPr>
           <w:rFonts w:ascii="Consolas" w:hAnsi="Consolas"/>
@@ -3043,18 +2653,7 @@
           <w:color w:val="660E7A"/>
           <w:lang w:val="en-US"/>
         </w:rPr>
-        <w:t>y</w:t>
-      </w:r>
-      <w:proofErr w:type="spellEnd"/>
-      <w:r>
-        <w:rPr>
-          <w:rFonts w:ascii="Consolas" w:hAnsi="Consolas"/>
-          <w:b/>
-          <w:bCs/>
-          <w:color w:val="660E7A"/>
-          <w:lang w:val="en-US"/>
-        </w:rPr>
-        <w:t xml:space="preserve"> </w:t>
+        <w:t xml:space="preserve">y </w:t>
       </w:r>
       <w:r>
         <w:rPr>
@@ -3167,7 +2766,6 @@
         </w:rPr>
         <w:t>point(</w:t>
       </w:r>
-      <w:proofErr w:type="spellStart"/>
       <w:r>
         <w:rPr>
           <w:rFonts w:ascii="Consolas" w:hAnsi="Consolas"/>
@@ -3196,9 +2794,18 @@
           <w:color w:val="660E7A"/>
           <w:lang w:val="en-US"/>
         </w:rPr>
-        <w:t>x</w:t>
-      </w:r>
-      <w:proofErr w:type="spellEnd"/>
+        <w:t xml:space="preserve">x </w:t>
+      </w:r>
+      <w:r>
+        <w:rPr>
+          <w:rFonts w:ascii="Consolas" w:hAnsi="Consolas"/>
+          <w:b/>
+          <w:bCs/>
+          <w:color w:val="080808"/>
+          <w:lang w:val="en-US"/>
+        </w:rPr>
+        <w:t xml:space="preserve">+ </w:t>
+      </w:r>
       <w:r>
         <w:rPr>
           <w:rFonts w:ascii="Consolas" w:hAnsi="Consolas"/>
@@ -3207,17 +2814,17 @@
           <w:color w:val="660E7A"/>
           <w:lang w:val="en-US"/>
         </w:rPr>
-        <w:t xml:space="preserve"> </w:t>
-      </w:r>
-      <w:r>
-        <w:rPr>
-          <w:rFonts w:ascii="Consolas" w:hAnsi="Consolas"/>
-          <w:b/>
-          <w:bCs/>
-          <w:color w:val="080808"/>
-          <w:lang w:val="en-US"/>
-        </w:rPr>
-        <w:t xml:space="preserve">+ </w:t>
+        <w:t>size</w:t>
+      </w:r>
+      <w:r>
+        <w:rPr>
+          <w:rFonts w:ascii="Consolas" w:hAnsi="Consolas"/>
+          <w:b/>
+          <w:bCs/>
+          <w:color w:val="080808"/>
+          <w:lang w:val="en-US"/>
+        </w:rPr>
+        <w:t xml:space="preserve">, </w:t>
       </w:r>
       <w:r>
         <w:rPr>
@@ -3227,19 +2834,18 @@
           <w:color w:val="660E7A"/>
           <w:lang w:val="en-US"/>
         </w:rPr>
-        <w:t>size</w:t>
-      </w:r>
-      <w:r>
-        <w:rPr>
-          <w:rFonts w:ascii="Consolas" w:hAnsi="Consolas"/>
-          <w:b/>
-          <w:bCs/>
-          <w:color w:val="080808"/>
-          <w:lang w:val="en-US"/>
-        </w:rPr>
-        <w:t xml:space="preserve">, </w:t>
-      </w:r>
-      <w:proofErr w:type="spellStart"/>
+        <w:t>center</w:t>
+      </w:r>
+      <w:r>
+        <w:rPr>
+          <w:rFonts w:ascii="Consolas" w:hAnsi="Consolas"/>
+          <w:b/>
+          <w:bCs/>
+          <w:color w:val="080808"/>
+          <w:lang w:val="en-US"/>
+        </w:rPr>
+        <w:t>.</w:t>
+      </w:r>
       <w:r>
         <w:rPr>
           <w:rFonts w:ascii="Consolas" w:hAnsi="Consolas"/>
@@ -3248,29 +2854,8 @@
           <w:color w:val="660E7A"/>
           <w:lang w:val="en-US"/>
         </w:rPr>
-        <w:t>center</w:t>
-      </w:r>
-      <w:r>
-        <w:rPr>
-          <w:rFonts w:ascii="Consolas" w:hAnsi="Consolas"/>
-          <w:b/>
-          <w:bCs/>
-          <w:color w:val="080808"/>
-          <w:lang w:val="en-US"/>
-        </w:rPr>
-        <w:t>.</w:t>
-      </w:r>
-      <w:r>
-        <w:rPr>
-          <w:rFonts w:ascii="Consolas" w:hAnsi="Consolas"/>
-          <w:b/>
-          <w:bCs/>
-          <w:color w:val="660E7A"/>
-          <w:lang w:val="en-US"/>
-        </w:rPr>
         <w:t>y</w:t>
       </w:r>
-      <w:proofErr w:type="spellEnd"/>
       <w:r>
         <w:rPr>
           <w:rFonts w:ascii="Consolas" w:hAnsi="Consolas"/>
@@ -3362,7 +2947,6 @@
         </w:rPr>
         <w:t>point(</w:t>
       </w:r>
-      <w:proofErr w:type="spellStart"/>
       <w:r>
         <w:rPr>
           <w:rFonts w:ascii="Consolas" w:hAnsi="Consolas"/>
@@ -3391,9 +2975,18 @@
           <w:color w:val="660E7A"/>
           <w:lang w:val="en-US"/>
         </w:rPr>
-        <w:t>x</w:t>
-      </w:r>
-      <w:proofErr w:type="spellEnd"/>
+        <w:t xml:space="preserve">x </w:t>
+      </w:r>
+      <w:r>
+        <w:rPr>
+          <w:rFonts w:ascii="Consolas" w:hAnsi="Consolas"/>
+          <w:b/>
+          <w:bCs/>
+          <w:color w:val="080808"/>
+          <w:lang w:val="en-US"/>
+        </w:rPr>
+        <w:t xml:space="preserve">- </w:t>
+      </w:r>
       <w:r>
         <w:rPr>
           <w:rFonts w:ascii="Consolas" w:hAnsi="Consolas"/>
@@ -3402,17 +2995,17 @@
           <w:color w:val="660E7A"/>
           <w:lang w:val="en-US"/>
         </w:rPr>
-        <w:t xml:space="preserve"> </w:t>
-      </w:r>
-      <w:r>
-        <w:rPr>
-          <w:rFonts w:ascii="Consolas" w:hAnsi="Consolas"/>
-          <w:b/>
-          <w:bCs/>
-          <w:color w:val="080808"/>
-          <w:lang w:val="en-US"/>
-        </w:rPr>
-        <w:t xml:space="preserve">- </w:t>
+        <w:t>size</w:t>
+      </w:r>
+      <w:r>
+        <w:rPr>
+          <w:rFonts w:ascii="Consolas" w:hAnsi="Consolas"/>
+          <w:b/>
+          <w:bCs/>
+          <w:color w:val="080808"/>
+          <w:lang w:val="en-US"/>
+        </w:rPr>
+        <w:t xml:space="preserve">, </w:t>
       </w:r>
       <w:r>
         <w:rPr>
@@ -3422,19 +3015,18 @@
           <w:color w:val="660E7A"/>
           <w:lang w:val="en-US"/>
         </w:rPr>
-        <w:t>size</w:t>
-      </w:r>
-      <w:r>
-        <w:rPr>
-          <w:rFonts w:ascii="Consolas" w:hAnsi="Consolas"/>
-          <w:b/>
-          <w:bCs/>
-          <w:color w:val="080808"/>
-          <w:lang w:val="en-US"/>
-        </w:rPr>
-        <w:t xml:space="preserve">, </w:t>
-      </w:r>
-      <w:proofErr w:type="spellStart"/>
+        <w:t>center</w:t>
+      </w:r>
+      <w:r>
+        <w:rPr>
+          <w:rFonts w:ascii="Consolas" w:hAnsi="Consolas"/>
+          <w:b/>
+          <w:bCs/>
+          <w:color w:val="080808"/>
+          <w:lang w:val="en-US"/>
+        </w:rPr>
+        <w:t>.</w:t>
+      </w:r>
       <w:r>
         <w:rPr>
           <w:rFonts w:ascii="Consolas" w:hAnsi="Consolas"/>
@@ -3443,29 +3035,8 @@
           <w:color w:val="660E7A"/>
           <w:lang w:val="en-US"/>
         </w:rPr>
-        <w:t>center</w:t>
-      </w:r>
-      <w:r>
-        <w:rPr>
-          <w:rFonts w:ascii="Consolas" w:hAnsi="Consolas"/>
-          <w:b/>
-          <w:bCs/>
-          <w:color w:val="080808"/>
-          <w:lang w:val="en-US"/>
-        </w:rPr>
-        <w:t>.</w:t>
-      </w:r>
-      <w:r>
-        <w:rPr>
-          <w:rFonts w:ascii="Consolas" w:hAnsi="Consolas"/>
-          <w:b/>
-          <w:bCs/>
-          <w:color w:val="660E7A"/>
-          <w:lang w:val="en-US"/>
-        </w:rPr>
         <w:t>y</w:t>
       </w:r>
-      <w:proofErr w:type="spellEnd"/>
       <w:r>
         <w:rPr>
           <w:rFonts w:ascii="Consolas" w:hAnsi="Consolas"/>
@@ -3497,7 +3068,6 @@
         </w:rPr>
         <w:t xml:space="preserve">point </w:t>
       </w:r>
-      <w:proofErr w:type="spellStart"/>
       <w:r>
         <w:rPr>
           <w:rFonts w:ascii="Consolas" w:hAnsi="Consolas"/>
@@ -3508,7 +3078,6 @@
         </w:rPr>
         <w:t>neast</w:t>
       </w:r>
-      <w:proofErr w:type="spellEnd"/>
       <w:r>
         <w:rPr>
           <w:rFonts w:ascii="Consolas" w:hAnsi="Consolas"/>
@@ -3559,7 +3128,6 @@
         </w:rPr>
         <w:t>point(</w:t>
       </w:r>
-      <w:proofErr w:type="spellStart"/>
       <w:r>
         <w:rPr>
           <w:rFonts w:ascii="Consolas" w:hAnsi="Consolas"/>
@@ -3588,9 +3156,18 @@
           <w:color w:val="660E7A"/>
           <w:lang w:val="en-US"/>
         </w:rPr>
-        <w:t>x</w:t>
-      </w:r>
-      <w:proofErr w:type="spellEnd"/>
+        <w:t xml:space="preserve">x </w:t>
+      </w:r>
+      <w:r>
+        <w:rPr>
+          <w:rFonts w:ascii="Consolas" w:hAnsi="Consolas"/>
+          <w:b/>
+          <w:bCs/>
+          <w:color w:val="080808"/>
+          <w:lang w:val="en-US"/>
+        </w:rPr>
+        <w:t xml:space="preserve">+ </w:t>
+      </w:r>
       <w:r>
         <w:rPr>
           <w:rFonts w:ascii="Consolas" w:hAnsi="Consolas"/>
@@ -3599,17 +3176,17 @@
           <w:color w:val="660E7A"/>
           <w:lang w:val="en-US"/>
         </w:rPr>
-        <w:t xml:space="preserve"> </w:t>
-      </w:r>
-      <w:r>
-        <w:rPr>
-          <w:rFonts w:ascii="Consolas" w:hAnsi="Consolas"/>
-          <w:b/>
-          <w:bCs/>
-          <w:color w:val="080808"/>
-          <w:lang w:val="en-US"/>
-        </w:rPr>
-        <w:t xml:space="preserve">+ </w:t>
+        <w:t>size</w:t>
+      </w:r>
+      <w:r>
+        <w:rPr>
+          <w:rFonts w:ascii="Consolas" w:hAnsi="Consolas"/>
+          <w:b/>
+          <w:bCs/>
+          <w:color w:val="080808"/>
+          <w:lang w:val="en-US"/>
+        </w:rPr>
+        <w:t xml:space="preserve">, </w:t>
       </w:r>
       <w:r>
         <w:rPr>
@@ -3619,19 +3196,18 @@
           <w:color w:val="660E7A"/>
           <w:lang w:val="en-US"/>
         </w:rPr>
-        <w:t>size</w:t>
-      </w:r>
-      <w:r>
-        <w:rPr>
-          <w:rFonts w:ascii="Consolas" w:hAnsi="Consolas"/>
-          <w:b/>
-          <w:bCs/>
-          <w:color w:val="080808"/>
-          <w:lang w:val="en-US"/>
-        </w:rPr>
-        <w:t xml:space="preserve">, </w:t>
-      </w:r>
-      <w:proofErr w:type="spellStart"/>
+        <w:t>center</w:t>
+      </w:r>
+      <w:r>
+        <w:rPr>
+          <w:rFonts w:ascii="Consolas" w:hAnsi="Consolas"/>
+          <w:b/>
+          <w:bCs/>
+          <w:color w:val="080808"/>
+          <w:lang w:val="en-US"/>
+        </w:rPr>
+        <w:t>.</w:t>
+      </w:r>
       <w:r>
         <w:rPr>
           <w:rFonts w:ascii="Consolas" w:hAnsi="Consolas"/>
@@ -3640,38 +3216,7 @@
           <w:color w:val="660E7A"/>
           <w:lang w:val="en-US"/>
         </w:rPr>
-        <w:t>center</w:t>
-      </w:r>
-      <w:r>
-        <w:rPr>
-          <w:rFonts w:ascii="Consolas" w:hAnsi="Consolas"/>
-          <w:b/>
-          <w:bCs/>
-          <w:color w:val="080808"/>
-          <w:lang w:val="en-US"/>
-        </w:rPr>
-        <w:t>.</w:t>
-      </w:r>
-      <w:r>
-        <w:rPr>
-          <w:rFonts w:ascii="Consolas" w:hAnsi="Consolas"/>
-          <w:b/>
-          <w:bCs/>
-          <w:color w:val="660E7A"/>
-          <w:lang w:val="en-US"/>
-        </w:rPr>
-        <w:t>y</w:t>
-      </w:r>
-      <w:proofErr w:type="spellEnd"/>
-      <w:r>
-        <w:rPr>
-          <w:rFonts w:ascii="Consolas" w:hAnsi="Consolas"/>
-          <w:b/>
-          <w:bCs/>
-          <w:color w:val="660E7A"/>
-          <w:lang w:val="en-US"/>
-        </w:rPr>
-        <w:t xml:space="preserve"> </w:t>
+        <w:t xml:space="preserve">y </w:t>
       </w:r>
       <w:r>
         <w:rPr>
@@ -3724,7 +3269,6 @@
         </w:rPr>
         <w:t xml:space="preserve">point </w:t>
       </w:r>
-      <w:proofErr w:type="spellStart"/>
       <w:r>
         <w:rPr>
           <w:rFonts w:ascii="Consolas" w:hAnsi="Consolas"/>
@@ -3735,7 +3279,6 @@
         </w:rPr>
         <w:t>seast</w:t>
       </w:r>
-      <w:proofErr w:type="spellEnd"/>
       <w:r>
         <w:rPr>
           <w:rFonts w:ascii="Consolas" w:hAnsi="Consolas"/>
@@ -3786,7 +3329,6 @@
         </w:rPr>
         <w:t>point(</w:t>
       </w:r>
-      <w:proofErr w:type="spellStart"/>
       <w:r>
         <w:rPr>
           <w:rFonts w:ascii="Consolas" w:hAnsi="Consolas"/>
@@ -3815,9 +3357,18 @@
           <w:color w:val="660E7A"/>
           <w:lang w:val="en-US"/>
         </w:rPr>
-        <w:t>x</w:t>
-      </w:r>
-      <w:proofErr w:type="spellEnd"/>
+        <w:t xml:space="preserve">x </w:t>
+      </w:r>
+      <w:r>
+        <w:rPr>
+          <w:rFonts w:ascii="Consolas" w:hAnsi="Consolas"/>
+          <w:b/>
+          <w:bCs/>
+          <w:color w:val="080808"/>
+          <w:lang w:val="en-US"/>
+        </w:rPr>
+        <w:t xml:space="preserve">+ </w:t>
+      </w:r>
       <w:r>
         <w:rPr>
           <w:rFonts w:ascii="Consolas" w:hAnsi="Consolas"/>
@@ -3826,17 +3377,17 @@
           <w:color w:val="660E7A"/>
           <w:lang w:val="en-US"/>
         </w:rPr>
-        <w:t xml:space="preserve"> </w:t>
-      </w:r>
-      <w:r>
-        <w:rPr>
-          <w:rFonts w:ascii="Consolas" w:hAnsi="Consolas"/>
-          <w:b/>
-          <w:bCs/>
-          <w:color w:val="080808"/>
-          <w:lang w:val="en-US"/>
-        </w:rPr>
-        <w:t xml:space="preserve">+ </w:t>
+        <w:t>size</w:t>
+      </w:r>
+      <w:r>
+        <w:rPr>
+          <w:rFonts w:ascii="Consolas" w:hAnsi="Consolas"/>
+          <w:b/>
+          <w:bCs/>
+          <w:color w:val="080808"/>
+          <w:lang w:val="en-US"/>
+        </w:rPr>
+        <w:t xml:space="preserve">, </w:t>
       </w:r>
       <w:r>
         <w:rPr>
@@ -3846,19 +3397,18 @@
           <w:color w:val="660E7A"/>
           <w:lang w:val="en-US"/>
         </w:rPr>
-        <w:t>size</w:t>
-      </w:r>
-      <w:r>
-        <w:rPr>
-          <w:rFonts w:ascii="Consolas" w:hAnsi="Consolas"/>
-          <w:b/>
-          <w:bCs/>
-          <w:color w:val="080808"/>
-          <w:lang w:val="en-US"/>
-        </w:rPr>
-        <w:t xml:space="preserve">, </w:t>
-      </w:r>
-      <w:proofErr w:type="spellStart"/>
+        <w:t>center</w:t>
+      </w:r>
+      <w:r>
+        <w:rPr>
+          <w:rFonts w:ascii="Consolas" w:hAnsi="Consolas"/>
+          <w:b/>
+          <w:bCs/>
+          <w:color w:val="080808"/>
+          <w:lang w:val="en-US"/>
+        </w:rPr>
+        <w:t>.</w:t>
+      </w:r>
       <w:r>
         <w:rPr>
           <w:rFonts w:ascii="Consolas" w:hAnsi="Consolas"/>
@@ -3867,38 +3417,7 @@
           <w:color w:val="660E7A"/>
           <w:lang w:val="en-US"/>
         </w:rPr>
-        <w:t>center</w:t>
-      </w:r>
-      <w:r>
-        <w:rPr>
-          <w:rFonts w:ascii="Consolas" w:hAnsi="Consolas"/>
-          <w:b/>
-          <w:bCs/>
-          <w:color w:val="080808"/>
-          <w:lang w:val="en-US"/>
-        </w:rPr>
-        <w:t>.</w:t>
-      </w:r>
-      <w:r>
-        <w:rPr>
-          <w:rFonts w:ascii="Consolas" w:hAnsi="Consolas"/>
-          <w:b/>
-          <w:bCs/>
-          <w:color w:val="660E7A"/>
-          <w:lang w:val="en-US"/>
-        </w:rPr>
-        <w:t>y</w:t>
-      </w:r>
-      <w:proofErr w:type="spellEnd"/>
-      <w:r>
-        <w:rPr>
-          <w:rFonts w:ascii="Consolas" w:hAnsi="Consolas"/>
-          <w:b/>
-          <w:bCs/>
-          <w:color w:val="660E7A"/>
-          <w:lang w:val="en-US"/>
-        </w:rPr>
-        <w:t xml:space="preserve"> </w:t>
+        <w:t xml:space="preserve">y </w:t>
       </w:r>
       <w:r>
         <w:rPr>
@@ -3951,7 +3470,6 @@
         </w:rPr>
         <w:t xml:space="preserve">point </w:t>
       </w:r>
-      <w:proofErr w:type="spellStart"/>
       <w:r>
         <w:rPr>
           <w:rFonts w:ascii="Consolas" w:hAnsi="Consolas"/>
@@ -3962,7 +3480,6 @@
         </w:rPr>
         <w:t>nwest</w:t>
       </w:r>
-      <w:proofErr w:type="spellEnd"/>
       <w:r>
         <w:rPr>
           <w:rFonts w:ascii="Consolas" w:hAnsi="Consolas"/>
@@ -4013,7 +3530,6 @@
         </w:rPr>
         <w:t>point(</w:t>
       </w:r>
-      <w:proofErr w:type="spellStart"/>
       <w:r>
         <w:rPr>
           <w:rFonts w:ascii="Consolas" w:hAnsi="Consolas"/>
@@ -4042,9 +3558,18 @@
           <w:color w:val="660E7A"/>
           <w:lang w:val="en-US"/>
         </w:rPr>
-        <w:t>x</w:t>
-      </w:r>
-      <w:proofErr w:type="spellEnd"/>
+        <w:t xml:space="preserve">x </w:t>
+      </w:r>
+      <w:r>
+        <w:rPr>
+          <w:rFonts w:ascii="Consolas" w:hAnsi="Consolas"/>
+          <w:b/>
+          <w:bCs/>
+          <w:color w:val="080808"/>
+          <w:lang w:val="en-US"/>
+        </w:rPr>
+        <w:t xml:space="preserve">- </w:t>
+      </w:r>
       <w:r>
         <w:rPr>
           <w:rFonts w:ascii="Consolas" w:hAnsi="Consolas"/>
@@ -4053,17 +3578,17 @@
           <w:color w:val="660E7A"/>
           <w:lang w:val="en-US"/>
         </w:rPr>
-        <w:t xml:space="preserve"> </w:t>
-      </w:r>
-      <w:r>
-        <w:rPr>
-          <w:rFonts w:ascii="Consolas" w:hAnsi="Consolas"/>
-          <w:b/>
-          <w:bCs/>
-          <w:color w:val="080808"/>
-          <w:lang w:val="en-US"/>
-        </w:rPr>
-        <w:t xml:space="preserve">- </w:t>
+        <w:t>size</w:t>
+      </w:r>
+      <w:r>
+        <w:rPr>
+          <w:rFonts w:ascii="Consolas" w:hAnsi="Consolas"/>
+          <w:b/>
+          <w:bCs/>
+          <w:color w:val="080808"/>
+          <w:lang w:val="en-US"/>
+        </w:rPr>
+        <w:t xml:space="preserve">, </w:t>
       </w:r>
       <w:r>
         <w:rPr>
@@ -4073,19 +3598,18 @@
           <w:color w:val="660E7A"/>
           <w:lang w:val="en-US"/>
         </w:rPr>
-        <w:t>size</w:t>
-      </w:r>
-      <w:r>
-        <w:rPr>
-          <w:rFonts w:ascii="Consolas" w:hAnsi="Consolas"/>
-          <w:b/>
-          <w:bCs/>
-          <w:color w:val="080808"/>
-          <w:lang w:val="en-US"/>
-        </w:rPr>
-        <w:t xml:space="preserve">, </w:t>
-      </w:r>
-      <w:proofErr w:type="spellStart"/>
+        <w:t>center</w:t>
+      </w:r>
+      <w:r>
+        <w:rPr>
+          <w:rFonts w:ascii="Consolas" w:hAnsi="Consolas"/>
+          <w:b/>
+          <w:bCs/>
+          <w:color w:val="080808"/>
+          <w:lang w:val="en-US"/>
+        </w:rPr>
+        <w:t>.</w:t>
+      </w:r>
       <w:r>
         <w:rPr>
           <w:rFonts w:ascii="Consolas" w:hAnsi="Consolas"/>
@@ -4094,38 +3618,7 @@
           <w:color w:val="660E7A"/>
           <w:lang w:val="en-US"/>
         </w:rPr>
-        <w:t>center</w:t>
-      </w:r>
-      <w:r>
-        <w:rPr>
-          <w:rFonts w:ascii="Consolas" w:hAnsi="Consolas"/>
-          <w:b/>
-          <w:bCs/>
-          <w:color w:val="080808"/>
-          <w:lang w:val="en-US"/>
-        </w:rPr>
-        <w:t>.</w:t>
-      </w:r>
-      <w:r>
-        <w:rPr>
-          <w:rFonts w:ascii="Consolas" w:hAnsi="Consolas"/>
-          <w:b/>
-          <w:bCs/>
-          <w:color w:val="660E7A"/>
-          <w:lang w:val="en-US"/>
-        </w:rPr>
-        <w:t>y</w:t>
-      </w:r>
-      <w:proofErr w:type="spellEnd"/>
-      <w:r>
-        <w:rPr>
-          <w:rFonts w:ascii="Consolas" w:hAnsi="Consolas"/>
-          <w:b/>
-          <w:bCs/>
-          <w:color w:val="660E7A"/>
-          <w:lang w:val="en-US"/>
-        </w:rPr>
-        <w:t xml:space="preserve"> </w:t>
+        <w:t xml:space="preserve">y </w:t>
       </w:r>
       <w:r>
         <w:rPr>
@@ -4178,7 +3671,6 @@
         </w:rPr>
         <w:t xml:space="preserve">point </w:t>
       </w:r>
-      <w:proofErr w:type="spellStart"/>
       <w:r>
         <w:rPr>
           <w:rFonts w:ascii="Consolas" w:hAnsi="Consolas"/>
@@ -4189,7 +3681,6 @@
         </w:rPr>
         <w:t>swest</w:t>
       </w:r>
-      <w:proofErr w:type="spellEnd"/>
       <w:r>
         <w:rPr>
           <w:rFonts w:ascii="Consolas" w:hAnsi="Consolas"/>
@@ -4240,7 +3731,6 @@
         </w:rPr>
         <w:t>point(</w:t>
       </w:r>
-      <w:proofErr w:type="spellStart"/>
       <w:r>
         <w:rPr>
           <w:rFonts w:ascii="Consolas" w:hAnsi="Consolas"/>
@@ -4269,9 +3759,18 @@
           <w:color w:val="660E7A"/>
           <w:lang w:val="en-US"/>
         </w:rPr>
-        <w:t>x</w:t>
-      </w:r>
-      <w:proofErr w:type="spellEnd"/>
+        <w:t xml:space="preserve">x </w:t>
+      </w:r>
+      <w:r>
+        <w:rPr>
+          <w:rFonts w:ascii="Consolas" w:hAnsi="Consolas"/>
+          <w:b/>
+          <w:bCs/>
+          <w:color w:val="080808"/>
+          <w:lang w:val="en-US"/>
+        </w:rPr>
+        <w:t xml:space="preserve">- </w:t>
+      </w:r>
       <w:r>
         <w:rPr>
           <w:rFonts w:ascii="Consolas" w:hAnsi="Consolas"/>
@@ -4280,17 +3779,17 @@
           <w:color w:val="660E7A"/>
           <w:lang w:val="en-US"/>
         </w:rPr>
-        <w:t xml:space="preserve"> </w:t>
-      </w:r>
-      <w:r>
-        <w:rPr>
-          <w:rFonts w:ascii="Consolas" w:hAnsi="Consolas"/>
-          <w:b/>
-          <w:bCs/>
-          <w:color w:val="080808"/>
-          <w:lang w:val="en-US"/>
-        </w:rPr>
-        <w:t xml:space="preserve">- </w:t>
+        <w:t>size</w:t>
+      </w:r>
+      <w:r>
+        <w:rPr>
+          <w:rFonts w:ascii="Consolas" w:hAnsi="Consolas"/>
+          <w:b/>
+          <w:bCs/>
+          <w:color w:val="080808"/>
+          <w:lang w:val="en-US"/>
+        </w:rPr>
+        <w:t xml:space="preserve">, </w:t>
       </w:r>
       <w:r>
         <w:rPr>
@@ -4300,19 +3799,18 @@
           <w:color w:val="660E7A"/>
           <w:lang w:val="en-US"/>
         </w:rPr>
-        <w:t>size</w:t>
-      </w:r>
-      <w:r>
-        <w:rPr>
-          <w:rFonts w:ascii="Consolas" w:hAnsi="Consolas"/>
-          <w:b/>
-          <w:bCs/>
-          <w:color w:val="080808"/>
-          <w:lang w:val="en-US"/>
-        </w:rPr>
-        <w:t xml:space="preserve">, </w:t>
-      </w:r>
-      <w:proofErr w:type="spellStart"/>
+        <w:t>center</w:t>
+      </w:r>
+      <w:r>
+        <w:rPr>
+          <w:rFonts w:ascii="Consolas" w:hAnsi="Consolas"/>
+          <w:b/>
+          <w:bCs/>
+          <w:color w:val="080808"/>
+          <w:lang w:val="en-US"/>
+        </w:rPr>
+        <w:t>.</w:t>
+      </w:r>
       <w:r>
         <w:rPr>
           <w:rFonts w:ascii="Consolas" w:hAnsi="Consolas"/>
@@ -4321,38 +3819,7 @@
           <w:color w:val="660E7A"/>
           <w:lang w:val="en-US"/>
         </w:rPr>
-        <w:t>center</w:t>
-      </w:r>
-      <w:r>
-        <w:rPr>
-          <w:rFonts w:ascii="Consolas" w:hAnsi="Consolas"/>
-          <w:b/>
-          <w:bCs/>
-          <w:color w:val="080808"/>
-          <w:lang w:val="en-US"/>
-        </w:rPr>
-        <w:t>.</w:t>
-      </w:r>
-      <w:r>
-        <w:rPr>
-          <w:rFonts w:ascii="Consolas" w:hAnsi="Consolas"/>
-          <w:b/>
-          <w:bCs/>
-          <w:color w:val="660E7A"/>
-          <w:lang w:val="en-US"/>
-        </w:rPr>
-        <w:t>y</w:t>
-      </w:r>
-      <w:proofErr w:type="spellEnd"/>
-      <w:r>
-        <w:rPr>
-          <w:rFonts w:ascii="Consolas" w:hAnsi="Consolas"/>
-          <w:b/>
-          <w:bCs/>
-          <w:color w:val="660E7A"/>
-          <w:lang w:val="en-US"/>
-        </w:rPr>
-        <w:t xml:space="preserve"> </w:t>
+        <w:t xml:space="preserve">y </w:t>
       </w:r>
       <w:r>
         <w:rPr>
@@ -4464,20 +3931,71 @@
           <w:lang w:val="en-US"/>
         </w:rPr>
         <w:br/>
-        <w:t xml:space="preserve">        </w:t>
-      </w:r>
-      <w:proofErr w:type="spellStart"/>
-      <w:r>
-        <w:rPr>
-          <w:rFonts w:ascii="Consolas" w:hAnsi="Consolas"/>
-          <w:b/>
-          <w:bCs/>
-          <w:color w:val="080808"/>
-          <w:lang w:val="en-US"/>
-        </w:rPr>
-        <w:t>put_line</w:t>
-      </w:r>
-      <w:proofErr w:type="spellEnd"/>
+        <w:t xml:space="preserve">        put_line(nwest(), seast());</w:t>
+      </w:r>
+      <w:r>
+        <w:rPr>
+          <w:rFonts w:ascii="Consolas" w:hAnsi="Consolas"/>
+          <w:b/>
+          <w:bCs/>
+          <w:color w:val="080808"/>
+          <w:lang w:val="en-US"/>
+        </w:rPr>
+        <w:br/>
+        <w:t xml:space="preserve">        put_line(neast(), swest());</w:t>
+      </w:r>
+      <w:r>
+        <w:rPr>
+          <w:rFonts w:ascii="Consolas" w:hAnsi="Consolas"/>
+          <w:b/>
+          <w:bCs/>
+          <w:color w:val="080808"/>
+          <w:lang w:val="en-US"/>
+        </w:rPr>
+        <w:br/>
+        <w:t xml:space="preserve">    }</w:t>
+      </w:r>
+      <w:r>
+        <w:rPr>
+          <w:rFonts w:ascii="Consolas" w:hAnsi="Consolas"/>
+          <w:b/>
+          <w:bCs/>
+          <w:color w:val="080808"/>
+          <w:lang w:val="en-US"/>
+        </w:rPr>
+        <w:br/>
+      </w:r>
+      <w:r>
+        <w:rPr>
+          <w:rFonts w:ascii="Consolas" w:hAnsi="Consolas"/>
+          <w:b/>
+          <w:bCs/>
+          <w:color w:val="080808"/>
+          <w:lang w:val="en-US"/>
+        </w:rPr>
+        <w:br/>
+        <w:t xml:space="preserve">    </w:t>
+      </w:r>
+      <w:r>
+        <w:rPr>
+          <w:rFonts w:ascii="Consolas" w:hAnsi="Consolas"/>
+          <w:b/>
+          <w:bCs/>
+          <w:color w:val="0033B3"/>
+          <w:lang w:val="en-US"/>
+        </w:rPr>
+        <w:t xml:space="preserve">void </w:t>
+      </w:r>
+      <w:r>
+        <w:rPr>
+          <w:rFonts w:ascii="Consolas" w:hAnsi="Consolas"/>
+          <w:b/>
+          <w:bCs/>
+          <w:color w:val="00627A"/>
+          <w:lang w:val="en-US"/>
+        </w:rPr>
+        <w:t>move</w:t>
+      </w:r>
       <w:r>
         <w:rPr>
           <w:rFonts w:ascii="Consolas" w:hAnsi="Consolas"/>
@@ -4488,49 +4006,85 @@
         </w:rPr>
         <w:t>(</w:t>
       </w:r>
-      <w:proofErr w:type="spellStart"/>
-      <w:r>
-        <w:rPr>
-          <w:rFonts w:ascii="Consolas" w:hAnsi="Consolas"/>
-          <w:b/>
-          <w:bCs/>
-          <w:color w:val="080808"/>
-          <w:lang w:val="en-US"/>
-        </w:rPr>
-        <w:t>nwest</w:t>
-      </w:r>
-      <w:proofErr w:type="spellEnd"/>
-      <w:r>
-        <w:rPr>
-          <w:rFonts w:ascii="Consolas" w:hAnsi="Consolas"/>
-          <w:b/>
-          <w:bCs/>
-          <w:color w:val="080808"/>
-          <w:lang w:val="en-US"/>
-        </w:rPr>
-        <w:t xml:space="preserve">(), </w:t>
-      </w:r>
-      <w:proofErr w:type="spellStart"/>
-      <w:r>
-        <w:rPr>
-          <w:rFonts w:ascii="Consolas" w:hAnsi="Consolas"/>
-          <w:b/>
-          <w:bCs/>
-          <w:color w:val="080808"/>
-          <w:lang w:val="en-US"/>
-        </w:rPr>
-        <w:t>seast</w:t>
-      </w:r>
-      <w:proofErr w:type="spellEnd"/>
-      <w:r>
-        <w:rPr>
-          <w:rFonts w:ascii="Consolas" w:hAnsi="Consolas"/>
-          <w:b/>
-          <w:bCs/>
-          <w:color w:val="080808"/>
-          <w:lang w:val="en-US"/>
-        </w:rPr>
-        <w:t>());</w:t>
+      <w:r>
+        <w:rPr>
+          <w:rFonts w:ascii="Consolas" w:hAnsi="Consolas"/>
+          <w:b/>
+          <w:bCs/>
+          <w:color w:val="0033B3"/>
+          <w:lang w:val="en-US"/>
+        </w:rPr>
+        <w:t xml:space="preserve">int </w:t>
+      </w:r>
+      <w:r>
+        <w:rPr>
+          <w:rFonts w:ascii="Consolas" w:hAnsi="Consolas"/>
+          <w:b/>
+          <w:bCs/>
+          <w:color w:val="000000"/>
+          <w:lang w:val="en-US"/>
+        </w:rPr>
+        <w:t>a</w:t>
+      </w:r>
+      <w:r>
+        <w:rPr>
+          <w:rFonts w:ascii="Consolas" w:hAnsi="Consolas"/>
+          <w:b/>
+          <w:bCs/>
+          <w:color w:val="080808"/>
+          <w:lang w:val="en-US"/>
+        </w:rPr>
+        <w:t xml:space="preserve">, </w:t>
+      </w:r>
+      <w:r>
+        <w:rPr>
+          <w:rFonts w:ascii="Consolas" w:hAnsi="Consolas"/>
+          <w:b/>
+          <w:bCs/>
+          <w:color w:val="0033B3"/>
+          <w:lang w:val="en-US"/>
+        </w:rPr>
+        <w:t xml:space="preserve">int </w:t>
+      </w:r>
+      <w:r>
+        <w:rPr>
+          <w:rFonts w:ascii="Consolas" w:hAnsi="Consolas"/>
+          <w:b/>
+          <w:bCs/>
+          <w:color w:val="000000"/>
+          <w:lang w:val="en-US"/>
+        </w:rPr>
+        <w:t>b</w:t>
+      </w:r>
+      <w:r>
+        <w:rPr>
+          <w:rFonts w:ascii="Consolas" w:hAnsi="Consolas"/>
+          <w:b/>
+          <w:bCs/>
+          <w:color w:val="080808"/>
+          <w:lang w:val="en-US"/>
+        </w:rPr>
+        <w:t xml:space="preserve">) </w:t>
+      </w:r>
+      <w:r>
+        <w:rPr>
+          <w:rFonts w:ascii="Consolas" w:hAnsi="Consolas"/>
+          <w:b/>
+          <w:bCs/>
+          <w:color w:val="0033B3"/>
+          <w:lang w:val="en-US"/>
+        </w:rPr>
+        <w:t xml:space="preserve">override </w:t>
+      </w:r>
+      <w:r>
+        <w:rPr>
+          <w:rFonts w:ascii="Consolas" w:hAnsi="Consolas"/>
+          <w:b/>
+          <w:bCs/>
+          <w:color w:val="080808"/>
+          <w:lang w:val="en-US"/>
+        </w:rPr>
+        <w:t>{</w:t>
       </w:r>
       <w:r>
         <w:rPr>
@@ -4543,71 +4097,136 @@
         <w:br/>
         <w:t xml:space="preserve">        </w:t>
       </w:r>
-      <w:proofErr w:type="spellStart"/>
-      <w:r>
-        <w:rPr>
-          <w:rFonts w:ascii="Consolas" w:hAnsi="Consolas"/>
-          <w:b/>
-          <w:bCs/>
-          <w:color w:val="080808"/>
-          <w:lang w:val="en-US"/>
-        </w:rPr>
-        <w:t>put_line</w:t>
-      </w:r>
-      <w:proofErr w:type="spellEnd"/>
-      <w:r>
-        <w:rPr>
-          <w:rFonts w:ascii="Consolas" w:hAnsi="Consolas"/>
-          <w:b/>
-          <w:bCs/>
-          <w:color w:val="080808"/>
-          <w:lang w:val="en-US"/>
-        </w:rPr>
-        <w:t>(</w:t>
-      </w:r>
-      <w:proofErr w:type="spellStart"/>
-      <w:r>
-        <w:rPr>
-          <w:rFonts w:ascii="Consolas" w:hAnsi="Consolas"/>
-          <w:b/>
-          <w:bCs/>
-          <w:color w:val="080808"/>
-          <w:lang w:val="en-US"/>
-        </w:rPr>
-        <w:t>neast</w:t>
-      </w:r>
-      <w:proofErr w:type="spellEnd"/>
-      <w:r>
-        <w:rPr>
-          <w:rFonts w:ascii="Consolas" w:hAnsi="Consolas"/>
-          <w:b/>
-          <w:bCs/>
-          <w:color w:val="080808"/>
-          <w:lang w:val="en-US"/>
-        </w:rPr>
-        <w:t xml:space="preserve">(), </w:t>
-      </w:r>
-      <w:proofErr w:type="spellStart"/>
-      <w:r>
-        <w:rPr>
-          <w:rFonts w:ascii="Consolas" w:hAnsi="Consolas"/>
-          <w:b/>
-          <w:bCs/>
-          <w:color w:val="080808"/>
-          <w:lang w:val="en-US"/>
-        </w:rPr>
-        <w:t>swest</w:t>
-      </w:r>
-      <w:proofErr w:type="spellEnd"/>
-      <w:r>
-        <w:rPr>
-          <w:rFonts w:ascii="Consolas" w:hAnsi="Consolas"/>
-          <w:b/>
-          <w:bCs/>
-          <w:color w:val="080808"/>
-          <w:lang w:val="en-US"/>
-        </w:rPr>
-        <w:t>());</w:t>
+      <w:r>
+        <w:rPr>
+          <w:rFonts w:ascii="Consolas" w:hAnsi="Consolas"/>
+          <w:b/>
+          <w:bCs/>
+          <w:color w:val="660E7A"/>
+          <w:lang w:val="en-US"/>
+        </w:rPr>
+        <w:t>center</w:t>
+      </w:r>
+      <w:r>
+        <w:rPr>
+          <w:rFonts w:ascii="Consolas" w:hAnsi="Consolas"/>
+          <w:b/>
+          <w:bCs/>
+          <w:color w:val="080808"/>
+          <w:lang w:val="en-US"/>
+        </w:rPr>
+        <w:t>.</w:t>
+      </w:r>
+      <w:r>
+        <w:rPr>
+          <w:rFonts w:ascii="Consolas" w:hAnsi="Consolas"/>
+          <w:b/>
+          <w:bCs/>
+          <w:color w:val="660E7A"/>
+          <w:lang w:val="en-US"/>
+        </w:rPr>
+        <w:t xml:space="preserve">x </w:t>
+      </w:r>
+      <w:r>
+        <w:rPr>
+          <w:rFonts w:ascii="Consolas" w:hAnsi="Consolas"/>
+          <w:b/>
+          <w:bCs/>
+          <w:color w:val="080808"/>
+          <w:lang w:val="en-US"/>
+        </w:rPr>
+        <w:t xml:space="preserve">+= </w:t>
+      </w:r>
+      <w:r>
+        <w:rPr>
+          <w:rFonts w:ascii="Consolas" w:hAnsi="Consolas"/>
+          <w:b/>
+          <w:bCs/>
+          <w:color w:val="000000"/>
+          <w:lang w:val="en-US"/>
+        </w:rPr>
+        <w:t>a</w:t>
+      </w:r>
+      <w:r>
+        <w:rPr>
+          <w:rFonts w:ascii="Consolas" w:hAnsi="Consolas"/>
+          <w:b/>
+          <w:bCs/>
+          <w:color w:val="080808"/>
+          <w:lang w:val="en-US"/>
+        </w:rPr>
+        <w:t>;</w:t>
+      </w:r>
+      <w:r>
+        <w:rPr>
+          <w:rFonts w:ascii="Consolas" w:hAnsi="Consolas"/>
+          <w:b/>
+          <w:bCs/>
+          <w:color w:val="080808"/>
+          <w:lang w:val="en-US"/>
+        </w:rPr>
+        <w:br/>
+        <w:t xml:space="preserve">        </w:t>
+      </w:r>
+      <w:r>
+        <w:rPr>
+          <w:rFonts w:ascii="Consolas" w:hAnsi="Consolas"/>
+          <w:b/>
+          <w:bCs/>
+          <w:color w:val="660E7A"/>
+          <w:lang w:val="en-US"/>
+        </w:rPr>
+        <w:t>center</w:t>
+      </w:r>
+      <w:r>
+        <w:rPr>
+          <w:rFonts w:ascii="Consolas" w:hAnsi="Consolas"/>
+          <w:b/>
+          <w:bCs/>
+          <w:color w:val="080808"/>
+          <w:lang w:val="en-US"/>
+        </w:rPr>
+        <w:t>.</w:t>
+      </w:r>
+      <w:r>
+        <w:rPr>
+          <w:rFonts w:ascii="Consolas" w:hAnsi="Consolas"/>
+          <w:b/>
+          <w:bCs/>
+          <w:color w:val="660E7A"/>
+          <w:lang w:val="en-US"/>
+        </w:rPr>
+        <w:t xml:space="preserve">y </w:t>
+      </w:r>
+      <w:r>
+        <w:rPr>
+          <w:rFonts w:ascii="Consolas" w:hAnsi="Consolas"/>
+          <w:b/>
+          <w:bCs/>
+          <w:color w:val="080808"/>
+          <w:lang w:val="en-US"/>
+        </w:rPr>
+        <w:t xml:space="preserve">+= </w:t>
+      </w:r>
+      <w:r>
+        <w:rPr>
+          <w:rFonts w:ascii="Consolas" w:hAnsi="Consolas"/>
+          <w:b/>
+          <w:bCs/>
+          <w:color w:val="000000"/>
+          <w:lang w:val="en-US"/>
+        </w:rPr>
+        <w:t>b</w:t>
+      </w:r>
+      <w:r>
+        <w:rPr>
+          <w:rFonts w:ascii="Consolas" w:hAnsi="Consolas"/>
+          <w:b/>
+          <w:bCs/>
+          <w:color w:val="080808"/>
+          <w:lang w:val="en-US"/>
+        </w:rPr>
+        <w:t>;</w:t>
       </w:r>
       <w:r>
         <w:rPr>
@@ -4659,7 +4278,7 @@
           <w:color w:val="00627A"/>
           <w:lang w:val="en-US"/>
         </w:rPr>
-        <w:t>move</w:t>
+        <w:t>resize</w:t>
       </w:r>
       <w:r>
         <w:rPr>
@@ -4679,7 +4298,7 @@
           <w:color w:val="0033B3"/>
           <w:lang w:val="en-US"/>
         </w:rPr>
-        <w:t xml:space="preserve">int </w:t>
+        <w:t xml:space="preserve">double </w:t>
       </w:r>
       <w:r>
         <w:rPr>
@@ -4689,17 +4308,17 @@
           <w:color w:val="000000"/>
           <w:lang w:val="en-US"/>
         </w:rPr>
-        <w:t>a</w:t>
-      </w:r>
-      <w:r>
-        <w:rPr>
-          <w:rFonts w:ascii="Consolas" w:hAnsi="Consolas"/>
-          <w:b/>
-          <w:bCs/>
-          <w:color w:val="080808"/>
-          <w:lang w:val="en-US"/>
-        </w:rPr>
-        <w:t xml:space="preserve">, </w:t>
+        <w:t>d</w:t>
+      </w:r>
+      <w:r>
+        <w:rPr>
+          <w:rFonts w:ascii="Consolas" w:hAnsi="Consolas"/>
+          <w:b/>
+          <w:bCs/>
+          <w:color w:val="080808"/>
+          <w:lang w:val="en-US"/>
+        </w:rPr>
+        <w:t xml:space="preserve">) </w:t>
       </w:r>
       <w:r>
         <w:rPr>
@@ -4709,7 +4328,58 @@
           <w:color w:val="0033B3"/>
           <w:lang w:val="en-US"/>
         </w:rPr>
-        <w:t xml:space="preserve">int </w:t>
+        <w:t xml:space="preserve">override </w:t>
+      </w:r>
+      <w:r>
+        <w:rPr>
+          <w:rFonts w:ascii="Consolas" w:hAnsi="Consolas"/>
+          <w:b/>
+          <w:bCs/>
+          <w:color w:val="080808"/>
+          <w:lang w:val="en-US"/>
+        </w:rPr>
+        <w:t>{</w:t>
+      </w:r>
+      <w:r>
+        <w:rPr>
+          <w:rFonts w:ascii="Consolas" w:hAnsi="Consolas"/>
+          <w:b/>
+          <w:bCs/>
+          <w:color w:val="080808"/>
+          <w:lang w:val="en-US"/>
+        </w:rPr>
+        <w:br/>
+      </w:r>
+      <w:r>
+        <w:rPr>
+          <w:rFonts w:ascii="Consolas" w:hAnsi="Consolas"/>
+          <w:b/>
+          <w:bCs/>
+          <w:color w:val="080808"/>
+          <w:lang w:val="en-US"/>
+        </w:rPr>
+        <w:lastRenderedPageBreak/>
+        <w:t xml:space="preserve">        </w:t>
+      </w:r>
+      <w:r>
+        <w:rPr>
+          <w:rFonts w:ascii="Consolas" w:hAnsi="Consolas"/>
+          <w:b/>
+          <w:bCs/>
+          <w:color w:val="660E7A"/>
+          <w:lang w:val="en-US"/>
+        </w:rPr>
+        <w:t xml:space="preserve">size </w:t>
+      </w:r>
+      <w:r>
+        <w:rPr>
+          <w:rFonts w:ascii="Consolas" w:hAnsi="Consolas"/>
+          <w:b/>
+          <w:bCs/>
+          <w:color w:val="080808"/>
+          <w:lang w:val="en-US"/>
+        </w:rPr>
+        <w:t xml:space="preserve">*= </w:t>
       </w:r>
       <w:r>
         <w:rPr>
@@ -4719,193 +4389,7 @@
           <w:color w:val="000000"/>
           <w:lang w:val="en-US"/>
         </w:rPr>
-        <w:t>b</w:t>
-      </w:r>
-      <w:r>
-        <w:rPr>
-          <w:rFonts w:ascii="Consolas" w:hAnsi="Consolas"/>
-          <w:b/>
-          <w:bCs/>
-          <w:color w:val="080808"/>
-          <w:lang w:val="en-US"/>
-        </w:rPr>
-        <w:t xml:space="preserve">) </w:t>
-      </w:r>
-      <w:r>
-        <w:rPr>
-          <w:rFonts w:ascii="Consolas" w:hAnsi="Consolas"/>
-          <w:b/>
-          <w:bCs/>
-          <w:color w:val="0033B3"/>
-          <w:lang w:val="en-US"/>
-        </w:rPr>
-        <w:t xml:space="preserve">override </w:t>
-      </w:r>
-      <w:r>
-        <w:rPr>
-          <w:rFonts w:ascii="Consolas" w:hAnsi="Consolas"/>
-          <w:b/>
-          <w:bCs/>
-          <w:color w:val="080808"/>
-          <w:lang w:val="en-US"/>
-        </w:rPr>
-        <w:t>{</w:t>
-      </w:r>
-      <w:r>
-        <w:rPr>
-          <w:rFonts w:ascii="Consolas" w:hAnsi="Consolas"/>
-          <w:b/>
-          <w:bCs/>
-          <w:color w:val="080808"/>
-          <w:lang w:val="en-US"/>
-        </w:rPr>
-        <w:br/>
-        <w:t xml:space="preserve">        </w:t>
-      </w:r>
-      <w:proofErr w:type="spellStart"/>
-      <w:r>
-        <w:rPr>
-          <w:rFonts w:ascii="Consolas" w:hAnsi="Consolas"/>
-          <w:b/>
-          <w:bCs/>
-          <w:color w:val="660E7A"/>
-          <w:lang w:val="en-US"/>
-        </w:rPr>
-        <w:t>center</w:t>
-      </w:r>
-      <w:r>
-        <w:rPr>
-          <w:rFonts w:ascii="Consolas" w:hAnsi="Consolas"/>
-          <w:b/>
-          <w:bCs/>
-          <w:color w:val="080808"/>
-          <w:lang w:val="en-US"/>
-        </w:rPr>
-        <w:t>.</w:t>
-      </w:r>
-      <w:r>
-        <w:rPr>
-          <w:rFonts w:ascii="Consolas" w:hAnsi="Consolas"/>
-          <w:b/>
-          <w:bCs/>
-          <w:color w:val="660E7A"/>
-          <w:lang w:val="en-US"/>
-        </w:rPr>
-        <w:t>x</w:t>
-      </w:r>
-      <w:proofErr w:type="spellEnd"/>
-      <w:r>
-        <w:rPr>
-          <w:rFonts w:ascii="Consolas" w:hAnsi="Consolas"/>
-          <w:b/>
-          <w:bCs/>
-          <w:color w:val="660E7A"/>
-          <w:lang w:val="en-US"/>
-        </w:rPr>
-        <w:t xml:space="preserve"> </w:t>
-      </w:r>
-      <w:r>
-        <w:rPr>
-          <w:rFonts w:ascii="Consolas" w:hAnsi="Consolas"/>
-          <w:b/>
-          <w:bCs/>
-          <w:color w:val="080808"/>
-          <w:lang w:val="en-US"/>
-        </w:rPr>
-        <w:t xml:space="preserve">+= </w:t>
-      </w:r>
-      <w:r>
-        <w:rPr>
-          <w:rFonts w:ascii="Consolas" w:hAnsi="Consolas"/>
-          <w:b/>
-          <w:bCs/>
-          <w:color w:val="000000"/>
-          <w:lang w:val="en-US"/>
-        </w:rPr>
-        <w:t>a</w:t>
-      </w:r>
-      <w:r>
-        <w:rPr>
-          <w:rFonts w:ascii="Consolas" w:hAnsi="Consolas"/>
-          <w:b/>
-          <w:bCs/>
-          <w:color w:val="080808"/>
-          <w:lang w:val="en-US"/>
-        </w:rPr>
-        <w:t>;</w:t>
-      </w:r>
-      <w:r>
-        <w:rPr>
-          <w:rFonts w:ascii="Consolas" w:hAnsi="Consolas"/>
-          <w:b/>
-          <w:bCs/>
-          <w:color w:val="080808"/>
-          <w:lang w:val="en-US"/>
-        </w:rPr>
-        <w:br/>
-        <w:t xml:space="preserve">        </w:t>
-      </w:r>
-      <w:proofErr w:type="spellStart"/>
-      <w:r>
-        <w:rPr>
-          <w:rFonts w:ascii="Consolas" w:hAnsi="Consolas"/>
-          <w:b/>
-          <w:bCs/>
-          <w:color w:val="660E7A"/>
-          <w:lang w:val="en-US"/>
-        </w:rPr>
-        <w:t>center</w:t>
-      </w:r>
-      <w:r>
-        <w:rPr>
-          <w:rFonts w:ascii="Consolas" w:hAnsi="Consolas"/>
-          <w:b/>
-          <w:bCs/>
-          <w:color w:val="080808"/>
-          <w:lang w:val="en-US"/>
-        </w:rPr>
-        <w:t>.</w:t>
-      </w:r>
-      <w:r>
-        <w:rPr>
-          <w:rFonts w:ascii="Consolas" w:hAnsi="Consolas"/>
-          <w:b/>
-          <w:bCs/>
-          <w:color w:val="660E7A"/>
-          <w:lang w:val="en-US"/>
-        </w:rPr>
-        <w:t>y</w:t>
-      </w:r>
-      <w:proofErr w:type="spellEnd"/>
-      <w:r>
-        <w:rPr>
-          <w:rFonts w:ascii="Consolas" w:hAnsi="Consolas"/>
-          <w:b/>
-          <w:bCs/>
-          <w:color w:val="660E7A"/>
-          <w:lang w:val="en-US"/>
-        </w:rPr>
-        <w:t xml:space="preserve"> </w:t>
-      </w:r>
-      <w:r>
-        <w:rPr>
-          <w:rFonts w:ascii="Consolas" w:hAnsi="Consolas"/>
-          <w:b/>
-          <w:bCs/>
-          <w:color w:val="080808"/>
-          <w:lang w:val="en-US"/>
-        </w:rPr>
-        <w:t xml:space="preserve">+= </w:t>
-      </w:r>
-      <w:r>
-        <w:rPr>
-          <w:rFonts w:ascii="Consolas" w:hAnsi="Consolas"/>
-          <w:b/>
-          <w:bCs/>
-          <w:color w:val="000000"/>
-          <w:lang w:val="en-US"/>
-        </w:rPr>
-        <w:t>b</w:t>
+        <w:t>d</w:t>
       </w:r>
       <w:r>
         <w:rPr>
@@ -4937,6 +4421,147 @@
           <w:lang w:val="en-US"/>
         </w:rPr>
         <w:br/>
+        <w:t>};</w:t>
+      </w:r>
+      <w:r>
+        <w:rPr>
+          <w:rFonts w:ascii="Consolas" w:hAnsi="Consolas"/>
+          <w:b/>
+          <w:bCs/>
+          <w:color w:val="080808"/>
+          <w:lang w:val="en-US"/>
+        </w:rPr>
+        <w:br/>
+      </w:r>
+      <w:r>
+        <w:rPr>
+          <w:rFonts w:ascii="Consolas" w:hAnsi="Consolas"/>
+          <w:b/>
+          <w:bCs/>
+          <w:color w:val="080808"/>
+          <w:lang w:val="en-US"/>
+        </w:rPr>
+        <w:br/>
+      </w:r>
+      <w:r>
+        <w:rPr>
+          <w:rFonts w:ascii="Consolas" w:hAnsi="Consolas"/>
+          <w:b/>
+          <w:bCs/>
+          <w:color w:val="0033B3"/>
+          <w:lang w:val="en-US"/>
+        </w:rPr>
+        <w:t xml:space="preserve">void </w:t>
+      </w:r>
+      <w:r>
+        <w:rPr>
+          <w:rFonts w:ascii="Consolas" w:hAnsi="Consolas"/>
+          <w:b/>
+          <w:bCs/>
+          <w:color w:val="00627A"/>
+          <w:lang w:val="en-US"/>
+        </w:rPr>
+        <w:t>left</w:t>
+      </w:r>
+      <w:r>
+        <w:rPr>
+          <w:rFonts w:ascii="Consolas" w:hAnsi="Consolas"/>
+          <w:b/>
+          <w:bCs/>
+          <w:color w:val="080808"/>
+          <w:lang w:val="en-US"/>
+        </w:rPr>
+        <w:t>(</w:t>
+      </w:r>
+      <w:r>
+        <w:rPr>
+          <w:rFonts w:ascii="Consolas" w:hAnsi="Consolas"/>
+          <w:b/>
+          <w:bCs/>
+          <w:color w:val="008080"/>
+          <w:lang w:val="en-US"/>
+        </w:rPr>
+        <w:t xml:space="preserve">shape </w:t>
+      </w:r>
+      <w:r>
+        <w:rPr>
+          <w:rFonts w:ascii="Consolas" w:hAnsi="Consolas"/>
+          <w:b/>
+          <w:bCs/>
+          <w:color w:val="080808"/>
+          <w:lang w:val="en-US"/>
+        </w:rPr>
+        <w:t>&amp;</w:t>
+      </w:r>
+      <w:r>
+        <w:rPr>
+          <w:rFonts w:ascii="Consolas" w:hAnsi="Consolas"/>
+          <w:b/>
+          <w:bCs/>
+          <w:color w:val="000000"/>
+          <w:lang w:val="en-US"/>
+        </w:rPr>
+        <w:t>p</w:t>
+      </w:r>
+      <w:r>
+        <w:rPr>
+          <w:rFonts w:ascii="Consolas" w:hAnsi="Consolas"/>
+          <w:b/>
+          <w:bCs/>
+          <w:color w:val="080808"/>
+          <w:lang w:val="en-US"/>
+        </w:rPr>
+        <w:t xml:space="preserve">, </w:t>
+      </w:r>
+      <w:r>
+        <w:rPr>
+          <w:rFonts w:ascii="Consolas" w:hAnsi="Consolas"/>
+          <w:b/>
+          <w:bCs/>
+          <w:color w:val="0033B3"/>
+          <w:lang w:val="en-US"/>
+        </w:rPr>
+        <w:t xml:space="preserve">const </w:t>
+      </w:r>
+      <w:r>
+        <w:rPr>
+          <w:rFonts w:ascii="Consolas" w:hAnsi="Consolas"/>
+          <w:b/>
+          <w:bCs/>
+          <w:color w:val="008080"/>
+          <w:lang w:val="en-US"/>
+        </w:rPr>
+        <w:t xml:space="preserve">shape </w:t>
+      </w:r>
+      <w:r>
+        <w:rPr>
+          <w:rFonts w:ascii="Consolas" w:hAnsi="Consolas"/>
+          <w:b/>
+          <w:bCs/>
+          <w:color w:val="080808"/>
+          <w:lang w:val="en-US"/>
+        </w:rPr>
+        <w:t>&amp;</w:t>
+      </w:r>
+      <w:r>
+        <w:rPr>
+          <w:rFonts w:ascii="Consolas" w:hAnsi="Consolas"/>
+          <w:b/>
+          <w:bCs/>
+          <w:color w:val="000000"/>
+          <w:lang w:val="en-US"/>
+        </w:rPr>
+        <w:t>q</w:t>
+      </w:r>
+      <w:r>
+        <w:rPr>
+          <w:rFonts w:ascii="Consolas" w:hAnsi="Consolas"/>
+          <w:b/>
+          <w:bCs/>
+          <w:color w:val="080808"/>
+          <w:lang w:val="en-US"/>
+        </w:rPr>
+        <w:t>) {</w:t>
       </w:r>
       <w:r>
         <w:rPr>
@@ -4954,40 +4579,10 @@
           <w:rFonts w:ascii="Consolas" w:hAnsi="Consolas"/>
           <w:b/>
           <w:bCs/>
-          <w:color w:val="0033B3"/>
-          <w:lang w:val="en-US"/>
-        </w:rPr>
-        <w:t xml:space="preserve">void </w:t>
-      </w:r>
-      <w:r>
-        <w:rPr>
-          <w:rFonts w:ascii="Consolas" w:hAnsi="Consolas"/>
-          <w:b/>
-          <w:bCs/>
-          <w:color w:val="00627A"/>
-          <w:lang w:val="en-US"/>
-        </w:rPr>
-        <w:t>resize</w:t>
-      </w:r>
-      <w:r>
-        <w:rPr>
-          <w:rFonts w:ascii="Consolas" w:hAnsi="Consolas"/>
-          <w:b/>
-          <w:bCs/>
-          <w:color w:val="080808"/>
-          <w:lang w:val="en-US"/>
-        </w:rPr>
-        <w:t>(</w:t>
-      </w:r>
-      <w:r>
-        <w:rPr>
-          <w:rFonts w:ascii="Consolas" w:hAnsi="Consolas"/>
-          <w:b/>
-          <w:bCs/>
-          <w:color w:val="0033B3"/>
-          <w:lang w:val="en-US"/>
-        </w:rPr>
-        <w:t xml:space="preserve">double </w:t>
+          <w:color w:val="008080"/>
+          <w:lang w:val="en-US"/>
+        </w:rPr>
+        <w:t xml:space="preserve">point </w:t>
       </w:r>
       <w:r>
         <w:rPr>
@@ -4997,68 +4592,17 @@
           <w:color w:val="000000"/>
           <w:lang w:val="en-US"/>
         </w:rPr>
-        <w:t>d</w:t>
-      </w:r>
-      <w:r>
-        <w:rPr>
-          <w:rFonts w:ascii="Consolas" w:hAnsi="Consolas"/>
-          <w:b/>
-          <w:bCs/>
-          <w:color w:val="080808"/>
-          <w:lang w:val="en-US"/>
-        </w:rPr>
-        <w:t xml:space="preserve">) </w:t>
-      </w:r>
-      <w:r>
-        <w:rPr>
-          <w:rFonts w:ascii="Consolas" w:hAnsi="Consolas"/>
-          <w:b/>
-          <w:bCs/>
-          <w:color w:val="0033B3"/>
-          <w:lang w:val="en-US"/>
-        </w:rPr>
-        <w:t xml:space="preserve">override </w:t>
-      </w:r>
-      <w:r>
-        <w:rPr>
-          <w:rFonts w:ascii="Consolas" w:hAnsi="Consolas"/>
-          <w:b/>
-          <w:bCs/>
-          <w:color w:val="080808"/>
-          <w:lang w:val="en-US"/>
-        </w:rPr>
-        <w:t>{</w:t>
-      </w:r>
-      <w:r>
-        <w:rPr>
-          <w:rFonts w:ascii="Consolas" w:hAnsi="Consolas"/>
-          <w:b/>
-          <w:bCs/>
-          <w:color w:val="080808"/>
-          <w:lang w:val="en-US"/>
-        </w:rPr>
-        <w:br/>
-        <w:t xml:space="preserve">        </w:t>
-      </w:r>
-      <w:r>
-        <w:rPr>
-          <w:rFonts w:ascii="Consolas" w:hAnsi="Consolas"/>
-          <w:b/>
-          <w:bCs/>
-          <w:color w:val="660E7A"/>
-          <w:lang w:val="en-US"/>
-        </w:rPr>
-        <w:t xml:space="preserve">size </w:t>
-      </w:r>
-      <w:r>
-        <w:rPr>
-          <w:rFonts w:ascii="Consolas" w:hAnsi="Consolas"/>
-          <w:b/>
-          <w:bCs/>
-          <w:color w:val="080808"/>
-          <w:lang w:val="en-US"/>
-        </w:rPr>
-        <w:t xml:space="preserve">*= </w:t>
+        <w:t xml:space="preserve">w </w:t>
+      </w:r>
+      <w:r>
+        <w:rPr>
+          <w:rFonts w:ascii="Consolas" w:hAnsi="Consolas"/>
+          <w:b/>
+          <w:bCs/>
+          <w:color w:val="080808"/>
+          <w:lang w:val="en-US"/>
+        </w:rPr>
+        <w:t xml:space="preserve">= </w:t>
       </w:r>
       <w:r>
         <w:rPr>
@@ -5068,168 +4612,6 @@
           <w:color w:val="000000"/>
           <w:lang w:val="en-US"/>
         </w:rPr>
-        <w:t>d</w:t>
-      </w:r>
-      <w:r>
-        <w:rPr>
-          <w:rFonts w:ascii="Consolas" w:hAnsi="Consolas"/>
-          <w:b/>
-          <w:bCs/>
-          <w:color w:val="080808"/>
-          <w:lang w:val="en-US"/>
-        </w:rPr>
-        <w:t>;</w:t>
-      </w:r>
-      <w:r>
-        <w:rPr>
-          <w:rFonts w:ascii="Consolas" w:hAnsi="Consolas"/>
-          <w:b/>
-          <w:bCs/>
-          <w:color w:val="080808"/>
-          <w:lang w:val="en-US"/>
-        </w:rPr>
-        <w:br/>
-        <w:t xml:space="preserve">    }</w:t>
-      </w:r>
-      <w:r>
-        <w:rPr>
-          <w:rFonts w:ascii="Consolas" w:hAnsi="Consolas"/>
-          <w:b/>
-          <w:bCs/>
-          <w:color w:val="080808"/>
-          <w:lang w:val="en-US"/>
-        </w:rPr>
-        <w:br/>
-        <w:t>};</w:t>
-      </w:r>
-      <w:r>
-        <w:rPr>
-          <w:rFonts w:ascii="Consolas" w:hAnsi="Consolas"/>
-          <w:b/>
-          <w:bCs/>
-          <w:color w:val="080808"/>
-          <w:lang w:val="en-US"/>
-        </w:rPr>
-        <w:br/>
-      </w:r>
-      <w:r>
-        <w:rPr>
-          <w:rFonts w:ascii="Consolas" w:hAnsi="Consolas"/>
-          <w:b/>
-          <w:bCs/>
-          <w:color w:val="080808"/>
-          <w:lang w:val="en-US"/>
-        </w:rPr>
-        <w:br/>
-      </w:r>
-      <w:r>
-        <w:rPr>
-          <w:rFonts w:ascii="Consolas" w:hAnsi="Consolas"/>
-          <w:b/>
-          <w:bCs/>
-          <w:color w:val="0033B3"/>
-          <w:lang w:val="en-US"/>
-        </w:rPr>
-        <w:t xml:space="preserve">void </w:t>
-      </w:r>
-      <w:r>
-        <w:rPr>
-          <w:rFonts w:ascii="Consolas" w:hAnsi="Consolas"/>
-          <w:b/>
-          <w:bCs/>
-          <w:color w:val="00627A"/>
-          <w:lang w:val="en-US"/>
-        </w:rPr>
-        <w:t>left</w:t>
-      </w:r>
-      <w:r>
-        <w:rPr>
-          <w:rFonts w:ascii="Consolas" w:hAnsi="Consolas"/>
-          <w:b/>
-          <w:bCs/>
-          <w:color w:val="080808"/>
-          <w:lang w:val="en-US"/>
-        </w:rPr>
-        <w:t>(</w:t>
-      </w:r>
-      <w:r>
-        <w:rPr>
-          <w:rFonts w:ascii="Consolas" w:hAnsi="Consolas"/>
-          <w:b/>
-          <w:bCs/>
-          <w:color w:val="008080"/>
-          <w:lang w:val="en-US"/>
-        </w:rPr>
-        <w:t xml:space="preserve">shape </w:t>
-      </w:r>
-      <w:r>
-        <w:rPr>
-          <w:rFonts w:ascii="Consolas" w:hAnsi="Consolas"/>
-          <w:b/>
-          <w:bCs/>
-          <w:color w:val="080808"/>
-          <w:lang w:val="en-US"/>
-        </w:rPr>
-        <w:t>&amp;</w:t>
-      </w:r>
-      <w:r>
-        <w:rPr>
-          <w:rFonts w:ascii="Consolas" w:hAnsi="Consolas"/>
-          <w:b/>
-          <w:bCs/>
-          <w:color w:val="000000"/>
-          <w:lang w:val="en-US"/>
-        </w:rPr>
-        <w:t>p</w:t>
-      </w:r>
-      <w:r>
-        <w:rPr>
-          <w:rFonts w:ascii="Consolas" w:hAnsi="Consolas"/>
-          <w:b/>
-          <w:bCs/>
-          <w:color w:val="080808"/>
-          <w:lang w:val="en-US"/>
-        </w:rPr>
-        <w:t xml:space="preserve">, </w:t>
-      </w:r>
-      <w:r>
-        <w:rPr>
-          <w:rFonts w:ascii="Consolas" w:hAnsi="Consolas"/>
-          <w:b/>
-          <w:bCs/>
-          <w:color w:val="0033B3"/>
-          <w:lang w:val="en-US"/>
-        </w:rPr>
-        <w:t xml:space="preserve">const </w:t>
-      </w:r>
-      <w:r>
-        <w:rPr>
-          <w:rFonts w:ascii="Consolas" w:hAnsi="Consolas"/>
-          <w:b/>
-          <w:bCs/>
-          <w:color w:val="008080"/>
-          <w:lang w:val="en-US"/>
-        </w:rPr>
-        <w:t xml:space="preserve">shape </w:t>
-      </w:r>
-      <w:r>
-        <w:rPr>
-          <w:rFonts w:ascii="Consolas" w:hAnsi="Consolas"/>
-          <w:b/>
-          <w:bCs/>
-          <w:color w:val="080808"/>
-          <w:lang w:val="en-US"/>
-        </w:rPr>
-        <w:t>&amp;</w:t>
-      </w:r>
-      <w:r>
-        <w:rPr>
-          <w:rFonts w:ascii="Consolas" w:hAnsi="Consolas"/>
-          <w:b/>
-          <w:bCs/>
-          <w:color w:val="000000"/>
-          <w:lang w:val="en-US"/>
-        </w:rPr>
         <w:t>q</w:t>
       </w:r>
       <w:r>
@@ -5240,7 +4622,7 @@
           <w:color w:val="080808"/>
           <w:lang w:val="en-US"/>
         </w:rPr>
-        <w:t>) {</w:t>
+        <w:t>.west();</w:t>
       </w:r>
       <w:r>
         <w:rPr>
@@ -5271,7 +4653,7 @@
           <w:color w:val="000000"/>
           <w:lang w:val="en-US"/>
         </w:rPr>
-        <w:t xml:space="preserve">w </w:t>
+        <w:t xml:space="preserve">e </w:t>
       </w:r>
       <w:r>
         <w:rPr>
@@ -5283,7 +4665,6 @@
         </w:rPr>
         <w:t xml:space="preserve">= </w:t>
       </w:r>
-      <w:proofErr w:type="spellStart"/>
       <w:r>
         <w:rPr>
           <w:rFonts w:ascii="Consolas" w:hAnsi="Consolas"/>
@@ -5292,28 +4673,17 @@
           <w:color w:val="000000"/>
           <w:lang w:val="en-US"/>
         </w:rPr>
-        <w:t>q</w:t>
-      </w:r>
-      <w:r>
-        <w:rPr>
-          <w:rFonts w:ascii="Consolas" w:hAnsi="Consolas"/>
-          <w:b/>
-          <w:bCs/>
-          <w:color w:val="080808"/>
-          <w:lang w:val="en-US"/>
-        </w:rPr>
-        <w:t>.west</w:t>
-      </w:r>
-      <w:proofErr w:type="spellEnd"/>
-      <w:r>
-        <w:rPr>
-          <w:rFonts w:ascii="Consolas" w:hAnsi="Consolas"/>
-          <w:b/>
-          <w:bCs/>
-          <w:color w:val="080808"/>
-          <w:lang w:val="en-US"/>
-        </w:rPr>
-        <w:t>();</w:t>
+        <w:t>p</w:t>
+      </w:r>
+      <w:r>
+        <w:rPr>
+          <w:rFonts w:ascii="Consolas" w:hAnsi="Consolas"/>
+          <w:b/>
+          <w:bCs/>
+          <w:color w:val="080808"/>
+          <w:lang w:val="en-US"/>
+        </w:rPr>
+        <w:t>.east();</w:t>
       </w:r>
       <w:r>
         <w:rPr>
@@ -5331,10 +4701,281 @@
           <w:rFonts w:ascii="Consolas" w:hAnsi="Consolas"/>
           <w:b/>
           <w:bCs/>
+          <w:color w:val="000000"/>
+          <w:lang w:val="en-US"/>
+        </w:rPr>
+        <w:t>p</w:t>
+      </w:r>
+      <w:r>
+        <w:rPr>
+          <w:rFonts w:ascii="Consolas" w:hAnsi="Consolas"/>
+          <w:b/>
+          <w:bCs/>
+          <w:color w:val="080808"/>
+          <w:lang w:val="en-US"/>
+        </w:rPr>
+        <w:t>.move(</w:t>
+      </w:r>
+      <w:r>
+        <w:rPr>
+          <w:rFonts w:ascii="Consolas" w:hAnsi="Consolas"/>
+          <w:b/>
+          <w:bCs/>
+          <w:color w:val="000000"/>
+          <w:lang w:val="en-US"/>
+        </w:rPr>
+        <w:t>w</w:t>
+      </w:r>
+      <w:r>
+        <w:rPr>
+          <w:rFonts w:ascii="Consolas" w:hAnsi="Consolas"/>
+          <w:b/>
+          <w:bCs/>
+          <w:color w:val="080808"/>
+          <w:lang w:val="en-US"/>
+        </w:rPr>
+        <w:t>.</w:t>
+      </w:r>
+      <w:r>
+        <w:rPr>
+          <w:rFonts w:ascii="Consolas" w:hAnsi="Consolas"/>
+          <w:b/>
+          <w:bCs/>
+          <w:color w:val="660E7A"/>
+          <w:lang w:val="en-US"/>
+        </w:rPr>
+        <w:t xml:space="preserve">x </w:t>
+      </w:r>
+      <w:r>
+        <w:rPr>
+          <w:rFonts w:ascii="Consolas" w:hAnsi="Consolas"/>
+          <w:b/>
+          <w:bCs/>
+          <w:color w:val="080808"/>
+          <w:lang w:val="en-US"/>
+        </w:rPr>
+        <w:t xml:space="preserve">- </w:t>
+      </w:r>
+      <w:r>
+        <w:rPr>
+          <w:rFonts w:ascii="Consolas" w:hAnsi="Consolas"/>
+          <w:b/>
+          <w:bCs/>
+          <w:color w:val="000000"/>
+          <w:lang w:val="en-US"/>
+        </w:rPr>
+        <w:t>e</w:t>
+      </w:r>
+      <w:r>
+        <w:rPr>
+          <w:rFonts w:ascii="Consolas" w:hAnsi="Consolas"/>
+          <w:b/>
+          <w:bCs/>
+          <w:color w:val="080808"/>
+          <w:lang w:val="en-US"/>
+        </w:rPr>
+        <w:t>.</w:t>
+      </w:r>
+      <w:r>
+        <w:rPr>
+          <w:rFonts w:ascii="Consolas" w:hAnsi="Consolas"/>
+          <w:b/>
+          <w:bCs/>
+          <w:color w:val="660E7A"/>
+          <w:lang w:val="en-US"/>
+        </w:rPr>
+        <w:t xml:space="preserve">x </w:t>
+      </w:r>
+      <w:r>
+        <w:rPr>
+          <w:rFonts w:ascii="Consolas" w:hAnsi="Consolas"/>
+          <w:b/>
+          <w:bCs/>
+          <w:color w:val="080808"/>
+          <w:lang w:val="en-US"/>
+        </w:rPr>
+        <w:t xml:space="preserve">- </w:t>
+      </w:r>
+      <w:r>
+        <w:rPr>
+          <w:rFonts w:ascii="Consolas" w:hAnsi="Consolas"/>
+          <w:b/>
+          <w:bCs/>
+          <w:color w:val="1750EB"/>
+          <w:lang w:val="en-US"/>
+        </w:rPr>
+        <w:t>1</w:t>
+      </w:r>
+      <w:r>
+        <w:rPr>
+          <w:rFonts w:ascii="Consolas" w:hAnsi="Consolas"/>
+          <w:b/>
+          <w:bCs/>
+          <w:color w:val="080808"/>
+          <w:lang w:val="en-US"/>
+        </w:rPr>
+        <w:t xml:space="preserve">, </w:t>
+      </w:r>
+      <w:r>
+        <w:rPr>
+          <w:rFonts w:ascii="Consolas" w:hAnsi="Consolas"/>
+          <w:b/>
+          <w:bCs/>
+          <w:color w:val="000000"/>
+          <w:lang w:val="en-US"/>
+        </w:rPr>
+        <w:t>w</w:t>
+      </w:r>
+      <w:r>
+        <w:rPr>
+          <w:rFonts w:ascii="Consolas" w:hAnsi="Consolas"/>
+          <w:b/>
+          <w:bCs/>
+          <w:color w:val="080808"/>
+          <w:lang w:val="en-US"/>
+        </w:rPr>
+        <w:t>.</w:t>
+      </w:r>
+      <w:r>
+        <w:rPr>
+          <w:rFonts w:ascii="Consolas" w:hAnsi="Consolas"/>
+          <w:b/>
+          <w:bCs/>
+          <w:color w:val="660E7A"/>
+          <w:lang w:val="en-US"/>
+        </w:rPr>
+        <w:t xml:space="preserve">y </w:t>
+      </w:r>
+      <w:r>
+        <w:rPr>
+          <w:rFonts w:ascii="Consolas" w:hAnsi="Consolas"/>
+          <w:b/>
+          <w:bCs/>
+          <w:color w:val="080808"/>
+          <w:lang w:val="en-US"/>
+        </w:rPr>
+        <w:t xml:space="preserve">- </w:t>
+      </w:r>
+      <w:r>
+        <w:rPr>
+          <w:rFonts w:ascii="Consolas" w:hAnsi="Consolas"/>
+          <w:b/>
+          <w:bCs/>
+          <w:color w:val="000000"/>
+          <w:lang w:val="en-US"/>
+        </w:rPr>
+        <w:t>e</w:t>
+      </w:r>
+      <w:r>
+        <w:rPr>
+          <w:rFonts w:ascii="Consolas" w:hAnsi="Consolas"/>
+          <w:b/>
+          <w:bCs/>
+          <w:color w:val="080808"/>
+          <w:lang w:val="en-US"/>
+        </w:rPr>
+        <w:t>.</w:t>
+      </w:r>
+      <w:r>
+        <w:rPr>
+          <w:rFonts w:ascii="Consolas" w:hAnsi="Consolas"/>
+          <w:b/>
+          <w:bCs/>
+          <w:color w:val="660E7A"/>
+          <w:lang w:val="en-US"/>
+        </w:rPr>
+        <w:t>y</w:t>
+      </w:r>
+      <w:r>
+        <w:rPr>
+          <w:rFonts w:ascii="Consolas" w:hAnsi="Consolas"/>
+          <w:b/>
+          <w:bCs/>
+          <w:color w:val="080808"/>
+          <w:lang w:val="en-US"/>
+        </w:rPr>
+        <w:t>);</w:t>
+      </w:r>
+      <w:r>
+        <w:rPr>
+          <w:rFonts w:ascii="Consolas" w:hAnsi="Consolas"/>
+          <w:b/>
+          <w:bCs/>
+          <w:color w:val="080808"/>
+          <w:lang w:val="en-US"/>
+        </w:rPr>
+        <w:br/>
+        <w:t>}</w:t>
+      </w:r>
+      <w:r>
+        <w:rPr>
+          <w:rFonts w:ascii="Consolas" w:hAnsi="Consolas"/>
+          <w:b/>
+          <w:bCs/>
+          <w:color w:val="080808"/>
+          <w:lang w:val="en-US"/>
+        </w:rPr>
+        <w:br/>
+      </w:r>
+      <w:r>
+        <w:rPr>
+          <w:rFonts w:ascii="Consolas" w:hAnsi="Consolas"/>
+          <w:b/>
+          <w:bCs/>
+          <w:color w:val="080808"/>
+          <w:lang w:val="en-US"/>
+        </w:rPr>
+        <w:br/>
+      </w:r>
+      <w:r>
+        <w:rPr>
+          <w:rFonts w:ascii="Consolas" w:hAnsi="Consolas"/>
+          <w:b/>
+          <w:bCs/>
+          <w:color w:val="0033B3"/>
+          <w:lang w:val="en-US"/>
+        </w:rPr>
+        <w:t xml:space="preserve">void </w:t>
+      </w:r>
+      <w:r>
+        <w:rPr>
+          <w:rFonts w:ascii="Consolas" w:hAnsi="Consolas"/>
+          <w:b/>
+          <w:bCs/>
+          <w:color w:val="00627A"/>
+          <w:lang w:val="en-US"/>
+        </w:rPr>
+        <w:t>right</w:t>
+      </w:r>
+      <w:r>
+        <w:rPr>
+          <w:rFonts w:ascii="Consolas" w:hAnsi="Consolas"/>
+          <w:b/>
+          <w:bCs/>
+          <w:color w:val="080808"/>
+          <w:lang w:val="en-US"/>
+        </w:rPr>
+        <w:t>(</w:t>
+      </w:r>
+      <w:r>
+        <w:rPr>
+          <w:rFonts w:ascii="Consolas" w:hAnsi="Consolas"/>
+          <w:b/>
+          <w:bCs/>
           <w:color w:val="008080"/>
           <w:lang w:val="en-US"/>
         </w:rPr>
-        <w:t xml:space="preserve">point </w:t>
+        <w:t xml:space="preserve">shape </w:t>
+      </w:r>
+      <w:r>
+        <w:rPr>
+          <w:rFonts w:ascii="Consolas" w:hAnsi="Consolas"/>
+          <w:b/>
+          <w:bCs/>
+          <w:color w:val="080808"/>
+          <w:lang w:val="en-US"/>
+        </w:rPr>
+        <w:t>&amp;</w:t>
       </w:r>
       <w:r>
         <w:rPr>
@@ -5344,19 +4985,48 @@
           <w:color w:val="000000"/>
           <w:lang w:val="en-US"/>
         </w:rPr>
-        <w:t xml:space="preserve">e </w:t>
-      </w:r>
-      <w:r>
-        <w:rPr>
-          <w:rFonts w:ascii="Consolas" w:hAnsi="Consolas"/>
-          <w:b/>
-          <w:bCs/>
-          <w:color w:val="080808"/>
-          <w:lang w:val="en-US"/>
-        </w:rPr>
-        <w:t xml:space="preserve">= </w:t>
-      </w:r>
-      <w:proofErr w:type="spellStart"/>
+        <w:t>p</w:t>
+      </w:r>
+      <w:r>
+        <w:rPr>
+          <w:rFonts w:ascii="Consolas" w:hAnsi="Consolas"/>
+          <w:b/>
+          <w:bCs/>
+          <w:color w:val="080808"/>
+          <w:lang w:val="en-US"/>
+        </w:rPr>
+        <w:t xml:space="preserve">, </w:t>
+      </w:r>
+      <w:r>
+        <w:rPr>
+          <w:rFonts w:ascii="Consolas" w:hAnsi="Consolas"/>
+          <w:b/>
+          <w:bCs/>
+          <w:color w:val="0033B3"/>
+          <w:lang w:val="en-US"/>
+        </w:rPr>
+        <w:t xml:space="preserve">const </w:t>
+      </w:r>
+      <w:r>
+        <w:rPr>
+          <w:rFonts w:ascii="Consolas" w:hAnsi="Consolas"/>
+          <w:b/>
+          <w:bCs/>
+          <w:color w:val="008080"/>
+          <w:lang w:val="en-US"/>
+        </w:rPr>
+        <w:t xml:space="preserve">shape </w:t>
+      </w:r>
+      <w:r>
+        <w:rPr>
+          <w:rFonts w:ascii="Consolas" w:hAnsi="Consolas"/>
+          <w:b/>
+          <w:bCs/>
+          <w:color w:val="080808"/>
+          <w:lang w:val="en-US"/>
+        </w:rPr>
+        <w:t>&amp;</w:t>
+      </w:r>
       <w:r>
         <w:rPr>
           <w:rFonts w:ascii="Consolas" w:hAnsi="Consolas"/>
@@ -5365,28 +5035,17 @@
           <w:color w:val="000000"/>
           <w:lang w:val="en-US"/>
         </w:rPr>
-        <w:t>p</w:t>
-      </w:r>
-      <w:r>
-        <w:rPr>
-          <w:rFonts w:ascii="Consolas" w:hAnsi="Consolas"/>
-          <w:b/>
-          <w:bCs/>
-          <w:color w:val="080808"/>
-          <w:lang w:val="en-US"/>
-        </w:rPr>
-        <w:t>.east</w:t>
-      </w:r>
-      <w:proofErr w:type="spellEnd"/>
-      <w:r>
-        <w:rPr>
-          <w:rFonts w:ascii="Consolas" w:hAnsi="Consolas"/>
-          <w:b/>
-          <w:bCs/>
-          <w:color w:val="080808"/>
-          <w:lang w:val="en-US"/>
-        </w:rPr>
-        <w:t>();</w:t>
+        <w:t>q</w:t>
+      </w:r>
+      <w:r>
+        <w:rPr>
+          <w:rFonts w:ascii="Consolas" w:hAnsi="Consolas"/>
+          <w:b/>
+          <w:bCs/>
+          <w:color w:val="080808"/>
+          <w:lang w:val="en-US"/>
+        </w:rPr>
+        <w:t>) {</w:t>
       </w:r>
       <w:r>
         <w:rPr>
@@ -5399,7 +5058,16 @@
         <w:br/>
         <w:t xml:space="preserve">    </w:t>
       </w:r>
-      <w:proofErr w:type="spellStart"/>
+      <w:r>
+        <w:rPr>
+          <w:rFonts w:ascii="Consolas" w:hAnsi="Consolas"/>
+          <w:b/>
+          <w:bCs/>
+          <w:color w:val="008080"/>
+          <w:lang w:val="en-US"/>
+        </w:rPr>
+        <w:t xml:space="preserve">point </w:t>
+      </w:r>
       <w:r>
         <w:rPr>
           <w:rFonts w:ascii="Consolas" w:hAnsi="Consolas"/>
@@ -5408,6 +5076,87 @@
           <w:color w:val="000000"/>
           <w:lang w:val="en-US"/>
         </w:rPr>
+        <w:t xml:space="preserve">e </w:t>
+      </w:r>
+      <w:r>
+        <w:rPr>
+          <w:rFonts w:ascii="Consolas" w:hAnsi="Consolas"/>
+          <w:b/>
+          <w:bCs/>
+          <w:color w:val="080808"/>
+          <w:lang w:val="en-US"/>
+        </w:rPr>
+        <w:t xml:space="preserve">= </w:t>
+      </w:r>
+      <w:r>
+        <w:rPr>
+          <w:rFonts w:ascii="Consolas" w:hAnsi="Consolas"/>
+          <w:b/>
+          <w:bCs/>
+          <w:color w:val="000000"/>
+          <w:lang w:val="en-US"/>
+        </w:rPr>
+        <w:t>q</w:t>
+      </w:r>
+      <w:r>
+        <w:rPr>
+          <w:rFonts w:ascii="Consolas" w:hAnsi="Consolas"/>
+          <w:b/>
+          <w:bCs/>
+          <w:color w:val="080808"/>
+          <w:lang w:val="en-US"/>
+        </w:rPr>
+        <w:t>.east();</w:t>
+      </w:r>
+      <w:r>
+        <w:rPr>
+          <w:rFonts w:ascii="Consolas" w:hAnsi="Consolas"/>
+          <w:b/>
+          <w:bCs/>
+          <w:color w:val="080808"/>
+          <w:lang w:val="en-US"/>
+        </w:rPr>
+        <w:br/>
+        <w:t xml:space="preserve">    </w:t>
+      </w:r>
+      <w:r>
+        <w:rPr>
+          <w:rFonts w:ascii="Consolas" w:hAnsi="Consolas"/>
+          <w:b/>
+          <w:bCs/>
+          <w:color w:val="008080"/>
+          <w:lang w:val="en-US"/>
+        </w:rPr>
+        <w:t xml:space="preserve">point </w:t>
+      </w:r>
+      <w:r>
+        <w:rPr>
+          <w:rFonts w:ascii="Consolas" w:hAnsi="Consolas"/>
+          <w:b/>
+          <w:bCs/>
+          <w:color w:val="000000"/>
+          <w:lang w:val="en-US"/>
+        </w:rPr>
+        <w:t xml:space="preserve">w </w:t>
+      </w:r>
+      <w:r>
+        <w:rPr>
+          <w:rFonts w:ascii="Consolas" w:hAnsi="Consolas"/>
+          <w:b/>
+          <w:bCs/>
+          <w:color w:val="080808"/>
+          <w:lang w:val="en-US"/>
+        </w:rPr>
+        <w:t xml:space="preserve">= </w:t>
+      </w:r>
+      <w:r>
+        <w:rPr>
+          <w:rFonts w:ascii="Consolas" w:hAnsi="Consolas"/>
+          <w:b/>
+          <w:bCs/>
+          <w:color w:val="000000"/>
+          <w:lang w:val="en-US"/>
+        </w:rPr>
         <w:t>p</w:t>
       </w:r>
       <w:r>
@@ -5418,20 +5167,19 @@
           <w:color w:val="080808"/>
           <w:lang w:val="en-US"/>
         </w:rPr>
-        <w:t>.move</w:t>
-      </w:r>
-      <w:proofErr w:type="spellEnd"/>
-      <w:r>
-        <w:rPr>
-          <w:rFonts w:ascii="Consolas" w:hAnsi="Consolas"/>
-          <w:b/>
-          <w:bCs/>
-          <w:color w:val="080808"/>
-          <w:lang w:val="en-US"/>
-        </w:rPr>
-        <w:t>(</w:t>
-      </w:r>
-      <w:proofErr w:type="spellStart"/>
+        <w:t>.west();</w:t>
+      </w:r>
+      <w:r>
+        <w:rPr>
+          <w:rFonts w:ascii="Consolas" w:hAnsi="Consolas"/>
+          <w:b/>
+          <w:bCs/>
+          <w:color w:val="080808"/>
+          <w:lang w:val="en-US"/>
+        </w:rPr>
+        <w:br/>
+        <w:t xml:space="preserve">    </w:t>
+      </w:r>
       <w:r>
         <w:rPr>
           <w:rFonts w:ascii="Consolas" w:hAnsi="Consolas"/>
@@ -5440,6 +5188,66 @@
           <w:color w:val="000000"/>
           <w:lang w:val="en-US"/>
         </w:rPr>
+        <w:t>p</w:t>
+      </w:r>
+      <w:r>
+        <w:rPr>
+          <w:rFonts w:ascii="Consolas" w:hAnsi="Consolas"/>
+          <w:b/>
+          <w:bCs/>
+          <w:color w:val="080808"/>
+          <w:lang w:val="en-US"/>
+        </w:rPr>
+        <w:t>.move(</w:t>
+      </w:r>
+      <w:r>
+        <w:rPr>
+          <w:rFonts w:ascii="Consolas" w:hAnsi="Consolas"/>
+          <w:b/>
+          <w:bCs/>
+          <w:color w:val="000000"/>
+          <w:lang w:val="en-US"/>
+        </w:rPr>
+        <w:t>e</w:t>
+      </w:r>
+      <w:r>
+        <w:rPr>
+          <w:rFonts w:ascii="Consolas" w:hAnsi="Consolas"/>
+          <w:b/>
+          <w:bCs/>
+          <w:color w:val="080808"/>
+          <w:lang w:val="en-US"/>
+        </w:rPr>
+        <w:t>.</w:t>
+      </w:r>
+      <w:r>
+        <w:rPr>
+          <w:rFonts w:ascii="Consolas" w:hAnsi="Consolas"/>
+          <w:b/>
+          <w:bCs/>
+          <w:color w:val="660E7A"/>
+          <w:lang w:val="en-US"/>
+        </w:rPr>
+        <w:t xml:space="preserve">x </w:t>
+      </w:r>
+      <w:r>
+        <w:rPr>
+          <w:rFonts w:ascii="Consolas" w:hAnsi="Consolas"/>
+          <w:b/>
+          <w:bCs/>
+          <w:color w:val="080808"/>
+          <w:lang w:val="en-US"/>
+        </w:rPr>
+        <w:t xml:space="preserve">- </w:t>
+      </w:r>
+      <w:r>
+        <w:rPr>
+          <w:rFonts w:ascii="Consolas" w:hAnsi="Consolas"/>
+          <w:b/>
+          <w:bCs/>
+          <w:color w:val="000000"/>
+          <w:lang w:val="en-US"/>
+        </w:rPr>
         <w:t>w</w:t>
       </w:r>
       <w:r>
@@ -5460,9 +5268,58 @@
           <w:color w:val="660E7A"/>
           <w:lang w:val="en-US"/>
         </w:rPr>
-        <w:t>x</w:t>
-      </w:r>
-      <w:proofErr w:type="spellEnd"/>
+        <w:t xml:space="preserve">x </w:t>
+      </w:r>
+      <w:r>
+        <w:rPr>
+          <w:rFonts w:ascii="Consolas" w:hAnsi="Consolas"/>
+          <w:b/>
+          <w:bCs/>
+          <w:color w:val="080808"/>
+          <w:lang w:val="en-US"/>
+        </w:rPr>
+        <w:t xml:space="preserve">+ </w:t>
+      </w:r>
+      <w:r>
+        <w:rPr>
+          <w:rFonts w:ascii="Consolas" w:hAnsi="Consolas"/>
+          <w:b/>
+          <w:bCs/>
+          <w:color w:val="1750EB"/>
+          <w:lang w:val="en-US"/>
+        </w:rPr>
+        <w:t>1</w:t>
+      </w:r>
+      <w:r>
+        <w:rPr>
+          <w:rFonts w:ascii="Consolas" w:hAnsi="Consolas"/>
+          <w:b/>
+          <w:bCs/>
+          <w:color w:val="080808"/>
+          <w:lang w:val="en-US"/>
+        </w:rPr>
+        <w:t xml:space="preserve">, </w:t>
+      </w:r>
+      <w:r>
+        <w:rPr>
+          <w:rFonts w:ascii="Consolas" w:hAnsi="Consolas"/>
+          <w:b/>
+          <w:bCs/>
+          <w:color w:val="000000"/>
+          <w:lang w:val="en-US"/>
+        </w:rPr>
+        <w:t>e</w:t>
+      </w:r>
+      <w:r>
+        <w:rPr>
+          <w:rFonts w:ascii="Consolas" w:hAnsi="Consolas"/>
+          <w:b/>
+          <w:bCs/>
+          <w:color w:val="080808"/>
+          <w:lang w:val="en-US"/>
+        </w:rPr>
+        <w:t>.</w:t>
+      </w:r>
       <w:r>
         <w:rPr>
           <w:rFonts w:ascii="Consolas" w:hAnsi="Consolas"/>
@@ -5471,7 +5328,7 @@
           <w:color w:val="660E7A"/>
           <w:lang w:val="en-US"/>
         </w:rPr>
-        <w:t xml:space="preserve"> </w:t>
+        <w:t xml:space="preserve">y </w:t>
       </w:r>
       <w:r>
         <w:rPr>
@@ -5483,7 +5340,6 @@
         </w:rPr>
         <w:t xml:space="preserve">- </w:t>
       </w:r>
-      <w:proofErr w:type="spellStart"/>
       <w:r>
         <w:rPr>
           <w:rFonts w:ascii="Consolas" w:hAnsi="Consolas"/>
@@ -5492,7 +5348,7 @@
           <w:color w:val="000000"/>
           <w:lang w:val="en-US"/>
         </w:rPr>
-        <w:t>e</w:t>
+        <w:t>w</w:t>
       </w:r>
       <w:r>
         <w:rPr>
@@ -5512,133 +5368,8 @@
           <w:color w:val="660E7A"/>
           <w:lang w:val="en-US"/>
         </w:rPr>
-        <w:t>x</w:t>
-      </w:r>
-      <w:proofErr w:type="spellEnd"/>
-      <w:r>
-        <w:rPr>
-          <w:rFonts w:ascii="Consolas" w:hAnsi="Consolas"/>
-          <w:b/>
-          <w:bCs/>
-          <w:color w:val="660E7A"/>
-          <w:lang w:val="en-US"/>
-        </w:rPr>
-        <w:t xml:space="preserve"> </w:t>
-      </w:r>
-      <w:r>
-        <w:rPr>
-          <w:rFonts w:ascii="Consolas" w:hAnsi="Consolas"/>
-          <w:b/>
-          <w:bCs/>
-          <w:color w:val="080808"/>
-          <w:lang w:val="en-US"/>
-        </w:rPr>
-        <w:t xml:space="preserve">- </w:t>
-      </w:r>
-      <w:r>
-        <w:rPr>
-          <w:rFonts w:ascii="Consolas" w:hAnsi="Consolas"/>
-          <w:b/>
-          <w:bCs/>
-          <w:color w:val="1750EB"/>
-          <w:lang w:val="en-US"/>
-        </w:rPr>
-        <w:t>1</w:t>
-      </w:r>
-      <w:r>
-        <w:rPr>
-          <w:rFonts w:ascii="Consolas" w:hAnsi="Consolas"/>
-          <w:b/>
-          <w:bCs/>
-          <w:color w:val="080808"/>
-          <w:lang w:val="en-US"/>
-        </w:rPr>
-        <w:t xml:space="preserve">, </w:t>
-      </w:r>
-      <w:proofErr w:type="spellStart"/>
-      <w:r>
-        <w:rPr>
-          <w:rFonts w:ascii="Consolas" w:hAnsi="Consolas"/>
-          <w:b/>
-          <w:bCs/>
-          <w:color w:val="000000"/>
-          <w:lang w:val="en-US"/>
-        </w:rPr>
-        <w:t>w</w:t>
-      </w:r>
-      <w:r>
-        <w:rPr>
-          <w:rFonts w:ascii="Consolas" w:hAnsi="Consolas"/>
-          <w:b/>
-          <w:bCs/>
-          <w:color w:val="080808"/>
-          <w:lang w:val="en-US"/>
-        </w:rPr>
-        <w:t>.</w:t>
-      </w:r>
-      <w:r>
-        <w:rPr>
-          <w:rFonts w:ascii="Consolas" w:hAnsi="Consolas"/>
-          <w:b/>
-          <w:bCs/>
-          <w:color w:val="660E7A"/>
-          <w:lang w:val="en-US"/>
-        </w:rPr>
         <w:t>y</w:t>
       </w:r>
-      <w:proofErr w:type="spellEnd"/>
-      <w:r>
-        <w:rPr>
-          <w:rFonts w:ascii="Consolas" w:hAnsi="Consolas"/>
-          <w:b/>
-          <w:bCs/>
-          <w:color w:val="660E7A"/>
-          <w:lang w:val="en-US"/>
-        </w:rPr>
-        <w:t xml:space="preserve"> </w:t>
-      </w:r>
-      <w:r>
-        <w:rPr>
-          <w:rFonts w:ascii="Consolas" w:hAnsi="Consolas"/>
-          <w:b/>
-          <w:bCs/>
-          <w:color w:val="080808"/>
-          <w:lang w:val="en-US"/>
-        </w:rPr>
-        <w:t xml:space="preserve">- </w:t>
-      </w:r>
-      <w:proofErr w:type="spellStart"/>
-      <w:r>
-        <w:rPr>
-          <w:rFonts w:ascii="Consolas" w:hAnsi="Consolas"/>
-          <w:b/>
-          <w:bCs/>
-          <w:color w:val="000000"/>
-          <w:lang w:val="en-US"/>
-        </w:rPr>
-        <w:t>e</w:t>
-      </w:r>
-      <w:r>
-        <w:rPr>
-          <w:rFonts w:ascii="Consolas" w:hAnsi="Consolas"/>
-          <w:b/>
-          <w:bCs/>
-          <w:color w:val="080808"/>
-          <w:lang w:val="en-US"/>
-        </w:rPr>
-        <w:t>.</w:t>
-      </w:r>
-      <w:r>
-        <w:rPr>
-          <w:rFonts w:ascii="Consolas" w:hAnsi="Consolas"/>
-          <w:b/>
-          <w:bCs/>
-          <w:color w:val="660E7A"/>
-          <w:lang w:val="en-US"/>
-        </w:rPr>
-        <w:t>y</w:t>
-      </w:r>
-      <w:proofErr w:type="spellEnd"/>
       <w:r>
         <w:rPr>
           <w:rFonts w:ascii="Consolas" w:hAnsi="Consolas"/>
@@ -5698,7 +5429,7 @@
           <w:color w:val="00627A"/>
           <w:lang w:val="en-US"/>
         </w:rPr>
-        <w:t>right</w:t>
+        <w:t>up</w:t>
       </w:r>
       <w:r>
         <w:rPr>
@@ -5829,7 +5560,7 @@
           <w:color w:val="000000"/>
           <w:lang w:val="en-US"/>
         </w:rPr>
-        <w:t xml:space="preserve">e </w:t>
+        <w:t xml:space="preserve">n </w:t>
       </w:r>
       <w:r>
         <w:rPr>
@@ -5841,7 +5572,6 @@
         </w:rPr>
         <w:t xml:space="preserve">= </w:t>
       </w:r>
-      <w:proofErr w:type="spellStart"/>
       <w:r>
         <w:rPr>
           <w:rFonts w:ascii="Consolas" w:hAnsi="Consolas"/>
@@ -5860,18 +5590,7 @@
           <w:color w:val="080808"/>
           <w:lang w:val="en-US"/>
         </w:rPr>
-        <w:t>.east</w:t>
-      </w:r>
-      <w:proofErr w:type="spellEnd"/>
-      <w:r>
-        <w:rPr>
-          <w:rFonts w:ascii="Consolas" w:hAnsi="Consolas"/>
-          <w:b/>
-          <w:bCs/>
-          <w:color w:val="080808"/>
-          <w:lang w:val="en-US"/>
-        </w:rPr>
-        <w:t>();</w:t>
+        <w:t>.north();</w:t>
       </w:r>
       <w:r>
         <w:rPr>
@@ -5902,7 +5621,7 @@
           <w:color w:val="000000"/>
           <w:lang w:val="en-US"/>
         </w:rPr>
-        <w:t xml:space="preserve">w </w:t>
+        <w:t xml:space="preserve">s </w:t>
       </w:r>
       <w:r>
         <w:rPr>
@@ -5914,7 +5633,6 @@
         </w:rPr>
         <w:t xml:space="preserve">= </w:t>
       </w:r>
-      <w:proofErr w:type="spellStart"/>
       <w:r>
         <w:rPr>
           <w:rFonts w:ascii="Consolas" w:hAnsi="Consolas"/>
@@ -5933,18 +5651,7 @@
           <w:color w:val="080808"/>
           <w:lang w:val="en-US"/>
         </w:rPr>
-        <w:t>.west</w:t>
-      </w:r>
-      <w:proofErr w:type="spellEnd"/>
-      <w:r>
-        <w:rPr>
-          <w:rFonts w:ascii="Consolas" w:hAnsi="Consolas"/>
-          <w:b/>
-          <w:bCs/>
-          <w:color w:val="080808"/>
-          <w:lang w:val="en-US"/>
-        </w:rPr>
-        <w:t>();</w:t>
+        <w:t>.south();</w:t>
       </w:r>
       <w:r>
         <w:rPr>
@@ -5957,7 +5664,6 @@
         <w:br/>
         <w:t xml:space="preserve">    </w:t>
       </w:r>
-      <w:proofErr w:type="spellStart"/>
       <w:r>
         <w:rPr>
           <w:rFonts w:ascii="Consolas" w:hAnsi="Consolas"/>
@@ -5976,20 +5682,8 @@
           <w:color w:val="080808"/>
           <w:lang w:val="en-US"/>
         </w:rPr>
-        <w:t>.move</w:t>
-      </w:r>
-      <w:proofErr w:type="spellEnd"/>
-      <w:r>
-        <w:rPr>
-          <w:rFonts w:ascii="Consolas" w:hAnsi="Consolas"/>
-          <w:b/>
-          <w:bCs/>
-          <w:color w:val="080808"/>
-          <w:lang w:val="en-US"/>
-        </w:rPr>
-        <w:t>(</w:t>
-      </w:r>
-      <w:proofErr w:type="spellStart"/>
+        <w:t>.move(</w:t>
+      </w:r>
       <w:r>
         <w:rPr>
           <w:rFonts w:ascii="Consolas" w:hAnsi="Consolas"/>
@@ -5998,7 +5692,7 @@
           <w:color w:val="000000"/>
           <w:lang w:val="en-US"/>
         </w:rPr>
-        <w:t>e</w:t>
+        <w:t>n</w:t>
       </w:r>
       <w:r>
         <w:rPr>
@@ -6018,9 +5712,78 @@
           <w:color w:val="660E7A"/>
           <w:lang w:val="en-US"/>
         </w:rPr>
+        <w:t xml:space="preserve">x </w:t>
+      </w:r>
+      <w:r>
+        <w:rPr>
+          <w:rFonts w:ascii="Consolas" w:hAnsi="Consolas"/>
+          <w:b/>
+          <w:bCs/>
+          <w:color w:val="080808"/>
+          <w:lang w:val="en-US"/>
+        </w:rPr>
+        <w:t xml:space="preserve">- </w:t>
+      </w:r>
+      <w:r>
+        <w:rPr>
+          <w:rFonts w:ascii="Consolas" w:hAnsi="Consolas"/>
+          <w:b/>
+          <w:bCs/>
+          <w:color w:val="000000"/>
+          <w:lang w:val="en-US"/>
+        </w:rPr>
+        <w:t>s</w:t>
+      </w:r>
+      <w:r>
+        <w:rPr>
+          <w:rFonts w:ascii="Consolas" w:hAnsi="Consolas"/>
+          <w:b/>
+          <w:bCs/>
+          <w:color w:val="080808"/>
+          <w:lang w:val="en-US"/>
+        </w:rPr>
+        <w:t>.</w:t>
+      </w:r>
+      <w:r>
+        <w:rPr>
+          <w:rFonts w:ascii="Consolas" w:hAnsi="Consolas"/>
+          <w:b/>
+          <w:bCs/>
+          <w:color w:val="660E7A"/>
+          <w:lang w:val="en-US"/>
+        </w:rPr>
         <w:t>x</w:t>
       </w:r>
-      <w:proofErr w:type="spellEnd"/>
+      <w:r>
+        <w:rPr>
+          <w:rFonts w:ascii="Consolas" w:hAnsi="Consolas"/>
+          <w:b/>
+          <w:bCs/>
+          <w:color w:val="080808"/>
+          <w:lang w:val="en-US"/>
+        </w:rPr>
+        <w:t xml:space="preserve">, </w:t>
+      </w:r>
+      <w:r>
+        <w:rPr>
+          <w:rFonts w:ascii="Consolas" w:hAnsi="Consolas"/>
+          <w:b/>
+          <w:bCs/>
+          <w:color w:val="000000"/>
+          <w:lang w:val="en-US"/>
+        </w:rPr>
+        <w:t>n</w:t>
+      </w:r>
+      <w:r>
+        <w:rPr>
+          <w:rFonts w:ascii="Consolas" w:hAnsi="Consolas"/>
+          <w:b/>
+          <w:bCs/>
+          <w:color w:val="080808"/>
+          <w:lang w:val="en-US"/>
+        </w:rPr>
+        <w:t>.</w:t>
+      </w:r>
       <w:r>
         <w:rPr>
           <w:rFonts w:ascii="Consolas" w:hAnsi="Consolas"/>
@@ -6029,7 +5792,7 @@
           <w:color w:val="660E7A"/>
           <w:lang w:val="en-US"/>
         </w:rPr>
-        <w:t xml:space="preserve"> </w:t>
+        <w:t xml:space="preserve">y </w:t>
       </w:r>
       <w:r>
         <w:rPr>
@@ -6041,7 +5804,6 @@
         </w:rPr>
         <w:t xml:space="preserve">- </w:t>
       </w:r>
-      <w:proofErr w:type="spellStart"/>
       <w:r>
         <w:rPr>
           <w:rFonts w:ascii="Consolas" w:hAnsi="Consolas"/>
@@ -6050,7 +5812,7 @@
           <w:color w:val="000000"/>
           <w:lang w:val="en-US"/>
         </w:rPr>
-        <w:t>w</w:t>
+        <w:t>s</w:t>
       </w:r>
       <w:r>
         <w:rPr>
@@ -6070,18 +5832,7 @@
           <w:color w:val="660E7A"/>
           <w:lang w:val="en-US"/>
         </w:rPr>
-        <w:t>x</w:t>
-      </w:r>
-      <w:proofErr w:type="spellEnd"/>
-      <w:r>
-        <w:rPr>
-          <w:rFonts w:ascii="Consolas" w:hAnsi="Consolas"/>
-          <w:b/>
-          <w:bCs/>
-          <w:color w:val="660E7A"/>
-          <w:lang w:val="en-US"/>
-        </w:rPr>
-        <w:t xml:space="preserve"> </w:t>
+        <w:t xml:space="preserve">y </w:t>
       </w:r>
       <w:r>
         <w:rPr>
@@ -6103,100 +5854,6 @@
         </w:rPr>
         <w:t>1</w:t>
       </w:r>
-      <w:r>
-        <w:rPr>
-          <w:rFonts w:ascii="Consolas" w:hAnsi="Consolas"/>
-          <w:b/>
-          <w:bCs/>
-          <w:color w:val="080808"/>
-          <w:lang w:val="en-US"/>
-        </w:rPr>
-        <w:t xml:space="preserve">, </w:t>
-      </w:r>
-      <w:proofErr w:type="spellStart"/>
-      <w:r>
-        <w:rPr>
-          <w:rFonts w:ascii="Consolas" w:hAnsi="Consolas"/>
-          <w:b/>
-          <w:bCs/>
-          <w:color w:val="000000"/>
-          <w:lang w:val="en-US"/>
-        </w:rPr>
-        <w:t>e</w:t>
-      </w:r>
-      <w:r>
-        <w:rPr>
-          <w:rFonts w:ascii="Consolas" w:hAnsi="Consolas"/>
-          <w:b/>
-          <w:bCs/>
-          <w:color w:val="080808"/>
-          <w:lang w:val="en-US"/>
-        </w:rPr>
-        <w:t>.</w:t>
-      </w:r>
-      <w:r>
-        <w:rPr>
-          <w:rFonts w:ascii="Consolas" w:hAnsi="Consolas"/>
-          <w:b/>
-          <w:bCs/>
-          <w:color w:val="660E7A"/>
-          <w:lang w:val="en-US"/>
-        </w:rPr>
-        <w:t>y</w:t>
-      </w:r>
-      <w:proofErr w:type="spellEnd"/>
-      <w:r>
-        <w:rPr>
-          <w:rFonts w:ascii="Consolas" w:hAnsi="Consolas"/>
-          <w:b/>
-          <w:bCs/>
-          <w:color w:val="660E7A"/>
-          <w:lang w:val="en-US"/>
-        </w:rPr>
-        <w:t xml:space="preserve"> </w:t>
-      </w:r>
-      <w:r>
-        <w:rPr>
-          <w:rFonts w:ascii="Consolas" w:hAnsi="Consolas"/>
-          <w:b/>
-          <w:bCs/>
-          <w:color w:val="080808"/>
-          <w:lang w:val="en-US"/>
-        </w:rPr>
-        <w:t xml:space="preserve">- </w:t>
-      </w:r>
-      <w:proofErr w:type="spellStart"/>
-      <w:r>
-        <w:rPr>
-          <w:rFonts w:ascii="Consolas" w:hAnsi="Consolas"/>
-          <w:b/>
-          <w:bCs/>
-          <w:color w:val="000000"/>
-          <w:lang w:val="en-US"/>
-        </w:rPr>
-        <w:t>w</w:t>
-      </w:r>
-      <w:r>
-        <w:rPr>
-          <w:rFonts w:ascii="Consolas" w:hAnsi="Consolas"/>
-          <w:b/>
-          <w:bCs/>
-          <w:color w:val="080808"/>
-          <w:lang w:val="en-US"/>
-        </w:rPr>
-        <w:t>.</w:t>
-      </w:r>
-      <w:r>
-        <w:rPr>
-          <w:rFonts w:ascii="Consolas" w:hAnsi="Consolas"/>
-          <w:b/>
-          <w:bCs/>
-          <w:color w:val="660E7A"/>
-          <w:lang w:val="en-US"/>
-        </w:rPr>
-        <w:t>y</w:t>
-      </w:r>
-      <w:proofErr w:type="spellEnd"/>
       <w:r>
         <w:rPr>
           <w:rFonts w:ascii="Consolas" w:hAnsi="Consolas"/>
@@ -6256,7 +5913,7 @@
           <w:color w:val="00627A"/>
           <w:lang w:val="en-US"/>
         </w:rPr>
-        <w:t>up</w:t>
+        <w:t>down</w:t>
       </w:r>
       <w:r>
         <w:rPr>
@@ -6357,89 +6014,6 @@
           <w:lang w:val="en-US"/>
         </w:rPr>
         <w:t>) {</w:t>
-      </w:r>
-      <w:r>
-        <w:rPr>
-          <w:rFonts w:ascii="Consolas" w:hAnsi="Consolas"/>
-          <w:b/>
-          <w:bCs/>
-          <w:color w:val="080808"/>
-          <w:lang w:val="en-US"/>
-        </w:rPr>
-        <w:br/>
-      </w:r>
-      <w:r>
-        <w:rPr>
-          <w:rFonts w:ascii="Consolas" w:hAnsi="Consolas"/>
-          <w:b/>
-          <w:bCs/>
-          <w:color w:val="080808"/>
-          <w:lang w:val="en-US"/>
-        </w:rPr>
-        <w:lastRenderedPageBreak/>
-        <w:t xml:space="preserve">    </w:t>
-      </w:r>
-      <w:r>
-        <w:rPr>
-          <w:rFonts w:ascii="Consolas" w:hAnsi="Consolas"/>
-          <w:b/>
-          <w:bCs/>
-          <w:color w:val="008080"/>
-          <w:lang w:val="en-US"/>
-        </w:rPr>
-        <w:t xml:space="preserve">point </w:t>
-      </w:r>
-      <w:r>
-        <w:rPr>
-          <w:rFonts w:ascii="Consolas" w:hAnsi="Consolas"/>
-          <w:b/>
-          <w:bCs/>
-          <w:color w:val="000000"/>
-          <w:lang w:val="en-US"/>
-        </w:rPr>
-        <w:t xml:space="preserve">n </w:t>
-      </w:r>
-      <w:r>
-        <w:rPr>
-          <w:rFonts w:ascii="Consolas" w:hAnsi="Consolas"/>
-          <w:b/>
-          <w:bCs/>
-          <w:color w:val="080808"/>
-          <w:lang w:val="en-US"/>
-        </w:rPr>
-        <w:t xml:space="preserve">= </w:t>
-      </w:r>
-      <w:proofErr w:type="spellStart"/>
-      <w:r>
-        <w:rPr>
-          <w:rFonts w:ascii="Consolas" w:hAnsi="Consolas"/>
-          <w:b/>
-          <w:bCs/>
-          <w:color w:val="000000"/>
-          <w:lang w:val="en-US"/>
-        </w:rPr>
-        <w:t>q</w:t>
-      </w:r>
-      <w:r>
-        <w:rPr>
-          <w:rFonts w:ascii="Consolas" w:hAnsi="Consolas"/>
-          <w:b/>
-          <w:bCs/>
-          <w:color w:val="080808"/>
-          <w:lang w:val="en-US"/>
-        </w:rPr>
-        <w:t>.north</w:t>
-      </w:r>
-      <w:proofErr w:type="spellEnd"/>
-      <w:r>
-        <w:rPr>
-          <w:rFonts w:ascii="Consolas" w:hAnsi="Consolas"/>
-          <w:b/>
-          <w:bCs/>
-          <w:color w:val="080808"/>
-          <w:lang w:val="en-US"/>
-        </w:rPr>
-        <w:t>();</w:t>
       </w:r>
       <w:r>
         <w:rPr>
@@ -6482,7 +6056,6 @@
         </w:rPr>
         <w:t xml:space="preserve">= </w:t>
       </w:r>
-      <w:proofErr w:type="spellStart"/>
       <w:r>
         <w:rPr>
           <w:rFonts w:ascii="Consolas" w:hAnsi="Consolas"/>
@@ -6491,28 +6064,17 @@
           <w:color w:val="000000"/>
           <w:lang w:val="en-US"/>
         </w:rPr>
-        <w:t>p</w:t>
-      </w:r>
-      <w:r>
-        <w:rPr>
-          <w:rFonts w:ascii="Consolas" w:hAnsi="Consolas"/>
-          <w:b/>
-          <w:bCs/>
-          <w:color w:val="080808"/>
-          <w:lang w:val="en-US"/>
-        </w:rPr>
-        <w:t>.south</w:t>
-      </w:r>
-      <w:proofErr w:type="spellEnd"/>
-      <w:r>
-        <w:rPr>
-          <w:rFonts w:ascii="Consolas" w:hAnsi="Consolas"/>
-          <w:b/>
-          <w:bCs/>
-          <w:color w:val="080808"/>
-          <w:lang w:val="en-US"/>
-        </w:rPr>
-        <w:t>();</w:t>
+        <w:t>q</w:t>
+      </w:r>
+      <w:r>
+        <w:rPr>
+          <w:rFonts w:ascii="Consolas" w:hAnsi="Consolas"/>
+          <w:b/>
+          <w:bCs/>
+          <w:color w:val="080808"/>
+          <w:lang w:val="en-US"/>
+        </w:rPr>
+        <w:t>.south();</w:t>
       </w:r>
       <w:r>
         <w:rPr>
@@ -6525,7 +6087,16 @@
         <w:br/>
         <w:t xml:space="preserve">    </w:t>
       </w:r>
-      <w:proofErr w:type="spellStart"/>
+      <w:r>
+        <w:rPr>
+          <w:rFonts w:ascii="Consolas" w:hAnsi="Consolas"/>
+          <w:b/>
+          <w:bCs/>
+          <w:color w:val="008080"/>
+          <w:lang w:val="en-US"/>
+        </w:rPr>
+        <w:t xml:space="preserve">point </w:t>
+      </w:r>
       <w:r>
         <w:rPr>
           <w:rFonts w:ascii="Consolas" w:hAnsi="Consolas"/>
@@ -6534,6 +6105,26 @@
           <w:color w:val="000000"/>
           <w:lang w:val="en-US"/>
         </w:rPr>
+        <w:t xml:space="preserve">n </w:t>
+      </w:r>
+      <w:r>
+        <w:rPr>
+          <w:rFonts w:ascii="Consolas" w:hAnsi="Consolas"/>
+          <w:b/>
+          <w:bCs/>
+          <w:color w:val="080808"/>
+          <w:lang w:val="en-US"/>
+        </w:rPr>
+        <w:t xml:space="preserve">= </w:t>
+      </w:r>
+      <w:r>
+        <w:rPr>
+          <w:rFonts w:ascii="Consolas" w:hAnsi="Consolas"/>
+          <w:b/>
+          <w:bCs/>
+          <w:color w:val="000000"/>
+          <w:lang w:val="en-US"/>
+        </w:rPr>
         <w:t>p</w:t>
       </w:r>
       <w:r>
@@ -6544,20 +6135,19 @@
           <w:color w:val="080808"/>
           <w:lang w:val="en-US"/>
         </w:rPr>
-        <w:t>.move</w:t>
-      </w:r>
-      <w:proofErr w:type="spellEnd"/>
-      <w:r>
-        <w:rPr>
-          <w:rFonts w:ascii="Consolas" w:hAnsi="Consolas"/>
-          <w:b/>
-          <w:bCs/>
-          <w:color w:val="080808"/>
-          <w:lang w:val="en-US"/>
-        </w:rPr>
-        <w:t>(</w:t>
-      </w:r>
-      <w:proofErr w:type="spellStart"/>
+        <w:t>.north();</w:t>
+      </w:r>
+      <w:r>
+        <w:rPr>
+          <w:rFonts w:ascii="Consolas" w:hAnsi="Consolas"/>
+          <w:b/>
+          <w:bCs/>
+          <w:color w:val="080808"/>
+          <w:lang w:val="en-US"/>
+        </w:rPr>
+        <w:br/>
+        <w:t xml:space="preserve">    </w:t>
+      </w:r>
       <w:r>
         <w:rPr>
           <w:rFonts w:ascii="Consolas" w:hAnsi="Consolas"/>
@@ -6566,6 +6156,66 @@
           <w:color w:val="000000"/>
           <w:lang w:val="en-US"/>
         </w:rPr>
+        <w:t>p</w:t>
+      </w:r>
+      <w:r>
+        <w:rPr>
+          <w:rFonts w:ascii="Consolas" w:hAnsi="Consolas"/>
+          <w:b/>
+          <w:bCs/>
+          <w:color w:val="080808"/>
+          <w:lang w:val="en-US"/>
+        </w:rPr>
+        <w:t>.move(</w:t>
+      </w:r>
+      <w:r>
+        <w:rPr>
+          <w:rFonts w:ascii="Consolas" w:hAnsi="Consolas"/>
+          <w:b/>
+          <w:bCs/>
+          <w:color w:val="000000"/>
+          <w:lang w:val="en-US"/>
+        </w:rPr>
+        <w:t>s</w:t>
+      </w:r>
+      <w:r>
+        <w:rPr>
+          <w:rFonts w:ascii="Consolas" w:hAnsi="Consolas"/>
+          <w:b/>
+          <w:bCs/>
+          <w:color w:val="080808"/>
+          <w:lang w:val="en-US"/>
+        </w:rPr>
+        <w:t>.</w:t>
+      </w:r>
+      <w:r>
+        <w:rPr>
+          <w:rFonts w:ascii="Consolas" w:hAnsi="Consolas"/>
+          <w:b/>
+          <w:bCs/>
+          <w:color w:val="660E7A"/>
+          <w:lang w:val="en-US"/>
+        </w:rPr>
+        <w:t xml:space="preserve">x </w:t>
+      </w:r>
+      <w:r>
+        <w:rPr>
+          <w:rFonts w:ascii="Consolas" w:hAnsi="Consolas"/>
+          <w:b/>
+          <w:bCs/>
+          <w:color w:val="080808"/>
+          <w:lang w:val="en-US"/>
+        </w:rPr>
+        <w:t xml:space="preserve">- </w:t>
+      </w:r>
+      <w:r>
+        <w:rPr>
+          <w:rFonts w:ascii="Consolas" w:hAnsi="Consolas"/>
+          <w:b/>
+          <w:bCs/>
+          <w:color w:val="000000"/>
+          <w:lang w:val="en-US"/>
+        </w:rPr>
         <w:t>n</w:t>
       </w:r>
       <w:r>
@@ -6588,7 +6238,36 @@
         </w:rPr>
         <w:t>x</w:t>
       </w:r>
-      <w:proofErr w:type="spellEnd"/>
+      <w:r>
+        <w:rPr>
+          <w:rFonts w:ascii="Consolas" w:hAnsi="Consolas"/>
+          <w:b/>
+          <w:bCs/>
+          <w:color w:val="080808"/>
+          <w:lang w:val="en-US"/>
+        </w:rPr>
+        <w:t xml:space="preserve">, </w:t>
+      </w:r>
+      <w:r>
+        <w:rPr>
+          <w:rFonts w:ascii="Consolas" w:hAnsi="Consolas"/>
+          <w:b/>
+          <w:bCs/>
+          <w:color w:val="000000"/>
+          <w:lang w:val="en-US"/>
+        </w:rPr>
+        <w:t>s</w:t>
+      </w:r>
+      <w:r>
+        <w:rPr>
+          <w:rFonts w:ascii="Consolas" w:hAnsi="Consolas"/>
+          <w:b/>
+          <w:bCs/>
+          <w:color w:val="080808"/>
+          <w:lang w:val="en-US"/>
+        </w:rPr>
+        <w:t>.</w:t>
+      </w:r>
       <w:r>
         <w:rPr>
           <w:rFonts w:ascii="Consolas" w:hAnsi="Consolas"/>
@@ -6597,7 +6276,7 @@
           <w:color w:val="660E7A"/>
           <w:lang w:val="en-US"/>
         </w:rPr>
-        <w:t xml:space="preserve"> </w:t>
+        <w:t xml:space="preserve">y </w:t>
       </w:r>
       <w:r>
         <w:rPr>
@@ -6609,7 +6288,6 @@
         </w:rPr>
         <w:t xml:space="preserve">- </w:t>
       </w:r>
-      <w:proofErr w:type="spellStart"/>
       <w:r>
         <w:rPr>
           <w:rFonts w:ascii="Consolas" w:hAnsi="Consolas"/>
@@ -6618,7 +6296,7 @@
           <w:color w:val="000000"/>
           <w:lang w:val="en-US"/>
         </w:rPr>
-        <w:t>s</w:t>
+        <w:t>n</w:t>
       </w:r>
       <w:r>
         <w:rPr>
@@ -6638,60 +6316,7 @@
           <w:color w:val="660E7A"/>
           <w:lang w:val="en-US"/>
         </w:rPr>
-        <w:t>x</w:t>
-      </w:r>
-      <w:proofErr w:type="spellEnd"/>
-      <w:r>
-        <w:rPr>
-          <w:rFonts w:ascii="Consolas" w:hAnsi="Consolas"/>
-          <w:b/>
-          <w:bCs/>
-          <w:color w:val="080808"/>
-          <w:lang w:val="en-US"/>
-        </w:rPr>
-        <w:t xml:space="preserve">, </w:t>
-      </w:r>
-      <w:proofErr w:type="spellStart"/>
-      <w:r>
-        <w:rPr>
-          <w:rFonts w:ascii="Consolas" w:hAnsi="Consolas"/>
-          <w:b/>
-          <w:bCs/>
-          <w:color w:val="000000"/>
-          <w:lang w:val="en-US"/>
-        </w:rPr>
-        <w:t>n</w:t>
-      </w:r>
-      <w:r>
-        <w:rPr>
-          <w:rFonts w:ascii="Consolas" w:hAnsi="Consolas"/>
-          <w:b/>
-          <w:bCs/>
-          <w:color w:val="080808"/>
-          <w:lang w:val="en-US"/>
-        </w:rPr>
-        <w:t>.</w:t>
-      </w:r>
-      <w:r>
-        <w:rPr>
-          <w:rFonts w:ascii="Consolas" w:hAnsi="Consolas"/>
-          <w:b/>
-          <w:bCs/>
-          <w:color w:val="660E7A"/>
-          <w:lang w:val="en-US"/>
-        </w:rPr>
-        <w:t>y</w:t>
-      </w:r>
-      <w:proofErr w:type="spellEnd"/>
-      <w:r>
-        <w:rPr>
-          <w:rFonts w:ascii="Consolas" w:hAnsi="Consolas"/>
-          <w:b/>
-          <w:bCs/>
-          <w:color w:val="660E7A"/>
-          <w:lang w:val="en-US"/>
-        </w:rPr>
-        <w:t xml:space="preserve"> </w:t>
+        <w:t xml:space="preserve">y </w:t>
       </w:r>
       <w:r>
         <w:rPr>
@@ -6702,58 +6327,6 @@
           <w:lang w:val="en-US"/>
         </w:rPr>
         <w:t xml:space="preserve">- </w:t>
-      </w:r>
-      <w:proofErr w:type="spellStart"/>
-      <w:r>
-        <w:rPr>
-          <w:rFonts w:ascii="Consolas" w:hAnsi="Consolas"/>
-          <w:b/>
-          <w:bCs/>
-          <w:color w:val="000000"/>
-          <w:lang w:val="en-US"/>
-        </w:rPr>
-        <w:t>s</w:t>
-      </w:r>
-      <w:r>
-        <w:rPr>
-          <w:rFonts w:ascii="Consolas" w:hAnsi="Consolas"/>
-          <w:b/>
-          <w:bCs/>
-          <w:color w:val="080808"/>
-          <w:lang w:val="en-US"/>
-        </w:rPr>
-        <w:t>.</w:t>
-      </w:r>
-      <w:r>
-        <w:rPr>
-          <w:rFonts w:ascii="Consolas" w:hAnsi="Consolas"/>
-          <w:b/>
-          <w:bCs/>
-          <w:color w:val="660E7A"/>
-          <w:lang w:val="en-US"/>
-        </w:rPr>
-        <w:t>y</w:t>
-      </w:r>
-      <w:proofErr w:type="spellEnd"/>
-      <w:r>
-        <w:rPr>
-          <w:rFonts w:ascii="Consolas" w:hAnsi="Consolas"/>
-          <w:b/>
-          <w:bCs/>
-          <w:color w:val="660E7A"/>
-          <w:lang w:val="en-US"/>
-        </w:rPr>
-        <w:t xml:space="preserve"> </w:t>
-      </w:r>
-      <w:r>
-        <w:rPr>
-          <w:rFonts w:ascii="Consolas" w:hAnsi="Consolas"/>
-          <w:b/>
-          <w:bCs/>
-          <w:color w:val="080808"/>
-          <w:lang w:val="en-US"/>
-        </w:rPr>
-        <w:t xml:space="preserve">+ </w:t>
       </w:r>
       <w:r>
         <w:rPr>
@@ -6814,7 +6387,7 @@
           <w:color w:val="0033B3"/>
           <w:lang w:val="en-US"/>
         </w:rPr>
-        <w:t xml:space="preserve">void </w:t>
+        <w:t xml:space="preserve">int </w:t>
       </w:r>
       <w:r>
         <w:rPr>
@@ -6824,114 +6397,54 @@
           <w:color w:val="00627A"/>
           <w:lang w:val="en-US"/>
         </w:rPr>
-        <w:t>down</w:t>
-      </w:r>
-      <w:r>
-        <w:rPr>
-          <w:rFonts w:ascii="Consolas" w:hAnsi="Consolas"/>
-          <w:b/>
-          <w:bCs/>
-          <w:color w:val="080808"/>
-          <w:lang w:val="en-US"/>
-        </w:rPr>
-        <w:t>(</w:t>
-      </w:r>
-      <w:r>
-        <w:rPr>
-          <w:rFonts w:ascii="Consolas" w:hAnsi="Consolas"/>
-          <w:b/>
-          <w:bCs/>
-          <w:color w:val="008080"/>
-          <w:lang w:val="en-US"/>
-        </w:rPr>
-        <w:t xml:space="preserve">shape </w:t>
-      </w:r>
-      <w:r>
-        <w:rPr>
-          <w:rFonts w:ascii="Consolas" w:hAnsi="Consolas"/>
-          <w:b/>
-          <w:bCs/>
-          <w:color w:val="080808"/>
-          <w:lang w:val="en-US"/>
-        </w:rPr>
-        <w:t>&amp;</w:t>
-      </w:r>
-      <w:r>
-        <w:rPr>
-          <w:rFonts w:ascii="Consolas" w:hAnsi="Consolas"/>
-          <w:b/>
-          <w:bCs/>
-          <w:color w:val="000000"/>
-          <w:lang w:val="en-US"/>
-        </w:rPr>
-        <w:t>p</w:t>
-      </w:r>
-      <w:r>
-        <w:rPr>
-          <w:rFonts w:ascii="Consolas" w:hAnsi="Consolas"/>
-          <w:b/>
-          <w:bCs/>
-          <w:color w:val="080808"/>
-          <w:lang w:val="en-US"/>
-        </w:rPr>
-        <w:t xml:space="preserve">, </w:t>
-      </w:r>
-      <w:r>
-        <w:rPr>
-          <w:rFonts w:ascii="Consolas" w:hAnsi="Consolas"/>
-          <w:b/>
-          <w:bCs/>
-          <w:color w:val="0033B3"/>
-          <w:lang w:val="en-US"/>
-        </w:rPr>
-        <w:t xml:space="preserve">const </w:t>
-      </w:r>
-      <w:r>
-        <w:rPr>
-          <w:rFonts w:ascii="Consolas" w:hAnsi="Consolas"/>
-          <w:b/>
-          <w:bCs/>
-          <w:color w:val="008080"/>
-          <w:lang w:val="en-US"/>
-        </w:rPr>
-        <w:t xml:space="preserve">shape </w:t>
-      </w:r>
-      <w:r>
-        <w:rPr>
-          <w:rFonts w:ascii="Consolas" w:hAnsi="Consolas"/>
-          <w:b/>
-          <w:bCs/>
-          <w:color w:val="080808"/>
-          <w:lang w:val="en-US"/>
-        </w:rPr>
-        <w:t>&amp;</w:t>
-      </w:r>
-      <w:r>
-        <w:rPr>
-          <w:rFonts w:ascii="Consolas" w:hAnsi="Consolas"/>
-          <w:b/>
-          <w:bCs/>
-          <w:color w:val="000000"/>
-          <w:lang w:val="en-US"/>
-        </w:rPr>
-        <w:t>q</w:t>
-      </w:r>
-      <w:r>
-        <w:rPr>
-          <w:rFonts w:ascii="Consolas" w:hAnsi="Consolas"/>
-          <w:b/>
-          <w:bCs/>
-          <w:color w:val="080808"/>
-          <w:lang w:val="en-US"/>
-        </w:rPr>
-        <w:t>) {</w:t>
-      </w:r>
-      <w:r>
-        <w:rPr>
-          <w:rFonts w:ascii="Consolas" w:hAnsi="Consolas"/>
-          <w:b/>
-          <w:bCs/>
-          <w:color w:val="080808"/>
+        <w:t>main</w:t>
+      </w:r>
+      <w:r>
+        <w:rPr>
+          <w:rFonts w:ascii="Consolas" w:hAnsi="Consolas"/>
+          <w:b/>
+          <w:bCs/>
+          <w:color w:val="080808"/>
+          <w:lang w:val="en-US"/>
+        </w:rPr>
+        <w:t>() {</w:t>
+      </w:r>
+      <w:r>
+        <w:rPr>
+          <w:rFonts w:ascii="Consolas" w:hAnsi="Consolas"/>
+          <w:b/>
+          <w:bCs/>
+          <w:color w:val="080808"/>
+          <w:lang w:val="en-US"/>
+        </w:rPr>
+        <w:br/>
+      </w:r>
+      <w:r>
+        <w:rPr>
+          <w:rFonts w:ascii="Consolas" w:hAnsi="Consolas"/>
+          <w:b/>
+          <w:bCs/>
+          <w:color w:val="9E880D"/>
+          <w:lang w:val="en-US"/>
+        </w:rPr>
+        <w:t xml:space="preserve">#ifdef </w:t>
+      </w:r>
+      <w:r>
+        <w:rPr>
+          <w:rFonts w:ascii="Consolas" w:hAnsi="Consolas"/>
+          <w:b/>
+          <w:bCs/>
+          <w:color w:val="1F542E"/>
+          <w:lang w:val="en-US"/>
+        </w:rPr>
+        <w:t>LOCAL</w:t>
+      </w:r>
+      <w:r>
+        <w:rPr>
+          <w:rFonts w:ascii="Consolas" w:hAnsi="Consolas"/>
+          <w:b/>
+          <w:bCs/>
+          <w:color w:val="1F542E"/>
           <w:lang w:val="en-US"/>
         </w:rPr>
         <w:br/>
@@ -6942,69 +6455,97 @@
           <w:rFonts w:ascii="Consolas" w:hAnsi="Consolas"/>
           <w:b/>
           <w:bCs/>
-          <w:color w:val="008080"/>
-          <w:lang w:val="en-US"/>
-        </w:rPr>
-        <w:t xml:space="preserve">point </w:t>
-      </w:r>
-      <w:r>
-        <w:rPr>
-          <w:rFonts w:ascii="Consolas" w:hAnsi="Consolas"/>
-          <w:b/>
-          <w:bCs/>
-          <w:color w:val="000000"/>
-          <w:lang w:val="en-US"/>
-        </w:rPr>
-        <w:t xml:space="preserve">s </w:t>
-      </w:r>
-      <w:r>
-        <w:rPr>
-          <w:rFonts w:ascii="Consolas" w:hAnsi="Consolas"/>
-          <w:b/>
-          <w:bCs/>
-          <w:color w:val="080808"/>
-          <w:lang w:val="en-US"/>
-        </w:rPr>
-        <w:t xml:space="preserve">= </w:t>
-      </w:r>
-      <w:proofErr w:type="spellStart"/>
-      <w:r>
-        <w:rPr>
-          <w:rFonts w:ascii="Consolas" w:hAnsi="Consolas"/>
-          <w:b/>
-          <w:bCs/>
-          <w:color w:val="000000"/>
-          <w:lang w:val="en-US"/>
-        </w:rPr>
-        <w:t>q</w:t>
-      </w:r>
-      <w:r>
-        <w:rPr>
-          <w:rFonts w:ascii="Consolas" w:hAnsi="Consolas"/>
-          <w:b/>
-          <w:bCs/>
-          <w:color w:val="080808"/>
-          <w:lang w:val="en-US"/>
-        </w:rPr>
-        <w:t>.south</w:t>
-      </w:r>
-      <w:proofErr w:type="spellEnd"/>
-      <w:r>
-        <w:rPr>
-          <w:rFonts w:ascii="Consolas" w:hAnsi="Consolas"/>
-          <w:b/>
-          <w:bCs/>
-          <w:color w:val="080808"/>
-          <w:lang w:val="en-US"/>
-        </w:rPr>
-        <w:t>();</w:t>
-      </w:r>
-      <w:r>
-        <w:rPr>
-          <w:rFonts w:ascii="Consolas" w:hAnsi="Consolas"/>
-          <w:b/>
-          <w:bCs/>
-          <w:color w:val="080808"/>
+          <w:color w:val="080808"/>
+          <w:lang w:val="en-US"/>
+        </w:rPr>
+        <w:t>freopen(</w:t>
+      </w:r>
+      <w:r>
+        <w:rPr>
+          <w:rFonts w:ascii="Consolas" w:hAnsi="Consolas"/>
+          <w:b/>
+          <w:bCs/>
+          <w:color w:val="067D17"/>
+          <w:lang w:val="en-US"/>
+        </w:rPr>
+        <w:t>"output.out"</w:t>
+      </w:r>
+      <w:r>
+        <w:rPr>
+          <w:rFonts w:ascii="Consolas" w:hAnsi="Consolas"/>
+          <w:b/>
+          <w:bCs/>
+          <w:color w:val="080808"/>
+          <w:lang w:val="en-US"/>
+        </w:rPr>
+        <w:t xml:space="preserve">, </w:t>
+      </w:r>
+      <w:r>
+        <w:rPr>
+          <w:rFonts w:ascii="Consolas" w:hAnsi="Consolas"/>
+          <w:b/>
+          <w:bCs/>
+          <w:color w:val="067D17"/>
+          <w:lang w:val="en-US"/>
+        </w:rPr>
+        <w:t>"w"</w:t>
+      </w:r>
+      <w:r>
+        <w:rPr>
+          <w:rFonts w:ascii="Consolas" w:hAnsi="Consolas"/>
+          <w:b/>
+          <w:bCs/>
+          <w:color w:val="080808"/>
+          <w:lang w:val="en-US"/>
+        </w:rPr>
+        <w:t xml:space="preserve">, </w:t>
+      </w:r>
+      <w:r>
+        <w:rPr>
+          <w:rFonts w:ascii="Consolas" w:hAnsi="Consolas"/>
+          <w:b/>
+          <w:bCs/>
+          <w:color w:val="1F542E"/>
+          <w:lang w:val="en-US"/>
+        </w:rPr>
+        <w:t>stdout</w:t>
+      </w:r>
+      <w:r>
+        <w:rPr>
+          <w:rFonts w:ascii="Consolas" w:hAnsi="Consolas"/>
+          <w:b/>
+          <w:bCs/>
+          <w:color w:val="080808"/>
+          <w:lang w:val="en-US"/>
+        </w:rPr>
+        <w:t>);</w:t>
+      </w:r>
+      <w:r>
+        <w:rPr>
+          <w:rFonts w:ascii="Consolas" w:hAnsi="Consolas"/>
+          <w:b/>
+          <w:bCs/>
+          <w:color w:val="080808"/>
+          <w:lang w:val="en-US"/>
+        </w:rPr>
+        <w:br/>
+      </w:r>
+      <w:r>
+        <w:rPr>
+          <w:rFonts w:ascii="Consolas" w:hAnsi="Consolas"/>
+          <w:b/>
+          <w:bCs/>
+          <w:color w:val="9E880D"/>
+          <w:lang w:val="en-US"/>
+        </w:rPr>
+        <w:t>#endif</w:t>
+      </w:r>
+      <w:r>
+        <w:rPr>
+          <w:rFonts w:ascii="Consolas" w:hAnsi="Consolas"/>
+          <w:b/>
+          <w:bCs/>
+          <w:color w:val="9E880D"/>
           <w:lang w:val="en-US"/>
         </w:rPr>
         <w:br/>
@@ -7015,62 +6556,71 @@
           <w:rFonts w:ascii="Consolas" w:hAnsi="Consolas"/>
           <w:b/>
           <w:bCs/>
-          <w:color w:val="008080"/>
-          <w:lang w:val="en-US"/>
-        </w:rPr>
-        <w:t xml:space="preserve">point </w:t>
-      </w:r>
-      <w:r>
-        <w:rPr>
-          <w:rFonts w:ascii="Consolas" w:hAnsi="Consolas"/>
-          <w:b/>
-          <w:bCs/>
-          <w:color w:val="000000"/>
-          <w:lang w:val="en-US"/>
-        </w:rPr>
-        <w:t xml:space="preserve">n </w:t>
-      </w:r>
-      <w:r>
-        <w:rPr>
-          <w:rFonts w:ascii="Consolas" w:hAnsi="Consolas"/>
-          <w:b/>
-          <w:bCs/>
-          <w:color w:val="080808"/>
-          <w:lang w:val="en-US"/>
-        </w:rPr>
-        <w:t xml:space="preserve">= </w:t>
-      </w:r>
-      <w:proofErr w:type="spellStart"/>
-      <w:r>
-        <w:rPr>
-          <w:rFonts w:ascii="Consolas" w:hAnsi="Consolas"/>
-          <w:b/>
-          <w:bCs/>
-          <w:color w:val="000000"/>
-          <w:lang w:val="en-US"/>
-        </w:rPr>
-        <w:t>p</w:t>
-      </w:r>
-      <w:r>
-        <w:rPr>
-          <w:rFonts w:ascii="Consolas" w:hAnsi="Consolas"/>
-          <w:b/>
-          <w:bCs/>
-          <w:color w:val="080808"/>
-          <w:lang w:val="en-US"/>
-        </w:rPr>
-        <w:t>.north</w:t>
-      </w:r>
-      <w:proofErr w:type="spellEnd"/>
-      <w:r>
-        <w:rPr>
-          <w:rFonts w:ascii="Consolas" w:hAnsi="Consolas"/>
-          <w:b/>
-          <w:bCs/>
-          <w:color w:val="080808"/>
-          <w:lang w:val="en-US"/>
-        </w:rPr>
-        <w:t>();</w:t>
+          <w:color w:val="080808"/>
+          <w:lang w:val="en-US"/>
+        </w:rPr>
+        <w:t>setlocale(</w:t>
+      </w:r>
+      <w:r>
+        <w:rPr>
+          <w:rFonts w:ascii="Consolas" w:hAnsi="Consolas"/>
+          <w:b/>
+          <w:bCs/>
+          <w:color w:val="1F542E"/>
+          <w:lang w:val="en-US"/>
+        </w:rPr>
+        <w:t>LC_ALL</w:t>
+      </w:r>
+      <w:r>
+        <w:rPr>
+          <w:rFonts w:ascii="Consolas" w:hAnsi="Consolas"/>
+          <w:b/>
+          <w:bCs/>
+          <w:color w:val="080808"/>
+          <w:lang w:val="en-US"/>
+        </w:rPr>
+        <w:t xml:space="preserve">, </w:t>
+      </w:r>
+      <w:r>
+        <w:rPr>
+          <w:rFonts w:ascii="Consolas" w:hAnsi="Consolas"/>
+          <w:b/>
+          <w:bCs/>
+          <w:color w:val="067D17"/>
+          <w:lang w:val="en-US"/>
+        </w:rPr>
+        <w:t>"Rus"</w:t>
+      </w:r>
+      <w:r>
+        <w:rPr>
+          <w:rFonts w:ascii="Consolas" w:hAnsi="Consolas"/>
+          <w:b/>
+          <w:bCs/>
+          <w:color w:val="080808"/>
+          <w:lang w:val="en-US"/>
+        </w:rPr>
+        <w:t>);</w:t>
+      </w:r>
+      <w:r>
+        <w:rPr>
+          <w:rFonts w:ascii="Consolas" w:hAnsi="Consolas"/>
+          <w:b/>
+          <w:bCs/>
+          <w:color w:val="080808"/>
+          <w:lang w:val="en-US"/>
+        </w:rPr>
+        <w:br/>
+        <w:t xml:space="preserve">    screen_init();</w:t>
+      </w:r>
+      <w:r>
+        <w:rPr>
+          <w:rFonts w:ascii="Consolas" w:hAnsi="Consolas"/>
+          <w:b/>
+          <w:bCs/>
+          <w:color w:val="080808"/>
+          <w:lang w:val="en-US"/>
+        </w:rPr>
+        <w:br/>
       </w:r>
       <w:r>
         <w:rPr>
@@ -7083,7 +6633,16 @@
         <w:br/>
         <w:t xml:space="preserve">    </w:t>
       </w:r>
-      <w:proofErr w:type="spellStart"/>
+      <w:r>
+        <w:rPr>
+          <w:rFonts w:ascii="Consolas" w:hAnsi="Consolas"/>
+          <w:b/>
+          <w:bCs/>
+          <w:color w:val="008080"/>
+          <w:lang w:val="en-US"/>
+        </w:rPr>
+        <w:t xml:space="preserve">rectangle </w:t>
+      </w:r>
       <w:r>
         <w:rPr>
           <w:rFonts w:ascii="Consolas" w:hAnsi="Consolas"/>
@@ -7092,113 +6651,28 @@
           <w:color w:val="000000"/>
           <w:lang w:val="en-US"/>
         </w:rPr>
-        <w:t>p</w:t>
-      </w:r>
-      <w:r>
-        <w:rPr>
-          <w:rFonts w:ascii="Consolas" w:hAnsi="Consolas"/>
-          <w:b/>
-          <w:bCs/>
-          <w:color w:val="080808"/>
-          <w:lang w:val="en-US"/>
-        </w:rPr>
-        <w:t>.move</w:t>
-      </w:r>
-      <w:proofErr w:type="spellEnd"/>
-      <w:r>
-        <w:rPr>
-          <w:rFonts w:ascii="Consolas" w:hAnsi="Consolas"/>
-          <w:b/>
-          <w:bCs/>
-          <w:color w:val="080808"/>
-          <w:lang w:val="en-US"/>
-        </w:rPr>
-        <w:t>(</w:t>
-      </w:r>
-      <w:proofErr w:type="spellStart"/>
-      <w:r>
-        <w:rPr>
-          <w:rFonts w:ascii="Consolas" w:hAnsi="Consolas"/>
-          <w:b/>
-          <w:bCs/>
-          <w:color w:val="000000"/>
-          <w:lang w:val="en-US"/>
-        </w:rPr>
-        <w:t>s</w:t>
-      </w:r>
-      <w:r>
-        <w:rPr>
-          <w:rFonts w:ascii="Consolas" w:hAnsi="Consolas"/>
-          <w:b/>
-          <w:bCs/>
-          <w:color w:val="080808"/>
-          <w:lang w:val="en-US"/>
-        </w:rPr>
-        <w:t>.</w:t>
-      </w:r>
-      <w:r>
-        <w:rPr>
-          <w:rFonts w:ascii="Consolas" w:hAnsi="Consolas"/>
-          <w:b/>
-          <w:bCs/>
-          <w:color w:val="660E7A"/>
-          <w:lang w:val="en-US"/>
-        </w:rPr>
-        <w:t>x</w:t>
-      </w:r>
-      <w:proofErr w:type="spellEnd"/>
-      <w:r>
-        <w:rPr>
-          <w:rFonts w:ascii="Consolas" w:hAnsi="Consolas"/>
-          <w:b/>
-          <w:bCs/>
-          <w:color w:val="660E7A"/>
-          <w:lang w:val="en-US"/>
-        </w:rPr>
-        <w:t xml:space="preserve"> </w:t>
-      </w:r>
-      <w:r>
-        <w:rPr>
-          <w:rFonts w:ascii="Consolas" w:hAnsi="Consolas"/>
-          <w:b/>
-          <w:bCs/>
-          <w:color w:val="080808"/>
-          <w:lang w:val="en-US"/>
-        </w:rPr>
-        <w:t xml:space="preserve">- </w:t>
-      </w:r>
-      <w:proofErr w:type="spellStart"/>
-      <w:r>
-        <w:rPr>
-          <w:rFonts w:ascii="Consolas" w:hAnsi="Consolas"/>
-          <w:b/>
-          <w:bCs/>
-          <w:color w:val="000000"/>
-          <w:lang w:val="en-US"/>
-        </w:rPr>
-        <w:t>n</w:t>
-      </w:r>
-      <w:r>
-        <w:rPr>
-          <w:rFonts w:ascii="Consolas" w:hAnsi="Consolas"/>
-          <w:b/>
-          <w:bCs/>
-          <w:color w:val="080808"/>
-          <w:lang w:val="en-US"/>
-        </w:rPr>
-        <w:t>.</w:t>
-      </w:r>
-      <w:r>
-        <w:rPr>
-          <w:rFonts w:ascii="Consolas" w:hAnsi="Consolas"/>
-          <w:b/>
-          <w:bCs/>
-          <w:color w:val="660E7A"/>
-          <w:lang w:val="en-US"/>
-        </w:rPr>
-        <w:t>x</w:t>
-      </w:r>
-      <w:proofErr w:type="spellEnd"/>
+        <w:t>hat</w:t>
+      </w:r>
+      <w:r>
+        <w:rPr>
+          <w:rFonts w:ascii="Consolas" w:hAnsi="Consolas"/>
+          <w:b/>
+          <w:bCs/>
+          <w:color w:val="080808"/>
+          <w:lang w:val="en-US"/>
+        </w:rPr>
+        <w:t>(point(</w:t>
+      </w:r>
+      <w:r>
+        <w:rPr>
+          <w:rFonts w:ascii="Consolas" w:hAnsi="Consolas"/>
+          <w:b/>
+          <w:bCs/>
+          <w:color w:val="1750EB"/>
+          <w:lang w:val="en-US"/>
+        </w:rPr>
+        <w:t>0</w:t>
+      </w:r>
       <w:r>
         <w:rPr>
           <w:rFonts w:ascii="Consolas" w:hAnsi="Consolas"/>
@@ -7209,110 +6683,6 @@
         </w:rPr>
         <w:t xml:space="preserve">, </w:t>
       </w:r>
-      <w:proofErr w:type="spellStart"/>
-      <w:r>
-        <w:rPr>
-          <w:rFonts w:ascii="Consolas" w:hAnsi="Consolas"/>
-          <w:b/>
-          <w:bCs/>
-          <w:color w:val="000000"/>
-          <w:lang w:val="en-US"/>
-        </w:rPr>
-        <w:t>s</w:t>
-      </w:r>
-      <w:r>
-        <w:rPr>
-          <w:rFonts w:ascii="Consolas" w:hAnsi="Consolas"/>
-          <w:b/>
-          <w:bCs/>
-          <w:color w:val="080808"/>
-          <w:lang w:val="en-US"/>
-        </w:rPr>
-        <w:t>.</w:t>
-      </w:r>
-      <w:r>
-        <w:rPr>
-          <w:rFonts w:ascii="Consolas" w:hAnsi="Consolas"/>
-          <w:b/>
-          <w:bCs/>
-          <w:color w:val="660E7A"/>
-          <w:lang w:val="en-US"/>
-        </w:rPr>
-        <w:t>y</w:t>
-      </w:r>
-      <w:proofErr w:type="spellEnd"/>
-      <w:r>
-        <w:rPr>
-          <w:rFonts w:ascii="Consolas" w:hAnsi="Consolas"/>
-          <w:b/>
-          <w:bCs/>
-          <w:color w:val="660E7A"/>
-          <w:lang w:val="en-US"/>
-        </w:rPr>
-        <w:t xml:space="preserve"> </w:t>
-      </w:r>
-      <w:r>
-        <w:rPr>
-          <w:rFonts w:ascii="Consolas" w:hAnsi="Consolas"/>
-          <w:b/>
-          <w:bCs/>
-          <w:color w:val="080808"/>
-          <w:lang w:val="en-US"/>
-        </w:rPr>
-        <w:t xml:space="preserve">- </w:t>
-      </w:r>
-      <w:proofErr w:type="spellStart"/>
-      <w:r>
-        <w:rPr>
-          <w:rFonts w:ascii="Consolas" w:hAnsi="Consolas"/>
-          <w:b/>
-          <w:bCs/>
-          <w:color w:val="000000"/>
-          <w:lang w:val="en-US"/>
-        </w:rPr>
-        <w:t>n</w:t>
-      </w:r>
-      <w:r>
-        <w:rPr>
-          <w:rFonts w:ascii="Consolas" w:hAnsi="Consolas"/>
-          <w:b/>
-          <w:bCs/>
-          <w:color w:val="080808"/>
-          <w:lang w:val="en-US"/>
-        </w:rPr>
-        <w:t>.</w:t>
-      </w:r>
-      <w:r>
-        <w:rPr>
-          <w:rFonts w:ascii="Consolas" w:hAnsi="Consolas"/>
-          <w:b/>
-          <w:bCs/>
-          <w:color w:val="660E7A"/>
-          <w:lang w:val="en-US"/>
-        </w:rPr>
-        <w:t>y</w:t>
-      </w:r>
-      <w:proofErr w:type="spellEnd"/>
-      <w:r>
-        <w:rPr>
-          <w:rFonts w:ascii="Consolas" w:hAnsi="Consolas"/>
-          <w:b/>
-          <w:bCs/>
-          <w:color w:val="660E7A"/>
-          <w:lang w:val="en-US"/>
-        </w:rPr>
-        <w:t xml:space="preserve"> </w:t>
-      </w:r>
-      <w:r>
-        <w:rPr>
-          <w:rFonts w:ascii="Consolas" w:hAnsi="Consolas"/>
-          <w:b/>
-          <w:bCs/>
-          <w:color w:val="080808"/>
-          <w:lang w:val="en-US"/>
-        </w:rPr>
-        <w:t xml:space="preserve">- </w:t>
-      </w:r>
       <w:r>
         <w:rPr>
           <w:rFonts w:ascii="Consolas" w:hAnsi="Consolas"/>
@@ -7321,173 +6691,108 @@
           <w:color w:val="1750EB"/>
           <w:lang w:val="en-US"/>
         </w:rPr>
-        <w:t>1</w:t>
-      </w:r>
-      <w:r>
-        <w:rPr>
-          <w:rFonts w:ascii="Consolas" w:hAnsi="Consolas"/>
-          <w:b/>
-          <w:bCs/>
-          <w:color w:val="080808"/>
-          <w:lang w:val="en-US"/>
-        </w:rPr>
-        <w:t>);</w:t>
-      </w:r>
-      <w:r>
-        <w:rPr>
-          <w:rFonts w:ascii="Consolas" w:hAnsi="Consolas"/>
-          <w:b/>
-          <w:bCs/>
-          <w:color w:val="080808"/>
-          <w:lang w:val="en-US"/>
-        </w:rPr>
-        <w:br/>
-        <w:t>}</w:t>
-      </w:r>
-      <w:r>
-        <w:rPr>
-          <w:rFonts w:ascii="Consolas" w:hAnsi="Consolas"/>
-          <w:b/>
-          <w:bCs/>
-          <w:color w:val="080808"/>
-          <w:lang w:val="en-US"/>
-        </w:rPr>
-        <w:br/>
-      </w:r>
-      <w:r>
-        <w:rPr>
-          <w:rFonts w:ascii="Consolas" w:hAnsi="Consolas"/>
-          <w:b/>
-          <w:bCs/>
-          <w:color w:val="080808"/>
-          <w:lang w:val="en-US"/>
-        </w:rPr>
-        <w:br/>
-      </w:r>
-      <w:r>
-        <w:rPr>
-          <w:rFonts w:ascii="Consolas" w:hAnsi="Consolas"/>
-          <w:b/>
-          <w:bCs/>
-          <w:color w:val="0033B3"/>
-          <w:lang w:val="en-US"/>
-        </w:rPr>
-        <w:t xml:space="preserve">int </w:t>
-      </w:r>
-      <w:r>
-        <w:rPr>
-          <w:rFonts w:ascii="Consolas" w:hAnsi="Consolas"/>
-          <w:b/>
-          <w:bCs/>
-          <w:color w:val="00627A"/>
-          <w:lang w:val="en-US"/>
-        </w:rPr>
-        <w:t>main</w:t>
-      </w:r>
-      <w:r>
-        <w:rPr>
-          <w:rFonts w:ascii="Consolas" w:hAnsi="Consolas"/>
-          <w:b/>
-          <w:bCs/>
-          <w:color w:val="080808"/>
-          <w:lang w:val="en-US"/>
-        </w:rPr>
-        <w:t>() {</w:t>
-      </w:r>
-      <w:r>
-        <w:rPr>
-          <w:rFonts w:ascii="Consolas" w:hAnsi="Consolas"/>
-          <w:b/>
-          <w:bCs/>
-          <w:color w:val="080808"/>
-          <w:lang w:val="en-US"/>
-        </w:rPr>
-        <w:br/>
-      </w:r>
-      <w:r>
-        <w:rPr>
-          <w:rFonts w:ascii="Consolas" w:hAnsi="Consolas"/>
-          <w:b/>
-          <w:bCs/>
-          <w:color w:val="9E880D"/>
-          <w:lang w:val="en-US"/>
-        </w:rPr>
-        <w:t xml:space="preserve">#ifdef </w:t>
-      </w:r>
-      <w:r>
-        <w:rPr>
-          <w:rFonts w:ascii="Consolas" w:hAnsi="Consolas"/>
-          <w:b/>
-          <w:bCs/>
-          <w:color w:val="1F542E"/>
-          <w:lang w:val="en-US"/>
-        </w:rPr>
-        <w:t>LOCAL</w:t>
-      </w:r>
-      <w:r>
-        <w:rPr>
-          <w:rFonts w:ascii="Consolas" w:hAnsi="Consolas"/>
-          <w:b/>
-          <w:bCs/>
-          <w:color w:val="1F542E"/>
+        <w:t>0</w:t>
+      </w:r>
+      <w:r>
+        <w:rPr>
+          <w:rFonts w:ascii="Consolas" w:hAnsi="Consolas"/>
+          <w:b/>
+          <w:bCs/>
+          <w:color w:val="080808"/>
+          <w:lang w:val="en-US"/>
+        </w:rPr>
+        <w:t>), point(</w:t>
+      </w:r>
+      <w:r>
+        <w:rPr>
+          <w:rFonts w:ascii="Consolas" w:hAnsi="Consolas"/>
+          <w:b/>
+          <w:bCs/>
+          <w:color w:val="1750EB"/>
+          <w:lang w:val="en-US"/>
+        </w:rPr>
+        <w:t>14</w:t>
+      </w:r>
+      <w:r>
+        <w:rPr>
+          <w:rFonts w:ascii="Consolas" w:hAnsi="Consolas"/>
+          <w:b/>
+          <w:bCs/>
+          <w:color w:val="080808"/>
+          <w:lang w:val="en-US"/>
+        </w:rPr>
+        <w:t xml:space="preserve">, </w:t>
+      </w:r>
+      <w:r>
+        <w:rPr>
+          <w:rFonts w:ascii="Consolas" w:hAnsi="Consolas"/>
+          <w:b/>
+          <w:bCs/>
+          <w:color w:val="1750EB"/>
+          <w:lang w:val="en-US"/>
+        </w:rPr>
+        <w:t>5</w:t>
+      </w:r>
+      <w:r>
+        <w:rPr>
+          <w:rFonts w:ascii="Consolas" w:hAnsi="Consolas"/>
+          <w:b/>
+          <w:bCs/>
+          <w:color w:val="080808"/>
+          <w:lang w:val="en-US"/>
+        </w:rPr>
+        <w:t>));</w:t>
+      </w:r>
+      <w:r>
+        <w:rPr>
+          <w:rFonts w:ascii="Consolas" w:hAnsi="Consolas"/>
+          <w:b/>
+          <w:bCs/>
+          <w:color w:val="080808"/>
           <w:lang w:val="en-US"/>
         </w:rPr>
         <w:br/>
         <w:t xml:space="preserve">    </w:t>
       </w:r>
-      <w:proofErr w:type="spellStart"/>
-      <w:r>
-        <w:rPr>
-          <w:rFonts w:ascii="Consolas" w:hAnsi="Consolas"/>
-          <w:b/>
-          <w:bCs/>
-          <w:color w:val="080808"/>
-          <w:lang w:val="en-US"/>
-        </w:rPr>
-        <w:t>freopen</w:t>
-      </w:r>
-      <w:proofErr w:type="spellEnd"/>
-      <w:r>
-        <w:rPr>
-          <w:rFonts w:ascii="Consolas" w:hAnsi="Consolas"/>
-          <w:b/>
-          <w:bCs/>
-          <w:color w:val="080808"/>
-          <w:lang w:val="en-US"/>
-        </w:rPr>
-        <w:t>(</w:t>
-      </w:r>
-      <w:r>
-        <w:rPr>
-          <w:rFonts w:ascii="Consolas" w:hAnsi="Consolas"/>
-          <w:b/>
-          <w:bCs/>
-          <w:color w:val="067D17"/>
-          <w:lang w:val="en-US"/>
-        </w:rPr>
-        <w:t>"</w:t>
-      </w:r>
-      <w:proofErr w:type="spellStart"/>
-      <w:r>
-        <w:rPr>
-          <w:rFonts w:ascii="Consolas" w:hAnsi="Consolas"/>
-          <w:b/>
-          <w:bCs/>
-          <w:color w:val="067D17"/>
-          <w:lang w:val="en-US"/>
-        </w:rPr>
-        <w:t>output.out</w:t>
-      </w:r>
-      <w:proofErr w:type="spellEnd"/>
-      <w:r>
-        <w:rPr>
-          <w:rFonts w:ascii="Consolas" w:hAnsi="Consolas"/>
-          <w:b/>
-          <w:bCs/>
-          <w:color w:val="067D17"/>
-          <w:lang w:val="en-US"/>
-        </w:rPr>
-        <w:t>"</w:t>
+      <w:r>
+        <w:rPr>
+          <w:rFonts w:ascii="Consolas" w:hAnsi="Consolas"/>
+          <w:b/>
+          <w:bCs/>
+          <w:color w:val="008080"/>
+          <w:lang w:val="en-US"/>
+        </w:rPr>
+        <w:t xml:space="preserve">rectangle </w:t>
+      </w:r>
+      <w:r>
+        <w:rPr>
+          <w:rFonts w:ascii="Consolas" w:hAnsi="Consolas"/>
+          <w:b/>
+          <w:bCs/>
+          <w:color w:val="000000"/>
+          <w:lang w:val="en-US"/>
+        </w:rPr>
+        <w:t>face</w:t>
+      </w:r>
+      <w:r>
+        <w:rPr>
+          <w:rFonts w:ascii="Consolas" w:hAnsi="Consolas"/>
+          <w:b/>
+          <w:bCs/>
+          <w:color w:val="080808"/>
+          <w:lang w:val="en-US"/>
+        </w:rPr>
+        <w:t>(point(</w:t>
+      </w:r>
+      <w:r>
+        <w:rPr>
+          <w:rFonts w:ascii="Consolas" w:hAnsi="Consolas"/>
+          <w:b/>
+          <w:bCs/>
+          <w:color w:val="1750EB"/>
+          <w:lang w:val="en-US"/>
+        </w:rPr>
+        <w:t>16</w:t>
       </w:r>
       <w:r>
         <w:rPr>
@@ -7504,10 +6809,30 @@
           <w:rFonts w:ascii="Consolas" w:hAnsi="Consolas"/>
           <w:b/>
           <w:bCs/>
-          <w:color w:val="067D17"/>
-          <w:lang w:val="en-US"/>
-        </w:rPr>
-        <w:t>"w"</w:t>
+          <w:color w:val="1750EB"/>
+          <w:lang w:val="en-US"/>
+        </w:rPr>
+        <w:t>0</w:t>
+      </w:r>
+      <w:r>
+        <w:rPr>
+          <w:rFonts w:ascii="Consolas" w:hAnsi="Consolas"/>
+          <w:b/>
+          <w:bCs/>
+          <w:color w:val="080808"/>
+          <w:lang w:val="en-US"/>
+        </w:rPr>
+        <w:t>), point(</w:t>
+      </w:r>
+      <w:r>
+        <w:rPr>
+          <w:rFonts w:ascii="Consolas" w:hAnsi="Consolas"/>
+          <w:b/>
+          <w:bCs/>
+          <w:color w:val="1750EB"/>
+          <w:lang w:val="en-US"/>
+        </w:rPr>
+        <w:t>28</w:t>
       </w:r>
       <w:r>
         <w:rPr>
@@ -7519,90 +6844,76 @@
         </w:rPr>
         <w:t xml:space="preserve">, </w:t>
       </w:r>
-      <w:proofErr w:type="spellStart"/>
-      <w:r>
-        <w:rPr>
-          <w:rFonts w:ascii="Consolas" w:hAnsi="Consolas"/>
-          <w:b/>
-          <w:bCs/>
-          <w:color w:val="1F542E"/>
-          <w:lang w:val="en-US"/>
-        </w:rPr>
-        <w:t>stdout</w:t>
-      </w:r>
-      <w:proofErr w:type="spellEnd"/>
-      <w:r>
-        <w:rPr>
-          <w:rFonts w:ascii="Consolas" w:hAnsi="Consolas"/>
-          <w:b/>
-          <w:bCs/>
-          <w:color w:val="080808"/>
-          <w:lang w:val="en-US"/>
-        </w:rPr>
-        <w:t>);</w:t>
-      </w:r>
-      <w:r>
-        <w:rPr>
-          <w:rFonts w:ascii="Consolas" w:hAnsi="Consolas"/>
-          <w:b/>
-          <w:bCs/>
-          <w:color w:val="080808"/>
-          <w:lang w:val="en-US"/>
-        </w:rPr>
-        <w:br/>
-      </w:r>
-      <w:r>
-        <w:rPr>
-          <w:rFonts w:ascii="Consolas" w:hAnsi="Consolas"/>
-          <w:b/>
-          <w:bCs/>
-          <w:color w:val="9E880D"/>
-          <w:lang w:val="en-US"/>
-        </w:rPr>
-        <w:t>#endif</w:t>
-      </w:r>
-      <w:r>
-        <w:rPr>
-          <w:rFonts w:ascii="Consolas" w:hAnsi="Consolas"/>
-          <w:b/>
-          <w:bCs/>
-          <w:color w:val="9E880D"/>
+      <w:r>
+        <w:rPr>
+          <w:rFonts w:ascii="Consolas" w:hAnsi="Consolas"/>
+          <w:b/>
+          <w:bCs/>
+          <w:color w:val="1750EB"/>
+          <w:lang w:val="en-US"/>
+        </w:rPr>
+        <w:t>8</w:t>
+      </w:r>
+      <w:r>
+        <w:rPr>
+          <w:rFonts w:ascii="Consolas" w:hAnsi="Consolas"/>
+          <w:b/>
+          <w:bCs/>
+          <w:color w:val="080808"/>
+          <w:lang w:val="en-US"/>
+        </w:rPr>
+        <w:t>));</w:t>
+      </w:r>
+      <w:r>
+        <w:rPr>
+          <w:rFonts w:ascii="Consolas" w:hAnsi="Consolas"/>
+          <w:b/>
+          <w:bCs/>
+          <w:color w:val="080808"/>
           <w:lang w:val="en-US"/>
         </w:rPr>
         <w:br/>
         <w:t xml:space="preserve">    </w:t>
       </w:r>
-      <w:proofErr w:type="spellStart"/>
-      <w:r>
-        <w:rPr>
-          <w:rFonts w:ascii="Consolas" w:hAnsi="Consolas"/>
-          <w:b/>
-          <w:bCs/>
-          <w:color w:val="080808"/>
-          <w:lang w:val="en-US"/>
-        </w:rPr>
-        <w:t>setlocale</w:t>
-      </w:r>
-      <w:proofErr w:type="spellEnd"/>
-      <w:r>
-        <w:rPr>
-          <w:rFonts w:ascii="Consolas" w:hAnsi="Consolas"/>
-          <w:b/>
-          <w:bCs/>
-          <w:color w:val="080808"/>
-          <w:lang w:val="en-US"/>
-        </w:rPr>
-        <w:t>(</w:t>
-      </w:r>
-      <w:r>
-        <w:rPr>
-          <w:rFonts w:ascii="Consolas" w:hAnsi="Consolas"/>
-          <w:b/>
-          <w:bCs/>
-          <w:color w:val="1F542E"/>
-          <w:lang w:val="en-US"/>
-        </w:rPr>
-        <w:t>LC_ALL</w:t>
+      <w:r>
+        <w:rPr>
+          <w:rFonts w:ascii="Consolas" w:hAnsi="Consolas"/>
+          <w:b/>
+          <w:bCs/>
+          <w:color w:val="008080"/>
+          <w:lang w:val="en-US"/>
+        </w:rPr>
+        <w:t xml:space="preserve">line </w:t>
+      </w:r>
+      <w:r>
+        <w:rPr>
+          <w:rFonts w:ascii="Consolas" w:hAnsi="Consolas"/>
+          <w:b/>
+          <w:bCs/>
+          <w:color w:val="000000"/>
+          <w:lang w:val="en-US"/>
+        </w:rPr>
+        <w:t>brim</w:t>
+      </w:r>
+      <w:r>
+        <w:rPr>
+          <w:rFonts w:ascii="Consolas" w:hAnsi="Consolas"/>
+          <w:b/>
+          <w:bCs/>
+          <w:color w:val="080808"/>
+          <w:lang w:val="en-US"/>
+        </w:rPr>
+        <w:t>(point(</w:t>
+      </w:r>
+      <w:r>
+        <w:rPr>
+          <w:rFonts w:ascii="Consolas" w:hAnsi="Consolas"/>
+          <w:b/>
+          <w:bCs/>
+          <w:color w:val="1750EB"/>
+          <w:lang w:val="en-US"/>
+        </w:rPr>
+        <w:t>20</w:t>
       </w:r>
       <w:r>
         <w:rPr>
@@ -7619,10 +6930,30 @@
           <w:rFonts w:ascii="Consolas" w:hAnsi="Consolas"/>
           <w:b/>
           <w:bCs/>
-          <w:color w:val="067D17"/>
-          <w:lang w:val="en-US"/>
-        </w:rPr>
-        <w:t>"Rus"</w:t>
+          <w:color w:val="1750EB"/>
+          <w:lang w:val="en-US"/>
+        </w:rPr>
+        <w:t>10</w:t>
+      </w:r>
+      <w:r>
+        <w:rPr>
+          <w:rFonts w:ascii="Consolas" w:hAnsi="Consolas"/>
+          <w:b/>
+          <w:bCs/>
+          <w:color w:val="080808"/>
+          <w:lang w:val="en-US"/>
+        </w:rPr>
+        <w:t xml:space="preserve">), </w:t>
+      </w:r>
+      <w:r>
+        <w:rPr>
+          <w:rFonts w:ascii="Consolas" w:hAnsi="Consolas"/>
+          <w:b/>
+          <w:bCs/>
+          <w:color w:val="1750EB"/>
+          <w:lang w:val="en-US"/>
+        </w:rPr>
+        <w:t>17</w:t>
       </w:r>
       <w:r>
         <w:rPr>
@@ -7645,37 +6976,95 @@
         <w:br/>
         <w:t xml:space="preserve">    </w:t>
       </w:r>
-      <w:proofErr w:type="spellStart"/>
-      <w:r>
-        <w:rPr>
-          <w:rFonts w:ascii="Consolas" w:hAnsi="Consolas"/>
-          <w:b/>
-          <w:bCs/>
-          <w:color w:val="080808"/>
-          <w:lang w:val="en-US"/>
-        </w:rPr>
-        <w:t>screen_init</w:t>
-      </w:r>
-      <w:proofErr w:type="spellEnd"/>
-      <w:r>
-        <w:rPr>
-          <w:rFonts w:ascii="Consolas" w:hAnsi="Consolas"/>
-          <w:b/>
-          <w:bCs/>
-          <w:color w:val="080808"/>
-          <w:lang w:val="en-US"/>
-        </w:rPr>
-        <w:t>();</w:t>
-      </w:r>
-      <w:r>
-        <w:rPr>
-          <w:rFonts w:ascii="Consolas" w:hAnsi="Consolas"/>
-          <w:b/>
-          <w:bCs/>
-          <w:color w:val="080808"/>
-          <w:lang w:val="en-US"/>
-        </w:rPr>
-        <w:br/>
+      <w:r>
+        <w:rPr>
+          <w:rFonts w:ascii="Consolas" w:hAnsi="Consolas"/>
+          <w:b/>
+          <w:bCs/>
+          <w:color w:val="008080"/>
+          <w:lang w:val="en-US"/>
+        </w:rPr>
+        <w:t xml:space="preserve">diagonal_cross </w:t>
+      </w:r>
+      <w:r>
+        <w:rPr>
+          <w:rFonts w:ascii="Consolas" w:hAnsi="Consolas"/>
+          <w:b/>
+          <w:bCs/>
+          <w:color w:val="000000"/>
+          <w:lang w:val="en-US"/>
+        </w:rPr>
+        <w:t>left_ear</w:t>
+      </w:r>
+      <w:r>
+        <w:rPr>
+          <w:rFonts w:ascii="Consolas" w:hAnsi="Consolas"/>
+          <w:b/>
+          <w:bCs/>
+          <w:color w:val="080808"/>
+          <w:lang w:val="en-US"/>
+        </w:rPr>
+        <w:t>(point(</w:t>
+      </w:r>
+      <w:r>
+        <w:rPr>
+          <w:rFonts w:ascii="Consolas" w:hAnsi="Consolas"/>
+          <w:b/>
+          <w:bCs/>
+          <w:color w:val="1750EB"/>
+          <w:lang w:val="en-US"/>
+        </w:rPr>
+        <w:t>5</w:t>
+      </w:r>
+      <w:r>
+        <w:rPr>
+          <w:rFonts w:ascii="Consolas" w:hAnsi="Consolas"/>
+          <w:b/>
+          <w:bCs/>
+          <w:color w:val="080808"/>
+          <w:lang w:val="en-US"/>
+        </w:rPr>
+        <w:t xml:space="preserve">, </w:t>
+      </w:r>
+      <w:r>
+        <w:rPr>
+          <w:rFonts w:ascii="Consolas" w:hAnsi="Consolas"/>
+          <w:b/>
+          <w:bCs/>
+          <w:color w:val="1750EB"/>
+          <w:lang w:val="en-US"/>
+        </w:rPr>
+        <w:t>15</w:t>
+      </w:r>
+      <w:r>
+        <w:rPr>
+          <w:rFonts w:ascii="Consolas" w:hAnsi="Consolas"/>
+          <w:b/>
+          <w:bCs/>
+          <w:color w:val="080808"/>
+          <w:lang w:val="en-US"/>
+        </w:rPr>
+        <w:t xml:space="preserve">), </w:t>
+      </w:r>
+      <w:r>
+        <w:rPr>
+          <w:rFonts w:ascii="Consolas" w:hAnsi="Consolas"/>
+          <w:b/>
+          <w:bCs/>
+          <w:color w:val="1750EB"/>
+          <w:lang w:val="en-US"/>
+        </w:rPr>
+        <w:t>2</w:t>
+      </w:r>
+      <w:r>
+        <w:rPr>
+          <w:rFonts w:ascii="Consolas" w:hAnsi="Consolas"/>
+          <w:b/>
+          <w:bCs/>
+          <w:color w:val="080808"/>
+          <w:lang w:val="en-US"/>
+        </w:rPr>
+        <w:t>);</w:t>
       </w:r>
       <w:r>
         <w:rPr>
@@ -7696,7 +7085,7 @@
           <w:color w:val="008080"/>
           <w:lang w:val="en-US"/>
         </w:rPr>
-        <w:t xml:space="preserve">rectangle </w:t>
+        <w:t xml:space="preserve">diagonal_cross </w:t>
       </w:r>
       <w:r>
         <w:rPr>
@@ -7706,7 +7095,7 @@
           <w:color w:val="000000"/>
           <w:lang w:val="en-US"/>
         </w:rPr>
-        <w:t>hat</w:t>
+        <w:t>right_ear</w:t>
       </w:r>
       <w:r>
         <w:rPr>
@@ -7726,7 +7115,7 @@
           <w:color w:val="1750EB"/>
           <w:lang w:val="en-US"/>
         </w:rPr>
-        <w:t>0</w:t>
+        <w:t>12</w:t>
       </w:r>
       <w:r>
         <w:rPr>
@@ -7746,17 +7135,17 @@
           <w:color w:val="1750EB"/>
           <w:lang w:val="en-US"/>
         </w:rPr>
-        <w:t>0</w:t>
-      </w:r>
-      <w:r>
-        <w:rPr>
-          <w:rFonts w:ascii="Consolas" w:hAnsi="Consolas"/>
-          <w:b/>
-          <w:bCs/>
-          <w:color w:val="080808"/>
-          <w:lang w:val="en-US"/>
-        </w:rPr>
-        <w:t>), point(</w:t>
+        <w:t>15</w:t>
+      </w:r>
+      <w:r>
+        <w:rPr>
+          <w:rFonts w:ascii="Consolas" w:hAnsi="Consolas"/>
+          <w:b/>
+          <w:bCs/>
+          <w:color w:val="080808"/>
+          <w:lang w:val="en-US"/>
+        </w:rPr>
+        <w:t xml:space="preserve">), </w:t>
       </w:r>
       <w:r>
         <w:rPr>
@@ -7766,37 +7155,17 @@
           <w:color w:val="1750EB"/>
           <w:lang w:val="en-US"/>
         </w:rPr>
-        <w:t>14</w:t>
-      </w:r>
-      <w:r>
-        <w:rPr>
-          <w:rFonts w:ascii="Consolas" w:hAnsi="Consolas"/>
-          <w:b/>
-          <w:bCs/>
-          <w:color w:val="080808"/>
-          <w:lang w:val="en-US"/>
-        </w:rPr>
-        <w:t xml:space="preserve">, </w:t>
-      </w:r>
-      <w:r>
-        <w:rPr>
-          <w:rFonts w:ascii="Consolas" w:hAnsi="Consolas"/>
-          <w:b/>
-          <w:bCs/>
-          <w:color w:val="1750EB"/>
-          <w:lang w:val="en-US"/>
-        </w:rPr>
-        <w:t>5</w:t>
-      </w:r>
-      <w:r>
-        <w:rPr>
-          <w:rFonts w:ascii="Consolas" w:hAnsi="Consolas"/>
-          <w:b/>
-          <w:bCs/>
-          <w:color w:val="080808"/>
-          <w:lang w:val="en-US"/>
-        </w:rPr>
-        <w:t>));</w:t>
+        <w:t>2</w:t>
+      </w:r>
+      <w:r>
+        <w:rPr>
+          <w:rFonts w:ascii="Consolas" w:hAnsi="Consolas"/>
+          <w:b/>
+          <w:bCs/>
+          <w:color w:val="080808"/>
+          <w:lang w:val="en-US"/>
+        </w:rPr>
+        <w:t>);</w:t>
       </w:r>
       <w:r>
         <w:rPr>
@@ -7817,7 +7186,7 @@
           <w:color w:val="008080"/>
           <w:lang w:val="en-US"/>
         </w:rPr>
-        <w:t xml:space="preserve">rectangle </w:t>
+        <w:t xml:space="preserve">diagonal_cross </w:t>
       </w:r>
       <w:r>
         <w:rPr>
@@ -7827,7 +7196,7 @@
           <w:color w:val="000000"/>
           <w:lang w:val="en-US"/>
         </w:rPr>
-        <w:t>face</w:t>
+        <w:t>tie</w:t>
       </w:r>
       <w:r>
         <w:rPr>
@@ -7847,7 +7216,7 @@
           <w:color w:val="1750EB"/>
           <w:lang w:val="en-US"/>
         </w:rPr>
-        <w:t>16</w:t>
+        <w:t>22</w:t>
       </w:r>
       <w:r>
         <w:rPr>
@@ -7867,17 +7236,17 @@
           <w:color w:val="1750EB"/>
           <w:lang w:val="en-US"/>
         </w:rPr>
-        <w:t>0</w:t>
-      </w:r>
-      <w:r>
-        <w:rPr>
-          <w:rFonts w:ascii="Consolas" w:hAnsi="Consolas"/>
-          <w:b/>
-          <w:bCs/>
-          <w:color w:val="080808"/>
-          <w:lang w:val="en-US"/>
-        </w:rPr>
-        <w:t>), point(</w:t>
+        <w:t>15</w:t>
+      </w:r>
+      <w:r>
+        <w:rPr>
+          <w:rFonts w:ascii="Consolas" w:hAnsi="Consolas"/>
+          <w:b/>
+          <w:bCs/>
+          <w:color w:val="080808"/>
+          <w:lang w:val="en-US"/>
+        </w:rPr>
+        <w:t xml:space="preserve">), </w:t>
       </w:r>
       <w:r>
         <w:rPr>
@@ -7887,37 +7256,28 @@
           <w:color w:val="1750EB"/>
           <w:lang w:val="en-US"/>
         </w:rPr>
-        <w:t>28</w:t>
-      </w:r>
-      <w:r>
-        <w:rPr>
-          <w:rFonts w:ascii="Consolas" w:hAnsi="Consolas"/>
-          <w:b/>
-          <w:bCs/>
-          <w:color w:val="080808"/>
-          <w:lang w:val="en-US"/>
-        </w:rPr>
-        <w:t xml:space="preserve">, </w:t>
-      </w:r>
-      <w:r>
-        <w:rPr>
-          <w:rFonts w:ascii="Consolas" w:hAnsi="Consolas"/>
-          <w:b/>
-          <w:bCs/>
-          <w:color w:val="1750EB"/>
-          <w:lang w:val="en-US"/>
-        </w:rPr>
-        <w:t>8</w:t>
-      </w:r>
-      <w:r>
-        <w:rPr>
-          <w:rFonts w:ascii="Consolas" w:hAnsi="Consolas"/>
-          <w:b/>
-          <w:bCs/>
-          <w:color w:val="080808"/>
-          <w:lang w:val="en-US"/>
-        </w:rPr>
-        <w:t>));</w:t>
+        <w:t>3</w:t>
+      </w:r>
+      <w:r>
+        <w:rPr>
+          <w:rFonts w:ascii="Consolas" w:hAnsi="Consolas"/>
+          <w:b/>
+          <w:bCs/>
+          <w:color w:val="080808"/>
+          <w:lang w:val="en-US"/>
+        </w:rPr>
+        <w:t>);</w:t>
+      </w:r>
+      <w:r>
+        <w:rPr>
+          <w:rFonts w:ascii="Consolas" w:hAnsi="Consolas"/>
+          <w:b/>
+          <w:bCs/>
+          <w:color w:val="080808"/>
+          <w:lang w:val="en-US"/>
+        </w:rPr>
+        <w:br/>
+        <w:t xml:space="preserve">    shape_refresh();</w:t>
       </w:r>
       <w:r>
         <w:rPr>
@@ -7938,7 +7298,17 @@
           <w:color w:val="008080"/>
           <w:lang w:val="en-US"/>
         </w:rPr>
-        <w:t xml:space="preserve">line </w:t>
+        <w:t>std</w:t>
+      </w:r>
+      <w:r>
+        <w:rPr>
+          <w:rFonts w:ascii="Consolas" w:hAnsi="Consolas"/>
+          <w:b/>
+          <w:bCs/>
+          <w:color w:val="080808"/>
+          <w:lang w:val="en-US"/>
+        </w:rPr>
+        <w:t>::</w:t>
       </w:r>
       <w:r>
         <w:rPr>
@@ -7948,77 +7318,67 @@
           <w:color w:val="000000"/>
           <w:lang w:val="en-US"/>
         </w:rPr>
-        <w:t>brim</w:t>
-      </w:r>
-      <w:r>
-        <w:rPr>
-          <w:rFonts w:ascii="Consolas" w:hAnsi="Consolas"/>
-          <w:b/>
-          <w:bCs/>
-          <w:color w:val="080808"/>
-          <w:lang w:val="en-US"/>
-        </w:rPr>
-        <w:t>(point(</w:t>
-      </w:r>
-      <w:r>
-        <w:rPr>
-          <w:rFonts w:ascii="Consolas" w:hAnsi="Consolas"/>
-          <w:b/>
-          <w:bCs/>
-          <w:color w:val="1750EB"/>
-          <w:lang w:val="en-US"/>
-        </w:rPr>
-        <w:t>20</w:t>
-      </w:r>
-      <w:r>
-        <w:rPr>
-          <w:rFonts w:ascii="Consolas" w:hAnsi="Consolas"/>
-          <w:b/>
-          <w:bCs/>
-          <w:color w:val="080808"/>
-          <w:lang w:val="en-US"/>
-        </w:rPr>
-        <w:t xml:space="preserve">, </w:t>
-      </w:r>
-      <w:r>
-        <w:rPr>
-          <w:rFonts w:ascii="Consolas" w:hAnsi="Consolas"/>
-          <w:b/>
-          <w:bCs/>
-          <w:color w:val="1750EB"/>
-          <w:lang w:val="en-US"/>
-        </w:rPr>
-        <w:t>10</w:t>
-      </w:r>
-      <w:r>
-        <w:rPr>
-          <w:rFonts w:ascii="Consolas" w:hAnsi="Consolas"/>
-          <w:b/>
-          <w:bCs/>
-          <w:color w:val="080808"/>
-          <w:lang w:val="en-US"/>
-        </w:rPr>
-        <w:t xml:space="preserve">), </w:t>
-      </w:r>
-      <w:r>
-        <w:rPr>
-          <w:rFonts w:ascii="Consolas" w:hAnsi="Consolas"/>
-          <w:b/>
-          <w:bCs/>
-          <w:color w:val="1750EB"/>
-          <w:lang w:val="en-US"/>
-        </w:rPr>
-        <w:t>17</w:t>
-      </w:r>
-      <w:r>
-        <w:rPr>
-          <w:rFonts w:ascii="Consolas" w:hAnsi="Consolas"/>
-          <w:b/>
-          <w:bCs/>
-          <w:color w:val="080808"/>
-          <w:lang w:val="en-US"/>
-        </w:rPr>
-        <w:t>);</w:t>
+        <w:t xml:space="preserve">cout </w:t>
+      </w:r>
+      <w:r>
+        <w:rPr>
+          <w:rFonts w:ascii="Consolas" w:hAnsi="Consolas"/>
+          <w:b/>
+          <w:bCs/>
+          <w:color w:val="008080"/>
+          <w:lang w:val="en-US"/>
+        </w:rPr>
+        <w:t xml:space="preserve">&lt;&lt; </w:t>
+      </w:r>
+      <w:r>
+        <w:rPr>
+          <w:rFonts w:ascii="Consolas" w:hAnsi="Consolas"/>
+          <w:b/>
+          <w:bCs/>
+          <w:color w:val="067D17"/>
+          <w:lang w:val="en-US"/>
+        </w:rPr>
+        <w:t>"=== Generated... ===</w:t>
+      </w:r>
+      <w:r>
+        <w:rPr>
+          <w:rFonts w:ascii="Consolas" w:hAnsi="Consolas"/>
+          <w:b/>
+          <w:bCs/>
+          <w:color w:val="0037A6"/>
+          <w:lang w:val="en-US"/>
+        </w:rPr>
+        <w:t>\n</w:t>
+      </w:r>
+      <w:r>
+        <w:rPr>
+          <w:rFonts w:ascii="Consolas" w:hAnsi="Consolas"/>
+          <w:b/>
+          <w:bCs/>
+          <w:color w:val="067D17"/>
+          <w:lang w:val="en-US"/>
+        </w:rPr>
+        <w:t>"</w:t>
+      </w:r>
+      <w:r>
+        <w:rPr>
+          <w:rFonts w:ascii="Consolas" w:hAnsi="Consolas"/>
+          <w:b/>
+          <w:bCs/>
+          <w:color w:val="080808"/>
+          <w:lang w:val="en-US"/>
+        </w:rPr>
+        <w:t>;</w:t>
+      </w:r>
+      <w:r>
+        <w:rPr>
+          <w:rFonts w:ascii="Consolas" w:hAnsi="Consolas"/>
+          <w:b/>
+          <w:bCs/>
+          <w:color w:val="080808"/>
+          <w:lang w:val="en-US"/>
+        </w:rPr>
+        <w:br/>
       </w:r>
       <w:r>
         <w:rPr>
@@ -8031,29 +7391,6 @@
         <w:br/>
         <w:t xml:space="preserve">    </w:t>
       </w:r>
-      <w:proofErr w:type="spellStart"/>
-      <w:r>
-        <w:rPr>
-          <w:rFonts w:ascii="Consolas" w:hAnsi="Consolas"/>
-          <w:b/>
-          <w:bCs/>
-          <w:color w:val="008080"/>
-          <w:lang w:val="en-US"/>
-        </w:rPr>
-        <w:t>diagonal_cross</w:t>
-      </w:r>
-      <w:proofErr w:type="spellEnd"/>
-      <w:r>
-        <w:rPr>
-          <w:rFonts w:ascii="Consolas" w:hAnsi="Consolas"/>
-          <w:b/>
-          <w:bCs/>
-          <w:color w:val="008080"/>
-          <w:lang w:val="en-US"/>
-        </w:rPr>
-        <w:t xml:space="preserve"> </w:t>
-      </w:r>
-      <w:proofErr w:type="spellStart"/>
       <w:r>
         <w:rPr>
           <w:rFonts w:ascii="Consolas" w:hAnsi="Consolas"/>
@@ -8062,78 +7399,17 @@
           <w:color w:val="000000"/>
           <w:lang w:val="en-US"/>
         </w:rPr>
-        <w:t>left_ear</w:t>
-      </w:r>
-      <w:proofErr w:type="spellEnd"/>
-      <w:r>
-        <w:rPr>
-          <w:rFonts w:ascii="Consolas" w:hAnsi="Consolas"/>
-          <w:b/>
-          <w:bCs/>
-          <w:color w:val="080808"/>
-          <w:lang w:val="en-US"/>
-        </w:rPr>
-        <w:t>(point(</w:t>
-      </w:r>
-      <w:r>
-        <w:rPr>
-          <w:rFonts w:ascii="Consolas" w:hAnsi="Consolas"/>
-          <w:b/>
-          <w:bCs/>
-          <w:color w:val="1750EB"/>
-          <w:lang w:val="en-US"/>
-        </w:rPr>
-        <w:t>5</w:t>
-      </w:r>
-      <w:r>
-        <w:rPr>
-          <w:rFonts w:ascii="Consolas" w:hAnsi="Consolas"/>
-          <w:b/>
-          <w:bCs/>
-          <w:color w:val="080808"/>
-          <w:lang w:val="en-US"/>
-        </w:rPr>
-        <w:t xml:space="preserve">, </w:t>
-      </w:r>
-      <w:r>
-        <w:rPr>
-          <w:rFonts w:ascii="Consolas" w:hAnsi="Consolas"/>
-          <w:b/>
-          <w:bCs/>
-          <w:color w:val="1750EB"/>
-          <w:lang w:val="en-US"/>
-        </w:rPr>
-        <w:t>15</w:t>
-      </w:r>
-      <w:r>
-        <w:rPr>
-          <w:rFonts w:ascii="Consolas" w:hAnsi="Consolas"/>
-          <w:b/>
-          <w:bCs/>
-          <w:color w:val="080808"/>
-          <w:lang w:val="en-US"/>
-        </w:rPr>
-        <w:t xml:space="preserve">), </w:t>
-      </w:r>
-      <w:r>
-        <w:rPr>
-          <w:rFonts w:ascii="Consolas" w:hAnsi="Consolas"/>
-          <w:b/>
-          <w:bCs/>
-          <w:color w:val="1750EB"/>
-          <w:lang w:val="en-US"/>
-        </w:rPr>
-        <w:t>2</w:t>
-      </w:r>
-      <w:r>
-        <w:rPr>
-          <w:rFonts w:ascii="Consolas" w:hAnsi="Consolas"/>
-          <w:b/>
-          <w:bCs/>
-          <w:color w:val="080808"/>
-          <w:lang w:val="en-US"/>
-        </w:rPr>
-        <w:t>);</w:t>
+        <w:t>hat</w:t>
+      </w:r>
+      <w:r>
+        <w:rPr>
+          <w:rFonts w:ascii="Consolas" w:hAnsi="Consolas"/>
+          <w:b/>
+          <w:bCs/>
+          <w:color w:val="080808"/>
+          <w:lang w:val="en-US"/>
+        </w:rPr>
+        <w:t>.rotate_right();</w:t>
       </w:r>
       <w:r>
         <w:rPr>
@@ -8146,29 +7422,6 @@
         <w:br/>
         <w:t xml:space="preserve">    </w:t>
       </w:r>
-      <w:proofErr w:type="spellStart"/>
-      <w:r>
-        <w:rPr>
-          <w:rFonts w:ascii="Consolas" w:hAnsi="Consolas"/>
-          <w:b/>
-          <w:bCs/>
-          <w:color w:val="008080"/>
-          <w:lang w:val="en-US"/>
-        </w:rPr>
-        <w:t>diagonal_cross</w:t>
-      </w:r>
-      <w:proofErr w:type="spellEnd"/>
-      <w:r>
-        <w:rPr>
-          <w:rFonts w:ascii="Consolas" w:hAnsi="Consolas"/>
-          <w:b/>
-          <w:bCs/>
-          <w:color w:val="008080"/>
-          <w:lang w:val="en-US"/>
-        </w:rPr>
-        <w:t xml:space="preserve"> </w:t>
-      </w:r>
-      <w:proofErr w:type="spellStart"/>
       <w:r>
         <w:rPr>
           <w:rFonts w:ascii="Consolas" w:hAnsi="Consolas"/>
@@ -8177,18 +7430,17 @@
           <w:color w:val="000000"/>
           <w:lang w:val="en-US"/>
         </w:rPr>
-        <w:t>right_ear</w:t>
-      </w:r>
-      <w:proofErr w:type="spellEnd"/>
-      <w:r>
-        <w:rPr>
-          <w:rFonts w:ascii="Consolas" w:hAnsi="Consolas"/>
-          <w:b/>
-          <w:bCs/>
-          <w:color w:val="080808"/>
-          <w:lang w:val="en-US"/>
-        </w:rPr>
-        <w:t>(point(</w:t>
+        <w:t>brim</w:t>
+      </w:r>
+      <w:r>
+        <w:rPr>
+          <w:rFonts w:ascii="Consolas" w:hAnsi="Consolas"/>
+          <w:b/>
+          <w:bCs/>
+          <w:color w:val="080808"/>
+          <w:lang w:val="en-US"/>
+        </w:rPr>
+        <w:t>.resize(</w:t>
       </w:r>
       <w:r>
         <w:rPr>
@@ -8198,47 +7450,7 @@
           <w:color w:val="1750EB"/>
           <w:lang w:val="en-US"/>
         </w:rPr>
-        <w:t>12</w:t>
-      </w:r>
-      <w:r>
-        <w:rPr>
-          <w:rFonts w:ascii="Consolas" w:hAnsi="Consolas"/>
-          <w:b/>
-          <w:bCs/>
-          <w:color w:val="080808"/>
-          <w:lang w:val="en-US"/>
-        </w:rPr>
-        <w:t xml:space="preserve">, </w:t>
-      </w:r>
-      <w:r>
-        <w:rPr>
-          <w:rFonts w:ascii="Consolas" w:hAnsi="Consolas"/>
-          <w:b/>
-          <w:bCs/>
-          <w:color w:val="1750EB"/>
-          <w:lang w:val="en-US"/>
-        </w:rPr>
-        <w:t>15</w:t>
-      </w:r>
-      <w:r>
-        <w:rPr>
-          <w:rFonts w:ascii="Consolas" w:hAnsi="Consolas"/>
-          <w:b/>
-          <w:bCs/>
-          <w:color w:val="080808"/>
-          <w:lang w:val="en-US"/>
-        </w:rPr>
-        <w:t xml:space="preserve">), </w:t>
-      </w:r>
-      <w:r>
-        <w:rPr>
-          <w:rFonts w:ascii="Consolas" w:hAnsi="Consolas"/>
-          <w:b/>
-          <w:bCs/>
-          <w:color w:val="1750EB"/>
-          <w:lang w:val="en-US"/>
-        </w:rPr>
-        <w:t>2</w:t>
+        <w:t>2.0</w:t>
       </w:r>
       <w:r>
         <w:rPr>
@@ -8261,28 +7473,6 @@
         <w:br/>
         <w:t xml:space="preserve">    </w:t>
       </w:r>
-      <w:proofErr w:type="spellStart"/>
-      <w:r>
-        <w:rPr>
-          <w:rFonts w:ascii="Consolas" w:hAnsi="Consolas"/>
-          <w:b/>
-          <w:bCs/>
-          <w:color w:val="008080"/>
-          <w:lang w:val="en-US"/>
-        </w:rPr>
-        <w:t>diagonal_cross</w:t>
-      </w:r>
-      <w:proofErr w:type="spellEnd"/>
-      <w:r>
-        <w:rPr>
-          <w:rFonts w:ascii="Consolas" w:hAnsi="Consolas"/>
-          <w:b/>
-          <w:bCs/>
-          <w:color w:val="008080"/>
-          <w:lang w:val="en-US"/>
-        </w:rPr>
-        <w:t xml:space="preserve"> </w:t>
-      </w:r>
       <w:r>
         <w:rPr>
           <w:rFonts w:ascii="Consolas" w:hAnsi="Consolas"/>
@@ -8291,17 +7481,17 @@
           <w:color w:val="000000"/>
           <w:lang w:val="en-US"/>
         </w:rPr>
-        <w:t>tie</w:t>
-      </w:r>
-      <w:r>
-        <w:rPr>
-          <w:rFonts w:ascii="Consolas" w:hAnsi="Consolas"/>
-          <w:b/>
-          <w:bCs/>
-          <w:color w:val="080808"/>
-          <w:lang w:val="en-US"/>
-        </w:rPr>
-        <w:t>(point(</w:t>
+        <w:t>face</w:t>
+      </w:r>
+      <w:r>
+        <w:rPr>
+          <w:rFonts w:ascii="Consolas" w:hAnsi="Consolas"/>
+          <w:b/>
+          <w:bCs/>
+          <w:color w:val="080808"/>
+          <w:lang w:val="en-US"/>
+        </w:rPr>
+        <w:t>.resize(</w:t>
       </w:r>
       <w:r>
         <w:rPr>
@@ -8311,47 +7501,7 @@
           <w:color w:val="1750EB"/>
           <w:lang w:val="en-US"/>
         </w:rPr>
-        <w:t>22</w:t>
-      </w:r>
-      <w:r>
-        <w:rPr>
-          <w:rFonts w:ascii="Consolas" w:hAnsi="Consolas"/>
-          <w:b/>
-          <w:bCs/>
-          <w:color w:val="080808"/>
-          <w:lang w:val="en-US"/>
-        </w:rPr>
-        <w:t xml:space="preserve">, </w:t>
-      </w:r>
-      <w:r>
-        <w:rPr>
-          <w:rFonts w:ascii="Consolas" w:hAnsi="Consolas"/>
-          <w:b/>
-          <w:bCs/>
-          <w:color w:val="1750EB"/>
-          <w:lang w:val="en-US"/>
-        </w:rPr>
-        <w:t>15</w:t>
-      </w:r>
-      <w:r>
-        <w:rPr>
-          <w:rFonts w:ascii="Consolas" w:hAnsi="Consolas"/>
-          <w:b/>
-          <w:bCs/>
-          <w:color w:val="080808"/>
-          <w:lang w:val="en-US"/>
-        </w:rPr>
-        <w:t xml:space="preserve">), </w:t>
-      </w:r>
-      <w:r>
-        <w:rPr>
-          <w:rFonts w:ascii="Consolas" w:hAnsi="Consolas"/>
-          <w:b/>
-          <w:bCs/>
-          <w:color w:val="1750EB"/>
-          <w:lang w:val="en-US"/>
-        </w:rPr>
-        <w:t>3</w:t>
+        <w:t>1.2</w:t>
       </w:r>
       <w:r>
         <w:rPr>
@@ -8362,6 +7512,17 @@
           <w:lang w:val="en-US"/>
         </w:rPr>
         <w:t>);</w:t>
+      </w:r>
+      <w:r>
+        <w:rPr>
+          <w:rFonts w:ascii="Consolas" w:hAnsi="Consolas"/>
+          <w:b/>
+          <w:bCs/>
+          <w:color w:val="080808"/>
+          <w:lang w:val="en-US"/>
+        </w:rPr>
+        <w:br/>
+        <w:t xml:space="preserve">    shape_refresh();</w:t>
       </w:r>
       <w:r>
         <w:rPr>
@@ -8374,27 +7535,95 @@
         <w:br/>
         <w:t xml:space="preserve">    </w:t>
       </w:r>
-      <w:proofErr w:type="spellStart"/>
-      <w:r>
-        <w:rPr>
-          <w:rFonts w:ascii="Consolas" w:hAnsi="Consolas"/>
-          <w:b/>
-          <w:bCs/>
-          <w:color w:val="080808"/>
-          <w:lang w:val="en-US"/>
-        </w:rPr>
-        <w:t>shape_refresh</w:t>
-      </w:r>
-      <w:proofErr w:type="spellEnd"/>
-      <w:r>
-        <w:rPr>
-          <w:rFonts w:ascii="Consolas" w:hAnsi="Consolas"/>
-          <w:b/>
-          <w:bCs/>
-          <w:color w:val="080808"/>
-          <w:lang w:val="en-US"/>
-        </w:rPr>
-        <w:t>();</w:t>
+      <w:r>
+        <w:rPr>
+          <w:rFonts w:ascii="Consolas" w:hAnsi="Consolas"/>
+          <w:b/>
+          <w:bCs/>
+          <w:color w:val="008080"/>
+          <w:lang w:val="en-US"/>
+        </w:rPr>
+        <w:t>std</w:t>
+      </w:r>
+      <w:r>
+        <w:rPr>
+          <w:rFonts w:ascii="Consolas" w:hAnsi="Consolas"/>
+          <w:b/>
+          <w:bCs/>
+          <w:color w:val="080808"/>
+          <w:lang w:val="en-US"/>
+        </w:rPr>
+        <w:t>::</w:t>
+      </w:r>
+      <w:r>
+        <w:rPr>
+          <w:rFonts w:ascii="Consolas" w:hAnsi="Consolas"/>
+          <w:b/>
+          <w:bCs/>
+          <w:color w:val="000000"/>
+          <w:lang w:val="en-US"/>
+        </w:rPr>
+        <w:t xml:space="preserve">cout </w:t>
+      </w:r>
+      <w:r>
+        <w:rPr>
+          <w:rFonts w:ascii="Consolas" w:hAnsi="Consolas"/>
+          <w:b/>
+          <w:bCs/>
+          <w:color w:val="008080"/>
+          <w:lang w:val="en-US"/>
+        </w:rPr>
+        <w:t xml:space="preserve">&lt;&lt; </w:t>
+      </w:r>
+      <w:r>
+        <w:rPr>
+          <w:rFonts w:ascii="Consolas" w:hAnsi="Consolas"/>
+          <w:b/>
+          <w:bCs/>
+          <w:color w:val="067D17"/>
+          <w:lang w:val="en-US"/>
+        </w:rPr>
+        <w:t>"=== Prepared... ===</w:t>
+      </w:r>
+      <w:r>
+        <w:rPr>
+          <w:rFonts w:ascii="Consolas" w:hAnsi="Consolas"/>
+          <w:b/>
+          <w:bCs/>
+          <w:color w:val="0037A6"/>
+          <w:lang w:val="en-US"/>
+        </w:rPr>
+        <w:t>\n</w:t>
+      </w:r>
+      <w:r>
+        <w:rPr>
+          <w:rFonts w:ascii="Consolas" w:hAnsi="Consolas"/>
+          <w:b/>
+          <w:bCs/>
+          <w:color w:val="067D17"/>
+          <w:lang w:val="en-US"/>
+        </w:rPr>
+        <w:t>"</w:t>
+      </w:r>
+      <w:r>
+        <w:rPr>
+          <w:rFonts w:ascii="Consolas" w:hAnsi="Consolas"/>
+          <w:b/>
+          <w:bCs/>
+          <w:color w:val="080808"/>
+          <w:lang w:val="en-US"/>
+        </w:rPr>
+        <w:t>;</w:t>
+      </w:r>
+      <w:r>
+        <w:rPr>
+          <w:rFonts w:ascii="Consolas" w:hAnsi="Consolas"/>
+          <w:b/>
+          <w:bCs/>
+          <w:color w:val="080808"/>
+          <w:lang w:val="en-US"/>
+        </w:rPr>
+        <w:br/>
       </w:r>
       <w:r>
         <w:rPr>
@@ -8412,33 +7641,72 @@
           <w:rFonts w:ascii="Consolas" w:hAnsi="Consolas"/>
           <w:b/>
           <w:bCs/>
-          <w:color w:val="008080"/>
-          <w:lang w:val="en-US"/>
-        </w:rPr>
-        <w:t>std</w:t>
-      </w:r>
-      <w:r>
-        <w:rPr>
-          <w:rFonts w:ascii="Consolas" w:hAnsi="Consolas"/>
-          <w:b/>
-          <w:bCs/>
-          <w:color w:val="080808"/>
-          <w:lang w:val="en-US"/>
-        </w:rPr>
-        <w:t>::</w:t>
-      </w:r>
-      <w:proofErr w:type="spellStart"/>
-      <w:r>
-        <w:rPr>
-          <w:rFonts w:ascii="Consolas" w:hAnsi="Consolas"/>
-          <w:b/>
-          <w:bCs/>
           <w:color w:val="000000"/>
           <w:lang w:val="en-US"/>
         </w:rPr>
-        <w:t>cout</w:t>
-      </w:r>
-      <w:proofErr w:type="spellEnd"/>
+        <w:t>face</w:t>
+      </w:r>
+      <w:r>
+        <w:rPr>
+          <w:rFonts w:ascii="Consolas" w:hAnsi="Consolas"/>
+          <w:b/>
+          <w:bCs/>
+          <w:color w:val="080808"/>
+          <w:lang w:val="en-US"/>
+        </w:rPr>
+        <w:t>.move(-</w:t>
+      </w:r>
+      <w:r>
+        <w:rPr>
+          <w:rFonts w:ascii="Consolas" w:hAnsi="Consolas"/>
+          <w:b/>
+          <w:bCs/>
+          <w:color w:val="1750EB"/>
+          <w:lang w:val="en-US"/>
+        </w:rPr>
+        <w:t>3</w:t>
+      </w:r>
+      <w:r>
+        <w:rPr>
+          <w:rFonts w:ascii="Consolas" w:hAnsi="Consolas"/>
+          <w:b/>
+          <w:bCs/>
+          <w:color w:val="080808"/>
+          <w:lang w:val="en-US"/>
+        </w:rPr>
+        <w:t xml:space="preserve">, </w:t>
+      </w:r>
+      <w:r>
+        <w:rPr>
+          <w:rFonts w:ascii="Consolas" w:hAnsi="Consolas"/>
+          <w:b/>
+          <w:bCs/>
+          <w:color w:val="1750EB"/>
+          <w:lang w:val="en-US"/>
+        </w:rPr>
+        <w:t>10</w:t>
+      </w:r>
+      <w:r>
+        <w:rPr>
+          <w:rFonts w:ascii="Consolas" w:hAnsi="Consolas"/>
+          <w:b/>
+          <w:bCs/>
+          <w:color w:val="080808"/>
+          <w:lang w:val="en-US"/>
+        </w:rPr>
+        <w:t>);</w:t>
+      </w:r>
+      <w:r>
+        <w:rPr>
+          <w:rFonts w:ascii="Consolas" w:hAnsi="Consolas"/>
+          <w:b/>
+          <w:bCs/>
+          <w:color w:val="080808"/>
+          <w:lang w:val="en-US"/>
+        </w:rPr>
+        <w:br/>
+        <w:t xml:space="preserve">    up(</w:t>
+      </w:r>
       <w:r>
         <w:rPr>
           <w:rFonts w:ascii="Consolas" w:hAnsi="Consolas"/>
@@ -8447,57 +7715,37 @@
           <w:color w:val="000000"/>
           <w:lang w:val="en-US"/>
         </w:rPr>
-        <w:t xml:space="preserve"> </w:t>
-      </w:r>
-      <w:r>
-        <w:rPr>
-          <w:rFonts w:ascii="Consolas" w:hAnsi="Consolas"/>
-          <w:b/>
-          <w:bCs/>
-          <w:color w:val="008080"/>
-          <w:lang w:val="en-US"/>
-        </w:rPr>
-        <w:t xml:space="preserve">&lt;&lt; </w:t>
-      </w:r>
-      <w:r>
-        <w:rPr>
-          <w:rFonts w:ascii="Consolas" w:hAnsi="Consolas"/>
-          <w:b/>
-          <w:bCs/>
-          <w:color w:val="067D17"/>
-          <w:lang w:val="en-US"/>
-        </w:rPr>
-        <w:t>"=== Generated... ===</w:t>
-      </w:r>
-      <w:r>
-        <w:rPr>
-          <w:rFonts w:ascii="Consolas" w:hAnsi="Consolas"/>
-          <w:b/>
-          <w:bCs/>
-          <w:color w:val="0037A6"/>
-          <w:lang w:val="en-US"/>
-        </w:rPr>
-        <w:t>\n</w:t>
-      </w:r>
-      <w:r>
-        <w:rPr>
-          <w:rFonts w:ascii="Consolas" w:hAnsi="Consolas"/>
-          <w:b/>
-          <w:bCs/>
-          <w:color w:val="067D17"/>
-          <w:lang w:val="en-US"/>
-        </w:rPr>
-        <w:t>"</w:t>
-      </w:r>
-      <w:r>
-        <w:rPr>
-          <w:rFonts w:ascii="Consolas" w:hAnsi="Consolas"/>
-          <w:b/>
-          <w:bCs/>
-          <w:color w:val="080808"/>
-          <w:lang w:val="en-US"/>
-        </w:rPr>
-        <w:t>;</w:t>
+        <w:t>brim</w:t>
+      </w:r>
+      <w:r>
+        <w:rPr>
+          <w:rFonts w:ascii="Consolas" w:hAnsi="Consolas"/>
+          <w:b/>
+          <w:bCs/>
+          <w:color w:val="080808"/>
+          <w:lang w:val="en-US"/>
+        </w:rPr>
+        <w:t xml:space="preserve">, </w:t>
+      </w:r>
+      <w:r>
+        <w:rPr>
+          <w:rFonts w:ascii="Consolas" w:hAnsi="Consolas"/>
+          <w:b/>
+          <w:bCs/>
+          <w:color w:val="000000"/>
+          <w:lang w:val="en-US"/>
+        </w:rPr>
+        <w:t>face</w:t>
+      </w:r>
+      <w:r>
+        <w:rPr>
+          <w:rFonts w:ascii="Consolas" w:hAnsi="Consolas"/>
+          <w:b/>
+          <w:bCs/>
+          <w:color w:val="080808"/>
+          <w:lang w:val="en-US"/>
+        </w:rPr>
+        <w:t>);</w:t>
       </w:r>
       <w:r>
         <w:rPr>
@@ -8508,6 +7756,211 @@
           <w:lang w:val="en-US"/>
         </w:rPr>
         <w:br/>
+        <w:t xml:space="preserve">    up(</w:t>
+      </w:r>
+      <w:r>
+        <w:rPr>
+          <w:rFonts w:ascii="Consolas" w:hAnsi="Consolas"/>
+          <w:b/>
+          <w:bCs/>
+          <w:color w:val="000000"/>
+          <w:lang w:val="en-US"/>
+        </w:rPr>
+        <w:t>hat</w:t>
+      </w:r>
+      <w:r>
+        <w:rPr>
+          <w:rFonts w:ascii="Consolas" w:hAnsi="Consolas"/>
+          <w:b/>
+          <w:bCs/>
+          <w:color w:val="080808"/>
+          <w:lang w:val="en-US"/>
+        </w:rPr>
+        <w:t xml:space="preserve">, </w:t>
+      </w:r>
+      <w:r>
+        <w:rPr>
+          <w:rFonts w:ascii="Consolas" w:hAnsi="Consolas"/>
+          <w:b/>
+          <w:bCs/>
+          <w:color w:val="000000"/>
+          <w:lang w:val="en-US"/>
+        </w:rPr>
+        <w:t>brim</w:t>
+      </w:r>
+      <w:r>
+        <w:rPr>
+          <w:rFonts w:ascii="Consolas" w:hAnsi="Consolas"/>
+          <w:b/>
+          <w:bCs/>
+          <w:color w:val="080808"/>
+          <w:lang w:val="en-US"/>
+        </w:rPr>
+        <w:t>);</w:t>
+      </w:r>
+      <w:r>
+        <w:rPr>
+          <w:rFonts w:ascii="Consolas" w:hAnsi="Consolas"/>
+          <w:b/>
+          <w:bCs/>
+          <w:color w:val="080808"/>
+          <w:lang w:val="en-US"/>
+        </w:rPr>
+        <w:br/>
+        <w:t xml:space="preserve">    down(</w:t>
+      </w:r>
+      <w:r>
+        <w:rPr>
+          <w:rFonts w:ascii="Consolas" w:hAnsi="Consolas"/>
+          <w:b/>
+          <w:bCs/>
+          <w:color w:val="000000"/>
+          <w:lang w:val="en-US"/>
+        </w:rPr>
+        <w:t>tie</w:t>
+      </w:r>
+      <w:r>
+        <w:rPr>
+          <w:rFonts w:ascii="Consolas" w:hAnsi="Consolas"/>
+          <w:b/>
+          <w:bCs/>
+          <w:color w:val="080808"/>
+          <w:lang w:val="en-US"/>
+        </w:rPr>
+        <w:t xml:space="preserve">, </w:t>
+      </w:r>
+      <w:r>
+        <w:rPr>
+          <w:rFonts w:ascii="Consolas" w:hAnsi="Consolas"/>
+          <w:b/>
+          <w:bCs/>
+          <w:color w:val="000000"/>
+          <w:lang w:val="en-US"/>
+        </w:rPr>
+        <w:t>face</w:t>
+      </w:r>
+      <w:r>
+        <w:rPr>
+          <w:rFonts w:ascii="Consolas" w:hAnsi="Consolas"/>
+          <w:b/>
+          <w:bCs/>
+          <w:color w:val="080808"/>
+          <w:lang w:val="en-US"/>
+        </w:rPr>
+        <w:t>);</w:t>
+      </w:r>
+      <w:r>
+        <w:rPr>
+          <w:rFonts w:ascii="Consolas" w:hAnsi="Consolas"/>
+          <w:b/>
+          <w:bCs/>
+          <w:color w:val="080808"/>
+          <w:lang w:val="en-US"/>
+        </w:rPr>
+        <w:br/>
+        <w:t xml:space="preserve">    left(</w:t>
+      </w:r>
+      <w:r>
+        <w:rPr>
+          <w:rFonts w:ascii="Consolas" w:hAnsi="Consolas"/>
+          <w:b/>
+          <w:bCs/>
+          <w:color w:val="000000"/>
+          <w:lang w:val="en-US"/>
+        </w:rPr>
+        <w:t>left_ear</w:t>
+      </w:r>
+      <w:r>
+        <w:rPr>
+          <w:rFonts w:ascii="Consolas" w:hAnsi="Consolas"/>
+          <w:b/>
+          <w:bCs/>
+          <w:color w:val="080808"/>
+          <w:lang w:val="en-US"/>
+        </w:rPr>
+        <w:t xml:space="preserve">, </w:t>
+      </w:r>
+      <w:r>
+        <w:rPr>
+          <w:rFonts w:ascii="Consolas" w:hAnsi="Consolas"/>
+          <w:b/>
+          <w:bCs/>
+          <w:color w:val="000000"/>
+          <w:lang w:val="en-US"/>
+        </w:rPr>
+        <w:t>face</w:t>
+      </w:r>
+      <w:r>
+        <w:rPr>
+          <w:rFonts w:ascii="Consolas" w:hAnsi="Consolas"/>
+          <w:b/>
+          <w:bCs/>
+          <w:color w:val="080808"/>
+          <w:lang w:val="en-US"/>
+        </w:rPr>
+        <w:t>);</w:t>
+      </w:r>
+      <w:r>
+        <w:rPr>
+          <w:rFonts w:ascii="Consolas" w:hAnsi="Consolas"/>
+          <w:b/>
+          <w:bCs/>
+          <w:color w:val="080808"/>
+          <w:lang w:val="en-US"/>
+        </w:rPr>
+        <w:br/>
+        <w:t xml:space="preserve">    right(</w:t>
+      </w:r>
+      <w:r>
+        <w:rPr>
+          <w:rFonts w:ascii="Consolas" w:hAnsi="Consolas"/>
+          <w:b/>
+          <w:bCs/>
+          <w:color w:val="000000"/>
+          <w:lang w:val="en-US"/>
+        </w:rPr>
+        <w:t>right_ear</w:t>
+      </w:r>
+      <w:r>
+        <w:rPr>
+          <w:rFonts w:ascii="Consolas" w:hAnsi="Consolas"/>
+          <w:b/>
+          <w:bCs/>
+          <w:color w:val="080808"/>
+          <w:lang w:val="en-US"/>
+        </w:rPr>
+        <w:t xml:space="preserve">, </w:t>
+      </w:r>
+      <w:r>
+        <w:rPr>
+          <w:rFonts w:ascii="Consolas" w:hAnsi="Consolas"/>
+          <w:b/>
+          <w:bCs/>
+          <w:color w:val="000000"/>
+          <w:lang w:val="en-US"/>
+        </w:rPr>
+        <w:t>face</w:t>
+      </w:r>
+      <w:r>
+        <w:rPr>
+          <w:rFonts w:ascii="Consolas" w:hAnsi="Consolas"/>
+          <w:b/>
+          <w:bCs/>
+          <w:color w:val="080808"/>
+          <w:lang w:val="en-US"/>
+        </w:rPr>
+        <w:t>);</w:t>
+      </w:r>
+      <w:r>
+        <w:rPr>
+          <w:rFonts w:ascii="Consolas" w:hAnsi="Consolas"/>
+          <w:b/>
+          <w:bCs/>
+          <w:color w:val="080808"/>
+          <w:lang w:val="en-US"/>
+        </w:rPr>
+        <w:br/>
+        <w:t xml:space="preserve">    shape_refresh();</w:t>
       </w:r>
       <w:r>
         <w:rPr>
@@ -8520,7 +7973,26 @@
         <w:br/>
         <w:t xml:space="preserve">    </w:t>
       </w:r>
-      <w:proofErr w:type="spellStart"/>
+      <w:r>
+        <w:rPr>
+          <w:rFonts w:ascii="Consolas" w:hAnsi="Consolas"/>
+          <w:b/>
+          <w:bCs/>
+          <w:color w:val="008080"/>
+          <w:lang w:val="en-US"/>
+        </w:rPr>
+        <w:t>std</w:t>
+      </w:r>
+      <w:r>
+        <w:rPr>
+          <w:rFonts w:ascii="Consolas" w:hAnsi="Consolas"/>
+          <w:b/>
+          <w:bCs/>
+          <w:color w:val="080808"/>
+          <w:lang w:val="en-US"/>
+        </w:rPr>
+        <w:t>::</w:t>
+      </w:r>
       <w:r>
         <w:rPr>
           <w:rFonts w:ascii="Consolas" w:hAnsi="Consolas"/>
@@ -8529,728 +8001,7 @@
           <w:color w:val="000000"/>
           <w:lang w:val="en-US"/>
         </w:rPr>
-        <w:t>hat</w:t>
-      </w:r>
-      <w:r>
-        <w:rPr>
-          <w:rFonts w:ascii="Consolas" w:hAnsi="Consolas"/>
-          <w:b/>
-          <w:bCs/>
-          <w:color w:val="080808"/>
-          <w:lang w:val="en-US"/>
-        </w:rPr>
-        <w:t>.rotate_right</w:t>
-      </w:r>
-      <w:proofErr w:type="spellEnd"/>
-      <w:r>
-        <w:rPr>
-          <w:rFonts w:ascii="Consolas" w:hAnsi="Consolas"/>
-          <w:b/>
-          <w:bCs/>
-          <w:color w:val="080808"/>
-          <w:lang w:val="en-US"/>
-        </w:rPr>
-        <w:t>();</w:t>
-      </w:r>
-      <w:r>
-        <w:rPr>
-          <w:rFonts w:ascii="Consolas" w:hAnsi="Consolas"/>
-          <w:b/>
-          <w:bCs/>
-          <w:color w:val="080808"/>
-          <w:lang w:val="en-US"/>
-        </w:rPr>
-        <w:br/>
-        <w:t xml:space="preserve">    </w:t>
-      </w:r>
-      <w:proofErr w:type="spellStart"/>
-      <w:r>
-        <w:rPr>
-          <w:rFonts w:ascii="Consolas" w:hAnsi="Consolas"/>
-          <w:b/>
-          <w:bCs/>
-          <w:color w:val="000000"/>
-          <w:lang w:val="en-US"/>
-        </w:rPr>
-        <w:t>brim</w:t>
-      </w:r>
-      <w:r>
-        <w:rPr>
-          <w:rFonts w:ascii="Consolas" w:hAnsi="Consolas"/>
-          <w:b/>
-          <w:bCs/>
-          <w:color w:val="080808"/>
-          <w:lang w:val="en-US"/>
-        </w:rPr>
-        <w:t>.resize</w:t>
-      </w:r>
-      <w:proofErr w:type="spellEnd"/>
-      <w:r>
-        <w:rPr>
-          <w:rFonts w:ascii="Consolas" w:hAnsi="Consolas"/>
-          <w:b/>
-          <w:bCs/>
-          <w:color w:val="080808"/>
-          <w:lang w:val="en-US"/>
-        </w:rPr>
-        <w:t>(</w:t>
-      </w:r>
-      <w:r>
-        <w:rPr>
-          <w:rFonts w:ascii="Consolas" w:hAnsi="Consolas"/>
-          <w:b/>
-          <w:bCs/>
-          <w:color w:val="1750EB"/>
-          <w:lang w:val="en-US"/>
-        </w:rPr>
-        <w:t>2.0</w:t>
-      </w:r>
-      <w:r>
-        <w:rPr>
-          <w:rFonts w:ascii="Consolas" w:hAnsi="Consolas"/>
-          <w:b/>
-          <w:bCs/>
-          <w:color w:val="080808"/>
-          <w:lang w:val="en-US"/>
-        </w:rPr>
-        <w:t>);</w:t>
-      </w:r>
-      <w:r>
-        <w:rPr>
-          <w:rFonts w:ascii="Consolas" w:hAnsi="Consolas"/>
-          <w:b/>
-          <w:bCs/>
-          <w:color w:val="080808"/>
-          <w:lang w:val="en-US"/>
-        </w:rPr>
-        <w:br/>
-        <w:t xml:space="preserve">    </w:t>
-      </w:r>
-      <w:proofErr w:type="spellStart"/>
-      <w:r>
-        <w:rPr>
-          <w:rFonts w:ascii="Consolas" w:hAnsi="Consolas"/>
-          <w:b/>
-          <w:bCs/>
-          <w:color w:val="000000"/>
-          <w:lang w:val="en-US"/>
-        </w:rPr>
-        <w:t>face</w:t>
-      </w:r>
-      <w:r>
-        <w:rPr>
-          <w:rFonts w:ascii="Consolas" w:hAnsi="Consolas"/>
-          <w:b/>
-          <w:bCs/>
-          <w:color w:val="080808"/>
-          <w:lang w:val="en-US"/>
-        </w:rPr>
-        <w:t>.resize</w:t>
-      </w:r>
-      <w:proofErr w:type="spellEnd"/>
-      <w:r>
-        <w:rPr>
-          <w:rFonts w:ascii="Consolas" w:hAnsi="Consolas"/>
-          <w:b/>
-          <w:bCs/>
-          <w:color w:val="080808"/>
-          <w:lang w:val="en-US"/>
-        </w:rPr>
-        <w:t>(</w:t>
-      </w:r>
-      <w:r>
-        <w:rPr>
-          <w:rFonts w:ascii="Consolas" w:hAnsi="Consolas"/>
-          <w:b/>
-          <w:bCs/>
-          <w:color w:val="1750EB"/>
-          <w:lang w:val="en-US"/>
-        </w:rPr>
-        <w:t>1.2</w:t>
-      </w:r>
-      <w:r>
-        <w:rPr>
-          <w:rFonts w:ascii="Consolas" w:hAnsi="Consolas"/>
-          <w:b/>
-          <w:bCs/>
-          <w:color w:val="080808"/>
-          <w:lang w:val="en-US"/>
-        </w:rPr>
-        <w:t>);</w:t>
-      </w:r>
-      <w:r>
-        <w:rPr>
-          <w:rFonts w:ascii="Consolas" w:hAnsi="Consolas"/>
-          <w:b/>
-          <w:bCs/>
-          <w:color w:val="080808"/>
-          <w:lang w:val="en-US"/>
-        </w:rPr>
-        <w:br/>
-        <w:t xml:space="preserve">    </w:t>
-      </w:r>
-      <w:proofErr w:type="spellStart"/>
-      <w:r>
-        <w:rPr>
-          <w:rFonts w:ascii="Consolas" w:hAnsi="Consolas"/>
-          <w:b/>
-          <w:bCs/>
-          <w:color w:val="080808"/>
-          <w:lang w:val="en-US"/>
-        </w:rPr>
-        <w:t>shape_refresh</w:t>
-      </w:r>
-      <w:proofErr w:type="spellEnd"/>
-      <w:r>
-        <w:rPr>
-          <w:rFonts w:ascii="Consolas" w:hAnsi="Consolas"/>
-          <w:b/>
-          <w:bCs/>
-          <w:color w:val="080808"/>
-          <w:lang w:val="en-US"/>
-        </w:rPr>
-        <w:t>();</w:t>
-      </w:r>
-      <w:r>
-        <w:rPr>
-          <w:rFonts w:ascii="Consolas" w:hAnsi="Consolas"/>
-          <w:b/>
-          <w:bCs/>
-          <w:color w:val="080808"/>
-          <w:lang w:val="en-US"/>
-        </w:rPr>
-        <w:br/>
-        <w:t xml:space="preserve">    </w:t>
-      </w:r>
-      <w:r>
-        <w:rPr>
-          <w:rFonts w:ascii="Consolas" w:hAnsi="Consolas"/>
-          <w:b/>
-          <w:bCs/>
-          <w:color w:val="008080"/>
-          <w:lang w:val="en-US"/>
-        </w:rPr>
-        <w:t>std</w:t>
-      </w:r>
-      <w:r>
-        <w:rPr>
-          <w:rFonts w:ascii="Consolas" w:hAnsi="Consolas"/>
-          <w:b/>
-          <w:bCs/>
-          <w:color w:val="080808"/>
-          <w:lang w:val="en-US"/>
-        </w:rPr>
-        <w:t>::</w:t>
-      </w:r>
-      <w:proofErr w:type="spellStart"/>
-      <w:r>
-        <w:rPr>
-          <w:rFonts w:ascii="Consolas" w:hAnsi="Consolas"/>
-          <w:b/>
-          <w:bCs/>
-          <w:color w:val="000000"/>
-          <w:lang w:val="en-US"/>
-        </w:rPr>
-        <w:t>cout</w:t>
-      </w:r>
-      <w:proofErr w:type="spellEnd"/>
-      <w:r>
-        <w:rPr>
-          <w:rFonts w:ascii="Consolas" w:hAnsi="Consolas"/>
-          <w:b/>
-          <w:bCs/>
-          <w:color w:val="000000"/>
-          <w:lang w:val="en-US"/>
-        </w:rPr>
-        <w:t xml:space="preserve"> </w:t>
-      </w:r>
-      <w:r>
-        <w:rPr>
-          <w:rFonts w:ascii="Consolas" w:hAnsi="Consolas"/>
-          <w:b/>
-          <w:bCs/>
-          <w:color w:val="008080"/>
-          <w:lang w:val="en-US"/>
-        </w:rPr>
-        <w:t xml:space="preserve">&lt;&lt; </w:t>
-      </w:r>
-      <w:r>
-        <w:rPr>
-          <w:rFonts w:ascii="Consolas" w:hAnsi="Consolas"/>
-          <w:b/>
-          <w:bCs/>
-          <w:color w:val="067D17"/>
-          <w:lang w:val="en-US"/>
-        </w:rPr>
-        <w:t>"=== Prepared... ===</w:t>
-      </w:r>
-      <w:r>
-        <w:rPr>
-          <w:rFonts w:ascii="Consolas" w:hAnsi="Consolas"/>
-          <w:b/>
-          <w:bCs/>
-          <w:color w:val="0037A6"/>
-          <w:lang w:val="en-US"/>
-        </w:rPr>
-        <w:t>\n</w:t>
-      </w:r>
-      <w:r>
-        <w:rPr>
-          <w:rFonts w:ascii="Consolas" w:hAnsi="Consolas"/>
-          <w:b/>
-          <w:bCs/>
-          <w:color w:val="067D17"/>
-          <w:lang w:val="en-US"/>
-        </w:rPr>
-        <w:t>"</w:t>
-      </w:r>
-      <w:r>
-        <w:rPr>
-          <w:rFonts w:ascii="Consolas" w:hAnsi="Consolas"/>
-          <w:b/>
-          <w:bCs/>
-          <w:color w:val="080808"/>
-          <w:lang w:val="en-US"/>
-        </w:rPr>
-        <w:t>;</w:t>
-      </w:r>
-      <w:r>
-        <w:rPr>
-          <w:rFonts w:ascii="Consolas" w:hAnsi="Consolas"/>
-          <w:b/>
-          <w:bCs/>
-          <w:color w:val="080808"/>
-          <w:lang w:val="en-US"/>
-        </w:rPr>
-        <w:br/>
-      </w:r>
-      <w:r>
-        <w:rPr>
-          <w:rFonts w:ascii="Consolas" w:hAnsi="Consolas"/>
-          <w:b/>
-          <w:bCs/>
-          <w:color w:val="080808"/>
-          <w:lang w:val="en-US"/>
-        </w:rPr>
-        <w:br/>
-        <w:t xml:space="preserve">    </w:t>
-      </w:r>
-      <w:proofErr w:type="spellStart"/>
-      <w:r>
-        <w:rPr>
-          <w:rFonts w:ascii="Consolas" w:hAnsi="Consolas"/>
-          <w:b/>
-          <w:bCs/>
-          <w:color w:val="000000"/>
-          <w:lang w:val="en-US"/>
-        </w:rPr>
-        <w:t>face</w:t>
-      </w:r>
-      <w:r>
-        <w:rPr>
-          <w:rFonts w:ascii="Consolas" w:hAnsi="Consolas"/>
-          <w:b/>
-          <w:bCs/>
-          <w:color w:val="080808"/>
-          <w:lang w:val="en-US"/>
-        </w:rPr>
-        <w:t>.move</w:t>
-      </w:r>
-      <w:proofErr w:type="spellEnd"/>
-      <w:r>
-        <w:rPr>
-          <w:rFonts w:ascii="Consolas" w:hAnsi="Consolas"/>
-          <w:b/>
-          <w:bCs/>
-          <w:color w:val="080808"/>
-          <w:lang w:val="en-US"/>
-        </w:rPr>
-        <w:t>(-</w:t>
-      </w:r>
-      <w:r>
-        <w:rPr>
-          <w:rFonts w:ascii="Consolas" w:hAnsi="Consolas"/>
-          <w:b/>
-          <w:bCs/>
-          <w:color w:val="1750EB"/>
-          <w:lang w:val="en-US"/>
-        </w:rPr>
-        <w:t>3</w:t>
-      </w:r>
-      <w:r>
-        <w:rPr>
-          <w:rFonts w:ascii="Consolas" w:hAnsi="Consolas"/>
-          <w:b/>
-          <w:bCs/>
-          <w:color w:val="080808"/>
-          <w:lang w:val="en-US"/>
-        </w:rPr>
-        <w:t xml:space="preserve">, </w:t>
-      </w:r>
-      <w:r>
-        <w:rPr>
-          <w:rFonts w:ascii="Consolas" w:hAnsi="Consolas"/>
-          <w:b/>
-          <w:bCs/>
-          <w:color w:val="1750EB"/>
-          <w:lang w:val="en-US"/>
-        </w:rPr>
-        <w:t>10</w:t>
-      </w:r>
-      <w:r>
-        <w:rPr>
-          <w:rFonts w:ascii="Consolas" w:hAnsi="Consolas"/>
-          <w:b/>
-          <w:bCs/>
-          <w:color w:val="080808"/>
-          <w:lang w:val="en-US"/>
-        </w:rPr>
-        <w:t>);</w:t>
-      </w:r>
-      <w:r>
-        <w:rPr>
-          <w:rFonts w:ascii="Consolas" w:hAnsi="Consolas"/>
-          <w:b/>
-          <w:bCs/>
-          <w:color w:val="080808"/>
-          <w:lang w:val="en-US"/>
-        </w:rPr>
-        <w:br/>
-        <w:t xml:space="preserve">    up(</w:t>
-      </w:r>
-      <w:r>
-        <w:rPr>
-          <w:rFonts w:ascii="Consolas" w:hAnsi="Consolas"/>
-          <w:b/>
-          <w:bCs/>
-          <w:color w:val="000000"/>
-          <w:lang w:val="en-US"/>
-        </w:rPr>
-        <w:t>brim</w:t>
-      </w:r>
-      <w:r>
-        <w:rPr>
-          <w:rFonts w:ascii="Consolas" w:hAnsi="Consolas"/>
-          <w:b/>
-          <w:bCs/>
-          <w:color w:val="080808"/>
-          <w:lang w:val="en-US"/>
-        </w:rPr>
-        <w:t xml:space="preserve">, </w:t>
-      </w:r>
-      <w:r>
-        <w:rPr>
-          <w:rFonts w:ascii="Consolas" w:hAnsi="Consolas"/>
-          <w:b/>
-          <w:bCs/>
-          <w:color w:val="000000"/>
-          <w:lang w:val="en-US"/>
-        </w:rPr>
-        <w:t>face</w:t>
-      </w:r>
-      <w:r>
-        <w:rPr>
-          <w:rFonts w:ascii="Consolas" w:hAnsi="Consolas"/>
-          <w:b/>
-          <w:bCs/>
-          <w:color w:val="080808"/>
-          <w:lang w:val="en-US"/>
-        </w:rPr>
-        <w:t>);</w:t>
-      </w:r>
-      <w:r>
-        <w:rPr>
-          <w:rFonts w:ascii="Consolas" w:hAnsi="Consolas"/>
-          <w:b/>
-          <w:bCs/>
-          <w:color w:val="080808"/>
-          <w:lang w:val="en-US"/>
-        </w:rPr>
-        <w:br/>
-        <w:t xml:space="preserve">    up(</w:t>
-      </w:r>
-      <w:r>
-        <w:rPr>
-          <w:rFonts w:ascii="Consolas" w:hAnsi="Consolas"/>
-          <w:b/>
-          <w:bCs/>
-          <w:color w:val="000000"/>
-          <w:lang w:val="en-US"/>
-        </w:rPr>
-        <w:t>hat</w:t>
-      </w:r>
-      <w:r>
-        <w:rPr>
-          <w:rFonts w:ascii="Consolas" w:hAnsi="Consolas"/>
-          <w:b/>
-          <w:bCs/>
-          <w:color w:val="080808"/>
-          <w:lang w:val="en-US"/>
-        </w:rPr>
-        <w:t xml:space="preserve">, </w:t>
-      </w:r>
-      <w:r>
-        <w:rPr>
-          <w:rFonts w:ascii="Consolas" w:hAnsi="Consolas"/>
-          <w:b/>
-          <w:bCs/>
-          <w:color w:val="000000"/>
-          <w:lang w:val="en-US"/>
-        </w:rPr>
-        <w:t>brim</w:t>
-      </w:r>
-      <w:r>
-        <w:rPr>
-          <w:rFonts w:ascii="Consolas" w:hAnsi="Consolas"/>
-          <w:b/>
-          <w:bCs/>
-          <w:color w:val="080808"/>
-          <w:lang w:val="en-US"/>
-        </w:rPr>
-        <w:t>);</w:t>
-      </w:r>
-      <w:r>
-        <w:rPr>
-          <w:rFonts w:ascii="Consolas" w:hAnsi="Consolas"/>
-          <w:b/>
-          <w:bCs/>
-          <w:color w:val="080808"/>
-          <w:lang w:val="en-US"/>
-        </w:rPr>
-        <w:br/>
-        <w:t xml:space="preserve">    down(</w:t>
-      </w:r>
-      <w:r>
-        <w:rPr>
-          <w:rFonts w:ascii="Consolas" w:hAnsi="Consolas"/>
-          <w:b/>
-          <w:bCs/>
-          <w:color w:val="000000"/>
-          <w:lang w:val="en-US"/>
-        </w:rPr>
-        <w:t>tie</w:t>
-      </w:r>
-      <w:r>
-        <w:rPr>
-          <w:rFonts w:ascii="Consolas" w:hAnsi="Consolas"/>
-          <w:b/>
-          <w:bCs/>
-          <w:color w:val="080808"/>
-          <w:lang w:val="en-US"/>
-        </w:rPr>
-        <w:t xml:space="preserve">, </w:t>
-      </w:r>
-      <w:r>
-        <w:rPr>
-          <w:rFonts w:ascii="Consolas" w:hAnsi="Consolas"/>
-          <w:b/>
-          <w:bCs/>
-          <w:color w:val="000000"/>
-          <w:lang w:val="en-US"/>
-        </w:rPr>
-        <w:t>face</w:t>
-      </w:r>
-      <w:r>
-        <w:rPr>
-          <w:rFonts w:ascii="Consolas" w:hAnsi="Consolas"/>
-          <w:b/>
-          <w:bCs/>
-          <w:color w:val="080808"/>
-          <w:lang w:val="en-US"/>
-        </w:rPr>
-        <w:t>);</w:t>
-      </w:r>
-      <w:r>
-        <w:rPr>
-          <w:rFonts w:ascii="Consolas" w:hAnsi="Consolas"/>
-          <w:b/>
-          <w:bCs/>
-          <w:color w:val="080808"/>
-          <w:lang w:val="en-US"/>
-        </w:rPr>
-        <w:br/>
-        <w:t xml:space="preserve">    left(</w:t>
-      </w:r>
-      <w:proofErr w:type="spellStart"/>
-      <w:r>
-        <w:rPr>
-          <w:rFonts w:ascii="Consolas" w:hAnsi="Consolas"/>
-          <w:b/>
-          <w:bCs/>
-          <w:color w:val="000000"/>
-          <w:lang w:val="en-US"/>
-        </w:rPr>
-        <w:t>left_ear</w:t>
-      </w:r>
-      <w:proofErr w:type="spellEnd"/>
-      <w:r>
-        <w:rPr>
-          <w:rFonts w:ascii="Consolas" w:hAnsi="Consolas"/>
-          <w:b/>
-          <w:bCs/>
-          <w:color w:val="080808"/>
-          <w:lang w:val="en-US"/>
-        </w:rPr>
-        <w:t xml:space="preserve">, </w:t>
-      </w:r>
-      <w:r>
-        <w:rPr>
-          <w:rFonts w:ascii="Consolas" w:hAnsi="Consolas"/>
-          <w:b/>
-          <w:bCs/>
-          <w:color w:val="000000"/>
-          <w:lang w:val="en-US"/>
-        </w:rPr>
-        <w:t>face</w:t>
-      </w:r>
-      <w:r>
-        <w:rPr>
-          <w:rFonts w:ascii="Consolas" w:hAnsi="Consolas"/>
-          <w:b/>
-          <w:bCs/>
-          <w:color w:val="080808"/>
-          <w:lang w:val="en-US"/>
-        </w:rPr>
-        <w:t>);</w:t>
-      </w:r>
-      <w:r>
-        <w:rPr>
-          <w:rFonts w:ascii="Consolas" w:hAnsi="Consolas"/>
-          <w:b/>
-          <w:bCs/>
-          <w:color w:val="080808"/>
-          <w:lang w:val="en-US"/>
-        </w:rPr>
-        <w:br/>
-        <w:t xml:space="preserve">    right(</w:t>
-      </w:r>
-      <w:proofErr w:type="spellStart"/>
-      <w:r>
-        <w:rPr>
-          <w:rFonts w:ascii="Consolas" w:hAnsi="Consolas"/>
-          <w:b/>
-          <w:bCs/>
-          <w:color w:val="000000"/>
-          <w:lang w:val="en-US"/>
-        </w:rPr>
-        <w:t>right_ear</w:t>
-      </w:r>
-      <w:proofErr w:type="spellEnd"/>
-      <w:r>
-        <w:rPr>
-          <w:rFonts w:ascii="Consolas" w:hAnsi="Consolas"/>
-          <w:b/>
-          <w:bCs/>
-          <w:color w:val="080808"/>
-          <w:lang w:val="en-US"/>
-        </w:rPr>
-        <w:t xml:space="preserve">, </w:t>
-      </w:r>
-      <w:r>
-        <w:rPr>
-          <w:rFonts w:ascii="Consolas" w:hAnsi="Consolas"/>
-          <w:b/>
-          <w:bCs/>
-          <w:color w:val="000000"/>
-          <w:lang w:val="en-US"/>
-        </w:rPr>
-        <w:t>face</w:t>
-      </w:r>
-      <w:r>
-        <w:rPr>
-          <w:rFonts w:ascii="Consolas" w:hAnsi="Consolas"/>
-          <w:b/>
-          <w:bCs/>
-          <w:color w:val="080808"/>
-          <w:lang w:val="en-US"/>
-        </w:rPr>
-        <w:t>);</w:t>
-      </w:r>
-      <w:r>
-        <w:rPr>
-          <w:rFonts w:ascii="Consolas" w:hAnsi="Consolas"/>
-          <w:b/>
-          <w:bCs/>
-          <w:color w:val="080808"/>
-          <w:lang w:val="en-US"/>
-        </w:rPr>
-        <w:br/>
-        <w:t xml:space="preserve">    </w:t>
-      </w:r>
-      <w:proofErr w:type="spellStart"/>
-      <w:r>
-        <w:rPr>
-          <w:rFonts w:ascii="Consolas" w:hAnsi="Consolas"/>
-          <w:b/>
-          <w:bCs/>
-          <w:color w:val="080808"/>
-          <w:lang w:val="en-US"/>
-        </w:rPr>
-        <w:t>shape_refresh</w:t>
-      </w:r>
-      <w:proofErr w:type="spellEnd"/>
-      <w:r>
-        <w:rPr>
-          <w:rFonts w:ascii="Consolas" w:hAnsi="Consolas"/>
-          <w:b/>
-          <w:bCs/>
-          <w:color w:val="080808"/>
-          <w:lang w:val="en-US"/>
-        </w:rPr>
-        <w:t>();</w:t>
-      </w:r>
-      <w:r>
-        <w:rPr>
-          <w:rFonts w:ascii="Consolas" w:hAnsi="Consolas"/>
-          <w:b/>
-          <w:bCs/>
-          <w:color w:val="080808"/>
-          <w:lang w:val="en-US"/>
-        </w:rPr>
-        <w:br/>
-        <w:t xml:space="preserve">    </w:t>
-      </w:r>
-      <w:r>
-        <w:rPr>
-          <w:rFonts w:ascii="Consolas" w:hAnsi="Consolas"/>
-          <w:b/>
-          <w:bCs/>
-          <w:color w:val="008080"/>
-          <w:lang w:val="en-US"/>
-        </w:rPr>
-        <w:t>std</w:t>
-      </w:r>
-      <w:r>
-        <w:rPr>
-          <w:rFonts w:ascii="Consolas" w:hAnsi="Consolas"/>
-          <w:b/>
-          <w:bCs/>
-          <w:color w:val="080808"/>
-          <w:lang w:val="en-US"/>
-        </w:rPr>
-        <w:t>::</w:t>
-      </w:r>
-      <w:proofErr w:type="spellStart"/>
-      <w:r>
-        <w:rPr>
-          <w:rFonts w:ascii="Consolas" w:hAnsi="Consolas"/>
-          <w:b/>
-          <w:bCs/>
-          <w:color w:val="000000"/>
-          <w:lang w:val="en-US"/>
-        </w:rPr>
-        <w:t>cout</w:t>
-      </w:r>
-      <w:proofErr w:type="spellEnd"/>
-      <w:r>
-        <w:rPr>
-          <w:rFonts w:ascii="Consolas" w:hAnsi="Consolas"/>
-          <w:b/>
-          <w:bCs/>
-          <w:color w:val="000000"/>
-          <w:lang w:val="en-US"/>
-        </w:rPr>
-        <w:t xml:space="preserve"> </w:t>
+        <w:t xml:space="preserve">cout </w:t>
       </w:r>
       <w:r>
         <w:rPr>
@@ -9423,7 +8174,7 @@
                     <pic:cNvPicPr/>
                   </pic:nvPicPr>
                   <pic:blipFill>
-                    <a:blip r:embed="rId8">
+                    <a:blip r:embed="rId10">
                       <a:extLst>
                         <a:ext uri="{28A0092B-C50C-407E-A947-70E740481C1C}">
                           <a14:useLocalDpi xmlns:a14="http://schemas.microsoft.com/office/drawing/2010/main" val="0"/>
@@ -9485,7 +8236,7 @@
                     <pic:cNvPicPr/>
                   </pic:nvPicPr>
                   <pic:blipFill>
-                    <a:blip r:embed="rId9">
+                    <a:blip r:embed="rId11">
                       <a:extLst>
                         <a:ext uri="{28A0092B-C50C-407E-A947-70E740481C1C}">
                           <a14:useLocalDpi xmlns:a14="http://schemas.microsoft.com/office/drawing/2010/main" val="0"/>
@@ -9547,7 +8298,7 @@
                     <pic:cNvPicPr/>
                   </pic:nvPicPr>
                   <pic:blipFill>
-                    <a:blip r:embed="rId10">
+                    <a:blip r:embed="rId12">
                       <a:extLst>
                         <a:ext uri="{28A0092B-C50C-407E-A947-70E740481C1C}">
                           <a14:useLocalDpi xmlns:a14="http://schemas.microsoft.com/office/drawing/2010/main" val="0"/>
@@ -9605,7 +8356,6 @@
       <w:r>
         <w:t xml:space="preserve">т добавления нового класса </w:t>
       </w:r>
-      <w:proofErr w:type="spellStart"/>
       <w:r>
         <w:rPr>
           <w:i/>
@@ -9613,12 +8363,10 @@
         </w:rPr>
         <w:t>diagonal_cross</w:t>
       </w:r>
-      <w:proofErr w:type="spellEnd"/>
       <w:r>
         <w:t>, представляющего косой крест. Этот класс был интегрирован в существующую структуру программы, что позволило:</w:t>
       </w:r>
     </w:p>
-    <w:p/>
     <w:p>
       <w:pPr>
         <w:tabs>
@@ -9628,7 +8376,6 @@
       <w:r>
         <w:t xml:space="preserve">1. Освоить принципы наследования и полиморфизма в C++, создавая производные классы от базового </w:t>
       </w:r>
-      <w:proofErr w:type="spellStart"/>
       <w:r>
         <w:rPr>
           <w:i/>
@@ -9636,7 +8383,6 @@
         </w:rPr>
         <w:t>shape</w:t>
       </w:r>
-      <w:proofErr w:type="spellEnd"/>
       <w:r>
         <w:t>.</w:t>
       </w:r>
@@ -9666,68 +8412,32 @@
       <w:r>
         <w:t>нные методы (</w:t>
       </w:r>
-      <w:proofErr w:type="spellStart"/>
-      <w:proofErr w:type="gramStart"/>
       <w:r>
         <w:rPr>
           <w:i/>
           <w:iCs/>
         </w:rPr>
-        <w:t>draw</w:t>
-      </w:r>
-      <w:proofErr w:type="spellEnd"/>
+        <w:t>draw()</w:t>
+      </w:r>
+      <w:r>
+        <w:t xml:space="preserve">, </w:t>
+      </w:r>
       <w:r>
         <w:rPr>
           <w:i/>
           <w:iCs/>
         </w:rPr>
-        <w:t>(</w:t>
-      </w:r>
-      <w:proofErr w:type="gramEnd"/>
+        <w:t>move()</w:t>
+      </w:r>
+      <w:r>
+        <w:t xml:space="preserve">, </w:t>
+      </w:r>
       <w:r>
         <w:rPr>
           <w:i/>
           <w:iCs/>
         </w:rPr>
-        <w:t>)</w:t>
-      </w:r>
-      <w:r>
-        <w:t xml:space="preserve">, </w:t>
-      </w:r>
-      <w:proofErr w:type="spellStart"/>
-      <w:r>
-        <w:rPr>
-          <w:i/>
-          <w:iCs/>
-        </w:rPr>
-        <w:t>move</w:t>
-      </w:r>
-      <w:proofErr w:type="spellEnd"/>
-      <w:r>
-        <w:rPr>
-          <w:i/>
-          <w:iCs/>
-        </w:rPr>
-        <w:t>()</w:t>
-      </w:r>
-      <w:r>
-        <w:t xml:space="preserve">, </w:t>
-      </w:r>
-      <w:proofErr w:type="spellStart"/>
-      <w:r>
-        <w:rPr>
-          <w:i/>
-          <w:iCs/>
-        </w:rPr>
-        <w:t>resize</w:t>
-      </w:r>
-      <w:proofErr w:type="spellEnd"/>
-      <w:r>
-        <w:rPr>
-          <w:i/>
-          <w:iCs/>
-        </w:rPr>
-        <w:t>()</w:t>
+        <w:t>resize()</w:t>
       </w:r>
       <w:r>
         <w:t>) для управления свойствами креста.</w:t>
@@ -9742,94 +8452,42 @@
       <w:r>
         <w:t>4. Обеспечить корректное размещение новой фигуры, разработав вспомогательные функции для позиционирования (</w:t>
       </w:r>
-      <w:proofErr w:type="spellStart"/>
-      <w:proofErr w:type="gramStart"/>
       <w:r>
         <w:rPr>
           <w:i/>
           <w:iCs/>
         </w:rPr>
-        <w:t>left</w:t>
-      </w:r>
-      <w:proofErr w:type="spellEnd"/>
+        <w:t>left()</w:t>
+      </w:r>
+      <w:r>
+        <w:t>,</w:t>
+      </w:r>
       <w:r>
         <w:rPr>
           <w:i/>
           <w:iCs/>
         </w:rPr>
-        <w:t>(</w:t>
-      </w:r>
-      <w:proofErr w:type="gramEnd"/>
+        <w:t xml:space="preserve"> right()</w:t>
+      </w:r>
+      <w:r>
+        <w:t xml:space="preserve">, </w:t>
+      </w:r>
       <w:r>
         <w:rPr>
           <w:i/>
           <w:iCs/>
         </w:rPr>
-        <w:t>)</w:t>
-      </w:r>
-      <w:r>
-        <w:t>,</w:t>
+        <w:t>up()</w:t>
+      </w:r>
+      <w:r>
+        <w:t xml:space="preserve">, </w:t>
       </w:r>
       <w:r>
         <w:rPr>
           <w:i/>
           <w:iCs/>
         </w:rPr>
-        <w:t xml:space="preserve"> </w:t>
-      </w:r>
-      <w:proofErr w:type="spellStart"/>
-      <w:r>
-        <w:rPr>
-          <w:i/>
-          <w:iCs/>
-        </w:rPr>
-        <w:t>right</w:t>
-      </w:r>
-      <w:proofErr w:type="spellEnd"/>
-      <w:r>
-        <w:rPr>
-          <w:i/>
-          <w:iCs/>
-        </w:rPr>
-        <w:t>()</w:t>
-      </w:r>
-      <w:r>
-        <w:t xml:space="preserve">, </w:t>
-      </w:r>
-      <w:proofErr w:type="spellStart"/>
-      <w:r>
-        <w:rPr>
-          <w:i/>
-          <w:iCs/>
-        </w:rPr>
-        <w:t>up</w:t>
-      </w:r>
-      <w:proofErr w:type="spellEnd"/>
-      <w:r>
-        <w:rPr>
-          <w:i/>
-          <w:iCs/>
-        </w:rPr>
-        <w:t>()</w:t>
-      </w:r>
-      <w:r>
-        <w:t xml:space="preserve">, </w:t>
-      </w:r>
-      <w:proofErr w:type="spellStart"/>
-      <w:r>
-        <w:rPr>
-          <w:i/>
-          <w:iCs/>
-        </w:rPr>
-        <w:t>down</w:t>
-      </w:r>
-      <w:proofErr w:type="spellEnd"/>
-      <w:r>
-        <w:rPr>
-          <w:i/>
-          <w:iCs/>
-        </w:rPr>
-        <w:t>()</w:t>
+        <w:t>down()</w:t>
       </w:r>
       <w:r>
         <w:t>).</w:t>
@@ -9854,7 +8512,6 @@
       <w:r>
         <w:t xml:space="preserve">- Инициализация всех фигур, включая новый </w:t>
       </w:r>
-      <w:proofErr w:type="spellStart"/>
       <w:r>
         <w:rPr>
           <w:i/>
@@ -9862,7 +8519,6 @@
         </w:rPr>
         <w:t>diagonal_cross</w:t>
       </w:r>
-      <w:proofErr w:type="spellEnd"/>
       <w:r>
         <w:t>.</w:t>
       </w:r>
@@ -9952,7 +8608,7 @@
         </w:rPr>
         <w:t xml:space="preserve">URL: </w:t>
       </w:r>
-      <w:hyperlink r:id="rId11" w:history="1">
+      <w:hyperlink r:id="rId13" w:history="1">
         <w:r>
           <w:rPr>
             <w:rStyle w:val="a8"/>
@@ -9973,7 +8629,7 @@
       </w:r>
     </w:p>
     <w:sectPr>
-      <w:footerReference w:type="default" r:id="rId12"/>
+      <w:footerReference w:type="default" r:id="rId14"/>
       <w:pgSz w:w="11906" w:h="16838"/>
       <w:pgMar w:top="1134" w:right="850" w:bottom="1134" w:left="1701" w:header="708" w:footer="461" w:gutter="0"/>
       <w:cols w:space="708"/>
@@ -9985,7 +8641,7 @@
 </file>
 
 <file path=word/endnotes.xml><?xml version="1.0" encoding="utf-8"?>
-<w:endnotes xmlns:wpc="http://schemas.microsoft.com/office/word/2010/wordprocessingCanvas" xmlns:cx="http://schemas.microsoft.com/office/drawing/2014/chartex" xmlns:cx1="http://schemas.microsoft.com/office/drawing/2015/9/8/chartex" xmlns:cx2="http://schemas.microsoft.com/office/drawing/2015/10/21/chartex" xmlns:cx3="http://schemas.microsoft.com/office/drawing/2016/5/9/chartex" xmlns:cx4="http://schemas.microsoft.com/office/drawing/2016/5/10/chartex" xmlns:cx5="http://schemas.microsoft.com/office/drawing/2016/5/11/chartex" xmlns:cx6="http://schemas.microsoft.com/office/drawing/2016/5/12/chartex" xmlns:cx7="http://schemas.microsoft.com/office/drawing/2016/5/13/chartex" xmlns:cx8="http://schemas.microsoft.com/office/drawing/2016/5/14/chartex" xmlns:mc="http://schemas.openxmlformats.org/markup-compatibility/2006" xmlns:aink="http://schemas.microsoft.com/office/drawing/2016/ink" xmlns:am3d="http://schemas.microsoft.com/office/drawing/2017/model3d" xmlns:o="urn:schemas-microsoft-com:office:office" xmlns:oel="http://schemas.microsoft.com/office/2019/extlst" xmlns:r="http://schemas.openxmlformats.org/officeDocument/2006/relationships" xmlns:m="http://schemas.openxmlformats.org/officeDocument/2006/math" xmlns:v="urn:schemas-microsoft-com:vml" xmlns:wp14="http://schemas.microsoft.com/office/word/2010/wordprocessingDrawing" xmlns:wp="http://schemas.openxmlformats.org/drawingml/2006/wordprocessingDrawing" xmlns:w10="urn:schemas-microsoft-com:office:word" xmlns:w="http://schemas.openxmlformats.org/wordprocessingml/2006/main" xmlns:w14="http://schemas.microsoft.com/office/word/2010/wordml" xmlns:w15="http://schemas.microsoft.com/office/word/2012/wordml" xmlns:w16cex="http://schemas.microsoft.com/office/word/2018/wordml/cex" xmlns:w16cid="http://schemas.microsoft.com/office/word/2016/wordml/cid" xmlns:w16="http://schemas.microsoft.com/office/word/2018/wordml" xmlns:w16sdtdh="http://schemas.microsoft.com/office/word/2020/wordml/sdtdatahash" xmlns:w16se="http://schemas.microsoft.com/office/word/2015/wordml/symex" xmlns:wpg="http://schemas.microsoft.com/office/word/2010/wordprocessingGroup" xmlns:wpi="http://schemas.microsoft.com/office/word/2010/wordprocessingInk" xmlns:wne="http://schemas.microsoft.com/office/word/2006/wordml" xmlns:wps="http://schemas.microsoft.com/office/word/2010/wordprocessingShape" mc:Ignorable="w14 w15 w16se w16cid w16 w16cex w16sdtdh wp14">
+<w:endnotes xmlns:wpc="http://schemas.microsoft.com/office/word/2010/wordprocessingCanvas" xmlns:cx="http://schemas.microsoft.com/office/drawing/2014/chartex" xmlns:cx1="http://schemas.microsoft.com/office/drawing/2015/9/8/chartex" xmlns:cx2="http://schemas.microsoft.com/office/drawing/2015/10/21/chartex" xmlns:cx3="http://schemas.microsoft.com/office/drawing/2016/5/9/chartex" xmlns:cx4="http://schemas.microsoft.com/office/drawing/2016/5/10/chartex" xmlns:cx5="http://schemas.microsoft.com/office/drawing/2016/5/11/chartex" xmlns:cx6="http://schemas.microsoft.com/office/drawing/2016/5/12/chartex" xmlns:cx7="http://schemas.microsoft.com/office/drawing/2016/5/13/chartex" xmlns:cx8="http://schemas.microsoft.com/office/drawing/2016/5/14/chartex" xmlns:mc="http://schemas.openxmlformats.org/markup-compatibility/2006" xmlns:aink="http://schemas.microsoft.com/office/drawing/2016/ink" xmlns:am3d="http://schemas.microsoft.com/office/drawing/2017/model3d" xmlns:o="urn:schemas-microsoft-com:office:office" xmlns:r="http://schemas.openxmlformats.org/officeDocument/2006/relationships" xmlns:m="http://schemas.openxmlformats.org/officeDocument/2006/math" xmlns:v="urn:schemas-microsoft-com:vml" xmlns:wp14="http://schemas.microsoft.com/office/word/2010/wordprocessingDrawing" xmlns:wp="http://schemas.openxmlformats.org/drawingml/2006/wordprocessingDrawing" xmlns:w10="urn:schemas-microsoft-com:office:word" xmlns:w="http://schemas.openxmlformats.org/wordprocessingml/2006/main" xmlns:w14="http://schemas.microsoft.com/office/word/2010/wordml" xmlns:w15="http://schemas.microsoft.com/office/word/2012/wordml" xmlns:w16cex="http://schemas.microsoft.com/office/word/2018/wordml/cex" xmlns:w16cid="http://schemas.microsoft.com/office/word/2016/wordml/cid" xmlns:w16="http://schemas.microsoft.com/office/word/2018/wordml" xmlns:w16sdtdh="http://schemas.microsoft.com/office/word/2020/wordml/sdtdatahash" xmlns:w16se="http://schemas.microsoft.com/office/word/2015/wordml/symex" xmlns:wpg="http://schemas.microsoft.com/office/word/2010/wordprocessingGroup" xmlns:wpi="http://schemas.microsoft.com/office/word/2010/wordprocessingInk" xmlns:wne="http://schemas.microsoft.com/office/word/2006/wordml" xmlns:wps="http://schemas.microsoft.com/office/word/2010/wordprocessingShape" mc:Ignorable="w14 w15 w16se w16cid w16 w16cex w16sdtdh wp14">
   <w:endnote w:type="separator" w:id="-1">
     <w:p>
       <w:pPr>
@@ -10017,7 +8673,7 @@
 </file>
 
 <file path=word/footer1.xml><?xml version="1.0" encoding="utf-8"?>
-<w:ftr xmlns:wpc="http://schemas.microsoft.com/office/word/2010/wordprocessingCanvas" xmlns:cx="http://schemas.microsoft.com/office/drawing/2014/chartex" xmlns:cx1="http://schemas.microsoft.com/office/drawing/2015/9/8/chartex" xmlns:cx2="http://schemas.microsoft.com/office/drawing/2015/10/21/chartex" xmlns:cx3="http://schemas.microsoft.com/office/drawing/2016/5/9/chartex" xmlns:cx4="http://schemas.microsoft.com/office/drawing/2016/5/10/chartex" xmlns:cx5="http://schemas.microsoft.com/office/drawing/2016/5/11/chartex" xmlns:cx6="http://schemas.microsoft.com/office/drawing/2016/5/12/chartex" xmlns:cx7="http://schemas.microsoft.com/office/drawing/2016/5/13/chartex" xmlns:cx8="http://schemas.microsoft.com/office/drawing/2016/5/14/chartex" xmlns:mc="http://schemas.openxmlformats.org/markup-compatibility/2006" xmlns:aink="http://schemas.microsoft.com/office/drawing/2016/ink" xmlns:am3d="http://schemas.microsoft.com/office/drawing/2017/model3d" xmlns:o="urn:schemas-microsoft-com:office:office" xmlns:oel="http://schemas.microsoft.com/office/2019/extlst" xmlns:r="http://schemas.openxmlformats.org/officeDocument/2006/relationships" xmlns:m="http://schemas.openxmlformats.org/officeDocument/2006/math" xmlns:v="urn:schemas-microsoft-com:vml" xmlns:wp14="http://schemas.microsoft.com/office/word/2010/wordprocessingDrawing" xmlns:wp="http://schemas.openxmlformats.org/drawingml/2006/wordprocessingDrawing" xmlns:w10="urn:schemas-microsoft-com:office:word" xmlns:w="http://schemas.openxmlformats.org/wordprocessingml/2006/main" xmlns:w14="http://schemas.microsoft.com/office/word/2010/wordml" xmlns:w15="http://schemas.microsoft.com/office/word/2012/wordml" xmlns:w16cex="http://schemas.microsoft.com/office/word/2018/wordml/cex" xmlns:w16cid="http://schemas.microsoft.com/office/word/2016/wordml/cid" xmlns:w16="http://schemas.microsoft.com/office/word/2018/wordml" xmlns:w16sdtdh="http://schemas.microsoft.com/office/word/2020/wordml/sdtdatahash" xmlns:w16se="http://schemas.microsoft.com/office/word/2015/wordml/symex" xmlns:wpg="http://schemas.microsoft.com/office/word/2010/wordprocessingGroup" xmlns:wpi="http://schemas.microsoft.com/office/word/2010/wordprocessingInk" xmlns:wne="http://schemas.microsoft.com/office/word/2006/wordml" xmlns:wps="http://schemas.microsoft.com/office/word/2010/wordprocessingShape" mc:Ignorable="w14 w15 w16se w16cid w16 w16cex w16sdtdh wp14">
+<w:ftr xmlns:wpc="http://schemas.microsoft.com/office/word/2010/wordprocessingCanvas" xmlns:cx="http://schemas.microsoft.com/office/drawing/2014/chartex" xmlns:cx1="http://schemas.microsoft.com/office/drawing/2015/9/8/chartex" xmlns:cx2="http://schemas.microsoft.com/office/drawing/2015/10/21/chartex" xmlns:cx3="http://schemas.microsoft.com/office/drawing/2016/5/9/chartex" xmlns:cx4="http://schemas.microsoft.com/office/drawing/2016/5/10/chartex" xmlns:cx5="http://schemas.microsoft.com/office/drawing/2016/5/11/chartex" xmlns:cx6="http://schemas.microsoft.com/office/drawing/2016/5/12/chartex" xmlns:cx7="http://schemas.microsoft.com/office/drawing/2016/5/13/chartex" xmlns:cx8="http://schemas.microsoft.com/office/drawing/2016/5/14/chartex" xmlns:mc="http://schemas.openxmlformats.org/markup-compatibility/2006" xmlns:aink="http://schemas.microsoft.com/office/drawing/2016/ink" xmlns:am3d="http://schemas.microsoft.com/office/drawing/2017/model3d" xmlns:o="urn:schemas-microsoft-com:office:office" xmlns:r="http://schemas.openxmlformats.org/officeDocument/2006/relationships" xmlns:m="http://schemas.openxmlformats.org/officeDocument/2006/math" xmlns:v="urn:schemas-microsoft-com:vml" xmlns:wp14="http://schemas.microsoft.com/office/word/2010/wordprocessingDrawing" xmlns:wp="http://schemas.openxmlformats.org/drawingml/2006/wordprocessingDrawing" xmlns:w10="urn:schemas-microsoft-com:office:word" xmlns:w="http://schemas.openxmlformats.org/wordprocessingml/2006/main" xmlns:w14="http://schemas.microsoft.com/office/word/2010/wordml" xmlns:w15="http://schemas.microsoft.com/office/word/2012/wordml" xmlns:w16cex="http://schemas.microsoft.com/office/word/2018/wordml/cex" xmlns:w16cid="http://schemas.microsoft.com/office/word/2016/wordml/cid" xmlns:w16="http://schemas.microsoft.com/office/word/2018/wordml" xmlns:w16sdtdh="http://schemas.microsoft.com/office/word/2020/wordml/sdtdatahash" xmlns:w16se="http://schemas.microsoft.com/office/word/2015/wordml/symex" xmlns:wpg="http://schemas.microsoft.com/office/word/2010/wordprocessingGroup" xmlns:wpi="http://schemas.microsoft.com/office/word/2010/wordprocessingInk" xmlns:wne="http://schemas.microsoft.com/office/word/2006/wordml" xmlns:wps="http://schemas.microsoft.com/office/word/2010/wordprocessingShape" mc:Ignorable="w14 w15 w16se w16cid w16 w16cex w16sdtdh wp14">
   <w:sdt>
     <w:sdtPr>
       <w:id w:val="1656793164"/>
@@ -10026,6 +8682,7 @@
         <w:docPartUnique/>
       </w:docPartObj>
     </w:sdtPr>
+    <w:sdtEndPr/>
     <w:sdtContent>
       <w:p>
         <w:pPr>
@@ -10055,7 +8712,7 @@
 </file>
 
 <file path=word/footnotes.xml><?xml version="1.0" encoding="utf-8"?>
-<w:footnotes xmlns:wpc="http://schemas.microsoft.com/office/word/2010/wordprocessingCanvas" xmlns:cx="http://schemas.microsoft.com/office/drawing/2014/chartex" xmlns:cx1="http://schemas.microsoft.com/office/drawing/2015/9/8/chartex" xmlns:cx2="http://schemas.microsoft.com/office/drawing/2015/10/21/chartex" xmlns:cx3="http://schemas.microsoft.com/office/drawing/2016/5/9/chartex" xmlns:cx4="http://schemas.microsoft.com/office/drawing/2016/5/10/chartex" xmlns:cx5="http://schemas.microsoft.com/office/drawing/2016/5/11/chartex" xmlns:cx6="http://schemas.microsoft.com/office/drawing/2016/5/12/chartex" xmlns:cx7="http://schemas.microsoft.com/office/drawing/2016/5/13/chartex" xmlns:cx8="http://schemas.microsoft.com/office/drawing/2016/5/14/chartex" xmlns:mc="http://schemas.openxmlformats.org/markup-compatibility/2006" xmlns:aink="http://schemas.microsoft.com/office/drawing/2016/ink" xmlns:am3d="http://schemas.microsoft.com/office/drawing/2017/model3d" xmlns:o="urn:schemas-microsoft-com:office:office" xmlns:oel="http://schemas.microsoft.com/office/2019/extlst" xmlns:r="http://schemas.openxmlformats.org/officeDocument/2006/relationships" xmlns:m="http://schemas.openxmlformats.org/officeDocument/2006/math" xmlns:v="urn:schemas-microsoft-com:vml" xmlns:wp14="http://schemas.microsoft.com/office/word/2010/wordprocessingDrawing" xmlns:wp="http://schemas.openxmlformats.org/drawingml/2006/wordprocessingDrawing" xmlns:w10="urn:schemas-microsoft-com:office:word" xmlns:w="http://schemas.openxmlformats.org/wordprocessingml/2006/main" xmlns:w14="http://schemas.microsoft.com/office/word/2010/wordml" xmlns:w15="http://schemas.microsoft.com/office/word/2012/wordml" xmlns:w16cex="http://schemas.microsoft.com/office/word/2018/wordml/cex" xmlns:w16cid="http://schemas.microsoft.com/office/word/2016/wordml/cid" xmlns:w16="http://schemas.microsoft.com/office/word/2018/wordml" xmlns:w16sdtdh="http://schemas.microsoft.com/office/word/2020/wordml/sdtdatahash" xmlns:w16se="http://schemas.microsoft.com/office/word/2015/wordml/symex" xmlns:wpg="http://schemas.microsoft.com/office/word/2010/wordprocessingGroup" xmlns:wpi="http://schemas.microsoft.com/office/word/2010/wordprocessingInk" xmlns:wne="http://schemas.microsoft.com/office/word/2006/wordml" xmlns:wps="http://schemas.microsoft.com/office/word/2010/wordprocessingShape" mc:Ignorable="w14 w15 w16se w16cid w16 w16cex w16sdtdh wp14">
+<w:footnotes xmlns:wpc="http://schemas.microsoft.com/office/word/2010/wordprocessingCanvas" xmlns:cx="http://schemas.microsoft.com/office/drawing/2014/chartex" xmlns:cx1="http://schemas.microsoft.com/office/drawing/2015/9/8/chartex" xmlns:cx2="http://schemas.microsoft.com/office/drawing/2015/10/21/chartex" xmlns:cx3="http://schemas.microsoft.com/office/drawing/2016/5/9/chartex" xmlns:cx4="http://schemas.microsoft.com/office/drawing/2016/5/10/chartex" xmlns:cx5="http://schemas.microsoft.com/office/drawing/2016/5/11/chartex" xmlns:cx6="http://schemas.microsoft.com/office/drawing/2016/5/12/chartex" xmlns:cx7="http://schemas.microsoft.com/office/drawing/2016/5/13/chartex" xmlns:cx8="http://schemas.microsoft.com/office/drawing/2016/5/14/chartex" xmlns:mc="http://schemas.openxmlformats.org/markup-compatibility/2006" xmlns:aink="http://schemas.microsoft.com/office/drawing/2016/ink" xmlns:am3d="http://schemas.microsoft.com/office/drawing/2017/model3d" xmlns:o="urn:schemas-microsoft-com:office:office" xmlns:r="http://schemas.openxmlformats.org/officeDocument/2006/relationships" xmlns:m="http://schemas.openxmlformats.org/officeDocument/2006/math" xmlns:v="urn:schemas-microsoft-com:vml" xmlns:wp14="http://schemas.microsoft.com/office/word/2010/wordprocessingDrawing" xmlns:wp="http://schemas.openxmlformats.org/drawingml/2006/wordprocessingDrawing" xmlns:w10="urn:schemas-microsoft-com:office:word" xmlns:w="http://schemas.openxmlformats.org/wordprocessingml/2006/main" xmlns:w14="http://schemas.microsoft.com/office/word/2010/wordml" xmlns:w15="http://schemas.microsoft.com/office/word/2012/wordml" xmlns:w16cex="http://schemas.microsoft.com/office/word/2018/wordml/cex" xmlns:w16cid="http://schemas.microsoft.com/office/word/2016/wordml/cid" xmlns:w16="http://schemas.microsoft.com/office/word/2018/wordml" xmlns:w16sdtdh="http://schemas.microsoft.com/office/word/2020/wordml/sdtdatahash" xmlns:w16se="http://schemas.microsoft.com/office/word/2015/wordml/symex" xmlns:wpg="http://schemas.microsoft.com/office/word/2010/wordprocessingGroup" xmlns:wpi="http://schemas.microsoft.com/office/word/2010/wordprocessingInk" xmlns:wne="http://schemas.microsoft.com/office/word/2006/wordml" xmlns:wps="http://schemas.microsoft.com/office/word/2010/wordprocessingShape" mc:Ignorable="w14 w15 w16se w16cid w16 w16cex w16sdtdh wp14">
   <w:footnote w:type="separator" w:id="-1">
     <w:p>
       <w:pPr>
@@ -10087,7 +8744,7 @@
 </file>
 
 <file path=word/numbering.xml><?xml version="1.0" encoding="utf-8"?>
-<w:numbering xmlns:wpc="http://schemas.microsoft.com/office/word/2010/wordprocessingCanvas" xmlns:cx="http://schemas.microsoft.com/office/drawing/2014/chartex" xmlns:cx1="http://schemas.microsoft.com/office/drawing/2015/9/8/chartex" xmlns:cx2="http://schemas.microsoft.com/office/drawing/2015/10/21/chartex" xmlns:cx3="http://schemas.microsoft.com/office/drawing/2016/5/9/chartex" xmlns:cx4="http://schemas.microsoft.com/office/drawing/2016/5/10/chartex" xmlns:cx5="http://schemas.microsoft.com/office/drawing/2016/5/11/chartex" xmlns:cx6="http://schemas.microsoft.com/office/drawing/2016/5/12/chartex" xmlns:cx7="http://schemas.microsoft.com/office/drawing/2016/5/13/chartex" xmlns:cx8="http://schemas.microsoft.com/office/drawing/2016/5/14/chartex" xmlns:mc="http://schemas.openxmlformats.org/markup-compatibility/2006" xmlns:aink="http://schemas.microsoft.com/office/drawing/2016/ink" xmlns:am3d="http://schemas.microsoft.com/office/drawing/2017/model3d" xmlns:o="urn:schemas-microsoft-com:office:office" xmlns:oel="http://schemas.microsoft.com/office/2019/extlst" xmlns:r="http://schemas.openxmlformats.org/officeDocument/2006/relationships" xmlns:m="http://schemas.openxmlformats.org/officeDocument/2006/math" xmlns:v="urn:schemas-microsoft-com:vml" xmlns:wp14="http://schemas.microsoft.com/office/word/2010/wordprocessingDrawing" xmlns:wp="http://schemas.openxmlformats.org/drawingml/2006/wordprocessingDrawing" xmlns:w10="urn:schemas-microsoft-com:office:word" xmlns:w="http://schemas.openxmlformats.org/wordprocessingml/2006/main" xmlns:w14="http://schemas.microsoft.com/office/word/2010/wordml" xmlns:w15="http://schemas.microsoft.com/office/word/2012/wordml" xmlns:w16cex="http://schemas.microsoft.com/office/word/2018/wordml/cex" xmlns:w16cid="http://schemas.microsoft.com/office/word/2016/wordml/cid" xmlns:w16="http://schemas.microsoft.com/office/word/2018/wordml" xmlns:w16sdtdh="http://schemas.microsoft.com/office/word/2020/wordml/sdtdatahash" xmlns:w16se="http://schemas.microsoft.com/office/word/2015/wordml/symex" xmlns:wpg="http://schemas.microsoft.com/office/word/2010/wordprocessingGroup" xmlns:wpi="http://schemas.microsoft.com/office/word/2010/wordprocessingInk" xmlns:wne="http://schemas.microsoft.com/office/word/2006/wordml" xmlns:wps="http://schemas.microsoft.com/office/word/2010/wordprocessingShape" mc:Ignorable="w14 w15 w16se w16cid w16 w16cex w16sdtdh wp14">
+<w:numbering xmlns:wpc="http://schemas.microsoft.com/office/word/2010/wordprocessingCanvas" xmlns:cx="http://schemas.microsoft.com/office/drawing/2014/chartex" xmlns:cx1="http://schemas.microsoft.com/office/drawing/2015/9/8/chartex" xmlns:cx2="http://schemas.microsoft.com/office/drawing/2015/10/21/chartex" xmlns:cx3="http://schemas.microsoft.com/office/drawing/2016/5/9/chartex" xmlns:cx4="http://schemas.microsoft.com/office/drawing/2016/5/10/chartex" xmlns:cx5="http://schemas.microsoft.com/office/drawing/2016/5/11/chartex" xmlns:cx6="http://schemas.microsoft.com/office/drawing/2016/5/12/chartex" xmlns:cx7="http://schemas.microsoft.com/office/drawing/2016/5/13/chartex" xmlns:cx8="http://schemas.microsoft.com/office/drawing/2016/5/14/chartex" xmlns:mc="http://schemas.openxmlformats.org/markup-compatibility/2006" xmlns:aink="http://schemas.microsoft.com/office/drawing/2016/ink" xmlns:am3d="http://schemas.microsoft.com/office/drawing/2017/model3d" xmlns:o="urn:schemas-microsoft-com:office:office" xmlns:r="http://schemas.openxmlformats.org/officeDocument/2006/relationships" xmlns:m="http://schemas.openxmlformats.org/officeDocument/2006/math" xmlns:v="urn:schemas-microsoft-com:vml" xmlns:wp14="http://schemas.microsoft.com/office/word/2010/wordprocessingDrawing" xmlns:wp="http://schemas.openxmlformats.org/drawingml/2006/wordprocessingDrawing" xmlns:w10="urn:schemas-microsoft-com:office:word" xmlns:w="http://schemas.openxmlformats.org/wordprocessingml/2006/main" xmlns:w14="http://schemas.microsoft.com/office/word/2010/wordml" xmlns:w15="http://schemas.microsoft.com/office/word/2012/wordml" xmlns:w16cex="http://schemas.microsoft.com/office/word/2018/wordml/cex" xmlns:w16cid="http://schemas.microsoft.com/office/word/2016/wordml/cid" xmlns:w16="http://schemas.microsoft.com/office/word/2018/wordml" xmlns:w16sdtdh="http://schemas.microsoft.com/office/word/2020/wordml/sdtdatahash" xmlns:w16se="http://schemas.microsoft.com/office/word/2015/wordml/symex" xmlns:wpg="http://schemas.microsoft.com/office/word/2010/wordprocessingGroup" xmlns:wpi="http://schemas.microsoft.com/office/word/2010/wordprocessingInk" xmlns:wne="http://schemas.microsoft.com/office/word/2006/wordml" xmlns:wps="http://schemas.microsoft.com/office/word/2010/wordprocessingShape" mc:Ignorable="w14 w15 w16se w16cid w16 w16cex w16sdtdh wp14">
   <w:abstractNum w:abstractNumId="0" w15:restartNumberingAfterBreak="0">
     <w:nsid w:val="10BA691D"/>
     <w:multiLevelType w:val="hybridMultilevel"/>
@@ -11123,28 +9780,28 @@
       </w:pPr>
     </w:lvl>
   </w:abstractNum>
-  <w:num w:numId="1" w16cid:durableId="2060277795">
+  <w:num w:numId="1">
     <w:abstractNumId w:val="6"/>
   </w:num>
-  <w:num w:numId="2" w16cid:durableId="1971787367">
+  <w:num w:numId="2">
     <w:abstractNumId w:val="4"/>
   </w:num>
-  <w:num w:numId="3" w16cid:durableId="271985481">
+  <w:num w:numId="3">
     <w:abstractNumId w:val="5"/>
   </w:num>
-  <w:num w:numId="4" w16cid:durableId="666517548">
+  <w:num w:numId="4">
     <w:abstractNumId w:val="2"/>
   </w:num>
-  <w:num w:numId="5" w16cid:durableId="682590003">
+  <w:num w:numId="5">
     <w:abstractNumId w:val="3"/>
   </w:num>
-  <w:num w:numId="6" w16cid:durableId="924070868">
+  <w:num w:numId="6">
     <w:abstractNumId w:val="1"/>
   </w:num>
-  <w:num w:numId="7" w16cid:durableId="265626212">
+  <w:num w:numId="7">
     <w:abstractNumId w:val="0"/>
   </w:num>
-  <w:num w:numId="8" w16cid:durableId="1289432250">
+  <w:num w:numId="8">
     <w:abstractNumId w:val="0"/>
     <w:lvlOverride w:ilvl="0">
       <w:startOverride w:val="1"/>
@@ -11174,10 +9831,10 @@
       <w:startOverride w:val="1"/>
     </w:lvlOverride>
   </w:num>
-  <w:num w:numId="9" w16cid:durableId="1761103844">
+  <w:num w:numId="9">
     <w:abstractNumId w:val="7"/>
   </w:num>
-  <w:num w:numId="10" w16cid:durableId="440497193">
+  <w:num w:numId="10">
     <w:abstractNumId w:val="8"/>
   </w:num>
 </w:numbering>
@@ -11640,6 +10297,7 @@
   <w:style w:type="character" w:default="1" w:styleId="a0">
     <w:name w:val="Default Paragraph Font"/>
     <w:uiPriority w:val="1"/>
+    <w:semiHidden/>
     <w:unhideWhenUsed/>
   </w:style>
   <w:style w:type="table" w:default="1" w:styleId="a1">

--- a/3312lebedev&sharapov-lab01.docx
+++ b/3312lebedev&sharapov-lab01.docx
@@ -1,6 +1,6 @@
 
 <file path=word/document.xml><?xml version="1.0" encoding="utf-8"?>
-<w:document xmlns:wpc="http://schemas.microsoft.com/office/word/2010/wordprocessingCanvas" xmlns:cx="http://schemas.microsoft.com/office/drawing/2014/chartex" xmlns:cx1="http://schemas.microsoft.com/office/drawing/2015/9/8/chartex" xmlns:cx2="http://schemas.microsoft.com/office/drawing/2015/10/21/chartex" xmlns:cx3="http://schemas.microsoft.com/office/drawing/2016/5/9/chartex" xmlns:cx4="http://schemas.microsoft.com/office/drawing/2016/5/10/chartex" xmlns:cx5="http://schemas.microsoft.com/office/drawing/2016/5/11/chartex" xmlns:cx6="http://schemas.microsoft.com/office/drawing/2016/5/12/chartex" xmlns:cx7="http://schemas.microsoft.com/office/drawing/2016/5/13/chartex" xmlns:cx8="http://schemas.microsoft.com/office/drawing/2016/5/14/chartex" xmlns:mc="http://schemas.openxmlformats.org/markup-compatibility/2006" xmlns:aink="http://schemas.microsoft.com/office/drawing/2016/ink" xmlns:am3d="http://schemas.microsoft.com/office/drawing/2017/model3d" xmlns:o="urn:schemas-microsoft-com:office:office" xmlns:r="http://schemas.openxmlformats.org/officeDocument/2006/relationships" xmlns:m="http://schemas.openxmlformats.org/officeDocument/2006/math" xmlns:v="urn:schemas-microsoft-com:vml" xmlns:wp14="http://schemas.microsoft.com/office/word/2010/wordprocessingDrawing" xmlns:wp="http://schemas.openxmlformats.org/drawingml/2006/wordprocessingDrawing" xmlns:w10="urn:schemas-microsoft-com:office:word" xmlns:w="http://schemas.openxmlformats.org/wordprocessingml/2006/main" xmlns:w14="http://schemas.microsoft.com/office/word/2010/wordml" xmlns:w15="http://schemas.microsoft.com/office/word/2012/wordml" xmlns:w16cex="http://schemas.microsoft.com/office/word/2018/wordml/cex" xmlns:w16cid="http://schemas.microsoft.com/office/word/2016/wordml/cid" xmlns:w16="http://schemas.microsoft.com/office/word/2018/wordml" xmlns:w16sdtdh="http://schemas.microsoft.com/office/word/2020/wordml/sdtdatahash" xmlns:w16se="http://schemas.microsoft.com/office/word/2015/wordml/symex" xmlns:wpg="http://schemas.microsoft.com/office/word/2010/wordprocessingGroup" xmlns:wpi="http://schemas.microsoft.com/office/word/2010/wordprocessingInk" xmlns:wne="http://schemas.microsoft.com/office/word/2006/wordml" xmlns:wps="http://schemas.microsoft.com/office/word/2010/wordprocessingShape" mc:Ignorable="w14 w15 w16se w16cid w16 w16cex w16sdtdh wp14">
+<w:document xmlns:wpc="http://schemas.microsoft.com/office/word/2010/wordprocessingCanvas" xmlns:cx="http://schemas.microsoft.com/office/drawing/2014/chartex" xmlns:cx1="http://schemas.microsoft.com/office/drawing/2015/9/8/chartex" xmlns:cx2="http://schemas.microsoft.com/office/drawing/2015/10/21/chartex" xmlns:cx3="http://schemas.microsoft.com/office/drawing/2016/5/9/chartex" xmlns:cx4="http://schemas.microsoft.com/office/drawing/2016/5/10/chartex" xmlns:cx5="http://schemas.microsoft.com/office/drawing/2016/5/11/chartex" xmlns:cx6="http://schemas.microsoft.com/office/drawing/2016/5/12/chartex" xmlns:cx7="http://schemas.microsoft.com/office/drawing/2016/5/13/chartex" xmlns:cx8="http://schemas.microsoft.com/office/drawing/2016/5/14/chartex" xmlns:mc="http://schemas.openxmlformats.org/markup-compatibility/2006" xmlns:aink="http://schemas.microsoft.com/office/drawing/2016/ink" xmlns:am3d="http://schemas.microsoft.com/office/drawing/2017/model3d" xmlns:o="urn:schemas-microsoft-com:office:office" xmlns:oel="http://schemas.microsoft.com/office/2019/extlst" xmlns:r="http://schemas.openxmlformats.org/officeDocument/2006/relationships" xmlns:m="http://schemas.openxmlformats.org/officeDocument/2006/math" xmlns:v="urn:schemas-microsoft-com:vml" xmlns:wp14="http://schemas.microsoft.com/office/word/2010/wordprocessingDrawing" xmlns:wp="http://schemas.openxmlformats.org/drawingml/2006/wordprocessingDrawing" xmlns:w10="urn:schemas-microsoft-com:office:word" xmlns:w="http://schemas.openxmlformats.org/wordprocessingml/2006/main" xmlns:w14="http://schemas.microsoft.com/office/word/2010/wordml" xmlns:w15="http://schemas.microsoft.com/office/word/2012/wordml" xmlns:w16cex="http://schemas.microsoft.com/office/word/2018/wordml/cex" xmlns:w16cid="http://schemas.microsoft.com/office/word/2016/wordml/cid" xmlns:w16="http://schemas.microsoft.com/office/word/2018/wordml" xmlns:w16sdtdh="http://schemas.microsoft.com/office/word/2020/wordml/sdtdatahash" xmlns:w16se="http://schemas.microsoft.com/office/word/2015/wordml/symex" xmlns:wpg="http://schemas.microsoft.com/office/word/2010/wordprocessingGroup" xmlns:wpi="http://schemas.microsoft.com/office/word/2010/wordprocessingInk" xmlns:wne="http://schemas.microsoft.com/office/word/2006/wordml" xmlns:wps="http://schemas.microsoft.com/office/word/2010/wordprocessingShape" mc:Ignorable="w14 w15 w16se w16cid w16 w16cex w16sdtdh wp14">
   <w:body>
     <w:p>
       <w:pPr>
@@ -461,8 +461,11 @@
             <w:rPr>
               <w:rFonts w:asciiTheme="minorHAnsi" w:eastAsiaTheme="minorEastAsia" w:hAnsiTheme="minorHAnsi"/>
               <w:noProof/>
-              <w:sz w:val="22"/>
+              <w:kern w:val="2"/>
+              <w:sz w:val="24"/>
+              <w:szCs w:val="24"/>
               <w:lang w:eastAsia="ru-RU"/>
+              <w14:ligatures w14:val="standardContextual"/>
             </w:rPr>
           </w:pPr>
           <w:r>
@@ -486,7 +489,7 @@
             </w:rPr>
             <w:fldChar w:fldCharType="separate"/>
           </w:r>
-          <w:hyperlink w:anchor="_Toc191321785" w:history="1">
+          <w:hyperlink w:anchor="_Toc191496865" w:history="1">
             <w:r>
               <w:rPr>
                 <w:rStyle w:val="a8"/>
@@ -513,7 +516,220 @@
                 <w:noProof/>
                 <w:webHidden/>
               </w:rPr>
-              <w:instrText xml:space="preserve"> PAGEREF _Toc191321785 \h </w:instrText>
+              <w:instrText xml:space="preserve"> PAGEREF _Toc191496865 \h </w:instrText>
+            </w:r>
+            <w:r>
+              <w:rPr>
+                <w:noProof/>
+                <w:webHidden/>
+              </w:rPr>
+            </w:r>
+            <w:r>
+              <w:rPr>
+                <w:noProof/>
+                <w:webHidden/>
+              </w:rPr>
+              <w:fldChar w:fldCharType="separate"/>
+            </w:r>
+            <w:r>
+              <w:rPr>
+                <w:noProof/>
+                <w:webHidden/>
+              </w:rPr>
+              <w:t>3</w:t>
+            </w:r>
+            <w:r>
+              <w:rPr>
+                <w:noProof/>
+                <w:webHidden/>
+              </w:rPr>
+              <w:fldChar w:fldCharType="end"/>
+            </w:r>
+          </w:hyperlink>
+        </w:p>
+        <w:p>
+          <w:pPr>
+            <w:pStyle w:val="11"/>
+            <w:rPr>
+              <w:rFonts w:asciiTheme="minorHAnsi" w:eastAsiaTheme="minorEastAsia" w:hAnsiTheme="minorHAnsi"/>
+              <w:noProof/>
+              <w:kern w:val="2"/>
+              <w:sz w:val="24"/>
+              <w:szCs w:val="24"/>
+              <w:lang w:eastAsia="ru-RU"/>
+              <w14:ligatures w14:val="standardContextual"/>
+            </w:rPr>
+          </w:pPr>
+          <w:hyperlink w:anchor="_Toc191496866" w:history="1">
+            <w:r>
+              <w:rPr>
+                <w:rStyle w:val="a8"/>
+                <w:noProof/>
+              </w:rPr>
+              <w:t>Задание</w:t>
+            </w:r>
+            <w:r>
+              <w:rPr>
+                <w:noProof/>
+                <w:webHidden/>
+              </w:rPr>
+              <w:tab/>
+            </w:r>
+            <w:r>
+              <w:rPr>
+                <w:noProof/>
+                <w:webHidden/>
+              </w:rPr>
+              <w:fldChar w:fldCharType="begin"/>
+            </w:r>
+            <w:r>
+              <w:rPr>
+                <w:noProof/>
+                <w:webHidden/>
+              </w:rPr>
+              <w:instrText xml:space="preserve"> PAGEREF _Toc191496866 \h </w:instrText>
+            </w:r>
+            <w:r>
+              <w:rPr>
+                <w:noProof/>
+                <w:webHidden/>
+              </w:rPr>
+            </w:r>
+            <w:r>
+              <w:rPr>
+                <w:noProof/>
+                <w:webHidden/>
+              </w:rPr>
+              <w:fldChar w:fldCharType="separate"/>
+            </w:r>
+            <w:r>
+              <w:rPr>
+                <w:noProof/>
+                <w:webHidden/>
+              </w:rPr>
+              <w:t>3</w:t>
+            </w:r>
+            <w:r>
+              <w:rPr>
+                <w:noProof/>
+                <w:webHidden/>
+              </w:rPr>
+              <w:fldChar w:fldCharType="end"/>
+            </w:r>
+          </w:hyperlink>
+        </w:p>
+        <w:p>
+          <w:pPr>
+            <w:pStyle w:val="11"/>
+            <w:rPr>
+              <w:rFonts w:asciiTheme="minorHAnsi" w:eastAsiaTheme="minorEastAsia" w:hAnsiTheme="minorHAnsi"/>
+              <w:noProof/>
+              <w:kern w:val="2"/>
+              <w:sz w:val="24"/>
+              <w:szCs w:val="24"/>
+              <w:lang w:eastAsia="ru-RU"/>
+              <w14:ligatures w14:val="standardContextual"/>
+            </w:rPr>
+          </w:pPr>
+          <w:hyperlink w:anchor="_Toc191496867" w:history="1">
+            <w:r>
+              <w:rPr>
+                <w:rStyle w:val="a8"/>
+                <w:noProof/>
+              </w:rPr>
+              <w:t>Добавленные (изменённые) классы</w:t>
+            </w:r>
+            <w:r>
+              <w:rPr>
+                <w:noProof/>
+                <w:webHidden/>
+              </w:rPr>
+              <w:tab/>
+            </w:r>
+            <w:r>
+              <w:rPr>
+                <w:noProof/>
+                <w:webHidden/>
+              </w:rPr>
+              <w:fldChar w:fldCharType="begin"/>
+            </w:r>
+            <w:r>
+              <w:rPr>
+                <w:noProof/>
+                <w:webHidden/>
+              </w:rPr>
+              <w:instrText xml:space="preserve"> PAGEREF _Toc191496867 \h </w:instrText>
+            </w:r>
+            <w:r>
+              <w:rPr>
+                <w:noProof/>
+                <w:webHidden/>
+              </w:rPr>
+            </w:r>
+            <w:r>
+              <w:rPr>
+                <w:noProof/>
+                <w:webHidden/>
+              </w:rPr>
+              <w:fldChar w:fldCharType="separate"/>
+            </w:r>
+            <w:r>
+              <w:rPr>
+                <w:noProof/>
+                <w:webHidden/>
+              </w:rPr>
+              <w:t>3</w:t>
+            </w:r>
+            <w:r>
+              <w:rPr>
+                <w:noProof/>
+                <w:webHidden/>
+              </w:rPr>
+              <w:fldChar w:fldCharType="end"/>
+            </w:r>
+          </w:hyperlink>
+        </w:p>
+        <w:p>
+          <w:pPr>
+            <w:pStyle w:val="11"/>
+            <w:rPr>
+              <w:rFonts w:asciiTheme="minorHAnsi" w:eastAsiaTheme="minorEastAsia" w:hAnsiTheme="minorHAnsi"/>
+              <w:noProof/>
+              <w:kern w:val="2"/>
+              <w:sz w:val="24"/>
+              <w:szCs w:val="24"/>
+              <w:lang w:eastAsia="ru-RU"/>
+              <w14:ligatures w14:val="standardContextual"/>
+            </w:rPr>
+          </w:pPr>
+          <w:hyperlink w:anchor="_Toc191496868" w:history="1">
+            <w:r>
+              <w:rPr>
+                <w:rStyle w:val="a8"/>
+                <w:noProof/>
+              </w:rPr>
+              <w:t>Новая иерархия классов</w:t>
+            </w:r>
+            <w:r>
+              <w:rPr>
+                <w:noProof/>
+                <w:webHidden/>
+              </w:rPr>
+              <w:tab/>
+            </w:r>
+            <w:r>
+              <w:rPr>
+                <w:noProof/>
+                <w:webHidden/>
+              </w:rPr>
+              <w:fldChar w:fldCharType="begin"/>
+            </w:r>
+            <w:r>
+              <w:rPr>
+                <w:noProof/>
+                <w:webHidden/>
+              </w:rPr>
+              <w:instrText xml:space="preserve"> PAGEREF _Toc191496868 \h </w:instrText>
             </w:r>
             <w:r>
               <w:rPr>
@@ -550,17 +766,20 @@
             <w:rPr>
               <w:rFonts w:asciiTheme="minorHAnsi" w:eastAsiaTheme="minorEastAsia" w:hAnsiTheme="minorHAnsi"/>
               <w:noProof/>
-              <w:sz w:val="22"/>
+              <w:kern w:val="2"/>
+              <w:sz w:val="24"/>
+              <w:szCs w:val="24"/>
               <w:lang w:eastAsia="ru-RU"/>
+              <w14:ligatures w14:val="standardContextual"/>
             </w:rPr>
           </w:pPr>
-          <w:hyperlink w:anchor="_Toc191321786" w:history="1">
+          <w:hyperlink w:anchor="_Toc191496869" w:history="1">
             <w:r>
               <w:rPr>
                 <w:rStyle w:val="a8"/>
                 <w:noProof/>
               </w:rPr>
-              <w:t>Задание</w:t>
+              <w:t>Переопределённые функции-члены</w:t>
             </w:r>
             <w:r>
               <w:rPr>
@@ -581,7 +800,7 @@
                 <w:noProof/>
                 <w:webHidden/>
               </w:rPr>
-              <w:instrText xml:space="preserve"> PAGEREF _Toc191321786 \h </w:instrText>
+              <w:instrText xml:space="preserve"> PAGEREF _Toc191496869 \h </w:instrText>
             </w:r>
             <w:r>
               <w:rPr>
@@ -618,17 +837,20 @@
             <w:rPr>
               <w:rFonts w:asciiTheme="minorHAnsi" w:eastAsiaTheme="minorEastAsia" w:hAnsiTheme="minorHAnsi"/>
               <w:noProof/>
-              <w:sz w:val="22"/>
+              <w:kern w:val="2"/>
+              <w:sz w:val="24"/>
+              <w:szCs w:val="24"/>
               <w:lang w:eastAsia="ru-RU"/>
+              <w14:ligatures w14:val="standardContextual"/>
             </w:rPr>
           </w:pPr>
-          <w:hyperlink w:anchor="_Toc191321787" w:history="1">
+          <w:hyperlink w:anchor="_Toc191496870" w:history="1">
             <w:r>
               <w:rPr>
                 <w:rStyle w:val="a8"/>
                 <w:noProof/>
               </w:rPr>
-              <w:t>Добавленные (измененные) классы</w:t>
+              <w:t>Функции, сделанные недоступными</w:t>
             </w:r>
             <w:r>
               <w:rPr>
@@ -649,75 +871,7 @@
                 <w:noProof/>
                 <w:webHidden/>
               </w:rPr>
-              <w:instrText xml:space="preserve"> PAGEREF _Toc191321787 \h </w:instrText>
-            </w:r>
-            <w:r>
-              <w:rPr>
-                <w:noProof/>
-                <w:webHidden/>
-              </w:rPr>
-            </w:r>
-            <w:r>
-              <w:rPr>
-                <w:noProof/>
-                <w:webHidden/>
-              </w:rPr>
-              <w:fldChar w:fldCharType="separate"/>
-            </w:r>
-            <w:r>
-              <w:rPr>
-                <w:noProof/>
-                <w:webHidden/>
-              </w:rPr>
-              <w:t>4</w:t>
-            </w:r>
-            <w:r>
-              <w:rPr>
-                <w:noProof/>
-                <w:webHidden/>
-              </w:rPr>
-              <w:fldChar w:fldCharType="end"/>
-            </w:r>
-          </w:hyperlink>
-        </w:p>
-        <w:p>
-          <w:pPr>
-            <w:pStyle w:val="11"/>
-            <w:rPr>
-              <w:rFonts w:asciiTheme="minorHAnsi" w:eastAsiaTheme="minorEastAsia" w:hAnsiTheme="minorHAnsi"/>
-              <w:noProof/>
-              <w:sz w:val="22"/>
-              <w:lang w:eastAsia="ru-RU"/>
-            </w:rPr>
-          </w:pPr>
-          <w:hyperlink w:anchor="_Toc191321788" w:history="1">
-            <w:r>
-              <w:rPr>
-                <w:rStyle w:val="a8"/>
-                <w:noProof/>
-              </w:rPr>
-              <w:t>Новая иерархия классов</w:t>
-            </w:r>
-            <w:r>
-              <w:rPr>
-                <w:noProof/>
-                <w:webHidden/>
-              </w:rPr>
-              <w:tab/>
-            </w:r>
-            <w:r>
-              <w:rPr>
-                <w:noProof/>
-                <w:webHidden/>
-              </w:rPr>
-              <w:fldChar w:fldCharType="begin"/>
-            </w:r>
-            <w:r>
-              <w:rPr>
-                <w:noProof/>
-                <w:webHidden/>
-              </w:rPr>
-              <w:instrText xml:space="preserve"> PAGEREF _Toc191321788 \h </w:instrText>
+              <w:instrText xml:space="preserve"> PAGEREF _Toc191496870 \h </w:instrText>
             </w:r>
             <w:r>
               <w:rPr>
@@ -754,17 +908,35 @@
             <w:rPr>
               <w:rFonts w:asciiTheme="minorHAnsi" w:eastAsiaTheme="minorEastAsia" w:hAnsiTheme="minorHAnsi"/>
               <w:noProof/>
-              <w:sz w:val="22"/>
+              <w:kern w:val="2"/>
+              <w:sz w:val="24"/>
+              <w:szCs w:val="24"/>
               <w:lang w:eastAsia="ru-RU"/>
+              <w14:ligatures w14:val="standardContextual"/>
             </w:rPr>
           </w:pPr>
-          <w:hyperlink w:anchor="_Toc191321789" w:history="1">
+          <w:hyperlink w:anchor="_Toc191496871" w:history="1">
             <w:r>
               <w:rPr>
                 <w:rStyle w:val="a8"/>
                 <w:noProof/>
               </w:rPr>
-              <w:t>Переопределенные функции-члены</w:t>
+              <w:t>Доработанный</w:t>
+            </w:r>
+            <w:r>
+              <w:rPr>
+                <w:rStyle w:val="a8"/>
+                <w:noProof/>
+                <w:lang w:val="en-US"/>
+              </w:rPr>
+              <w:t xml:space="preserve"> </w:t>
+            </w:r>
+            <w:r>
+              <w:rPr>
+                <w:rStyle w:val="a8"/>
+                <w:noProof/>
+              </w:rPr>
+              <w:t>код</w:t>
             </w:r>
             <w:r>
               <w:rPr>
@@ -785,7 +957,7 @@
                 <w:noProof/>
                 <w:webHidden/>
               </w:rPr>
-              <w:instrText xml:space="preserve"> PAGEREF _Toc191321789 \h </w:instrText>
+              <w:instrText xml:space="preserve"> PAGEREF _Toc191496871 \h </w:instrText>
             </w:r>
             <w:r>
               <w:rPr>
@@ -822,17 +994,50 @@
             <w:rPr>
               <w:rFonts w:asciiTheme="minorHAnsi" w:eastAsiaTheme="minorEastAsia" w:hAnsiTheme="minorHAnsi"/>
               <w:noProof/>
-              <w:sz w:val="22"/>
+              <w:kern w:val="2"/>
+              <w:sz w:val="24"/>
+              <w:szCs w:val="24"/>
               <w:lang w:eastAsia="ru-RU"/>
+              <w14:ligatures w14:val="standardContextual"/>
             </w:rPr>
           </w:pPr>
-          <w:hyperlink w:anchor="_Toc191321790" w:history="1">
+          <w:hyperlink w:anchor="_Toc191496872" w:history="1">
             <w:r>
               <w:rPr>
                 <w:rStyle w:val="a8"/>
                 <w:noProof/>
               </w:rPr>
-              <w:t>Функции, сделанные недоступными</w:t>
+              <w:t>Результаты</w:t>
+            </w:r>
+            <w:r>
+              <w:rPr>
+                <w:rStyle w:val="a8"/>
+                <w:noProof/>
+                <w:lang w:val="en-US"/>
+              </w:rPr>
+              <w:t xml:space="preserve"> </w:t>
+            </w:r>
+            <w:r>
+              <w:rPr>
+                <w:rStyle w:val="a8"/>
+                <w:noProof/>
+              </w:rPr>
+              <w:t>работы</w:t>
+            </w:r>
+            <w:r>
+              <w:rPr>
+                <w:rStyle w:val="a8"/>
+                <w:noProof/>
+                <w:lang w:val="en-US"/>
+              </w:rPr>
+              <w:t xml:space="preserve"> </w:t>
+            </w:r>
+            <w:r>
+              <w:rPr>
+                <w:rStyle w:val="a8"/>
+                <w:noProof/>
+              </w:rPr>
+              <w:t>программы</w:t>
             </w:r>
             <w:r>
               <w:rPr>
@@ -853,7 +1058,7 @@
                 <w:noProof/>
                 <w:webHidden/>
               </w:rPr>
-              <w:instrText xml:space="preserve"> PAGEREF _Toc191321790 \h </w:instrText>
+              <w:instrText xml:space="preserve"> PAGEREF _Toc191496872 \h </w:instrText>
             </w:r>
             <w:r>
               <w:rPr>
@@ -873,7 +1078,7 @@
                 <w:noProof/>
                 <w:webHidden/>
               </w:rPr>
-              <w:t>5</w:t>
+              <w:t>7</w:t>
             </w:r>
             <w:r>
               <w:rPr>
@@ -890,147 +1095,14 @@
             <w:rPr>
               <w:rFonts w:asciiTheme="minorHAnsi" w:eastAsiaTheme="minorEastAsia" w:hAnsiTheme="minorHAnsi"/>
               <w:noProof/>
-              <w:sz w:val="22"/>
+              <w:kern w:val="2"/>
+              <w:sz w:val="24"/>
+              <w:szCs w:val="24"/>
               <w:lang w:eastAsia="ru-RU"/>
+              <w14:ligatures w14:val="standardContextual"/>
             </w:rPr>
           </w:pPr>
-          <w:hyperlink w:anchor="_Toc191321791" w:history="1">
-            <w:r>
-              <w:rPr>
-                <w:rStyle w:val="a8"/>
-                <w:noProof/>
-              </w:rPr>
-              <w:t>Доработанный код</w:t>
-            </w:r>
-            <w:r>
-              <w:rPr>
-                <w:noProof/>
-                <w:webHidden/>
-              </w:rPr>
-              <w:tab/>
-            </w:r>
-            <w:r>
-              <w:rPr>
-                <w:noProof/>
-                <w:webHidden/>
-              </w:rPr>
-              <w:fldChar w:fldCharType="begin"/>
-            </w:r>
-            <w:r>
-              <w:rPr>
-                <w:noProof/>
-                <w:webHidden/>
-              </w:rPr>
-              <w:instrText xml:space="preserve"> PAGEREF _Toc191321791 \h </w:instrText>
-            </w:r>
-            <w:r>
-              <w:rPr>
-                <w:noProof/>
-                <w:webHidden/>
-              </w:rPr>
-            </w:r>
-            <w:r>
-              <w:rPr>
-                <w:noProof/>
-                <w:webHidden/>
-              </w:rPr>
-              <w:fldChar w:fldCharType="separate"/>
-            </w:r>
-            <w:r>
-              <w:rPr>
-                <w:noProof/>
-                <w:webHidden/>
-              </w:rPr>
-              <w:t>6</w:t>
-            </w:r>
-            <w:r>
-              <w:rPr>
-                <w:noProof/>
-                <w:webHidden/>
-              </w:rPr>
-              <w:fldChar w:fldCharType="end"/>
-            </w:r>
-          </w:hyperlink>
-        </w:p>
-        <w:p>
-          <w:pPr>
-            <w:pStyle w:val="11"/>
-            <w:rPr>
-              <w:rFonts w:asciiTheme="minorHAnsi" w:eastAsiaTheme="minorEastAsia" w:hAnsiTheme="minorHAnsi"/>
-              <w:noProof/>
-              <w:sz w:val="22"/>
-              <w:lang w:eastAsia="ru-RU"/>
-            </w:rPr>
-          </w:pPr>
-          <w:hyperlink w:anchor="_Toc191321792" w:history="1">
-            <w:r>
-              <w:rPr>
-                <w:rStyle w:val="a8"/>
-                <w:noProof/>
-              </w:rPr>
-              <w:t>Результаты работы программы</w:t>
-            </w:r>
-            <w:r>
-              <w:rPr>
-                <w:noProof/>
-                <w:webHidden/>
-              </w:rPr>
-              <w:tab/>
-            </w:r>
-            <w:r>
-              <w:rPr>
-                <w:noProof/>
-                <w:webHidden/>
-              </w:rPr>
-              <w:fldChar w:fldCharType="begin"/>
-            </w:r>
-            <w:r>
-              <w:rPr>
-                <w:noProof/>
-                <w:webHidden/>
-              </w:rPr>
-              <w:instrText xml:space="preserve"> PAGEREF _Toc191321792 \h </w:instrText>
-            </w:r>
-            <w:r>
-              <w:rPr>
-                <w:noProof/>
-                <w:webHidden/>
-              </w:rPr>
-            </w:r>
-            <w:r>
-              <w:rPr>
-                <w:noProof/>
-                <w:webHidden/>
-              </w:rPr>
-              <w:fldChar w:fldCharType="separate"/>
-            </w:r>
-            <w:r>
-              <w:rPr>
-                <w:noProof/>
-                <w:webHidden/>
-              </w:rPr>
-              <w:t>8</w:t>
-            </w:r>
-            <w:r>
-              <w:rPr>
-                <w:noProof/>
-                <w:webHidden/>
-              </w:rPr>
-              <w:fldChar w:fldCharType="end"/>
-            </w:r>
-          </w:hyperlink>
-        </w:p>
-        <w:p>
-          <w:pPr>
-            <w:pStyle w:val="11"/>
-            <w:rPr>
-              <w:rFonts w:asciiTheme="minorHAnsi" w:eastAsiaTheme="minorEastAsia" w:hAnsiTheme="minorHAnsi"/>
-              <w:noProof/>
-              <w:sz w:val="22"/>
-              <w:lang w:eastAsia="ru-RU"/>
-            </w:rPr>
-          </w:pPr>
-          <w:hyperlink w:anchor="_Toc191321793" w:history="1">
+          <w:hyperlink w:anchor="_Toc191496873" w:history="1">
             <w:r>
               <w:rPr>
                 <w:rStyle w:val="a8"/>
@@ -1057,7 +1129,7 @@
                 <w:noProof/>
                 <w:webHidden/>
               </w:rPr>
-              <w:instrText xml:space="preserve"> PAGEREF _Toc191321793 \h </w:instrText>
+              <w:instrText xml:space="preserve"> PAGEREF _Toc191496873 \h </w:instrText>
             </w:r>
             <w:r>
               <w:rPr>
@@ -1077,7 +1149,7 @@
                 <w:noProof/>
                 <w:webHidden/>
               </w:rPr>
-              <w:t>11</w:t>
+              <w:t>10</w:t>
             </w:r>
             <w:r>
               <w:rPr>
@@ -1094,11 +1166,14 @@
             <w:rPr>
               <w:rFonts w:asciiTheme="minorHAnsi" w:eastAsiaTheme="minorEastAsia" w:hAnsiTheme="minorHAnsi"/>
               <w:noProof/>
-              <w:sz w:val="22"/>
+              <w:kern w:val="2"/>
+              <w:sz w:val="24"/>
+              <w:szCs w:val="24"/>
               <w:lang w:eastAsia="ru-RU"/>
+              <w14:ligatures w14:val="standardContextual"/>
             </w:rPr>
           </w:pPr>
-          <w:hyperlink w:anchor="_Toc191321794" w:history="1">
+          <w:hyperlink w:anchor="_Toc191496874" w:history="1">
             <w:r>
               <w:rPr>
                 <w:rStyle w:val="a8"/>
@@ -1125,7 +1200,7 @@
                 <w:noProof/>
                 <w:webHidden/>
               </w:rPr>
-              <w:instrText xml:space="preserve"> PAGEREF _Toc191321794 \h </w:instrText>
+              <w:instrText xml:space="preserve"> PAGEREF _Toc191496874 \h </w:instrText>
             </w:r>
             <w:r>
               <w:rPr>
@@ -1145,7 +1220,7 @@
                 <w:noProof/>
                 <w:webHidden/>
               </w:rPr>
-              <w:t>11</w:t>
+              <w:t>10</w:t>
             </w:r>
             <w:r>
               <w:rPr>
@@ -1197,7 +1272,7 @@
       <w:pPr>
         <w:pStyle w:val="1"/>
       </w:pPr>
-      <w:bookmarkStart w:id="0" w:name="_Toc191321785"/>
+      <w:bookmarkStart w:id="0" w:name="_Toc191496865"/>
       <w:r>
         <w:lastRenderedPageBreak/>
         <w:t>Цель работы</w:t>
@@ -1216,7 +1291,7 @@
           <w:szCs w:val="28"/>
         </w:rPr>
       </w:pPr>
-      <w:bookmarkStart w:id="1" w:name="_Toc191321786"/>
+      <w:bookmarkStart w:id="1" w:name="_Toc191496866"/>
       <w:r>
         <w:rPr>
           <w:szCs w:val="28"/>
@@ -1249,6 +1324,7 @@
       <w:r>
         <w:t xml:space="preserve">Для примыкания фигур должны использоваться их габаритные точки. Необходимо написать аналоги функции </w:t>
       </w:r>
+      <w:proofErr w:type="spellStart"/>
       <w:r>
         <w:rPr>
           <w:i/>
@@ -1256,6 +1332,7 @@
         </w:rPr>
         <w:t>up</w:t>
       </w:r>
+      <w:proofErr w:type="spellEnd"/>
       <w:r>
         <w:t xml:space="preserve"> (поместить </w:t>
       </w:r>
@@ -1336,7 +1413,7 @@
       <w:pPr>
         <w:pStyle w:val="1"/>
       </w:pPr>
-      <w:bookmarkStart w:id="2" w:name="_Toc191321787"/>
+      <w:bookmarkStart w:id="2" w:name="_Toc191496867"/>
       <w:r>
         <w:rPr>
           <w:szCs w:val="28"/>
@@ -1366,6 +1443,7 @@
           <w:iCs/>
         </w:rPr>
       </w:pPr>
+      <w:proofErr w:type="spellStart"/>
       <w:r>
         <w:rPr>
           <w:b/>
@@ -1373,13 +1451,24 @@
           <w:i/>
           <w:iCs/>
         </w:rPr>
-        <w:t>diagonal_cross:</w:t>
+        <w:t>diagonal_cross</w:t>
+      </w:r>
+      <w:proofErr w:type="spellEnd"/>
+      <w:r>
+        <w:rPr>
+          <w:b/>
+          <w:bCs/>
+          <w:i/>
+          <w:iCs/>
+        </w:rPr>
+        <w:t>:</w:t>
       </w:r>
     </w:p>
     <w:p>
       <w:r>
         <w:t xml:space="preserve">Этот класс является производным от базового класса </w:t>
       </w:r>
+      <w:proofErr w:type="spellStart"/>
       <w:r>
         <w:rPr>
           <w:i/>
@@ -1387,6 +1476,7 @@
         </w:rPr>
         <w:t>shape</w:t>
       </w:r>
+      <w:proofErr w:type="spellEnd"/>
       <w:r>
         <w:t xml:space="preserve"> и представляет собой крест, нарисованный двумя пересекающимися диагональными линиями. </w:t>
       </w:r>
@@ -1401,12 +1491,62 @@
       <w:r>
         <w:t xml:space="preserve">Конструктор </w:t>
       </w:r>
+      <w:proofErr w:type="spellStart"/>
       <w:r>
         <w:rPr>
           <w:i/>
           <w:iCs/>
         </w:rPr>
-        <w:t>diagonal_cross(point, int)</w:t>
+        <w:t>diagonal_</w:t>
+      </w:r>
+      <w:proofErr w:type="gramStart"/>
+      <w:r>
+        <w:rPr>
+          <w:i/>
+          <w:iCs/>
+        </w:rPr>
+        <w:t>cross</w:t>
+      </w:r>
+      <w:proofErr w:type="spellEnd"/>
+      <w:r>
+        <w:rPr>
+          <w:i/>
+          <w:iCs/>
+        </w:rPr>
+        <w:t>(</w:t>
+      </w:r>
+      <w:proofErr w:type="spellStart"/>
+      <w:proofErr w:type="gramEnd"/>
+      <w:r>
+        <w:rPr>
+          <w:i/>
+          <w:iCs/>
+        </w:rPr>
+        <w:t>point</w:t>
+      </w:r>
+      <w:proofErr w:type="spellEnd"/>
+      <w:r>
+        <w:rPr>
+          <w:i/>
+          <w:iCs/>
+        </w:rPr>
+        <w:t xml:space="preserve">, </w:t>
+      </w:r>
+      <w:proofErr w:type="spellStart"/>
+      <w:r>
+        <w:rPr>
+          <w:i/>
+          <w:iCs/>
+        </w:rPr>
+        <w:t>int</w:t>
+      </w:r>
+      <w:proofErr w:type="spellEnd"/>
+      <w:r>
+        <w:rPr>
+          <w:i/>
+          <w:iCs/>
+        </w:rPr>
+        <w:t>)</w:t>
       </w:r>
       <w:r>
         <w:t xml:space="preserve"> — зада</w:t>
@@ -1422,12 +1562,30 @@
       <w:r>
         <w:t xml:space="preserve">Метод </w:t>
       </w:r>
+      <w:proofErr w:type="spellStart"/>
+      <w:proofErr w:type="gramStart"/>
       <w:r>
         <w:rPr>
           <w:i/>
           <w:iCs/>
         </w:rPr>
-        <w:t>draw()</w:t>
+        <w:t>draw</w:t>
+      </w:r>
+      <w:proofErr w:type="spellEnd"/>
+      <w:r>
+        <w:rPr>
+          <w:i/>
+          <w:iCs/>
+        </w:rPr>
+        <w:t>(</w:t>
+      </w:r>
+      <w:proofErr w:type="gramEnd"/>
+      <w:r>
+        <w:rPr>
+          <w:i/>
+          <w:iCs/>
+        </w:rPr>
+        <w:t>)</w:t>
       </w:r>
       <w:r>
         <w:t xml:space="preserve"> — рисует диагональный крест с помощью двух линий.</w:t>
@@ -1437,12 +1595,55 @@
       <w:r>
         <w:t xml:space="preserve">Метод </w:t>
       </w:r>
+      <w:proofErr w:type="spellStart"/>
+      <w:proofErr w:type="gramStart"/>
       <w:r>
         <w:rPr>
           <w:i/>
           <w:iCs/>
         </w:rPr>
-        <w:t>move(int, int)</w:t>
+        <w:t>move</w:t>
+      </w:r>
+      <w:proofErr w:type="spellEnd"/>
+      <w:r>
+        <w:rPr>
+          <w:i/>
+          <w:iCs/>
+        </w:rPr>
+        <w:t>(</w:t>
+      </w:r>
+      <w:proofErr w:type="spellStart"/>
+      <w:proofErr w:type="gramEnd"/>
+      <w:r>
+        <w:rPr>
+          <w:i/>
+          <w:iCs/>
+        </w:rPr>
+        <w:t>int</w:t>
+      </w:r>
+      <w:proofErr w:type="spellEnd"/>
+      <w:r>
+        <w:rPr>
+          <w:i/>
+          <w:iCs/>
+        </w:rPr>
+        <w:t xml:space="preserve">, </w:t>
+      </w:r>
+      <w:proofErr w:type="spellStart"/>
+      <w:r>
+        <w:rPr>
+          <w:i/>
+          <w:iCs/>
+        </w:rPr>
+        <w:t>int</w:t>
+      </w:r>
+      <w:proofErr w:type="spellEnd"/>
+      <w:r>
+        <w:rPr>
+          <w:i/>
+          <w:iCs/>
+        </w:rPr>
+        <w:t>)</w:t>
       </w:r>
       <w:r>
         <w:t xml:space="preserve"> — перемещает крест, изменяя координаты его центра.</w:t>
@@ -1452,12 +1653,37 @@
       <w:r>
         <w:t xml:space="preserve">Метод </w:t>
       </w:r>
+      <w:proofErr w:type="spellStart"/>
       <w:r>
         <w:rPr>
           <w:i/>
           <w:iCs/>
         </w:rPr>
-        <w:t>resize(double)</w:t>
+        <w:t>resize</w:t>
+      </w:r>
+      <w:proofErr w:type="spellEnd"/>
+      <w:r>
+        <w:rPr>
+          <w:i/>
+          <w:iCs/>
+        </w:rPr>
+        <w:t>(</w:t>
+      </w:r>
+      <w:proofErr w:type="spellStart"/>
+      <w:r>
+        <w:rPr>
+          <w:i/>
+          <w:iCs/>
+        </w:rPr>
+        <w:t>double</w:t>
+      </w:r>
+      <w:proofErr w:type="spellEnd"/>
+      <w:r>
+        <w:rPr>
+          <w:i/>
+          <w:iCs/>
+        </w:rPr>
+        <w:t>)</w:t>
       </w:r>
       <w:r>
         <w:t xml:space="preserve"> — изменяет размер креста, масштабируя его пропорционально.</w:t>
@@ -1470,7 +1696,7 @@
           <w:szCs w:val="28"/>
         </w:rPr>
       </w:pPr>
-      <w:bookmarkStart w:id="3" w:name="_Toc191321788"/>
+      <w:bookmarkStart w:id="3" w:name="_Toc191496868"/>
       <w:r>
         <w:rPr>
           <w:szCs w:val="28"/>
@@ -1548,7 +1774,7 @@
           <w:szCs w:val="28"/>
         </w:rPr>
       </w:pPr>
-      <w:bookmarkStart w:id="4" w:name="_Toc191321789"/>
+      <w:bookmarkStart w:id="4" w:name="_Toc191496869"/>
       <w:r>
         <w:rPr>
           <w:szCs w:val="28"/>
@@ -1573,6 +1799,7 @@
       <w:r>
         <w:t xml:space="preserve">В классе </w:t>
       </w:r>
+      <w:proofErr w:type="spellStart"/>
       <w:r>
         <w:rPr>
           <w:b/>
@@ -1582,9 +1809,11 @@
         </w:rPr>
         <w:t>diagonal_cross</w:t>
       </w:r>
+      <w:proofErr w:type="spellEnd"/>
       <w:r>
         <w:t xml:space="preserve"> были переопределены следующие методы базового класса </w:t>
       </w:r>
+      <w:proofErr w:type="spellStart"/>
       <w:r>
         <w:rPr>
           <w:i/>
@@ -1592,68 +1821,157 @@
         </w:rPr>
         <w:t>shape</w:t>
       </w:r>
+      <w:proofErr w:type="spellEnd"/>
       <w:r>
         <w:t>:</w:t>
       </w:r>
     </w:p>
     <w:p>
+      <w:proofErr w:type="spellStart"/>
+      <w:proofErr w:type="gramStart"/>
       <w:r>
         <w:rPr>
           <w:i/>
           <w:iCs/>
         </w:rPr>
-        <w:t>draw()</w:t>
-      </w:r>
-      <w:r>
-        <w:t xml:space="preserve"> — реализует отрисовку диагонального креста, состоящего из двух пересекающихся линий. Использует метод </w:t>
-      </w:r>
+        <w:t>draw</w:t>
+      </w:r>
+      <w:proofErr w:type="spellEnd"/>
       <w:r>
         <w:rPr>
           <w:i/>
           <w:iCs/>
         </w:rPr>
-        <w:t>put_line()</w:t>
+        <w:t>(</w:t>
+      </w:r>
+      <w:proofErr w:type="gramEnd"/>
+      <w:r>
+        <w:rPr>
+          <w:i/>
+          <w:iCs/>
+        </w:rPr>
+        <w:t>)</w:t>
+      </w:r>
+      <w:r>
+        <w:t xml:space="preserve"> — реализует отрисовку диагонального креста, состоящего из двух пересекающихся линий. Использует метод </w:t>
+      </w:r>
+      <w:proofErr w:type="spellStart"/>
+      <w:r>
+        <w:rPr>
+          <w:i/>
+          <w:iCs/>
+        </w:rPr>
+        <w:t>put_</w:t>
+      </w:r>
+      <w:proofErr w:type="gramStart"/>
+      <w:r>
+        <w:rPr>
+          <w:i/>
+          <w:iCs/>
+        </w:rPr>
+        <w:t>line</w:t>
+      </w:r>
+      <w:proofErr w:type="spellEnd"/>
+      <w:r>
+        <w:rPr>
+          <w:i/>
+          <w:iCs/>
+        </w:rPr>
+        <w:t>(</w:t>
+      </w:r>
+      <w:proofErr w:type="gramEnd"/>
+      <w:r>
+        <w:rPr>
+          <w:i/>
+          <w:iCs/>
+        </w:rPr>
+        <w:t>)</w:t>
       </w:r>
       <w:r>
         <w:t xml:space="preserve"> для соединения крайних точек.</w:t>
       </w:r>
     </w:p>
     <w:p>
+      <w:proofErr w:type="spellStart"/>
+      <w:proofErr w:type="gramStart"/>
       <w:r>
         <w:rPr>
           <w:i/>
           <w:iCs/>
         </w:rPr>
-        <w:t>move(int, int)</w:t>
-      </w:r>
-      <w:r>
-        <w:t xml:space="preserve"> — изменяет положение креста на экране, сдвигая его центральную точку </w:t>
-      </w:r>
+        <w:t>move</w:t>
+      </w:r>
+      <w:proofErr w:type="spellEnd"/>
       <w:r>
         <w:rPr>
           <w:i/>
           <w:iCs/>
         </w:rPr>
-        <w:t>center</w:t>
-      </w:r>
-      <w:r>
-        <w:t xml:space="preserve"> на заданные значения по осям </w:t>
-      </w:r>
+        <w:t>(</w:t>
+      </w:r>
+      <w:proofErr w:type="spellStart"/>
+      <w:proofErr w:type="gramEnd"/>
       <w:r>
         <w:rPr>
           <w:i/>
           <w:iCs/>
         </w:rPr>
-        <w:t>X</w:t>
-      </w:r>
-      <w:r>
-        <w:t xml:space="preserve"> и </w:t>
-      </w:r>
+        <w:t>int</w:t>
+      </w:r>
+      <w:proofErr w:type="spellEnd"/>
       <w:r>
         <w:rPr>
           <w:i/>
           <w:iCs/>
         </w:rPr>
+        <w:t xml:space="preserve">, </w:t>
+      </w:r>
+      <w:proofErr w:type="spellStart"/>
+      <w:r>
+        <w:rPr>
+          <w:i/>
+          <w:iCs/>
+        </w:rPr>
+        <w:t>int</w:t>
+      </w:r>
+      <w:proofErr w:type="spellEnd"/>
+      <w:r>
+        <w:rPr>
+          <w:i/>
+          <w:iCs/>
+        </w:rPr>
+        <w:t>)</w:t>
+      </w:r>
+      <w:r>
+        <w:t xml:space="preserve"> — изменяет положение креста на экране, сдвигая его центральную точку </w:t>
+      </w:r>
+      <w:proofErr w:type="spellStart"/>
+      <w:r>
+        <w:rPr>
+          <w:i/>
+          <w:iCs/>
+        </w:rPr>
+        <w:t>center</w:t>
+      </w:r>
+      <w:proofErr w:type="spellEnd"/>
+      <w:r>
+        <w:t xml:space="preserve"> на заданные значения по осям </w:t>
+      </w:r>
+      <w:r>
+        <w:rPr>
+          <w:i/>
+          <w:iCs/>
+        </w:rPr>
+        <w:t>X</w:t>
+      </w:r>
+      <w:r>
+        <w:t xml:space="preserve"> и </w:t>
+      </w:r>
+      <w:r>
+        <w:rPr>
+          <w:i/>
+          <w:iCs/>
+        </w:rPr>
         <w:t>Y</w:t>
       </w:r>
       <w:r>
@@ -1661,23 +1979,50 @@
       </w:r>
     </w:p>
     <w:p>
+      <w:proofErr w:type="spellStart"/>
       <w:r>
         <w:rPr>
           <w:i/>
           <w:iCs/>
         </w:rPr>
-        <w:t>resize(double)</w:t>
-      </w:r>
-      <w:r>
-        <w:t xml:space="preserve"> — изменяет размер креста, умножая его текущий размер </w:t>
-      </w:r>
+        <w:t>resize</w:t>
+      </w:r>
+      <w:proofErr w:type="spellEnd"/>
       <w:r>
         <w:rPr>
           <w:i/>
           <w:iCs/>
         </w:rPr>
+        <w:t>(</w:t>
+      </w:r>
+      <w:proofErr w:type="spellStart"/>
+      <w:r>
+        <w:rPr>
+          <w:i/>
+          <w:iCs/>
+        </w:rPr>
+        <w:t>double</w:t>
+      </w:r>
+      <w:proofErr w:type="spellEnd"/>
+      <w:r>
+        <w:rPr>
+          <w:i/>
+          <w:iCs/>
+        </w:rPr>
+        <w:t>)</w:t>
+      </w:r>
+      <w:r>
+        <w:t xml:space="preserve"> — изменяет размер креста, умножая его текущий размер </w:t>
+      </w:r>
+      <w:proofErr w:type="spellStart"/>
+      <w:r>
+        <w:rPr>
+          <w:i/>
+          <w:iCs/>
+        </w:rPr>
         <w:t>size</w:t>
       </w:r>
+      <w:proofErr w:type="spellEnd"/>
       <w:r>
         <w:t xml:space="preserve"> на заданный коэффициент масштабирования.</w:t>
       </w:r>
@@ -1686,7 +2031,7 @@
       <w:pPr>
         <w:pStyle w:val="1"/>
       </w:pPr>
-      <w:bookmarkStart w:id="5" w:name="_Toc191321790"/>
+      <w:bookmarkStart w:id="5" w:name="_Toc191496870"/>
       <w:r>
         <w:lastRenderedPageBreak/>
         <w:t>Функции, сделанные недоступными</w:t>
@@ -1697,6 +2042,7 @@
       <w:r>
         <w:t xml:space="preserve">В классе </w:t>
       </w:r>
+      <w:proofErr w:type="spellStart"/>
       <w:r>
         <w:rPr>
           <w:b/>
@@ -1706,9 +2052,11 @@
         </w:rPr>
         <w:t>diagonal_cross</w:t>
       </w:r>
+      <w:proofErr w:type="spellEnd"/>
       <w:r>
         <w:t xml:space="preserve"> не предусмотрены операции поворота и отражения, так как косой крест всегда имеет фиксированную ориентацию. Поэтому следующие функции из базовых классов </w:t>
       </w:r>
+      <w:proofErr w:type="spellStart"/>
       <w:r>
         <w:rPr>
           <w:i/>
@@ -1716,9 +2064,11 @@
         </w:rPr>
         <w:t>rotatable</w:t>
       </w:r>
+      <w:proofErr w:type="spellEnd"/>
       <w:r>
         <w:t xml:space="preserve"> и </w:t>
       </w:r>
+      <w:proofErr w:type="spellStart"/>
       <w:r>
         <w:rPr>
           <w:i/>
@@ -1726,41 +2076,117 @@
         </w:rPr>
         <w:t>reflectable</w:t>
       </w:r>
+      <w:proofErr w:type="spellEnd"/>
       <w:r>
         <w:t xml:space="preserve"> не реализованы и недоступны для объектов данного класса:</w:t>
       </w:r>
     </w:p>
     <w:p>
+      <w:proofErr w:type="spellStart"/>
       <w:r>
         <w:rPr>
           <w:i/>
           <w:iCs/>
         </w:rPr>
-        <w:t>rotate_left()</w:t>
+        <w:t>rotate_</w:t>
+      </w:r>
+      <w:proofErr w:type="gramStart"/>
+      <w:r>
+        <w:rPr>
+          <w:i/>
+          <w:iCs/>
+        </w:rPr>
+        <w:t>left</w:t>
+      </w:r>
+      <w:proofErr w:type="spellEnd"/>
+      <w:r>
+        <w:rPr>
+          <w:i/>
+          <w:iCs/>
+        </w:rPr>
+        <w:t>(</w:t>
+      </w:r>
+      <w:proofErr w:type="gramEnd"/>
+      <w:r>
+        <w:rPr>
+          <w:i/>
+          <w:iCs/>
+        </w:rPr>
+        <w:t>)</w:t>
       </w:r>
       <w:r>
         <w:t xml:space="preserve"> – отсутствует, так как поворот диагонального креста не изменяет его внешний вид.</w:t>
       </w:r>
     </w:p>
     <w:p>
+      <w:proofErr w:type="spellStart"/>
       <w:r>
         <w:rPr>
           <w:i/>
           <w:iCs/>
         </w:rPr>
-        <w:t>rotate_right()</w:t>
+        <w:t>rotate_</w:t>
+      </w:r>
+      <w:proofErr w:type="gramStart"/>
+      <w:r>
+        <w:rPr>
+          <w:i/>
+          <w:iCs/>
+        </w:rPr>
+        <w:t>right</w:t>
+      </w:r>
+      <w:proofErr w:type="spellEnd"/>
+      <w:r>
+        <w:rPr>
+          <w:i/>
+          <w:iCs/>
+        </w:rPr>
+        <w:t>(</w:t>
+      </w:r>
+      <w:proofErr w:type="gramEnd"/>
+      <w:r>
+        <w:rPr>
+          <w:i/>
+          <w:iCs/>
+        </w:rPr>
+        <w:t>)</w:t>
       </w:r>
       <w:r>
         <w:t xml:space="preserve"> – аналогично, не имеет смысла для данной фигуры.</w:t>
       </w:r>
     </w:p>
     <w:p>
+      <w:proofErr w:type="spellStart"/>
       <w:r>
         <w:rPr>
           <w:i/>
           <w:iCs/>
         </w:rPr>
-        <w:t>flip_horizontally()</w:t>
+        <w:t>flip_</w:t>
+      </w:r>
+      <w:proofErr w:type="gramStart"/>
+      <w:r>
+        <w:rPr>
+          <w:i/>
+          <w:iCs/>
+        </w:rPr>
+        <w:t>horizontally</w:t>
+      </w:r>
+      <w:proofErr w:type="spellEnd"/>
+      <w:r>
+        <w:rPr>
+          <w:i/>
+          <w:iCs/>
+        </w:rPr>
+        <w:t>(</w:t>
+      </w:r>
+      <w:proofErr w:type="gramEnd"/>
+      <w:r>
+        <w:rPr>
+          <w:i/>
+          <w:iCs/>
+        </w:rPr>
+        <w:t>)</w:t>
       </w:r>
       <w:r>
         <w:t xml:space="preserve"> – не реализован, поскольку диагональный крест оста</w:t>
@@ -1773,12 +2199,37 @@
       </w:r>
     </w:p>
     <w:p>
+      <w:proofErr w:type="spellStart"/>
       <w:r>
         <w:rPr>
           <w:i/>
           <w:iCs/>
         </w:rPr>
-        <w:t>flip_vertically()</w:t>
+        <w:t>flip_</w:t>
+      </w:r>
+      <w:proofErr w:type="gramStart"/>
+      <w:r>
+        <w:rPr>
+          <w:i/>
+          <w:iCs/>
+        </w:rPr>
+        <w:t>vertically</w:t>
+      </w:r>
+      <w:proofErr w:type="spellEnd"/>
+      <w:r>
+        <w:rPr>
+          <w:i/>
+          <w:iCs/>
+        </w:rPr>
+        <w:t>(</w:t>
+      </w:r>
+      <w:proofErr w:type="gramEnd"/>
+      <w:r>
+        <w:rPr>
+          <w:i/>
+          <w:iCs/>
+        </w:rPr>
+        <w:t>)</w:t>
       </w:r>
       <w:r>
         <w:t xml:space="preserve"> – также не требуется, так как вертикальное отражение не влияет на геометрию креста.</w:t>
@@ -1792,7 +2243,7 @@
           <w:lang w:val="en-US"/>
         </w:rPr>
       </w:pPr>
-      <w:bookmarkStart w:id="6" w:name="_Toc191321791"/>
+      <w:bookmarkStart w:id="6" w:name="_Toc191496871"/>
       <w:r>
         <w:t>Доработанный</w:t>
       </w:r>
@@ -1867,8 +2318,9 @@
           <w:color w:val="067D17"/>
           <w:lang w:val="en-US"/>
         </w:rPr>
-        <w:t>"screen.h"</w:t>
-      </w:r>
+        <w:t>"</w:t>
+      </w:r>
+      <w:proofErr w:type="spellStart"/>
       <w:r>
         <w:rPr>
           <w:rFonts w:ascii="Consolas" w:hAnsi="Consolas"/>
@@ -1877,6 +2329,27 @@
           <w:color w:val="067D17"/>
           <w:lang w:val="en-US"/>
         </w:rPr>
+        <w:t>screen.h</w:t>
+      </w:r>
+      <w:proofErr w:type="spellEnd"/>
+      <w:r>
+        <w:rPr>
+          <w:rFonts w:ascii="Consolas" w:hAnsi="Consolas"/>
+          <w:b/>
+          <w:bCs/>
+          <w:color w:val="067D17"/>
+          <w:lang w:val="en-US"/>
+        </w:rPr>
+        <w:t>"</w:t>
+      </w:r>
+      <w:r>
+        <w:rPr>
+          <w:rFonts w:ascii="Consolas" w:hAnsi="Consolas"/>
+          <w:b/>
+          <w:bCs/>
+          <w:color w:val="067D17"/>
+          <w:lang w:val="en-US"/>
+        </w:rPr>
         <w:br/>
       </w:r>
       <w:r>
@@ -1897,8 +2370,9 @@
           <w:color w:val="067D17"/>
           <w:lang w:val="en-US"/>
         </w:rPr>
-        <w:t>"shape.h"</w:t>
-      </w:r>
+        <w:t>"</w:t>
+      </w:r>
+      <w:proofErr w:type="spellStart"/>
       <w:r>
         <w:rPr>
           <w:rFonts w:ascii="Consolas" w:hAnsi="Consolas"/>
@@ -1907,6 +2381,27 @@
           <w:color w:val="067D17"/>
           <w:lang w:val="en-US"/>
         </w:rPr>
+        <w:t>shape.h</w:t>
+      </w:r>
+      <w:proofErr w:type="spellEnd"/>
+      <w:r>
+        <w:rPr>
+          <w:rFonts w:ascii="Consolas" w:hAnsi="Consolas"/>
+          <w:b/>
+          <w:bCs/>
+          <w:color w:val="067D17"/>
+          <w:lang w:val="en-US"/>
+        </w:rPr>
+        <w:t>"</w:t>
+      </w:r>
+      <w:r>
+        <w:rPr>
+          <w:rFonts w:ascii="Consolas" w:hAnsi="Consolas"/>
+          <w:b/>
+          <w:bCs/>
+          <w:color w:val="067D17"/>
+          <w:lang w:val="en-US"/>
+        </w:rPr>
         <w:br/>
       </w:r>
       <w:r>
@@ -1929,6 +2424,7 @@
         </w:rPr>
         <w:t xml:space="preserve">class </w:t>
       </w:r>
+      <w:proofErr w:type="spellStart"/>
       <w:r>
         <w:rPr>
           <w:rFonts w:ascii="Consolas" w:hAnsi="Consolas"/>
@@ -1937,7 +2433,18 @@
           <w:color w:val="008080"/>
           <w:lang w:val="en-US"/>
         </w:rPr>
-        <w:t xml:space="preserve">diagonal_cross </w:t>
+        <w:t>diagonal_cross</w:t>
+      </w:r>
+      <w:proofErr w:type="spellEnd"/>
+      <w:r>
+        <w:rPr>
+          <w:rFonts w:ascii="Consolas" w:hAnsi="Consolas"/>
+          <w:b/>
+          <w:bCs/>
+          <w:color w:val="008080"/>
+          <w:lang w:val="en-US"/>
+        </w:rPr>
+        <w:t xml:space="preserve"> </w:t>
       </w:r>
       <w:r>
         <w:rPr>
@@ -2142,6 +2649,7 @@
         <w:br/>
         <w:t xml:space="preserve">    </w:t>
       </w:r>
+      <w:proofErr w:type="spellStart"/>
       <w:r>
         <w:rPr>
           <w:rFonts w:ascii="Consolas" w:hAnsi="Consolas"/>
@@ -2152,6 +2660,7 @@
         </w:rPr>
         <w:t>diagonal_cross</w:t>
       </w:r>
+      <w:proofErr w:type="spellEnd"/>
       <w:r>
         <w:rPr>
           <w:rFonts w:ascii="Consolas" w:hAnsi="Consolas"/>
@@ -2404,6 +2913,7 @@
         </w:rPr>
         <w:t>point(</w:t>
       </w:r>
+      <w:proofErr w:type="spellStart"/>
       <w:r>
         <w:rPr>
           <w:rFonts w:ascii="Consolas" w:hAnsi="Consolas"/>
@@ -2434,6 +2944,7 @@
         </w:rPr>
         <w:t>x</w:t>
       </w:r>
+      <w:proofErr w:type="spellEnd"/>
       <w:r>
         <w:rPr>
           <w:rFonts w:ascii="Consolas" w:hAnsi="Consolas"/>
@@ -2444,6 +2955,7 @@
         </w:rPr>
         <w:t xml:space="preserve">, </w:t>
       </w:r>
+      <w:proofErr w:type="spellStart"/>
       <w:r>
         <w:rPr>
           <w:rFonts w:ascii="Consolas" w:hAnsi="Consolas"/>
@@ -2472,7 +2984,18 @@
           <w:color w:val="660E7A"/>
           <w:lang w:val="en-US"/>
         </w:rPr>
-        <w:t xml:space="preserve">y </w:t>
+        <w:t>y</w:t>
+      </w:r>
+      <w:proofErr w:type="spellEnd"/>
+      <w:r>
+        <w:rPr>
+          <w:rFonts w:ascii="Consolas" w:hAnsi="Consolas"/>
+          <w:b/>
+          <w:bCs/>
+          <w:color w:val="660E7A"/>
+          <w:lang w:val="en-US"/>
+        </w:rPr>
+        <w:t xml:space="preserve"> </w:t>
       </w:r>
       <w:r>
         <w:rPr>
@@ -2585,6 +3108,7 @@
         </w:rPr>
         <w:t>point(</w:t>
       </w:r>
+      <w:proofErr w:type="spellStart"/>
       <w:r>
         <w:rPr>
           <w:rFonts w:ascii="Consolas" w:hAnsi="Consolas"/>
@@ -2615,6 +3139,7 @@
         </w:rPr>
         <w:t>x</w:t>
       </w:r>
+      <w:proofErr w:type="spellEnd"/>
       <w:r>
         <w:rPr>
           <w:rFonts w:ascii="Consolas" w:hAnsi="Consolas"/>
@@ -2625,6 +3150,7 @@
         </w:rPr>
         <w:t xml:space="preserve">, </w:t>
       </w:r>
+      <w:proofErr w:type="spellStart"/>
       <w:r>
         <w:rPr>
           <w:rFonts w:ascii="Consolas" w:hAnsi="Consolas"/>
@@ -2653,7 +3179,18 @@
           <w:color w:val="660E7A"/>
           <w:lang w:val="en-US"/>
         </w:rPr>
-        <w:t xml:space="preserve">y </w:t>
+        <w:t>y</w:t>
+      </w:r>
+      <w:proofErr w:type="spellEnd"/>
+      <w:r>
+        <w:rPr>
+          <w:rFonts w:ascii="Consolas" w:hAnsi="Consolas"/>
+          <w:b/>
+          <w:bCs/>
+          <w:color w:val="660E7A"/>
+          <w:lang w:val="en-US"/>
+        </w:rPr>
+        <w:t xml:space="preserve"> </w:t>
       </w:r>
       <w:r>
         <w:rPr>
@@ -2766,6 +3303,7 @@
         </w:rPr>
         <w:t>point(</w:t>
       </w:r>
+      <w:proofErr w:type="spellStart"/>
       <w:r>
         <w:rPr>
           <w:rFonts w:ascii="Consolas" w:hAnsi="Consolas"/>
@@ -2794,7 +3332,18 @@
           <w:color w:val="660E7A"/>
           <w:lang w:val="en-US"/>
         </w:rPr>
-        <w:t xml:space="preserve">x </w:t>
+        <w:t>x</w:t>
+      </w:r>
+      <w:proofErr w:type="spellEnd"/>
+      <w:r>
+        <w:rPr>
+          <w:rFonts w:ascii="Consolas" w:hAnsi="Consolas"/>
+          <w:b/>
+          <w:bCs/>
+          <w:color w:val="660E7A"/>
+          <w:lang w:val="en-US"/>
+        </w:rPr>
+        <w:t xml:space="preserve"> </w:t>
       </w:r>
       <w:r>
         <w:rPr>
@@ -2826,6 +3375,7 @@
         </w:rPr>
         <w:t xml:space="preserve">, </w:t>
       </w:r>
+      <w:proofErr w:type="spellStart"/>
       <w:r>
         <w:rPr>
           <w:rFonts w:ascii="Consolas" w:hAnsi="Consolas"/>
@@ -2856,6 +3406,7 @@
         </w:rPr>
         <w:t>y</w:t>
       </w:r>
+      <w:proofErr w:type="spellEnd"/>
       <w:r>
         <w:rPr>
           <w:rFonts w:ascii="Consolas" w:hAnsi="Consolas"/>
@@ -2947,6 +3498,7 @@
         </w:rPr>
         <w:t>point(</w:t>
       </w:r>
+      <w:proofErr w:type="spellStart"/>
       <w:r>
         <w:rPr>
           <w:rFonts w:ascii="Consolas" w:hAnsi="Consolas"/>
@@ -2975,7 +3527,18 @@
           <w:color w:val="660E7A"/>
           <w:lang w:val="en-US"/>
         </w:rPr>
-        <w:t xml:space="preserve">x </w:t>
+        <w:t>x</w:t>
+      </w:r>
+      <w:proofErr w:type="spellEnd"/>
+      <w:r>
+        <w:rPr>
+          <w:rFonts w:ascii="Consolas" w:hAnsi="Consolas"/>
+          <w:b/>
+          <w:bCs/>
+          <w:color w:val="660E7A"/>
+          <w:lang w:val="en-US"/>
+        </w:rPr>
+        <w:t xml:space="preserve"> </w:t>
       </w:r>
       <w:r>
         <w:rPr>
@@ -3007,6 +3570,7 @@
         </w:rPr>
         <w:t xml:space="preserve">, </w:t>
       </w:r>
+      <w:proofErr w:type="spellStart"/>
       <w:r>
         <w:rPr>
           <w:rFonts w:ascii="Consolas" w:hAnsi="Consolas"/>
@@ -3037,6 +3601,7 @@
         </w:rPr>
         <w:t>y</w:t>
       </w:r>
+      <w:proofErr w:type="spellEnd"/>
       <w:r>
         <w:rPr>
           <w:rFonts w:ascii="Consolas" w:hAnsi="Consolas"/>
@@ -3068,6 +3633,7 @@
         </w:rPr>
         <w:t xml:space="preserve">point </w:t>
       </w:r>
+      <w:proofErr w:type="spellStart"/>
       <w:r>
         <w:rPr>
           <w:rFonts w:ascii="Consolas" w:hAnsi="Consolas"/>
@@ -3078,6 +3644,7 @@
         </w:rPr>
         <w:t>neast</w:t>
       </w:r>
+      <w:proofErr w:type="spellEnd"/>
       <w:r>
         <w:rPr>
           <w:rFonts w:ascii="Consolas" w:hAnsi="Consolas"/>
@@ -3128,6 +3695,7 @@
         </w:rPr>
         <w:t>point(</w:t>
       </w:r>
+      <w:proofErr w:type="spellStart"/>
       <w:r>
         <w:rPr>
           <w:rFonts w:ascii="Consolas" w:hAnsi="Consolas"/>
@@ -3156,7 +3724,18 @@
           <w:color w:val="660E7A"/>
           <w:lang w:val="en-US"/>
         </w:rPr>
-        <w:t xml:space="preserve">x </w:t>
+        <w:t>x</w:t>
+      </w:r>
+      <w:proofErr w:type="spellEnd"/>
+      <w:r>
+        <w:rPr>
+          <w:rFonts w:ascii="Consolas" w:hAnsi="Consolas"/>
+          <w:b/>
+          <w:bCs/>
+          <w:color w:val="660E7A"/>
+          <w:lang w:val="en-US"/>
+        </w:rPr>
+        <w:t xml:space="preserve"> </w:t>
       </w:r>
       <w:r>
         <w:rPr>
@@ -3188,6 +3767,7 @@
         </w:rPr>
         <w:t xml:space="preserve">, </w:t>
       </w:r>
+      <w:proofErr w:type="spellStart"/>
       <w:r>
         <w:rPr>
           <w:rFonts w:ascii="Consolas" w:hAnsi="Consolas"/>
@@ -3216,7 +3796,18 @@
           <w:color w:val="660E7A"/>
           <w:lang w:val="en-US"/>
         </w:rPr>
-        <w:t xml:space="preserve">y </w:t>
+        <w:t>y</w:t>
+      </w:r>
+      <w:proofErr w:type="spellEnd"/>
+      <w:r>
+        <w:rPr>
+          <w:rFonts w:ascii="Consolas" w:hAnsi="Consolas"/>
+          <w:b/>
+          <w:bCs/>
+          <w:color w:val="660E7A"/>
+          <w:lang w:val="en-US"/>
+        </w:rPr>
+        <w:t xml:space="preserve"> </w:t>
       </w:r>
       <w:r>
         <w:rPr>
@@ -3269,6 +3860,7 @@
         </w:rPr>
         <w:t xml:space="preserve">point </w:t>
       </w:r>
+      <w:proofErr w:type="spellStart"/>
       <w:r>
         <w:rPr>
           <w:rFonts w:ascii="Consolas" w:hAnsi="Consolas"/>
@@ -3279,6 +3871,7 @@
         </w:rPr>
         <w:t>seast</w:t>
       </w:r>
+      <w:proofErr w:type="spellEnd"/>
       <w:r>
         <w:rPr>
           <w:rFonts w:ascii="Consolas" w:hAnsi="Consolas"/>
@@ -3329,6 +3922,7 @@
         </w:rPr>
         <w:t>point(</w:t>
       </w:r>
+      <w:proofErr w:type="spellStart"/>
       <w:r>
         <w:rPr>
           <w:rFonts w:ascii="Consolas" w:hAnsi="Consolas"/>
@@ -3357,7 +3951,18 @@
           <w:color w:val="660E7A"/>
           <w:lang w:val="en-US"/>
         </w:rPr>
-        <w:t xml:space="preserve">x </w:t>
+        <w:t>x</w:t>
+      </w:r>
+      <w:proofErr w:type="spellEnd"/>
+      <w:r>
+        <w:rPr>
+          <w:rFonts w:ascii="Consolas" w:hAnsi="Consolas"/>
+          <w:b/>
+          <w:bCs/>
+          <w:color w:val="660E7A"/>
+          <w:lang w:val="en-US"/>
+        </w:rPr>
+        <w:t xml:space="preserve"> </w:t>
       </w:r>
       <w:r>
         <w:rPr>
@@ -3389,6 +3994,7 @@
         </w:rPr>
         <w:t xml:space="preserve">, </w:t>
       </w:r>
+      <w:proofErr w:type="spellStart"/>
       <w:r>
         <w:rPr>
           <w:rFonts w:ascii="Consolas" w:hAnsi="Consolas"/>
@@ -3417,7 +4023,18 @@
           <w:color w:val="660E7A"/>
           <w:lang w:val="en-US"/>
         </w:rPr>
-        <w:t xml:space="preserve">y </w:t>
+        <w:t>y</w:t>
+      </w:r>
+      <w:proofErr w:type="spellEnd"/>
+      <w:r>
+        <w:rPr>
+          <w:rFonts w:ascii="Consolas" w:hAnsi="Consolas"/>
+          <w:b/>
+          <w:bCs/>
+          <w:color w:val="660E7A"/>
+          <w:lang w:val="en-US"/>
+        </w:rPr>
+        <w:t xml:space="preserve"> </w:t>
       </w:r>
       <w:r>
         <w:rPr>
@@ -3470,6 +4087,7 @@
         </w:rPr>
         <w:t xml:space="preserve">point </w:t>
       </w:r>
+      <w:proofErr w:type="spellStart"/>
       <w:r>
         <w:rPr>
           <w:rFonts w:ascii="Consolas" w:hAnsi="Consolas"/>
@@ -3480,6 +4098,7 @@
         </w:rPr>
         <w:t>nwest</w:t>
       </w:r>
+      <w:proofErr w:type="spellEnd"/>
       <w:r>
         <w:rPr>
           <w:rFonts w:ascii="Consolas" w:hAnsi="Consolas"/>
@@ -3530,6 +4149,7 @@
         </w:rPr>
         <w:t>point(</w:t>
       </w:r>
+      <w:proofErr w:type="spellStart"/>
       <w:r>
         <w:rPr>
           <w:rFonts w:ascii="Consolas" w:hAnsi="Consolas"/>
@@ -3558,7 +4178,18 @@
           <w:color w:val="660E7A"/>
           <w:lang w:val="en-US"/>
         </w:rPr>
-        <w:t xml:space="preserve">x </w:t>
+        <w:t>x</w:t>
+      </w:r>
+      <w:proofErr w:type="spellEnd"/>
+      <w:r>
+        <w:rPr>
+          <w:rFonts w:ascii="Consolas" w:hAnsi="Consolas"/>
+          <w:b/>
+          <w:bCs/>
+          <w:color w:val="660E7A"/>
+          <w:lang w:val="en-US"/>
+        </w:rPr>
+        <w:t xml:space="preserve"> </w:t>
       </w:r>
       <w:r>
         <w:rPr>
@@ -3590,6 +4221,7 @@
         </w:rPr>
         <w:t xml:space="preserve">, </w:t>
       </w:r>
+      <w:proofErr w:type="spellStart"/>
       <w:r>
         <w:rPr>
           <w:rFonts w:ascii="Consolas" w:hAnsi="Consolas"/>
@@ -3618,7 +4250,18 @@
           <w:color w:val="660E7A"/>
           <w:lang w:val="en-US"/>
         </w:rPr>
-        <w:t xml:space="preserve">y </w:t>
+        <w:t>y</w:t>
+      </w:r>
+      <w:proofErr w:type="spellEnd"/>
+      <w:r>
+        <w:rPr>
+          <w:rFonts w:ascii="Consolas" w:hAnsi="Consolas"/>
+          <w:b/>
+          <w:bCs/>
+          <w:color w:val="660E7A"/>
+          <w:lang w:val="en-US"/>
+        </w:rPr>
+        <w:t xml:space="preserve"> </w:t>
       </w:r>
       <w:r>
         <w:rPr>
@@ -3671,6 +4314,7 @@
         </w:rPr>
         <w:t xml:space="preserve">point </w:t>
       </w:r>
+      <w:proofErr w:type="spellStart"/>
       <w:r>
         <w:rPr>
           <w:rFonts w:ascii="Consolas" w:hAnsi="Consolas"/>
@@ -3681,6 +4325,7 @@
         </w:rPr>
         <w:t>swest</w:t>
       </w:r>
+      <w:proofErr w:type="spellEnd"/>
       <w:r>
         <w:rPr>
           <w:rFonts w:ascii="Consolas" w:hAnsi="Consolas"/>
@@ -3731,6 +4376,7 @@
         </w:rPr>
         <w:t>point(</w:t>
       </w:r>
+      <w:proofErr w:type="spellStart"/>
       <w:r>
         <w:rPr>
           <w:rFonts w:ascii="Consolas" w:hAnsi="Consolas"/>
@@ -3759,7 +4405,18 @@
           <w:color w:val="660E7A"/>
           <w:lang w:val="en-US"/>
         </w:rPr>
-        <w:t xml:space="preserve">x </w:t>
+        <w:t>x</w:t>
+      </w:r>
+      <w:proofErr w:type="spellEnd"/>
+      <w:r>
+        <w:rPr>
+          <w:rFonts w:ascii="Consolas" w:hAnsi="Consolas"/>
+          <w:b/>
+          <w:bCs/>
+          <w:color w:val="660E7A"/>
+          <w:lang w:val="en-US"/>
+        </w:rPr>
+        <w:t xml:space="preserve"> </w:t>
       </w:r>
       <w:r>
         <w:rPr>
@@ -3791,6 +4448,7 @@
         </w:rPr>
         <w:t xml:space="preserve">, </w:t>
       </w:r>
+      <w:proofErr w:type="spellStart"/>
       <w:r>
         <w:rPr>
           <w:rFonts w:ascii="Consolas" w:hAnsi="Consolas"/>
@@ -3819,7 +4477,18 @@
           <w:color w:val="660E7A"/>
           <w:lang w:val="en-US"/>
         </w:rPr>
-        <w:t xml:space="preserve">y </w:t>
+        <w:t>y</w:t>
+      </w:r>
+      <w:proofErr w:type="spellEnd"/>
+      <w:r>
+        <w:rPr>
+          <w:rFonts w:ascii="Consolas" w:hAnsi="Consolas"/>
+          <w:b/>
+          <w:bCs/>
+          <w:color w:val="660E7A"/>
+          <w:lang w:val="en-US"/>
+        </w:rPr>
+        <w:t xml:space="preserve"> </w:t>
       </w:r>
       <w:r>
         <w:rPr>
@@ -3931,7 +4600,73 @@
           <w:lang w:val="en-US"/>
         </w:rPr>
         <w:br/>
-        <w:t xml:space="preserve">        put_line(nwest(), seast());</w:t>
+        <w:t xml:space="preserve">        </w:t>
+      </w:r>
+      <w:proofErr w:type="spellStart"/>
+      <w:r>
+        <w:rPr>
+          <w:rFonts w:ascii="Consolas" w:hAnsi="Consolas"/>
+          <w:b/>
+          <w:bCs/>
+          <w:color w:val="080808"/>
+          <w:lang w:val="en-US"/>
+        </w:rPr>
+        <w:t>put_line</w:t>
+      </w:r>
+      <w:proofErr w:type="spellEnd"/>
+      <w:r>
+        <w:rPr>
+          <w:rFonts w:ascii="Consolas" w:hAnsi="Consolas"/>
+          <w:b/>
+          <w:bCs/>
+          <w:color w:val="080808"/>
+          <w:lang w:val="en-US"/>
+        </w:rPr>
+        <w:t>(</w:t>
+      </w:r>
+      <w:proofErr w:type="spellStart"/>
+      <w:r>
+        <w:rPr>
+          <w:rFonts w:ascii="Consolas" w:hAnsi="Consolas"/>
+          <w:b/>
+          <w:bCs/>
+          <w:color w:val="080808"/>
+          <w:lang w:val="en-US"/>
+        </w:rPr>
+        <w:t>nwest</w:t>
+      </w:r>
+      <w:proofErr w:type="spellEnd"/>
+      <w:r>
+        <w:rPr>
+          <w:rFonts w:ascii="Consolas" w:hAnsi="Consolas"/>
+          <w:b/>
+          <w:bCs/>
+          <w:color w:val="080808"/>
+          <w:lang w:val="en-US"/>
+        </w:rPr>
+        <w:t xml:space="preserve">(), </w:t>
+      </w:r>
+      <w:proofErr w:type="spellStart"/>
+      <w:r>
+        <w:rPr>
+          <w:rFonts w:ascii="Consolas" w:hAnsi="Consolas"/>
+          <w:b/>
+          <w:bCs/>
+          <w:color w:val="080808"/>
+          <w:lang w:val="en-US"/>
+        </w:rPr>
+        <w:t>seast</w:t>
+      </w:r>
+      <w:proofErr w:type="spellEnd"/>
+      <w:r>
+        <w:rPr>
+          <w:rFonts w:ascii="Consolas" w:hAnsi="Consolas"/>
+          <w:b/>
+          <w:bCs/>
+          <w:color w:val="080808"/>
+          <w:lang w:val="en-US"/>
+        </w:rPr>
+        <w:t>());</w:t>
       </w:r>
       <w:r>
         <w:rPr>
@@ -3942,7 +4677,73 @@
           <w:lang w:val="en-US"/>
         </w:rPr>
         <w:br/>
-        <w:t xml:space="preserve">        put_line(neast(), swest());</w:t>
+        <w:t xml:space="preserve">        </w:t>
+      </w:r>
+      <w:proofErr w:type="spellStart"/>
+      <w:r>
+        <w:rPr>
+          <w:rFonts w:ascii="Consolas" w:hAnsi="Consolas"/>
+          <w:b/>
+          <w:bCs/>
+          <w:color w:val="080808"/>
+          <w:lang w:val="en-US"/>
+        </w:rPr>
+        <w:t>put_line</w:t>
+      </w:r>
+      <w:proofErr w:type="spellEnd"/>
+      <w:r>
+        <w:rPr>
+          <w:rFonts w:ascii="Consolas" w:hAnsi="Consolas"/>
+          <w:b/>
+          <w:bCs/>
+          <w:color w:val="080808"/>
+          <w:lang w:val="en-US"/>
+        </w:rPr>
+        <w:t>(</w:t>
+      </w:r>
+      <w:proofErr w:type="spellStart"/>
+      <w:r>
+        <w:rPr>
+          <w:rFonts w:ascii="Consolas" w:hAnsi="Consolas"/>
+          <w:b/>
+          <w:bCs/>
+          <w:color w:val="080808"/>
+          <w:lang w:val="en-US"/>
+        </w:rPr>
+        <w:t>neast</w:t>
+      </w:r>
+      <w:proofErr w:type="spellEnd"/>
+      <w:r>
+        <w:rPr>
+          <w:rFonts w:ascii="Consolas" w:hAnsi="Consolas"/>
+          <w:b/>
+          <w:bCs/>
+          <w:color w:val="080808"/>
+          <w:lang w:val="en-US"/>
+        </w:rPr>
+        <w:t xml:space="preserve">(), </w:t>
+      </w:r>
+      <w:proofErr w:type="spellStart"/>
+      <w:r>
+        <w:rPr>
+          <w:rFonts w:ascii="Consolas" w:hAnsi="Consolas"/>
+          <w:b/>
+          <w:bCs/>
+          <w:color w:val="080808"/>
+          <w:lang w:val="en-US"/>
+        </w:rPr>
+        <w:t>swest</w:t>
+      </w:r>
+      <w:proofErr w:type="spellEnd"/>
+      <w:r>
+        <w:rPr>
+          <w:rFonts w:ascii="Consolas" w:hAnsi="Consolas"/>
+          <w:b/>
+          <w:bCs/>
+          <w:color w:val="080808"/>
+          <w:lang w:val="en-US"/>
+        </w:rPr>
+        <w:t>());</w:t>
       </w:r>
       <w:r>
         <w:rPr>
@@ -4097,6 +4898,7 @@
         <w:br/>
         <w:t xml:space="preserve">        </w:t>
       </w:r>
+      <w:proofErr w:type="spellStart"/>
       <w:r>
         <w:rPr>
           <w:rFonts w:ascii="Consolas" w:hAnsi="Consolas"/>
@@ -4125,7 +4927,18 @@
           <w:color w:val="660E7A"/>
           <w:lang w:val="en-US"/>
         </w:rPr>
-        <w:t xml:space="preserve">x </w:t>
+        <w:t>x</w:t>
+      </w:r>
+      <w:proofErr w:type="spellEnd"/>
+      <w:r>
+        <w:rPr>
+          <w:rFonts w:ascii="Consolas" w:hAnsi="Consolas"/>
+          <w:b/>
+          <w:bCs/>
+          <w:color w:val="660E7A"/>
+          <w:lang w:val="en-US"/>
+        </w:rPr>
+        <w:t xml:space="preserve"> </w:t>
       </w:r>
       <w:r>
         <w:rPr>
@@ -4168,6 +4981,7 @@
         <w:br/>
         <w:t xml:space="preserve">        </w:t>
       </w:r>
+      <w:proofErr w:type="spellStart"/>
       <w:r>
         <w:rPr>
           <w:rFonts w:ascii="Consolas" w:hAnsi="Consolas"/>
@@ -4196,7 +5010,18 @@
           <w:color w:val="660E7A"/>
           <w:lang w:val="en-US"/>
         </w:rPr>
-        <w:t xml:space="preserve">y </w:t>
+        <w:t>y</w:t>
+      </w:r>
+      <w:proofErr w:type="spellEnd"/>
+      <w:r>
+        <w:rPr>
+          <w:rFonts w:ascii="Consolas" w:hAnsi="Consolas"/>
+          <w:b/>
+          <w:bCs/>
+          <w:color w:val="660E7A"/>
+          <w:lang w:val="en-US"/>
+        </w:rPr>
+        <w:t xml:space="preserve"> </w:t>
       </w:r>
       <w:r>
         <w:rPr>
@@ -4604,6 +5429,7 @@
         </w:rPr>
         <w:t xml:space="preserve">= </w:t>
       </w:r>
+      <w:proofErr w:type="spellStart"/>
       <w:r>
         <w:rPr>
           <w:rFonts w:ascii="Consolas" w:hAnsi="Consolas"/>
@@ -4622,7 +5448,18 @@
           <w:color w:val="080808"/>
           <w:lang w:val="en-US"/>
         </w:rPr>
-        <w:t>.west();</w:t>
+        <w:t>.west</w:t>
+      </w:r>
+      <w:proofErr w:type="spellEnd"/>
+      <w:r>
+        <w:rPr>
+          <w:rFonts w:ascii="Consolas" w:hAnsi="Consolas"/>
+          <w:b/>
+          <w:bCs/>
+          <w:color w:val="080808"/>
+          <w:lang w:val="en-US"/>
+        </w:rPr>
+        <w:t>();</w:t>
       </w:r>
       <w:r>
         <w:rPr>
@@ -4665,6 +5502,7 @@
         </w:rPr>
         <w:t xml:space="preserve">= </w:t>
       </w:r>
+      <w:proofErr w:type="spellStart"/>
       <w:r>
         <w:rPr>
           <w:rFonts w:ascii="Consolas" w:hAnsi="Consolas"/>
@@ -4683,7 +5521,18 @@
           <w:color w:val="080808"/>
           <w:lang w:val="en-US"/>
         </w:rPr>
-        <w:t>.east();</w:t>
+        <w:t>.east</w:t>
+      </w:r>
+      <w:proofErr w:type="spellEnd"/>
+      <w:r>
+        <w:rPr>
+          <w:rFonts w:ascii="Consolas" w:hAnsi="Consolas"/>
+          <w:b/>
+          <w:bCs/>
+          <w:color w:val="080808"/>
+          <w:lang w:val="en-US"/>
+        </w:rPr>
+        <w:t>();</w:t>
       </w:r>
       <w:r>
         <w:rPr>
@@ -4696,6 +5545,7 @@
         <w:br/>
         <w:t xml:space="preserve">    </w:t>
       </w:r>
+      <w:proofErr w:type="spellStart"/>
       <w:r>
         <w:rPr>
           <w:rFonts w:ascii="Consolas" w:hAnsi="Consolas"/>
@@ -4714,8 +5564,20 @@
           <w:color w:val="080808"/>
           <w:lang w:val="en-US"/>
         </w:rPr>
-        <w:t>.move(</w:t>
-      </w:r>
+        <w:t>.move</w:t>
+      </w:r>
+      <w:proofErr w:type="spellEnd"/>
+      <w:r>
+        <w:rPr>
+          <w:rFonts w:ascii="Consolas" w:hAnsi="Consolas"/>
+          <w:b/>
+          <w:bCs/>
+          <w:color w:val="080808"/>
+          <w:lang w:val="en-US"/>
+        </w:rPr>
+        <w:t>(</w:t>
+      </w:r>
+      <w:proofErr w:type="spellStart"/>
       <w:r>
         <w:rPr>
           <w:rFonts w:ascii="Consolas" w:hAnsi="Consolas"/>
@@ -4744,7 +5606,18 @@
           <w:color w:val="660E7A"/>
           <w:lang w:val="en-US"/>
         </w:rPr>
-        <w:t xml:space="preserve">x </w:t>
+        <w:t>x</w:t>
+      </w:r>
+      <w:proofErr w:type="spellEnd"/>
+      <w:r>
+        <w:rPr>
+          <w:rFonts w:ascii="Consolas" w:hAnsi="Consolas"/>
+          <w:b/>
+          <w:bCs/>
+          <w:color w:val="660E7A"/>
+          <w:lang w:val="en-US"/>
+        </w:rPr>
+        <w:t xml:space="preserve"> </w:t>
       </w:r>
       <w:r>
         <w:rPr>
@@ -4756,6 +5629,7 @@
         </w:rPr>
         <w:t xml:space="preserve">- </w:t>
       </w:r>
+      <w:proofErr w:type="spellStart"/>
       <w:r>
         <w:rPr>
           <w:rFonts w:ascii="Consolas" w:hAnsi="Consolas"/>
@@ -4784,7 +5658,18 @@
           <w:color w:val="660E7A"/>
           <w:lang w:val="en-US"/>
         </w:rPr>
-        <w:t xml:space="preserve">x </w:t>
+        <w:t>x</w:t>
+      </w:r>
+      <w:proofErr w:type="spellEnd"/>
+      <w:r>
+        <w:rPr>
+          <w:rFonts w:ascii="Consolas" w:hAnsi="Consolas"/>
+          <w:b/>
+          <w:bCs/>
+          <w:color w:val="660E7A"/>
+          <w:lang w:val="en-US"/>
+        </w:rPr>
+        <w:t xml:space="preserve"> </w:t>
       </w:r>
       <w:r>
         <w:rPr>
@@ -4816,6 +5701,7 @@
         </w:rPr>
         <w:t xml:space="preserve">, </w:t>
       </w:r>
+      <w:proofErr w:type="spellStart"/>
       <w:r>
         <w:rPr>
           <w:rFonts w:ascii="Consolas" w:hAnsi="Consolas"/>
@@ -4844,7 +5730,18 @@
           <w:color w:val="660E7A"/>
           <w:lang w:val="en-US"/>
         </w:rPr>
-        <w:t xml:space="preserve">y </w:t>
+        <w:t>y</w:t>
+      </w:r>
+      <w:proofErr w:type="spellEnd"/>
+      <w:r>
+        <w:rPr>
+          <w:rFonts w:ascii="Consolas" w:hAnsi="Consolas"/>
+          <w:b/>
+          <w:bCs/>
+          <w:color w:val="660E7A"/>
+          <w:lang w:val="en-US"/>
+        </w:rPr>
+        <w:t xml:space="preserve"> </w:t>
       </w:r>
       <w:r>
         <w:rPr>
@@ -4856,6 +5753,7 @@
         </w:rPr>
         <w:t xml:space="preserve">- </w:t>
       </w:r>
+      <w:proofErr w:type="spellStart"/>
       <w:r>
         <w:rPr>
           <w:rFonts w:ascii="Consolas" w:hAnsi="Consolas"/>
@@ -4886,6 +5784,7 @@
         </w:rPr>
         <w:t>y</w:t>
       </w:r>
+      <w:proofErr w:type="spellEnd"/>
       <w:r>
         <w:rPr>
           <w:rFonts w:ascii="Consolas" w:hAnsi="Consolas"/>
@@ -5088,6 +5987,7 @@
         </w:rPr>
         <w:t xml:space="preserve">= </w:t>
       </w:r>
+      <w:proofErr w:type="spellStart"/>
       <w:r>
         <w:rPr>
           <w:rFonts w:ascii="Consolas" w:hAnsi="Consolas"/>
@@ -5106,7 +6006,18 @@
           <w:color w:val="080808"/>
           <w:lang w:val="en-US"/>
         </w:rPr>
-        <w:t>.east();</w:t>
+        <w:t>.east</w:t>
+      </w:r>
+      <w:proofErr w:type="spellEnd"/>
+      <w:r>
+        <w:rPr>
+          <w:rFonts w:ascii="Consolas" w:hAnsi="Consolas"/>
+          <w:b/>
+          <w:bCs/>
+          <w:color w:val="080808"/>
+          <w:lang w:val="en-US"/>
+        </w:rPr>
+        <w:t>();</w:t>
       </w:r>
       <w:r>
         <w:rPr>
@@ -5149,6 +6060,7 @@
         </w:rPr>
         <w:t xml:space="preserve">= </w:t>
       </w:r>
+      <w:proofErr w:type="spellStart"/>
       <w:r>
         <w:rPr>
           <w:rFonts w:ascii="Consolas" w:hAnsi="Consolas"/>
@@ -5167,7 +6079,18 @@
           <w:color w:val="080808"/>
           <w:lang w:val="en-US"/>
         </w:rPr>
-        <w:t>.west();</w:t>
+        <w:t>.west</w:t>
+      </w:r>
+      <w:proofErr w:type="spellEnd"/>
+      <w:r>
+        <w:rPr>
+          <w:rFonts w:ascii="Consolas" w:hAnsi="Consolas"/>
+          <w:b/>
+          <w:bCs/>
+          <w:color w:val="080808"/>
+          <w:lang w:val="en-US"/>
+        </w:rPr>
+        <w:t>();</w:t>
       </w:r>
       <w:r>
         <w:rPr>
@@ -5180,6 +6103,7 @@
         <w:br/>
         <w:t xml:space="preserve">    </w:t>
       </w:r>
+      <w:proofErr w:type="spellStart"/>
       <w:r>
         <w:rPr>
           <w:rFonts w:ascii="Consolas" w:hAnsi="Consolas"/>
@@ -5198,8 +6122,20 @@
           <w:color w:val="080808"/>
           <w:lang w:val="en-US"/>
         </w:rPr>
-        <w:t>.move(</w:t>
-      </w:r>
+        <w:t>.move</w:t>
+      </w:r>
+      <w:proofErr w:type="spellEnd"/>
+      <w:r>
+        <w:rPr>
+          <w:rFonts w:ascii="Consolas" w:hAnsi="Consolas"/>
+          <w:b/>
+          <w:bCs/>
+          <w:color w:val="080808"/>
+          <w:lang w:val="en-US"/>
+        </w:rPr>
+        <w:t>(</w:t>
+      </w:r>
+      <w:proofErr w:type="spellStart"/>
       <w:r>
         <w:rPr>
           <w:rFonts w:ascii="Consolas" w:hAnsi="Consolas"/>
@@ -5228,7 +6164,18 @@
           <w:color w:val="660E7A"/>
           <w:lang w:val="en-US"/>
         </w:rPr>
-        <w:t xml:space="preserve">x </w:t>
+        <w:t>x</w:t>
+      </w:r>
+      <w:proofErr w:type="spellEnd"/>
+      <w:r>
+        <w:rPr>
+          <w:rFonts w:ascii="Consolas" w:hAnsi="Consolas"/>
+          <w:b/>
+          <w:bCs/>
+          <w:color w:val="660E7A"/>
+          <w:lang w:val="en-US"/>
+        </w:rPr>
+        <w:t xml:space="preserve"> </w:t>
       </w:r>
       <w:r>
         <w:rPr>
@@ -5240,6 +6187,7 @@
         </w:rPr>
         <w:t xml:space="preserve">- </w:t>
       </w:r>
+      <w:proofErr w:type="spellStart"/>
       <w:r>
         <w:rPr>
           <w:rFonts w:ascii="Consolas" w:hAnsi="Consolas"/>
@@ -5268,7 +6216,18 @@
           <w:color w:val="660E7A"/>
           <w:lang w:val="en-US"/>
         </w:rPr>
-        <w:t xml:space="preserve">x </w:t>
+        <w:t>x</w:t>
+      </w:r>
+      <w:proofErr w:type="spellEnd"/>
+      <w:r>
+        <w:rPr>
+          <w:rFonts w:ascii="Consolas" w:hAnsi="Consolas"/>
+          <w:b/>
+          <w:bCs/>
+          <w:color w:val="660E7A"/>
+          <w:lang w:val="en-US"/>
+        </w:rPr>
+        <w:t xml:space="preserve"> </w:t>
       </w:r>
       <w:r>
         <w:rPr>
@@ -5300,6 +6259,7 @@
         </w:rPr>
         <w:t xml:space="preserve">, </w:t>
       </w:r>
+      <w:proofErr w:type="spellStart"/>
       <w:r>
         <w:rPr>
           <w:rFonts w:ascii="Consolas" w:hAnsi="Consolas"/>
@@ -5328,7 +6288,18 @@
           <w:color w:val="660E7A"/>
           <w:lang w:val="en-US"/>
         </w:rPr>
-        <w:t xml:space="preserve">y </w:t>
+        <w:t>y</w:t>
+      </w:r>
+      <w:proofErr w:type="spellEnd"/>
+      <w:r>
+        <w:rPr>
+          <w:rFonts w:ascii="Consolas" w:hAnsi="Consolas"/>
+          <w:b/>
+          <w:bCs/>
+          <w:color w:val="660E7A"/>
+          <w:lang w:val="en-US"/>
+        </w:rPr>
+        <w:t xml:space="preserve"> </w:t>
       </w:r>
       <w:r>
         <w:rPr>
@@ -5340,6 +6311,7 @@
         </w:rPr>
         <w:t xml:space="preserve">- </w:t>
       </w:r>
+      <w:proofErr w:type="spellStart"/>
       <w:r>
         <w:rPr>
           <w:rFonts w:ascii="Consolas" w:hAnsi="Consolas"/>
@@ -5370,6 +6342,7 @@
         </w:rPr>
         <w:t>y</w:t>
       </w:r>
+      <w:proofErr w:type="spellEnd"/>
       <w:r>
         <w:rPr>
           <w:rFonts w:ascii="Consolas" w:hAnsi="Consolas"/>
@@ -5572,6 +6545,7 @@
         </w:rPr>
         <w:t xml:space="preserve">= </w:t>
       </w:r>
+      <w:proofErr w:type="spellStart"/>
       <w:r>
         <w:rPr>
           <w:rFonts w:ascii="Consolas" w:hAnsi="Consolas"/>
@@ -5590,7 +6564,18 @@
           <w:color w:val="080808"/>
           <w:lang w:val="en-US"/>
         </w:rPr>
-        <w:t>.north();</w:t>
+        <w:t>.north</w:t>
+      </w:r>
+      <w:proofErr w:type="spellEnd"/>
+      <w:r>
+        <w:rPr>
+          <w:rFonts w:ascii="Consolas" w:hAnsi="Consolas"/>
+          <w:b/>
+          <w:bCs/>
+          <w:color w:val="080808"/>
+          <w:lang w:val="en-US"/>
+        </w:rPr>
+        <w:t>();</w:t>
       </w:r>
       <w:r>
         <w:rPr>
@@ -5633,6 +6618,7 @@
         </w:rPr>
         <w:t xml:space="preserve">= </w:t>
       </w:r>
+      <w:proofErr w:type="spellStart"/>
       <w:r>
         <w:rPr>
           <w:rFonts w:ascii="Consolas" w:hAnsi="Consolas"/>
@@ -5651,7 +6637,18 @@
           <w:color w:val="080808"/>
           <w:lang w:val="en-US"/>
         </w:rPr>
-        <w:t>.south();</w:t>
+        <w:t>.south</w:t>
+      </w:r>
+      <w:proofErr w:type="spellEnd"/>
+      <w:r>
+        <w:rPr>
+          <w:rFonts w:ascii="Consolas" w:hAnsi="Consolas"/>
+          <w:b/>
+          <w:bCs/>
+          <w:color w:val="080808"/>
+          <w:lang w:val="en-US"/>
+        </w:rPr>
+        <w:t>();</w:t>
       </w:r>
       <w:r>
         <w:rPr>
@@ -5664,6 +6661,7 @@
         <w:br/>
         <w:t xml:space="preserve">    </w:t>
       </w:r>
+      <w:proofErr w:type="spellStart"/>
       <w:r>
         <w:rPr>
           <w:rFonts w:ascii="Consolas" w:hAnsi="Consolas"/>
@@ -5682,8 +6680,20 @@
           <w:color w:val="080808"/>
           <w:lang w:val="en-US"/>
         </w:rPr>
-        <w:t>.move(</w:t>
-      </w:r>
+        <w:t>.move</w:t>
+      </w:r>
+      <w:proofErr w:type="spellEnd"/>
+      <w:r>
+        <w:rPr>
+          <w:rFonts w:ascii="Consolas" w:hAnsi="Consolas"/>
+          <w:b/>
+          <w:bCs/>
+          <w:color w:val="080808"/>
+          <w:lang w:val="en-US"/>
+        </w:rPr>
+        <w:t>(</w:t>
+      </w:r>
+      <w:proofErr w:type="spellStart"/>
       <w:r>
         <w:rPr>
           <w:rFonts w:ascii="Consolas" w:hAnsi="Consolas"/>
@@ -5712,7 +6722,18 @@
           <w:color w:val="660E7A"/>
           <w:lang w:val="en-US"/>
         </w:rPr>
-        <w:t xml:space="preserve">x </w:t>
+        <w:t>x</w:t>
+      </w:r>
+      <w:proofErr w:type="spellEnd"/>
+      <w:r>
+        <w:rPr>
+          <w:rFonts w:ascii="Consolas" w:hAnsi="Consolas"/>
+          <w:b/>
+          <w:bCs/>
+          <w:color w:val="660E7A"/>
+          <w:lang w:val="en-US"/>
+        </w:rPr>
+        <w:t xml:space="preserve"> </w:t>
       </w:r>
       <w:r>
         <w:rPr>
@@ -5724,6 +6745,7 @@
         </w:rPr>
         <w:t xml:space="preserve">- </w:t>
       </w:r>
+      <w:proofErr w:type="spellStart"/>
       <w:r>
         <w:rPr>
           <w:rFonts w:ascii="Consolas" w:hAnsi="Consolas"/>
@@ -5754,6 +6776,7 @@
         </w:rPr>
         <w:t>x</w:t>
       </w:r>
+      <w:proofErr w:type="spellEnd"/>
       <w:r>
         <w:rPr>
           <w:rFonts w:ascii="Consolas" w:hAnsi="Consolas"/>
@@ -5764,6 +6787,7 @@
         </w:rPr>
         <w:t xml:space="preserve">, </w:t>
       </w:r>
+      <w:proofErr w:type="spellStart"/>
       <w:r>
         <w:rPr>
           <w:rFonts w:ascii="Consolas" w:hAnsi="Consolas"/>
@@ -5792,7 +6816,18 @@
           <w:color w:val="660E7A"/>
           <w:lang w:val="en-US"/>
         </w:rPr>
-        <w:t xml:space="preserve">y </w:t>
+        <w:t>y</w:t>
+      </w:r>
+      <w:proofErr w:type="spellEnd"/>
+      <w:r>
+        <w:rPr>
+          <w:rFonts w:ascii="Consolas" w:hAnsi="Consolas"/>
+          <w:b/>
+          <w:bCs/>
+          <w:color w:val="660E7A"/>
+          <w:lang w:val="en-US"/>
+        </w:rPr>
+        <w:t xml:space="preserve"> </w:t>
       </w:r>
       <w:r>
         <w:rPr>
@@ -5804,6 +6839,7 @@
         </w:rPr>
         <w:t xml:space="preserve">- </w:t>
       </w:r>
+      <w:proofErr w:type="spellStart"/>
       <w:r>
         <w:rPr>
           <w:rFonts w:ascii="Consolas" w:hAnsi="Consolas"/>
@@ -5832,7 +6868,18 @@
           <w:color w:val="660E7A"/>
           <w:lang w:val="en-US"/>
         </w:rPr>
-        <w:t xml:space="preserve">y </w:t>
+        <w:t>y</w:t>
+      </w:r>
+      <w:proofErr w:type="spellEnd"/>
+      <w:r>
+        <w:rPr>
+          <w:rFonts w:ascii="Consolas" w:hAnsi="Consolas"/>
+          <w:b/>
+          <w:bCs/>
+          <w:color w:val="660E7A"/>
+          <w:lang w:val="en-US"/>
+        </w:rPr>
+        <w:t xml:space="preserve"> </w:t>
       </w:r>
       <w:r>
         <w:rPr>
@@ -6056,6 +7103,7 @@
         </w:rPr>
         <w:t xml:space="preserve">= </w:t>
       </w:r>
+      <w:proofErr w:type="spellStart"/>
       <w:r>
         <w:rPr>
           <w:rFonts w:ascii="Consolas" w:hAnsi="Consolas"/>
@@ -6074,7 +7122,18 @@
           <w:color w:val="080808"/>
           <w:lang w:val="en-US"/>
         </w:rPr>
-        <w:t>.south();</w:t>
+        <w:t>.south</w:t>
+      </w:r>
+      <w:proofErr w:type="spellEnd"/>
+      <w:r>
+        <w:rPr>
+          <w:rFonts w:ascii="Consolas" w:hAnsi="Consolas"/>
+          <w:b/>
+          <w:bCs/>
+          <w:color w:val="080808"/>
+          <w:lang w:val="en-US"/>
+        </w:rPr>
+        <w:t>();</w:t>
       </w:r>
       <w:r>
         <w:rPr>
@@ -6117,6 +7176,7 @@
         </w:rPr>
         <w:t xml:space="preserve">= </w:t>
       </w:r>
+      <w:proofErr w:type="spellStart"/>
       <w:r>
         <w:rPr>
           <w:rFonts w:ascii="Consolas" w:hAnsi="Consolas"/>
@@ -6135,7 +7195,18 @@
           <w:color w:val="080808"/>
           <w:lang w:val="en-US"/>
         </w:rPr>
-        <w:t>.north();</w:t>
+        <w:t>.north</w:t>
+      </w:r>
+      <w:proofErr w:type="spellEnd"/>
+      <w:r>
+        <w:rPr>
+          <w:rFonts w:ascii="Consolas" w:hAnsi="Consolas"/>
+          <w:b/>
+          <w:bCs/>
+          <w:color w:val="080808"/>
+          <w:lang w:val="en-US"/>
+        </w:rPr>
+        <w:t>();</w:t>
       </w:r>
       <w:r>
         <w:rPr>
@@ -6148,6 +7219,7 @@
         <w:br/>
         <w:t xml:space="preserve">    </w:t>
       </w:r>
+      <w:proofErr w:type="spellStart"/>
       <w:r>
         <w:rPr>
           <w:rFonts w:ascii="Consolas" w:hAnsi="Consolas"/>
@@ -6166,8 +7238,20 @@
           <w:color w:val="080808"/>
           <w:lang w:val="en-US"/>
         </w:rPr>
-        <w:t>.move(</w:t>
-      </w:r>
+        <w:t>.move</w:t>
+      </w:r>
+      <w:proofErr w:type="spellEnd"/>
+      <w:r>
+        <w:rPr>
+          <w:rFonts w:ascii="Consolas" w:hAnsi="Consolas"/>
+          <w:b/>
+          <w:bCs/>
+          <w:color w:val="080808"/>
+          <w:lang w:val="en-US"/>
+        </w:rPr>
+        <w:t>(</w:t>
+      </w:r>
+      <w:proofErr w:type="spellStart"/>
       <w:r>
         <w:rPr>
           <w:rFonts w:ascii="Consolas" w:hAnsi="Consolas"/>
@@ -6196,7 +7280,18 @@
           <w:color w:val="660E7A"/>
           <w:lang w:val="en-US"/>
         </w:rPr>
-        <w:t xml:space="preserve">x </w:t>
+        <w:t>x</w:t>
+      </w:r>
+      <w:proofErr w:type="spellEnd"/>
+      <w:r>
+        <w:rPr>
+          <w:rFonts w:ascii="Consolas" w:hAnsi="Consolas"/>
+          <w:b/>
+          <w:bCs/>
+          <w:color w:val="660E7A"/>
+          <w:lang w:val="en-US"/>
+        </w:rPr>
+        <w:t xml:space="preserve"> </w:t>
       </w:r>
       <w:r>
         <w:rPr>
@@ -6208,6 +7303,7 @@
         </w:rPr>
         <w:t xml:space="preserve">- </w:t>
       </w:r>
+      <w:proofErr w:type="spellStart"/>
       <w:r>
         <w:rPr>
           <w:rFonts w:ascii="Consolas" w:hAnsi="Consolas"/>
@@ -6238,6 +7334,7 @@
         </w:rPr>
         <w:t>x</w:t>
       </w:r>
+      <w:proofErr w:type="spellEnd"/>
       <w:r>
         <w:rPr>
           <w:rFonts w:ascii="Consolas" w:hAnsi="Consolas"/>
@@ -6248,6 +7345,7 @@
         </w:rPr>
         <w:t xml:space="preserve">, </w:t>
       </w:r>
+      <w:proofErr w:type="spellStart"/>
       <w:r>
         <w:rPr>
           <w:rFonts w:ascii="Consolas" w:hAnsi="Consolas"/>
@@ -6276,7 +7374,18 @@
           <w:color w:val="660E7A"/>
           <w:lang w:val="en-US"/>
         </w:rPr>
-        <w:t xml:space="preserve">y </w:t>
+        <w:t>y</w:t>
+      </w:r>
+      <w:proofErr w:type="spellEnd"/>
+      <w:r>
+        <w:rPr>
+          <w:rFonts w:ascii="Consolas" w:hAnsi="Consolas"/>
+          <w:b/>
+          <w:bCs/>
+          <w:color w:val="660E7A"/>
+          <w:lang w:val="en-US"/>
+        </w:rPr>
+        <w:t xml:space="preserve"> </w:t>
       </w:r>
       <w:r>
         <w:rPr>
@@ -6288,6 +7397,7 @@
         </w:rPr>
         <w:t xml:space="preserve">- </w:t>
       </w:r>
+      <w:proofErr w:type="spellStart"/>
       <w:r>
         <w:rPr>
           <w:rFonts w:ascii="Consolas" w:hAnsi="Consolas"/>
@@ -6316,7 +7426,18 @@
           <w:color w:val="660E7A"/>
           <w:lang w:val="en-US"/>
         </w:rPr>
-        <w:t xml:space="preserve">y </w:t>
+        <w:t>y</w:t>
+      </w:r>
+      <w:proofErr w:type="spellEnd"/>
+      <w:r>
+        <w:rPr>
+          <w:rFonts w:ascii="Consolas" w:hAnsi="Consolas"/>
+          <w:b/>
+          <w:bCs/>
+          <w:color w:val="660E7A"/>
+          <w:lang w:val="en-US"/>
+        </w:rPr>
+        <w:t xml:space="preserve"> </w:t>
       </w:r>
       <w:r>
         <w:rPr>
@@ -6450,15 +7571,27 @@
         <w:br/>
         <w:t xml:space="preserve">    </w:t>
       </w:r>
-      <w:r>
-        <w:rPr>
-          <w:rFonts w:ascii="Consolas" w:hAnsi="Consolas"/>
-          <w:b/>
-          <w:bCs/>
-          <w:color w:val="080808"/>
-          <w:lang w:val="en-US"/>
-        </w:rPr>
-        <w:t>freopen(</w:t>
+      <w:proofErr w:type="spellStart"/>
+      <w:r>
+        <w:rPr>
+          <w:rFonts w:ascii="Consolas" w:hAnsi="Consolas"/>
+          <w:b/>
+          <w:bCs/>
+          <w:color w:val="080808"/>
+          <w:lang w:val="en-US"/>
+        </w:rPr>
+        <w:t>freopen</w:t>
+      </w:r>
+      <w:proofErr w:type="spellEnd"/>
+      <w:r>
+        <w:rPr>
+          <w:rFonts w:ascii="Consolas" w:hAnsi="Consolas"/>
+          <w:b/>
+          <w:bCs/>
+          <w:color w:val="080808"/>
+          <w:lang w:val="en-US"/>
+        </w:rPr>
+        <w:t>(</w:t>
       </w:r>
       <w:r>
         <w:rPr>
@@ -6468,7 +7601,29 @@
           <w:color w:val="067D17"/>
           <w:lang w:val="en-US"/>
         </w:rPr>
-        <w:t>"output.out"</w:t>
+        <w:t>"</w:t>
+      </w:r>
+      <w:proofErr w:type="spellStart"/>
+      <w:r>
+        <w:rPr>
+          <w:rFonts w:ascii="Consolas" w:hAnsi="Consolas"/>
+          <w:b/>
+          <w:bCs/>
+          <w:color w:val="067D17"/>
+          <w:lang w:val="en-US"/>
+        </w:rPr>
+        <w:t>output.out</w:t>
+      </w:r>
+      <w:proofErr w:type="spellEnd"/>
+      <w:r>
+        <w:rPr>
+          <w:rFonts w:ascii="Consolas" w:hAnsi="Consolas"/>
+          <w:b/>
+          <w:bCs/>
+          <w:color w:val="067D17"/>
+          <w:lang w:val="en-US"/>
+        </w:rPr>
+        <w:t>"</w:t>
       </w:r>
       <w:r>
         <w:rPr>
@@ -6500,6 +7655,7 @@
         </w:rPr>
         <w:t xml:space="preserve">, </w:t>
       </w:r>
+      <w:proofErr w:type="spellStart"/>
       <w:r>
         <w:rPr>
           <w:rFonts w:ascii="Consolas" w:hAnsi="Consolas"/>
@@ -6510,6 +7666,7 @@
         </w:rPr>
         <w:t>stdout</w:t>
       </w:r>
+      <w:proofErr w:type="spellEnd"/>
       <w:r>
         <w:rPr>
           <w:rFonts w:ascii="Consolas" w:hAnsi="Consolas"/>
@@ -6551,15 +7708,27 @@
         <w:br/>
         <w:t xml:space="preserve">    </w:t>
       </w:r>
-      <w:r>
-        <w:rPr>
-          <w:rFonts w:ascii="Consolas" w:hAnsi="Consolas"/>
-          <w:b/>
-          <w:bCs/>
-          <w:color w:val="080808"/>
-          <w:lang w:val="en-US"/>
-        </w:rPr>
-        <w:t>setlocale(</w:t>
+      <w:proofErr w:type="spellStart"/>
+      <w:r>
+        <w:rPr>
+          <w:rFonts w:ascii="Consolas" w:hAnsi="Consolas"/>
+          <w:b/>
+          <w:bCs/>
+          <w:color w:val="080808"/>
+          <w:lang w:val="en-US"/>
+        </w:rPr>
+        <w:t>setlocale</w:t>
+      </w:r>
+      <w:proofErr w:type="spellEnd"/>
+      <w:r>
+        <w:rPr>
+          <w:rFonts w:ascii="Consolas" w:hAnsi="Consolas"/>
+          <w:b/>
+          <w:bCs/>
+          <w:color w:val="080808"/>
+          <w:lang w:val="en-US"/>
+        </w:rPr>
+        <w:t>(</w:t>
       </w:r>
       <w:r>
         <w:rPr>
@@ -6600,27 +7769,6 @@
           <w:lang w:val="en-US"/>
         </w:rPr>
         <w:t>);</w:t>
-      </w:r>
-      <w:r>
-        <w:rPr>
-          <w:rFonts w:ascii="Consolas" w:hAnsi="Consolas"/>
-          <w:b/>
-          <w:bCs/>
-          <w:color w:val="080808"/>
-          <w:lang w:val="en-US"/>
-        </w:rPr>
-        <w:br/>
-        <w:t xml:space="preserve">    screen_init();</w:t>
-      </w:r>
-      <w:r>
-        <w:rPr>
-          <w:rFonts w:ascii="Consolas" w:hAnsi="Consolas"/>
-          <w:b/>
-          <w:bCs/>
-          <w:color w:val="080808"/>
-          <w:lang w:val="en-US"/>
-        </w:rPr>
-        <w:br/>
       </w:r>
       <w:r>
         <w:rPr>
@@ -6633,115 +7781,37 @@
         <w:br/>
         <w:t xml:space="preserve">    </w:t>
       </w:r>
-      <w:r>
-        <w:rPr>
-          <w:rFonts w:ascii="Consolas" w:hAnsi="Consolas"/>
-          <w:b/>
-          <w:bCs/>
-          <w:color w:val="008080"/>
-          <w:lang w:val="en-US"/>
-        </w:rPr>
-        <w:t xml:space="preserve">rectangle </w:t>
-      </w:r>
-      <w:r>
-        <w:rPr>
-          <w:rFonts w:ascii="Consolas" w:hAnsi="Consolas"/>
-          <w:b/>
-          <w:bCs/>
-          <w:color w:val="000000"/>
-          <w:lang w:val="en-US"/>
-        </w:rPr>
-        <w:t>hat</w:t>
-      </w:r>
-      <w:r>
-        <w:rPr>
-          <w:rFonts w:ascii="Consolas" w:hAnsi="Consolas"/>
-          <w:b/>
-          <w:bCs/>
-          <w:color w:val="080808"/>
-          <w:lang w:val="en-US"/>
-        </w:rPr>
-        <w:t>(point(</w:t>
-      </w:r>
-      <w:r>
-        <w:rPr>
-          <w:rFonts w:ascii="Consolas" w:hAnsi="Consolas"/>
-          <w:b/>
-          <w:bCs/>
-          <w:color w:val="1750EB"/>
-          <w:lang w:val="en-US"/>
-        </w:rPr>
-        <w:t>0</w:t>
-      </w:r>
-      <w:r>
-        <w:rPr>
-          <w:rFonts w:ascii="Consolas" w:hAnsi="Consolas"/>
-          <w:b/>
-          <w:bCs/>
-          <w:color w:val="080808"/>
-          <w:lang w:val="en-US"/>
-        </w:rPr>
-        <w:t xml:space="preserve">, </w:t>
-      </w:r>
-      <w:r>
-        <w:rPr>
-          <w:rFonts w:ascii="Consolas" w:hAnsi="Consolas"/>
-          <w:b/>
-          <w:bCs/>
-          <w:color w:val="1750EB"/>
-          <w:lang w:val="en-US"/>
-        </w:rPr>
-        <w:t>0</w:t>
-      </w:r>
-      <w:r>
-        <w:rPr>
-          <w:rFonts w:ascii="Consolas" w:hAnsi="Consolas"/>
-          <w:b/>
-          <w:bCs/>
-          <w:color w:val="080808"/>
-          <w:lang w:val="en-US"/>
-        </w:rPr>
-        <w:t>), point(</w:t>
-      </w:r>
-      <w:r>
-        <w:rPr>
-          <w:rFonts w:ascii="Consolas" w:hAnsi="Consolas"/>
-          <w:b/>
-          <w:bCs/>
-          <w:color w:val="1750EB"/>
-          <w:lang w:val="en-US"/>
-        </w:rPr>
-        <w:t>14</w:t>
-      </w:r>
-      <w:r>
-        <w:rPr>
-          <w:rFonts w:ascii="Consolas" w:hAnsi="Consolas"/>
-          <w:b/>
-          <w:bCs/>
-          <w:color w:val="080808"/>
-          <w:lang w:val="en-US"/>
-        </w:rPr>
-        <w:t xml:space="preserve">, </w:t>
-      </w:r>
-      <w:r>
-        <w:rPr>
-          <w:rFonts w:ascii="Consolas" w:hAnsi="Consolas"/>
-          <w:b/>
-          <w:bCs/>
-          <w:color w:val="1750EB"/>
-          <w:lang w:val="en-US"/>
-        </w:rPr>
-        <w:t>5</w:t>
-      </w:r>
-      <w:r>
-        <w:rPr>
-          <w:rFonts w:ascii="Consolas" w:hAnsi="Consolas"/>
-          <w:b/>
-          <w:bCs/>
-          <w:color w:val="080808"/>
-          <w:lang w:val="en-US"/>
-        </w:rPr>
-        <w:t>));</w:t>
+      <w:proofErr w:type="spellStart"/>
+      <w:r>
+        <w:rPr>
+          <w:rFonts w:ascii="Consolas" w:hAnsi="Consolas"/>
+          <w:b/>
+          <w:bCs/>
+          <w:color w:val="080808"/>
+          <w:lang w:val="en-US"/>
+        </w:rPr>
+        <w:t>screen_init</w:t>
+      </w:r>
+      <w:proofErr w:type="spellEnd"/>
+      <w:r>
+        <w:rPr>
+          <w:rFonts w:ascii="Consolas" w:hAnsi="Consolas"/>
+          <w:b/>
+          <w:bCs/>
+          <w:color w:val="080808"/>
+          <w:lang w:val="en-US"/>
+        </w:rPr>
+        <w:t>();</w:t>
+      </w:r>
+      <w:r>
+        <w:rPr>
+          <w:rFonts w:ascii="Consolas" w:hAnsi="Consolas"/>
+          <w:b/>
+          <w:bCs/>
+          <w:color w:val="080808"/>
+          <w:lang w:val="en-US"/>
+        </w:rPr>
+        <w:br/>
       </w:r>
       <w:r>
         <w:rPr>
@@ -6772,7 +7842,7 @@
           <w:color w:val="000000"/>
           <w:lang w:val="en-US"/>
         </w:rPr>
-        <w:t>face</w:t>
+        <w:t>hat</w:t>
       </w:r>
       <w:r>
         <w:rPr>
@@ -6792,7 +7862,7 @@
           <w:color w:val="1750EB"/>
           <w:lang w:val="en-US"/>
         </w:rPr>
-        <w:t>16</w:t>
+        <w:t>0</w:t>
       </w:r>
       <w:r>
         <w:rPr>
@@ -6832,7 +7902,7 @@
           <w:color w:val="1750EB"/>
           <w:lang w:val="en-US"/>
         </w:rPr>
-        <w:t>28</w:t>
+        <w:t>14</w:t>
       </w:r>
       <w:r>
         <w:rPr>
@@ -6852,7 +7922,7 @@
           <w:color w:val="1750EB"/>
           <w:lang w:val="en-US"/>
         </w:rPr>
-        <w:t>8</w:t>
+        <w:t>5</w:t>
       </w:r>
       <w:r>
         <w:rPr>
@@ -6883,7 +7953,7 @@
           <w:color w:val="008080"/>
           <w:lang w:val="en-US"/>
         </w:rPr>
-        <w:t xml:space="preserve">line </w:t>
+        <w:t xml:space="preserve">rectangle </w:t>
       </w:r>
       <w:r>
         <w:rPr>
@@ -6893,7 +7963,7 @@
           <w:color w:val="000000"/>
           <w:lang w:val="en-US"/>
         </w:rPr>
-        <w:t>brim</w:t>
+        <w:t>face</w:t>
       </w:r>
       <w:r>
         <w:rPr>
@@ -6913,7 +7983,7 @@
           <w:color w:val="1750EB"/>
           <w:lang w:val="en-US"/>
         </w:rPr>
-        <w:t>20</w:t>
+        <w:t>16</w:t>
       </w:r>
       <w:r>
         <w:rPr>
@@ -6933,17 +8003,17 @@
           <w:color w:val="1750EB"/>
           <w:lang w:val="en-US"/>
         </w:rPr>
-        <w:t>10</w:t>
-      </w:r>
-      <w:r>
-        <w:rPr>
-          <w:rFonts w:ascii="Consolas" w:hAnsi="Consolas"/>
-          <w:b/>
-          <w:bCs/>
-          <w:color w:val="080808"/>
-          <w:lang w:val="en-US"/>
-        </w:rPr>
-        <w:t xml:space="preserve">), </w:t>
+        <w:t>0</w:t>
+      </w:r>
+      <w:r>
+        <w:rPr>
+          <w:rFonts w:ascii="Consolas" w:hAnsi="Consolas"/>
+          <w:b/>
+          <w:bCs/>
+          <w:color w:val="080808"/>
+          <w:lang w:val="en-US"/>
+        </w:rPr>
+        <w:t>), point(</w:t>
       </w:r>
       <w:r>
         <w:rPr>
@@ -6953,17 +8023,37 @@
           <w:color w:val="1750EB"/>
           <w:lang w:val="en-US"/>
         </w:rPr>
-        <w:t>17</w:t>
-      </w:r>
-      <w:r>
-        <w:rPr>
-          <w:rFonts w:ascii="Consolas" w:hAnsi="Consolas"/>
-          <w:b/>
-          <w:bCs/>
-          <w:color w:val="080808"/>
-          <w:lang w:val="en-US"/>
-        </w:rPr>
-        <w:t>);</w:t>
+        <w:t>28</w:t>
+      </w:r>
+      <w:r>
+        <w:rPr>
+          <w:rFonts w:ascii="Consolas" w:hAnsi="Consolas"/>
+          <w:b/>
+          <w:bCs/>
+          <w:color w:val="080808"/>
+          <w:lang w:val="en-US"/>
+        </w:rPr>
+        <w:t xml:space="preserve">, </w:t>
+      </w:r>
+      <w:r>
+        <w:rPr>
+          <w:rFonts w:ascii="Consolas" w:hAnsi="Consolas"/>
+          <w:b/>
+          <w:bCs/>
+          <w:color w:val="1750EB"/>
+          <w:lang w:val="en-US"/>
+        </w:rPr>
+        <w:t>8</w:t>
+      </w:r>
+      <w:r>
+        <w:rPr>
+          <w:rFonts w:ascii="Consolas" w:hAnsi="Consolas"/>
+          <w:b/>
+          <w:bCs/>
+          <w:color w:val="080808"/>
+          <w:lang w:val="en-US"/>
+        </w:rPr>
+        <w:t>));</w:t>
       </w:r>
       <w:r>
         <w:rPr>
@@ -6984,7 +8074,7 @@
           <w:color w:val="008080"/>
           <w:lang w:val="en-US"/>
         </w:rPr>
-        <w:t xml:space="preserve">diagonal_cross </w:t>
+        <w:t xml:space="preserve">line </w:t>
       </w:r>
       <w:r>
         <w:rPr>
@@ -6994,7 +8084,7 @@
           <w:color w:val="000000"/>
           <w:lang w:val="en-US"/>
         </w:rPr>
-        <w:t>left_ear</w:t>
+        <w:t>brim</w:t>
       </w:r>
       <w:r>
         <w:rPr>
@@ -7014,7 +8104,7 @@
           <w:color w:val="1750EB"/>
           <w:lang w:val="en-US"/>
         </w:rPr>
-        <w:t>5</w:t>
+        <w:t>20</w:t>
       </w:r>
       <w:r>
         <w:rPr>
@@ -7034,7 +8124,7 @@
           <w:color w:val="1750EB"/>
           <w:lang w:val="en-US"/>
         </w:rPr>
-        <w:t>15</w:t>
+        <w:t>10</w:t>
       </w:r>
       <w:r>
         <w:rPr>
@@ -7054,7 +8144,7 @@
           <w:color w:val="1750EB"/>
           <w:lang w:val="en-US"/>
         </w:rPr>
-        <w:t>2</w:t>
+        <w:t>17</w:t>
       </w:r>
       <w:r>
         <w:rPr>
@@ -7077,6 +8167,7 @@
         <w:br/>
         <w:t xml:space="preserve">    </w:t>
       </w:r>
+      <w:proofErr w:type="spellStart"/>
       <w:r>
         <w:rPr>
           <w:rFonts w:ascii="Consolas" w:hAnsi="Consolas"/>
@@ -7085,8 +8176,20 @@
           <w:color w:val="008080"/>
           <w:lang w:val="en-US"/>
         </w:rPr>
-        <w:t xml:space="preserve">diagonal_cross </w:t>
-      </w:r>
+        <w:t>diagonal_cross</w:t>
+      </w:r>
+      <w:proofErr w:type="spellEnd"/>
+      <w:r>
+        <w:rPr>
+          <w:rFonts w:ascii="Consolas" w:hAnsi="Consolas"/>
+          <w:b/>
+          <w:bCs/>
+          <w:color w:val="008080"/>
+          <w:lang w:val="en-US"/>
+        </w:rPr>
+        <w:t xml:space="preserve"> </w:t>
+      </w:r>
+      <w:proofErr w:type="spellStart"/>
       <w:r>
         <w:rPr>
           <w:rFonts w:ascii="Consolas" w:hAnsi="Consolas"/>
@@ -7095,8 +8198,9 @@
           <w:color w:val="000000"/>
           <w:lang w:val="en-US"/>
         </w:rPr>
-        <w:t>right_ear</w:t>
-      </w:r>
+        <w:t>left_ear</w:t>
+      </w:r>
+      <w:proofErr w:type="spellEnd"/>
       <w:r>
         <w:rPr>
           <w:rFonts w:ascii="Consolas" w:hAnsi="Consolas"/>
@@ -7115,7 +8219,7 @@
           <w:color w:val="1750EB"/>
           <w:lang w:val="en-US"/>
         </w:rPr>
-        <w:t>12</w:t>
+        <w:t>5</w:t>
       </w:r>
       <w:r>
         <w:rPr>
@@ -7178,6 +8282,7 @@
         <w:br/>
         <w:t xml:space="preserve">    </w:t>
       </w:r>
+      <w:proofErr w:type="spellStart"/>
       <w:r>
         <w:rPr>
           <w:rFonts w:ascii="Consolas" w:hAnsi="Consolas"/>
@@ -7186,8 +8291,20 @@
           <w:color w:val="008080"/>
           <w:lang w:val="en-US"/>
         </w:rPr>
-        <w:t xml:space="preserve">diagonal_cross </w:t>
-      </w:r>
+        <w:t>diagonal_cross</w:t>
+      </w:r>
+      <w:proofErr w:type="spellEnd"/>
+      <w:r>
+        <w:rPr>
+          <w:rFonts w:ascii="Consolas" w:hAnsi="Consolas"/>
+          <w:b/>
+          <w:bCs/>
+          <w:color w:val="008080"/>
+          <w:lang w:val="en-US"/>
+        </w:rPr>
+        <w:t xml:space="preserve"> </w:t>
+      </w:r>
+      <w:proofErr w:type="spellStart"/>
       <w:r>
         <w:rPr>
           <w:rFonts w:ascii="Consolas" w:hAnsi="Consolas"/>
@@ -7196,8 +8313,9 @@
           <w:color w:val="000000"/>
           <w:lang w:val="en-US"/>
         </w:rPr>
-        <w:t>tie</w:t>
-      </w:r>
+        <w:t>right_ear</w:t>
+      </w:r>
+      <w:proofErr w:type="spellEnd"/>
       <w:r>
         <w:rPr>
           <w:rFonts w:ascii="Consolas" w:hAnsi="Consolas"/>
@@ -7216,7 +8334,7 @@
           <w:color w:val="1750EB"/>
           <w:lang w:val="en-US"/>
         </w:rPr>
-        <w:t>22</w:t>
+        <w:t>12</w:t>
       </w:r>
       <w:r>
         <w:rPr>
@@ -7256,7 +8374,7 @@
           <w:color w:val="1750EB"/>
           <w:lang w:val="en-US"/>
         </w:rPr>
-        <w:t>3</w:t>
+        <w:t>2</w:t>
       </w:r>
       <w:r>
         <w:rPr>
@@ -7267,17 +8385,6 @@
           <w:lang w:val="en-US"/>
         </w:rPr>
         <w:t>);</w:t>
-      </w:r>
-      <w:r>
-        <w:rPr>
-          <w:rFonts w:ascii="Consolas" w:hAnsi="Consolas"/>
-          <w:b/>
-          <w:bCs/>
-          <w:color w:val="080808"/>
-          <w:lang w:val="en-US"/>
-        </w:rPr>
-        <w:br/>
-        <w:t xml:space="preserve">    shape_refresh();</w:t>
       </w:r>
       <w:r>
         <w:rPr>
@@ -7290,6 +8397,7 @@
         <w:br/>
         <w:t xml:space="preserve">    </w:t>
       </w:r>
+      <w:proofErr w:type="spellStart"/>
       <w:r>
         <w:rPr>
           <w:rFonts w:ascii="Consolas" w:hAnsi="Consolas"/>
@@ -7298,17 +8406,18 @@
           <w:color w:val="008080"/>
           <w:lang w:val="en-US"/>
         </w:rPr>
-        <w:t>std</w:t>
-      </w:r>
-      <w:r>
-        <w:rPr>
-          <w:rFonts w:ascii="Consolas" w:hAnsi="Consolas"/>
-          <w:b/>
-          <w:bCs/>
-          <w:color w:val="080808"/>
-          <w:lang w:val="en-US"/>
-        </w:rPr>
-        <w:t>::</w:t>
+        <w:t>diagonal_cross</w:t>
+      </w:r>
+      <w:proofErr w:type="spellEnd"/>
+      <w:r>
+        <w:rPr>
+          <w:rFonts w:ascii="Consolas" w:hAnsi="Consolas"/>
+          <w:b/>
+          <w:bCs/>
+          <w:color w:val="008080"/>
+          <w:lang w:val="en-US"/>
+        </w:rPr>
+        <w:t xml:space="preserve"> </w:t>
       </w:r>
       <w:r>
         <w:rPr>
@@ -7318,67 +8427,77 @@
           <w:color w:val="000000"/>
           <w:lang w:val="en-US"/>
         </w:rPr>
-        <w:t xml:space="preserve">cout </w:t>
-      </w:r>
-      <w:r>
-        <w:rPr>
-          <w:rFonts w:ascii="Consolas" w:hAnsi="Consolas"/>
-          <w:b/>
-          <w:bCs/>
-          <w:color w:val="008080"/>
-          <w:lang w:val="en-US"/>
-        </w:rPr>
-        <w:t xml:space="preserve">&lt;&lt; </w:t>
-      </w:r>
-      <w:r>
-        <w:rPr>
-          <w:rFonts w:ascii="Consolas" w:hAnsi="Consolas"/>
-          <w:b/>
-          <w:bCs/>
-          <w:color w:val="067D17"/>
-          <w:lang w:val="en-US"/>
-        </w:rPr>
-        <w:t>"=== Generated... ===</w:t>
-      </w:r>
-      <w:r>
-        <w:rPr>
-          <w:rFonts w:ascii="Consolas" w:hAnsi="Consolas"/>
-          <w:b/>
-          <w:bCs/>
-          <w:color w:val="0037A6"/>
-          <w:lang w:val="en-US"/>
-        </w:rPr>
-        <w:t>\n</w:t>
-      </w:r>
-      <w:r>
-        <w:rPr>
-          <w:rFonts w:ascii="Consolas" w:hAnsi="Consolas"/>
-          <w:b/>
-          <w:bCs/>
-          <w:color w:val="067D17"/>
-          <w:lang w:val="en-US"/>
-        </w:rPr>
-        <w:t>"</w:t>
-      </w:r>
-      <w:r>
-        <w:rPr>
-          <w:rFonts w:ascii="Consolas" w:hAnsi="Consolas"/>
-          <w:b/>
-          <w:bCs/>
-          <w:color w:val="080808"/>
-          <w:lang w:val="en-US"/>
-        </w:rPr>
-        <w:t>;</w:t>
-      </w:r>
-      <w:r>
-        <w:rPr>
-          <w:rFonts w:ascii="Consolas" w:hAnsi="Consolas"/>
-          <w:b/>
-          <w:bCs/>
-          <w:color w:val="080808"/>
-          <w:lang w:val="en-US"/>
-        </w:rPr>
-        <w:br/>
+        <w:t>tie</w:t>
+      </w:r>
+      <w:r>
+        <w:rPr>
+          <w:rFonts w:ascii="Consolas" w:hAnsi="Consolas"/>
+          <w:b/>
+          <w:bCs/>
+          <w:color w:val="080808"/>
+          <w:lang w:val="en-US"/>
+        </w:rPr>
+        <w:t>(point(</w:t>
+      </w:r>
+      <w:r>
+        <w:rPr>
+          <w:rFonts w:ascii="Consolas" w:hAnsi="Consolas"/>
+          <w:b/>
+          <w:bCs/>
+          <w:color w:val="1750EB"/>
+          <w:lang w:val="en-US"/>
+        </w:rPr>
+        <w:t>22</w:t>
+      </w:r>
+      <w:r>
+        <w:rPr>
+          <w:rFonts w:ascii="Consolas" w:hAnsi="Consolas"/>
+          <w:b/>
+          <w:bCs/>
+          <w:color w:val="080808"/>
+          <w:lang w:val="en-US"/>
+        </w:rPr>
+        <w:t xml:space="preserve">, </w:t>
+      </w:r>
+      <w:r>
+        <w:rPr>
+          <w:rFonts w:ascii="Consolas" w:hAnsi="Consolas"/>
+          <w:b/>
+          <w:bCs/>
+          <w:color w:val="1750EB"/>
+          <w:lang w:val="en-US"/>
+        </w:rPr>
+        <w:t>15</w:t>
+      </w:r>
+      <w:r>
+        <w:rPr>
+          <w:rFonts w:ascii="Consolas" w:hAnsi="Consolas"/>
+          <w:b/>
+          <w:bCs/>
+          <w:color w:val="080808"/>
+          <w:lang w:val="en-US"/>
+        </w:rPr>
+        <w:t xml:space="preserve">), </w:t>
+      </w:r>
+      <w:r>
+        <w:rPr>
+          <w:rFonts w:ascii="Consolas" w:hAnsi="Consolas"/>
+          <w:b/>
+          <w:bCs/>
+          <w:color w:val="1750EB"/>
+          <w:lang w:val="en-US"/>
+        </w:rPr>
+        <w:t>3</w:t>
+      </w:r>
+      <w:r>
+        <w:rPr>
+          <w:rFonts w:ascii="Consolas" w:hAnsi="Consolas"/>
+          <w:b/>
+          <w:bCs/>
+          <w:color w:val="080808"/>
+          <w:lang w:val="en-US"/>
+        </w:rPr>
+        <w:t>);</w:t>
       </w:r>
       <w:r>
         <w:rPr>
@@ -7391,25 +8510,27 @@
         <w:br/>
         <w:t xml:space="preserve">    </w:t>
       </w:r>
-      <w:r>
-        <w:rPr>
-          <w:rFonts w:ascii="Consolas" w:hAnsi="Consolas"/>
-          <w:b/>
-          <w:bCs/>
-          <w:color w:val="000000"/>
-          <w:lang w:val="en-US"/>
-        </w:rPr>
-        <w:t>hat</w:t>
-      </w:r>
-      <w:r>
-        <w:rPr>
-          <w:rFonts w:ascii="Consolas" w:hAnsi="Consolas"/>
-          <w:b/>
-          <w:bCs/>
-          <w:color w:val="080808"/>
-          <w:lang w:val="en-US"/>
-        </w:rPr>
-        <w:t>.rotate_right();</w:t>
+      <w:proofErr w:type="spellStart"/>
+      <w:r>
+        <w:rPr>
+          <w:rFonts w:ascii="Consolas" w:hAnsi="Consolas"/>
+          <w:b/>
+          <w:bCs/>
+          <w:color w:val="080808"/>
+          <w:lang w:val="en-US"/>
+        </w:rPr>
+        <w:t>shape_refresh</w:t>
+      </w:r>
+      <w:proofErr w:type="spellEnd"/>
+      <w:r>
+        <w:rPr>
+          <w:rFonts w:ascii="Consolas" w:hAnsi="Consolas"/>
+          <w:b/>
+          <w:bCs/>
+          <w:color w:val="080808"/>
+          <w:lang w:val="en-US"/>
+        </w:rPr>
+        <w:t>();</w:t>
       </w:r>
       <w:r>
         <w:rPr>
@@ -7427,40 +8548,102 @@
           <w:rFonts w:ascii="Consolas" w:hAnsi="Consolas"/>
           <w:b/>
           <w:bCs/>
+          <w:color w:val="008080"/>
+          <w:lang w:val="en-US"/>
+        </w:rPr>
+        <w:t>std</w:t>
+      </w:r>
+      <w:r>
+        <w:rPr>
+          <w:rFonts w:ascii="Consolas" w:hAnsi="Consolas"/>
+          <w:b/>
+          <w:bCs/>
+          <w:color w:val="080808"/>
+          <w:lang w:val="en-US"/>
+        </w:rPr>
+        <w:t>::</w:t>
+      </w:r>
+      <w:proofErr w:type="spellStart"/>
+      <w:r>
+        <w:rPr>
+          <w:rFonts w:ascii="Consolas" w:hAnsi="Consolas"/>
+          <w:b/>
+          <w:bCs/>
           <w:color w:val="000000"/>
           <w:lang w:val="en-US"/>
         </w:rPr>
-        <w:t>brim</w:t>
-      </w:r>
-      <w:r>
-        <w:rPr>
-          <w:rFonts w:ascii="Consolas" w:hAnsi="Consolas"/>
-          <w:b/>
-          <w:bCs/>
-          <w:color w:val="080808"/>
-          <w:lang w:val="en-US"/>
-        </w:rPr>
-        <w:t>.resize(</w:t>
-      </w:r>
-      <w:r>
-        <w:rPr>
-          <w:rFonts w:ascii="Consolas" w:hAnsi="Consolas"/>
-          <w:b/>
-          <w:bCs/>
-          <w:color w:val="1750EB"/>
-          <w:lang w:val="en-US"/>
-        </w:rPr>
-        <w:t>2.0</w:t>
-      </w:r>
-      <w:r>
-        <w:rPr>
-          <w:rFonts w:ascii="Consolas" w:hAnsi="Consolas"/>
-          <w:b/>
-          <w:bCs/>
-          <w:color w:val="080808"/>
-          <w:lang w:val="en-US"/>
-        </w:rPr>
-        <w:t>);</w:t>
+        <w:t>cout</w:t>
+      </w:r>
+      <w:proofErr w:type="spellEnd"/>
+      <w:r>
+        <w:rPr>
+          <w:rFonts w:ascii="Consolas" w:hAnsi="Consolas"/>
+          <w:b/>
+          <w:bCs/>
+          <w:color w:val="000000"/>
+          <w:lang w:val="en-US"/>
+        </w:rPr>
+        <w:t xml:space="preserve"> </w:t>
+      </w:r>
+      <w:r>
+        <w:rPr>
+          <w:rFonts w:ascii="Consolas" w:hAnsi="Consolas"/>
+          <w:b/>
+          <w:bCs/>
+          <w:color w:val="008080"/>
+          <w:lang w:val="en-US"/>
+        </w:rPr>
+        <w:t xml:space="preserve">&lt;&lt; </w:t>
+      </w:r>
+      <w:r>
+        <w:rPr>
+          <w:rFonts w:ascii="Consolas" w:hAnsi="Consolas"/>
+          <w:b/>
+          <w:bCs/>
+          <w:color w:val="067D17"/>
+          <w:lang w:val="en-US"/>
+        </w:rPr>
+        <w:t>"=== Generated... ===</w:t>
+      </w:r>
+      <w:r>
+        <w:rPr>
+          <w:rFonts w:ascii="Consolas" w:hAnsi="Consolas"/>
+          <w:b/>
+          <w:bCs/>
+          <w:color w:val="0037A6"/>
+          <w:lang w:val="en-US"/>
+        </w:rPr>
+        <w:t>\n</w:t>
+      </w:r>
+      <w:r>
+        <w:rPr>
+          <w:rFonts w:ascii="Consolas" w:hAnsi="Consolas"/>
+          <w:b/>
+          <w:bCs/>
+          <w:color w:val="067D17"/>
+          <w:lang w:val="en-US"/>
+        </w:rPr>
+        <w:t>"</w:t>
+      </w:r>
+      <w:r>
+        <w:rPr>
+          <w:rFonts w:ascii="Consolas" w:hAnsi="Consolas"/>
+          <w:b/>
+          <w:bCs/>
+          <w:color w:val="080808"/>
+          <w:lang w:val="en-US"/>
+        </w:rPr>
+        <w:t>;</w:t>
+      </w:r>
+      <w:r>
+        <w:rPr>
+          <w:rFonts w:ascii="Consolas" w:hAnsi="Consolas"/>
+          <w:b/>
+          <w:bCs/>
+          <w:color w:val="080808"/>
+          <w:lang w:val="en-US"/>
+        </w:rPr>
+        <w:br/>
       </w:r>
       <w:r>
         <w:rPr>
@@ -7473,6 +8656,7 @@
         <w:br/>
         <w:t xml:space="preserve">    </w:t>
       </w:r>
+      <w:proofErr w:type="spellStart"/>
       <w:r>
         <w:rPr>
           <w:rFonts w:ascii="Consolas" w:hAnsi="Consolas"/>
@@ -7481,48 +8665,28 @@
           <w:color w:val="000000"/>
           <w:lang w:val="en-US"/>
         </w:rPr>
-        <w:t>face</w:t>
-      </w:r>
-      <w:r>
-        <w:rPr>
-          <w:rFonts w:ascii="Consolas" w:hAnsi="Consolas"/>
-          <w:b/>
-          <w:bCs/>
-          <w:color w:val="080808"/>
-          <w:lang w:val="en-US"/>
-        </w:rPr>
-        <w:t>.resize(</w:t>
-      </w:r>
-      <w:r>
-        <w:rPr>
-          <w:rFonts w:ascii="Consolas" w:hAnsi="Consolas"/>
-          <w:b/>
-          <w:bCs/>
-          <w:color w:val="1750EB"/>
-          <w:lang w:val="en-US"/>
-        </w:rPr>
-        <w:t>1.2</w:t>
-      </w:r>
-      <w:r>
-        <w:rPr>
-          <w:rFonts w:ascii="Consolas" w:hAnsi="Consolas"/>
-          <w:b/>
-          <w:bCs/>
-          <w:color w:val="080808"/>
-          <w:lang w:val="en-US"/>
-        </w:rPr>
-        <w:t>);</w:t>
-      </w:r>
-      <w:r>
-        <w:rPr>
-          <w:rFonts w:ascii="Consolas" w:hAnsi="Consolas"/>
-          <w:b/>
-          <w:bCs/>
-          <w:color w:val="080808"/>
-          <w:lang w:val="en-US"/>
-        </w:rPr>
-        <w:br/>
-        <w:t xml:space="preserve">    shape_refresh();</w:t>
+        <w:t>hat</w:t>
+      </w:r>
+      <w:r>
+        <w:rPr>
+          <w:rFonts w:ascii="Consolas" w:hAnsi="Consolas"/>
+          <w:b/>
+          <w:bCs/>
+          <w:color w:val="080808"/>
+          <w:lang w:val="en-US"/>
+        </w:rPr>
+        <w:t>.rotate_right</w:t>
+      </w:r>
+      <w:proofErr w:type="spellEnd"/>
+      <w:r>
+        <w:rPr>
+          <w:rFonts w:ascii="Consolas" w:hAnsi="Consolas"/>
+          <w:b/>
+          <w:bCs/>
+          <w:color w:val="080808"/>
+          <w:lang w:val="en-US"/>
+        </w:rPr>
+        <w:t>();</w:t>
       </w:r>
       <w:r>
         <w:rPr>
@@ -7535,26 +8699,7 @@
         <w:br/>
         <w:t xml:space="preserve">    </w:t>
       </w:r>
-      <w:r>
-        <w:rPr>
-          <w:rFonts w:ascii="Consolas" w:hAnsi="Consolas"/>
-          <w:b/>
-          <w:bCs/>
-          <w:color w:val="008080"/>
-          <w:lang w:val="en-US"/>
-        </w:rPr>
-        <w:t>std</w:t>
-      </w:r>
-      <w:r>
-        <w:rPr>
-          <w:rFonts w:ascii="Consolas" w:hAnsi="Consolas"/>
-          <w:b/>
-          <w:bCs/>
-          <w:color w:val="080808"/>
-          <w:lang w:val="en-US"/>
-        </w:rPr>
-        <w:t>::</w:t>
-      </w:r>
+      <w:proofErr w:type="spellStart"/>
       <w:r>
         <w:rPr>
           <w:rFonts w:ascii="Consolas" w:hAnsi="Consolas"/>
@@ -7563,67 +8708,48 @@
           <w:color w:val="000000"/>
           <w:lang w:val="en-US"/>
         </w:rPr>
-        <w:t xml:space="preserve">cout </w:t>
-      </w:r>
-      <w:r>
-        <w:rPr>
-          <w:rFonts w:ascii="Consolas" w:hAnsi="Consolas"/>
-          <w:b/>
-          <w:bCs/>
-          <w:color w:val="008080"/>
-          <w:lang w:val="en-US"/>
-        </w:rPr>
-        <w:t xml:space="preserve">&lt;&lt; </w:t>
-      </w:r>
-      <w:r>
-        <w:rPr>
-          <w:rFonts w:ascii="Consolas" w:hAnsi="Consolas"/>
-          <w:b/>
-          <w:bCs/>
-          <w:color w:val="067D17"/>
-          <w:lang w:val="en-US"/>
-        </w:rPr>
-        <w:t>"=== Prepared... ===</w:t>
-      </w:r>
-      <w:r>
-        <w:rPr>
-          <w:rFonts w:ascii="Consolas" w:hAnsi="Consolas"/>
-          <w:b/>
-          <w:bCs/>
-          <w:color w:val="0037A6"/>
-          <w:lang w:val="en-US"/>
-        </w:rPr>
-        <w:t>\n</w:t>
-      </w:r>
-      <w:r>
-        <w:rPr>
-          <w:rFonts w:ascii="Consolas" w:hAnsi="Consolas"/>
-          <w:b/>
-          <w:bCs/>
-          <w:color w:val="067D17"/>
-          <w:lang w:val="en-US"/>
-        </w:rPr>
-        <w:t>"</w:t>
-      </w:r>
-      <w:r>
-        <w:rPr>
-          <w:rFonts w:ascii="Consolas" w:hAnsi="Consolas"/>
-          <w:b/>
-          <w:bCs/>
-          <w:color w:val="080808"/>
-          <w:lang w:val="en-US"/>
-        </w:rPr>
-        <w:t>;</w:t>
-      </w:r>
-      <w:r>
-        <w:rPr>
-          <w:rFonts w:ascii="Consolas" w:hAnsi="Consolas"/>
-          <w:b/>
-          <w:bCs/>
-          <w:color w:val="080808"/>
-          <w:lang w:val="en-US"/>
-        </w:rPr>
-        <w:br/>
+        <w:t>brim</w:t>
+      </w:r>
+      <w:r>
+        <w:rPr>
+          <w:rFonts w:ascii="Consolas" w:hAnsi="Consolas"/>
+          <w:b/>
+          <w:bCs/>
+          <w:color w:val="080808"/>
+          <w:lang w:val="en-US"/>
+        </w:rPr>
+        <w:t>.resize</w:t>
+      </w:r>
+      <w:proofErr w:type="spellEnd"/>
+      <w:r>
+        <w:rPr>
+          <w:rFonts w:ascii="Consolas" w:hAnsi="Consolas"/>
+          <w:b/>
+          <w:bCs/>
+          <w:color w:val="080808"/>
+          <w:lang w:val="en-US"/>
+        </w:rPr>
+        <w:t>(</w:t>
+      </w:r>
+      <w:r>
+        <w:rPr>
+          <w:rFonts w:ascii="Consolas" w:hAnsi="Consolas"/>
+          <w:b/>
+          <w:bCs/>
+          <w:color w:val="1750EB"/>
+          <w:lang w:val="en-US"/>
+        </w:rPr>
+        <w:t>2.0</w:t>
+      </w:r>
+      <w:r>
+        <w:rPr>
+          <w:rFonts w:ascii="Consolas" w:hAnsi="Consolas"/>
+          <w:b/>
+          <w:bCs/>
+          <w:color w:val="080808"/>
+          <w:lang w:val="en-US"/>
+        </w:rPr>
+        <w:t>);</w:t>
       </w:r>
       <w:r>
         <w:rPr>
@@ -7636,6 +8762,7 @@
         <w:br/>
         <w:t xml:space="preserve">    </w:t>
       </w:r>
+      <w:proofErr w:type="spellStart"/>
       <w:r>
         <w:rPr>
           <w:rFonts w:ascii="Consolas" w:hAnsi="Consolas"/>
@@ -7654,7 +8781,227 @@
           <w:color w:val="080808"/>
           <w:lang w:val="en-US"/>
         </w:rPr>
-        <w:t>.move(-</w:t>
+        <w:t>.resize</w:t>
+      </w:r>
+      <w:proofErr w:type="spellEnd"/>
+      <w:r>
+        <w:rPr>
+          <w:rFonts w:ascii="Consolas" w:hAnsi="Consolas"/>
+          <w:b/>
+          <w:bCs/>
+          <w:color w:val="080808"/>
+          <w:lang w:val="en-US"/>
+        </w:rPr>
+        <w:t>(</w:t>
+      </w:r>
+      <w:r>
+        <w:rPr>
+          <w:rFonts w:ascii="Consolas" w:hAnsi="Consolas"/>
+          <w:b/>
+          <w:bCs/>
+          <w:color w:val="1750EB"/>
+          <w:lang w:val="en-US"/>
+        </w:rPr>
+        <w:t>1.2</w:t>
+      </w:r>
+      <w:r>
+        <w:rPr>
+          <w:rFonts w:ascii="Consolas" w:hAnsi="Consolas"/>
+          <w:b/>
+          <w:bCs/>
+          <w:color w:val="080808"/>
+          <w:lang w:val="en-US"/>
+        </w:rPr>
+        <w:t>);</w:t>
+      </w:r>
+      <w:r>
+        <w:rPr>
+          <w:rFonts w:ascii="Consolas" w:hAnsi="Consolas"/>
+          <w:b/>
+          <w:bCs/>
+          <w:color w:val="080808"/>
+          <w:lang w:val="en-US"/>
+        </w:rPr>
+        <w:br/>
+        <w:t xml:space="preserve">    </w:t>
+      </w:r>
+      <w:proofErr w:type="spellStart"/>
+      <w:r>
+        <w:rPr>
+          <w:rFonts w:ascii="Consolas" w:hAnsi="Consolas"/>
+          <w:b/>
+          <w:bCs/>
+          <w:color w:val="080808"/>
+          <w:lang w:val="en-US"/>
+        </w:rPr>
+        <w:t>shape_refresh</w:t>
+      </w:r>
+      <w:proofErr w:type="spellEnd"/>
+      <w:r>
+        <w:rPr>
+          <w:rFonts w:ascii="Consolas" w:hAnsi="Consolas"/>
+          <w:b/>
+          <w:bCs/>
+          <w:color w:val="080808"/>
+          <w:lang w:val="en-US"/>
+        </w:rPr>
+        <w:t>();</w:t>
+      </w:r>
+      <w:r>
+        <w:rPr>
+          <w:rFonts w:ascii="Consolas" w:hAnsi="Consolas"/>
+          <w:b/>
+          <w:bCs/>
+          <w:color w:val="080808"/>
+          <w:lang w:val="en-US"/>
+        </w:rPr>
+        <w:br/>
+        <w:t xml:space="preserve">    </w:t>
+      </w:r>
+      <w:r>
+        <w:rPr>
+          <w:rFonts w:ascii="Consolas" w:hAnsi="Consolas"/>
+          <w:b/>
+          <w:bCs/>
+          <w:color w:val="008080"/>
+          <w:lang w:val="en-US"/>
+        </w:rPr>
+        <w:t>std</w:t>
+      </w:r>
+      <w:r>
+        <w:rPr>
+          <w:rFonts w:ascii="Consolas" w:hAnsi="Consolas"/>
+          <w:b/>
+          <w:bCs/>
+          <w:color w:val="080808"/>
+          <w:lang w:val="en-US"/>
+        </w:rPr>
+        <w:t>::</w:t>
+      </w:r>
+      <w:proofErr w:type="spellStart"/>
+      <w:r>
+        <w:rPr>
+          <w:rFonts w:ascii="Consolas" w:hAnsi="Consolas"/>
+          <w:b/>
+          <w:bCs/>
+          <w:color w:val="000000"/>
+          <w:lang w:val="en-US"/>
+        </w:rPr>
+        <w:t>cout</w:t>
+      </w:r>
+      <w:proofErr w:type="spellEnd"/>
+      <w:r>
+        <w:rPr>
+          <w:rFonts w:ascii="Consolas" w:hAnsi="Consolas"/>
+          <w:b/>
+          <w:bCs/>
+          <w:color w:val="000000"/>
+          <w:lang w:val="en-US"/>
+        </w:rPr>
+        <w:t xml:space="preserve"> </w:t>
+      </w:r>
+      <w:r>
+        <w:rPr>
+          <w:rFonts w:ascii="Consolas" w:hAnsi="Consolas"/>
+          <w:b/>
+          <w:bCs/>
+          <w:color w:val="008080"/>
+          <w:lang w:val="en-US"/>
+        </w:rPr>
+        <w:t xml:space="preserve">&lt;&lt; </w:t>
+      </w:r>
+      <w:r>
+        <w:rPr>
+          <w:rFonts w:ascii="Consolas" w:hAnsi="Consolas"/>
+          <w:b/>
+          <w:bCs/>
+          <w:color w:val="067D17"/>
+          <w:lang w:val="en-US"/>
+        </w:rPr>
+        <w:t>"=== Prepared... ===</w:t>
+      </w:r>
+      <w:r>
+        <w:rPr>
+          <w:rFonts w:ascii="Consolas" w:hAnsi="Consolas"/>
+          <w:b/>
+          <w:bCs/>
+          <w:color w:val="0037A6"/>
+          <w:lang w:val="en-US"/>
+        </w:rPr>
+        <w:t>\n</w:t>
+      </w:r>
+      <w:r>
+        <w:rPr>
+          <w:rFonts w:ascii="Consolas" w:hAnsi="Consolas"/>
+          <w:b/>
+          <w:bCs/>
+          <w:color w:val="067D17"/>
+          <w:lang w:val="en-US"/>
+        </w:rPr>
+        <w:t>"</w:t>
+      </w:r>
+      <w:r>
+        <w:rPr>
+          <w:rFonts w:ascii="Consolas" w:hAnsi="Consolas"/>
+          <w:b/>
+          <w:bCs/>
+          <w:color w:val="080808"/>
+          <w:lang w:val="en-US"/>
+        </w:rPr>
+        <w:t>;</w:t>
+      </w:r>
+      <w:r>
+        <w:rPr>
+          <w:rFonts w:ascii="Consolas" w:hAnsi="Consolas"/>
+          <w:b/>
+          <w:bCs/>
+          <w:color w:val="080808"/>
+          <w:lang w:val="en-US"/>
+        </w:rPr>
+        <w:br/>
+      </w:r>
+      <w:r>
+        <w:rPr>
+          <w:rFonts w:ascii="Consolas" w:hAnsi="Consolas"/>
+          <w:b/>
+          <w:bCs/>
+          <w:color w:val="080808"/>
+          <w:lang w:val="en-US"/>
+        </w:rPr>
+        <w:br/>
+        <w:t xml:space="preserve">    </w:t>
+      </w:r>
+      <w:proofErr w:type="spellStart"/>
+      <w:r>
+        <w:rPr>
+          <w:rFonts w:ascii="Consolas" w:hAnsi="Consolas"/>
+          <w:b/>
+          <w:bCs/>
+          <w:color w:val="000000"/>
+          <w:lang w:val="en-US"/>
+        </w:rPr>
+        <w:t>face</w:t>
+      </w:r>
+      <w:r>
+        <w:rPr>
+          <w:rFonts w:ascii="Consolas" w:hAnsi="Consolas"/>
+          <w:b/>
+          <w:bCs/>
+          <w:color w:val="080808"/>
+          <w:lang w:val="en-US"/>
+        </w:rPr>
+        <w:t>.move</w:t>
+      </w:r>
+      <w:proofErr w:type="spellEnd"/>
+      <w:r>
+        <w:rPr>
+          <w:rFonts w:ascii="Consolas" w:hAnsi="Consolas"/>
+          <w:b/>
+          <w:bCs/>
+          <w:color w:val="080808"/>
+          <w:lang w:val="en-US"/>
+        </w:rPr>
+        <w:t>(-</w:t>
       </w:r>
       <w:r>
         <w:rPr>
@@ -7860,6 +9207,7 @@
         <w:br/>
         <w:t xml:space="preserve">    left(</w:t>
       </w:r>
+      <w:proofErr w:type="spellStart"/>
       <w:r>
         <w:rPr>
           <w:rFonts w:ascii="Consolas" w:hAnsi="Consolas"/>
@@ -7870,6 +9218,7 @@
         </w:rPr>
         <w:t>left_ear</w:t>
       </w:r>
+      <w:proofErr w:type="spellEnd"/>
       <w:r>
         <w:rPr>
           <w:rFonts w:ascii="Consolas" w:hAnsi="Consolas"/>
@@ -7911,6 +9260,7 @@
         <w:br/>
         <w:t xml:space="preserve">    right(</w:t>
       </w:r>
+      <w:proofErr w:type="spellStart"/>
       <w:r>
         <w:rPr>
           <w:rFonts w:ascii="Consolas" w:hAnsi="Consolas"/>
@@ -7921,6 +9271,7 @@
         </w:rPr>
         <w:t>right_ear</w:t>
       </w:r>
+      <w:proofErr w:type="spellEnd"/>
       <w:r>
         <w:rPr>
           <w:rFonts w:ascii="Consolas" w:hAnsi="Consolas"/>
@@ -7950,17 +9301,6 @@
           <w:lang w:val="en-US"/>
         </w:rPr>
         <w:t>);</w:t>
-      </w:r>
-      <w:r>
-        <w:rPr>
-          <w:rFonts w:ascii="Consolas" w:hAnsi="Consolas"/>
-          <w:b/>
-          <w:bCs/>
-          <w:color w:val="080808"/>
-          <w:lang w:val="en-US"/>
-        </w:rPr>
-        <w:br/>
-        <w:t xml:space="preserve">    shape_refresh();</w:t>
       </w:r>
       <w:r>
         <w:rPr>
@@ -7973,95 +9313,27 @@
         <w:br/>
         <w:t xml:space="preserve">    </w:t>
       </w:r>
-      <w:r>
-        <w:rPr>
-          <w:rFonts w:ascii="Consolas" w:hAnsi="Consolas"/>
-          <w:b/>
-          <w:bCs/>
-          <w:color w:val="008080"/>
-          <w:lang w:val="en-US"/>
-        </w:rPr>
-        <w:t>std</w:t>
-      </w:r>
-      <w:r>
-        <w:rPr>
-          <w:rFonts w:ascii="Consolas" w:hAnsi="Consolas"/>
-          <w:b/>
-          <w:bCs/>
-          <w:color w:val="080808"/>
-          <w:lang w:val="en-US"/>
-        </w:rPr>
-        <w:t>::</w:t>
-      </w:r>
-      <w:r>
-        <w:rPr>
-          <w:rFonts w:ascii="Consolas" w:hAnsi="Consolas"/>
-          <w:b/>
-          <w:bCs/>
-          <w:color w:val="000000"/>
-          <w:lang w:val="en-US"/>
-        </w:rPr>
-        <w:t xml:space="preserve">cout </w:t>
-      </w:r>
-      <w:r>
-        <w:rPr>
-          <w:rFonts w:ascii="Consolas" w:hAnsi="Consolas"/>
-          <w:b/>
-          <w:bCs/>
-          <w:color w:val="008080"/>
-          <w:lang w:val="en-US"/>
-        </w:rPr>
-        <w:t xml:space="preserve">&lt;&lt; </w:t>
-      </w:r>
-      <w:r>
-        <w:rPr>
-          <w:rFonts w:ascii="Consolas" w:hAnsi="Consolas"/>
-          <w:b/>
-          <w:bCs/>
-          <w:color w:val="067D17"/>
-          <w:lang w:val="en-US"/>
-        </w:rPr>
-        <w:t xml:space="preserve">"=== Ready! </w:t>
-      </w:r>
-      <w:r>
-        <w:rPr>
-          <w:rFonts w:ascii="Consolas" w:hAnsi="Consolas"/>
-          <w:b/>
-          <w:bCs/>
-          <w:color w:val="067D17"/>
-          <w:lang w:val="en-US"/>
-        </w:rPr>
-        <w:t>===</w:t>
-      </w:r>
-      <w:r>
-        <w:rPr>
-          <w:rFonts w:ascii="Consolas" w:hAnsi="Consolas"/>
-          <w:b/>
-          <w:bCs/>
-          <w:color w:val="0037A6"/>
-          <w:lang w:val="en-US"/>
-        </w:rPr>
-        <w:t>\n</w:t>
-      </w:r>
-      <w:r>
-        <w:rPr>
-          <w:rFonts w:ascii="Consolas" w:hAnsi="Consolas"/>
-          <w:b/>
-          <w:bCs/>
-          <w:color w:val="067D17"/>
-          <w:lang w:val="en-US"/>
-        </w:rPr>
-        <w:t>"</w:t>
-      </w:r>
-      <w:r>
-        <w:rPr>
-          <w:rFonts w:ascii="Consolas" w:hAnsi="Consolas"/>
-          <w:b/>
-          <w:bCs/>
-          <w:color w:val="080808"/>
-          <w:lang w:val="en-US"/>
-        </w:rPr>
-        <w:t>;</w:t>
+      <w:proofErr w:type="spellStart"/>
+      <w:r>
+        <w:rPr>
+          <w:rFonts w:ascii="Consolas" w:hAnsi="Consolas"/>
+          <w:b/>
+          <w:bCs/>
+          <w:color w:val="080808"/>
+          <w:lang w:val="en-US"/>
+        </w:rPr>
+        <w:t>shape_refresh</w:t>
+      </w:r>
+      <w:proofErr w:type="spellEnd"/>
+      <w:r>
+        <w:rPr>
+          <w:rFonts w:ascii="Consolas" w:hAnsi="Consolas"/>
+          <w:b/>
+          <w:bCs/>
+          <w:color w:val="080808"/>
+          <w:lang w:val="en-US"/>
+        </w:rPr>
+        <w:t>();</w:t>
       </w:r>
       <w:r>
         <w:rPr>
@@ -8079,6 +9351,119 @@
           <w:rFonts w:ascii="Consolas" w:hAnsi="Consolas"/>
           <w:b/>
           <w:bCs/>
+          <w:color w:val="008080"/>
+          <w:lang w:val="en-US"/>
+        </w:rPr>
+        <w:t>std</w:t>
+      </w:r>
+      <w:r>
+        <w:rPr>
+          <w:rFonts w:ascii="Consolas" w:hAnsi="Consolas"/>
+          <w:b/>
+          <w:bCs/>
+          <w:color w:val="080808"/>
+          <w:lang w:val="en-US"/>
+        </w:rPr>
+        <w:t>::</w:t>
+      </w:r>
+      <w:proofErr w:type="spellStart"/>
+      <w:r>
+        <w:rPr>
+          <w:rFonts w:ascii="Consolas" w:hAnsi="Consolas"/>
+          <w:b/>
+          <w:bCs/>
+          <w:color w:val="000000"/>
+          <w:lang w:val="en-US"/>
+        </w:rPr>
+        <w:t>cout</w:t>
+      </w:r>
+      <w:proofErr w:type="spellEnd"/>
+      <w:r>
+        <w:rPr>
+          <w:rFonts w:ascii="Consolas" w:hAnsi="Consolas"/>
+          <w:b/>
+          <w:bCs/>
+          <w:color w:val="000000"/>
+          <w:lang w:val="en-US"/>
+        </w:rPr>
+        <w:t xml:space="preserve"> </w:t>
+      </w:r>
+      <w:r>
+        <w:rPr>
+          <w:rFonts w:ascii="Consolas" w:hAnsi="Consolas"/>
+          <w:b/>
+          <w:bCs/>
+          <w:color w:val="008080"/>
+          <w:lang w:val="en-US"/>
+        </w:rPr>
+        <w:t xml:space="preserve">&lt;&lt; </w:t>
+      </w:r>
+      <w:r>
+        <w:rPr>
+          <w:rFonts w:ascii="Consolas" w:hAnsi="Consolas"/>
+          <w:b/>
+          <w:bCs/>
+          <w:color w:val="067D17"/>
+          <w:lang w:val="en-US"/>
+        </w:rPr>
+        <w:t xml:space="preserve">"=== Ready! </w:t>
+      </w:r>
+      <w:r>
+        <w:rPr>
+          <w:rFonts w:ascii="Consolas" w:hAnsi="Consolas"/>
+          <w:b/>
+          <w:bCs/>
+          <w:color w:val="067D17"/>
+          <w:lang w:val="en-US"/>
+        </w:rPr>
+        <w:t>===</w:t>
+      </w:r>
+      <w:r>
+        <w:rPr>
+          <w:rFonts w:ascii="Consolas" w:hAnsi="Consolas"/>
+          <w:b/>
+          <w:bCs/>
+          <w:color w:val="0037A6"/>
+          <w:lang w:val="en-US"/>
+        </w:rPr>
+        <w:t>\n</w:t>
+      </w:r>
+      <w:r>
+        <w:rPr>
+          <w:rFonts w:ascii="Consolas" w:hAnsi="Consolas"/>
+          <w:b/>
+          <w:bCs/>
+          <w:color w:val="067D17"/>
+          <w:lang w:val="en-US"/>
+        </w:rPr>
+        <w:t>"</w:t>
+      </w:r>
+      <w:r>
+        <w:rPr>
+          <w:rFonts w:ascii="Consolas" w:hAnsi="Consolas"/>
+          <w:b/>
+          <w:bCs/>
+          <w:color w:val="080808"/>
+          <w:lang w:val="en-US"/>
+        </w:rPr>
+        <w:t>;</w:t>
+      </w:r>
+      <w:r>
+        <w:rPr>
+          <w:rFonts w:ascii="Consolas" w:hAnsi="Consolas"/>
+          <w:b/>
+          <w:bCs/>
+          <w:color w:val="080808"/>
+          <w:lang w:val="en-US"/>
+        </w:rPr>
+        <w:br/>
+        <w:t xml:space="preserve">    </w:t>
+      </w:r>
+      <w:r>
+        <w:rPr>
+          <w:rFonts w:ascii="Consolas" w:hAnsi="Consolas"/>
+          <w:b/>
+          <w:bCs/>
           <w:color w:val="0033B3"/>
           <w:lang w:val="en-US"/>
         </w:rPr>
@@ -8124,7 +9509,7 @@
           <w:lang w:val="en-US"/>
         </w:rPr>
       </w:pPr>
-      <w:bookmarkStart w:id="7" w:name="_Toc191321792"/>
+      <w:bookmarkStart w:id="7" w:name="_Toc191496872"/>
       <w:r>
         <w:lastRenderedPageBreak/>
         <w:t>Результаты</w:t>
@@ -8159,9 +9544,9 @@
           <w:noProof/>
         </w:rPr>
         <w:drawing>
-          <wp:inline distT="0" distB="0" distL="0" distR="0" wp14:anchorId="235C7642" wp14:editId="449808D8">
-            <wp:extent cx="5225143" cy="8197514"/>
-            <wp:effectExtent l="0" t="0" r="0" b="0"/>
+          <wp:inline distT="0" distB="0" distL="0" distR="0" wp14:anchorId="235C7642" wp14:editId="4B13187F">
+            <wp:extent cx="3967200" cy="6224400"/>
+            <wp:effectExtent l="0" t="0" r="0" b="5080"/>
             <wp:docPr id="2" name="Рисунок 2"/>
             <wp:cNvGraphicFramePr>
               <a:graphicFrameLocks xmlns:a="http://schemas.openxmlformats.org/drawingml/2006/main" noChangeAspect="1"/>
@@ -8188,7 +9573,7 @@
                   <pic:spPr>
                     <a:xfrm>
                       <a:off x="0" y="0"/>
-                      <a:ext cx="5283097" cy="8288436"/>
+                      <a:ext cx="3967200" cy="6224400"/>
                     </a:xfrm>
                     <a:prstGeom prst="rect">
                       <a:avLst/>
@@ -8221,9 +9606,9 @@
         </w:rPr>
         <w:lastRenderedPageBreak/>
         <w:drawing>
-          <wp:inline distT="0" distB="0" distL="0" distR="0" wp14:anchorId="7EF432EB" wp14:editId="5D250EA9">
-            <wp:extent cx="5287215" cy="8425543"/>
-            <wp:effectExtent l="0" t="0" r="8890" b="0"/>
+          <wp:inline distT="0" distB="0" distL="0" distR="0" wp14:anchorId="7EF432EB" wp14:editId="369FABBC">
+            <wp:extent cx="3916800" cy="6242400"/>
+            <wp:effectExtent l="0" t="0" r="7620" b="6350"/>
             <wp:docPr id="3" name="Рисунок 3"/>
             <wp:cNvGraphicFramePr>
               <a:graphicFrameLocks xmlns:a="http://schemas.openxmlformats.org/drawingml/2006/main" noChangeAspect="1"/>
@@ -8250,7 +9635,7 @@
                   <pic:spPr>
                     <a:xfrm>
                       <a:off x="0" y="0"/>
-                      <a:ext cx="5313499" cy="8467429"/>
+                      <a:ext cx="3916800" cy="6242400"/>
                     </a:xfrm>
                     <a:prstGeom prst="rect">
                       <a:avLst/>
@@ -8283,9 +9668,9 @@
         </w:rPr>
         <w:lastRenderedPageBreak/>
         <w:drawing>
-          <wp:inline distT="0" distB="0" distL="0" distR="0" wp14:anchorId="032DAC5F" wp14:editId="532901FF">
-            <wp:extent cx="4055423" cy="8672760"/>
-            <wp:effectExtent l="0" t="0" r="2540" b="0"/>
+          <wp:inline distT="0" distB="0" distL="0" distR="0" wp14:anchorId="032DAC5F" wp14:editId="268C1ED8">
+            <wp:extent cx="3988800" cy="8532000"/>
+            <wp:effectExtent l="0" t="0" r="0" b="2540"/>
             <wp:docPr id="4" name="Рисунок 4"/>
             <wp:cNvGraphicFramePr>
               <a:graphicFrameLocks xmlns:a="http://schemas.openxmlformats.org/drawingml/2006/main" noChangeAspect="1"/>
@@ -8312,7 +9697,7 @@
                   <pic:spPr>
                     <a:xfrm>
                       <a:off x="0" y="0"/>
-                      <a:ext cx="4060996" cy="8684679"/>
+                      <a:ext cx="3988800" cy="8532000"/>
                     </a:xfrm>
                     <a:prstGeom prst="rect">
                       <a:avLst/>
@@ -8339,7 +9724,7 @@
         <w:pStyle w:val="1"/>
         <w:ind w:right="-1"/>
       </w:pPr>
-      <w:bookmarkStart w:id="8" w:name="_Toc191321793"/>
+      <w:bookmarkStart w:id="8" w:name="_Toc191496873"/>
       <w:r>
         <w:lastRenderedPageBreak/>
         <w:t>Выводы</w:t>
@@ -8356,6 +9741,7 @@
       <w:r>
         <w:t xml:space="preserve">т добавления нового класса </w:t>
       </w:r>
+      <w:proofErr w:type="spellStart"/>
       <w:r>
         <w:rPr>
           <w:i/>
@@ -8363,6 +9749,7 @@
         </w:rPr>
         <w:t>diagonal_cross</w:t>
       </w:r>
+      <w:proofErr w:type="spellEnd"/>
       <w:r>
         <w:t>, представляющего косой крест. Этот класс был интегрирован в существующую структуру программы, что позволило:</w:t>
       </w:r>
@@ -8376,6 +9763,7 @@
       <w:r>
         <w:t xml:space="preserve">1. Освоить принципы наследования и полиморфизма в C++, создавая производные классы от базового </w:t>
       </w:r>
+      <w:proofErr w:type="spellStart"/>
       <w:r>
         <w:rPr>
           <w:i/>
@@ -8383,6 +9771,7 @@
         </w:rPr>
         <w:t>shape</w:t>
       </w:r>
+      <w:proofErr w:type="spellEnd"/>
       <w:r>
         <w:t>.</w:t>
       </w:r>
@@ -8412,32 +9801,68 @@
       <w:r>
         <w:t>нные методы (</w:t>
       </w:r>
+      <w:proofErr w:type="spellStart"/>
+      <w:proofErr w:type="gramStart"/>
       <w:r>
         <w:rPr>
           <w:i/>
           <w:iCs/>
         </w:rPr>
-        <w:t>draw()</w:t>
-      </w:r>
-      <w:r>
-        <w:t xml:space="preserve">, </w:t>
-      </w:r>
+        <w:t>draw</w:t>
+      </w:r>
+      <w:proofErr w:type="spellEnd"/>
       <w:r>
         <w:rPr>
           <w:i/>
           <w:iCs/>
         </w:rPr>
-        <w:t>move()</w:t>
-      </w:r>
-      <w:r>
-        <w:t xml:space="preserve">, </w:t>
-      </w:r>
+        <w:t>(</w:t>
+      </w:r>
+      <w:proofErr w:type="gramEnd"/>
       <w:r>
         <w:rPr>
           <w:i/>
           <w:iCs/>
         </w:rPr>
-        <w:t>resize()</w:t>
+        <w:t>)</w:t>
+      </w:r>
+      <w:r>
+        <w:t xml:space="preserve">, </w:t>
+      </w:r>
+      <w:proofErr w:type="spellStart"/>
+      <w:r>
+        <w:rPr>
+          <w:i/>
+          <w:iCs/>
+        </w:rPr>
+        <w:t>move</w:t>
+      </w:r>
+      <w:proofErr w:type="spellEnd"/>
+      <w:r>
+        <w:rPr>
+          <w:i/>
+          <w:iCs/>
+        </w:rPr>
+        <w:t>()</w:t>
+      </w:r>
+      <w:r>
+        <w:t xml:space="preserve">, </w:t>
+      </w:r>
+      <w:proofErr w:type="spellStart"/>
+      <w:r>
+        <w:rPr>
+          <w:i/>
+          <w:iCs/>
+        </w:rPr>
+        <w:t>resize</w:t>
+      </w:r>
+      <w:proofErr w:type="spellEnd"/>
+      <w:r>
+        <w:rPr>
+          <w:i/>
+          <w:iCs/>
+        </w:rPr>
+        <w:t>()</w:t>
       </w:r>
       <w:r>
         <w:t>) для управления свойствами креста.</w:t>
@@ -8452,42 +9877,94 @@
       <w:r>
         <w:t>4. Обеспечить корректное размещение новой фигуры, разработав вспомогательные функции для позиционирования (</w:t>
       </w:r>
+      <w:proofErr w:type="spellStart"/>
+      <w:proofErr w:type="gramStart"/>
       <w:r>
         <w:rPr>
           <w:i/>
           <w:iCs/>
         </w:rPr>
-        <w:t>left()</w:t>
-      </w:r>
-      <w:r>
-        <w:t>,</w:t>
-      </w:r>
+        <w:t>left</w:t>
+      </w:r>
+      <w:proofErr w:type="spellEnd"/>
       <w:r>
         <w:rPr>
           <w:i/>
           <w:iCs/>
         </w:rPr>
-        <w:t xml:space="preserve"> right()</w:t>
-      </w:r>
-      <w:r>
-        <w:t xml:space="preserve">, </w:t>
-      </w:r>
+        <w:t>(</w:t>
+      </w:r>
+      <w:proofErr w:type="gramEnd"/>
       <w:r>
         <w:rPr>
           <w:i/>
           <w:iCs/>
         </w:rPr>
-        <w:t>up()</w:t>
-      </w:r>
-      <w:r>
-        <w:t xml:space="preserve">, </w:t>
+        <w:t>)</w:t>
+      </w:r>
+      <w:r>
+        <w:t>,</w:t>
       </w:r>
       <w:r>
         <w:rPr>
           <w:i/>
           <w:iCs/>
         </w:rPr>
-        <w:t>down()</w:t>
+        <w:t xml:space="preserve"> </w:t>
+      </w:r>
+      <w:proofErr w:type="spellStart"/>
+      <w:r>
+        <w:rPr>
+          <w:i/>
+          <w:iCs/>
+        </w:rPr>
+        <w:t>right</w:t>
+      </w:r>
+      <w:proofErr w:type="spellEnd"/>
+      <w:r>
+        <w:rPr>
+          <w:i/>
+          <w:iCs/>
+        </w:rPr>
+        <w:t>()</w:t>
+      </w:r>
+      <w:r>
+        <w:t xml:space="preserve">, </w:t>
+      </w:r>
+      <w:proofErr w:type="spellStart"/>
+      <w:r>
+        <w:rPr>
+          <w:i/>
+          <w:iCs/>
+        </w:rPr>
+        <w:t>up</w:t>
+      </w:r>
+      <w:proofErr w:type="spellEnd"/>
+      <w:r>
+        <w:rPr>
+          <w:i/>
+          <w:iCs/>
+        </w:rPr>
+        <w:t>()</w:t>
+      </w:r>
+      <w:r>
+        <w:t xml:space="preserve">, </w:t>
+      </w:r>
+      <w:proofErr w:type="spellStart"/>
+      <w:r>
+        <w:rPr>
+          <w:i/>
+          <w:iCs/>
+        </w:rPr>
+        <w:t>down</w:t>
+      </w:r>
+      <w:proofErr w:type="spellEnd"/>
+      <w:r>
+        <w:rPr>
+          <w:i/>
+          <w:iCs/>
+        </w:rPr>
+        <w:t>()</w:t>
       </w:r>
       <w:r>
         <w:t>).</w:t>
@@ -8512,6 +9989,7 @@
       <w:r>
         <w:t xml:space="preserve">- Инициализация всех фигур, включая новый </w:t>
       </w:r>
+      <w:proofErr w:type="spellStart"/>
       <w:r>
         <w:rPr>
           <w:i/>
@@ -8519,6 +9997,7 @@
         </w:rPr>
         <w:t>diagonal_cross</w:t>
       </w:r>
+      <w:proofErr w:type="spellEnd"/>
       <w:r>
         <w:t>.</w:t>
       </w:r>
@@ -8548,7 +10027,7 @@
         <w:pStyle w:val="1"/>
         <w:ind w:right="-1"/>
       </w:pPr>
-      <w:bookmarkStart w:id="9" w:name="_Toc191321794"/>
+      <w:bookmarkStart w:id="9" w:name="_Toc191496874"/>
       <w:r>
         <w:t>Список используемых источников</w:t>
       </w:r>
@@ -8573,63 +10052,35 @@
         <w:rPr>
           <w:szCs w:val="28"/>
         </w:rPr>
-        <w:t>Колинько П. Г. Пользовательские структуры данных: Методические указания по дисциплине «Алгоритмы и структуры данных, часть 1». –– СПб.: СПбГЭТУ «ЛЭТИ», 2024. — 64 с. (вып.2408).</w:t>
-      </w:r>
-    </w:p>
-    <w:p>
-      <w:pPr>
-        <w:pStyle w:val="ad"/>
-        <w:numPr>
-          <w:ilvl w:val="0"/>
-          <w:numId w:val="8"/>
-        </w:numPr>
-        <w:tabs>
-          <w:tab w:val="left" w:pos="993"/>
-        </w:tabs>
-        <w:ind w:left="0" w:firstLine="709"/>
-        <w:rPr>
-          <w:rFonts w:cs="Times New Roman"/>
+        <w:t>Колинько</w:t>
+      </w:r>
+      <w:r>
+        <w:rPr>
           <w:szCs w:val="28"/>
-          <w:lang w:val="en-US"/>
-        </w:rPr>
-      </w:pPr>
-      <w:r>
-        <w:rPr>
-          <w:rFonts w:cs="Times New Roman"/>
+        </w:rPr>
+        <w:t> </w:t>
+      </w:r>
+      <w:r>
+        <w:rPr>
           <w:szCs w:val="28"/>
         </w:rPr>
-        <w:t xml:space="preserve">Поиск в ширину (BFS) [Электронный ресурс]. </w:t>
-      </w:r>
-      <w:r>
-        <w:rPr>
-          <w:rFonts w:cs="Times New Roman"/>
+        <w:t>П.</w:t>
+      </w:r>
+      <w:r>
+        <w:rPr>
           <w:szCs w:val="28"/>
-          <w:lang w:val="en-US"/>
-        </w:rPr>
-        <w:t xml:space="preserve">URL: </w:t>
-      </w:r>
-      <w:hyperlink r:id="rId13" w:history="1">
-        <w:r>
-          <w:rPr>
-            <w:rStyle w:val="a8"/>
-            <w:rFonts w:cs="Times New Roman"/>
-            <w:szCs w:val="28"/>
-            <w:lang w:val="en-US"/>
-          </w:rPr>
-          <w:t>http://www.e-maxx-ru.1gb.ru/algo/bfs</w:t>
-        </w:r>
-      </w:hyperlink>
-      <w:r>
-        <w:rPr>
-          <w:rFonts w:cs="Times New Roman"/>
+        </w:rPr>
+        <w:t> </w:t>
+      </w:r>
+      <w:r>
+        <w:rPr>
           <w:szCs w:val="28"/>
-          <w:lang w:val="en-US"/>
-        </w:rPr>
-        <w:t>.</w:t>
+        </w:rPr>
+        <w:t>Г. Пользовательские контейнеры: учебно-метод. пособие. СПб.: СПбГЭТУ «ЛЭТИ», 2025. 64 с. (вып.2502)</w:t>
       </w:r>
     </w:p>
     <w:sectPr>
-      <w:footerReference w:type="default" r:id="rId14"/>
+      <w:footerReference w:type="default" r:id="rId13"/>
       <w:pgSz w:w="11906" w:h="16838"/>
       <w:pgMar w:top="1134" w:right="850" w:bottom="1134" w:left="1701" w:header="708" w:footer="461" w:gutter="0"/>
       <w:cols w:space="708"/>
@@ -8641,7 +10092,7 @@
 </file>
 
 <file path=word/endnotes.xml><?xml version="1.0" encoding="utf-8"?>
-<w:endnotes xmlns:wpc="http://schemas.microsoft.com/office/word/2010/wordprocessingCanvas" xmlns:cx="http://schemas.microsoft.com/office/drawing/2014/chartex" xmlns:cx1="http://schemas.microsoft.com/office/drawing/2015/9/8/chartex" xmlns:cx2="http://schemas.microsoft.com/office/drawing/2015/10/21/chartex" xmlns:cx3="http://schemas.microsoft.com/office/drawing/2016/5/9/chartex" xmlns:cx4="http://schemas.microsoft.com/office/drawing/2016/5/10/chartex" xmlns:cx5="http://schemas.microsoft.com/office/drawing/2016/5/11/chartex" xmlns:cx6="http://schemas.microsoft.com/office/drawing/2016/5/12/chartex" xmlns:cx7="http://schemas.microsoft.com/office/drawing/2016/5/13/chartex" xmlns:cx8="http://schemas.microsoft.com/office/drawing/2016/5/14/chartex" xmlns:mc="http://schemas.openxmlformats.org/markup-compatibility/2006" xmlns:aink="http://schemas.microsoft.com/office/drawing/2016/ink" xmlns:am3d="http://schemas.microsoft.com/office/drawing/2017/model3d" xmlns:o="urn:schemas-microsoft-com:office:office" xmlns:r="http://schemas.openxmlformats.org/officeDocument/2006/relationships" xmlns:m="http://schemas.openxmlformats.org/officeDocument/2006/math" xmlns:v="urn:schemas-microsoft-com:vml" xmlns:wp14="http://schemas.microsoft.com/office/word/2010/wordprocessingDrawing" xmlns:wp="http://schemas.openxmlformats.org/drawingml/2006/wordprocessingDrawing" xmlns:w10="urn:schemas-microsoft-com:office:word" xmlns:w="http://schemas.openxmlformats.org/wordprocessingml/2006/main" xmlns:w14="http://schemas.microsoft.com/office/word/2010/wordml" xmlns:w15="http://schemas.microsoft.com/office/word/2012/wordml" xmlns:w16cex="http://schemas.microsoft.com/office/word/2018/wordml/cex" xmlns:w16cid="http://schemas.microsoft.com/office/word/2016/wordml/cid" xmlns:w16="http://schemas.microsoft.com/office/word/2018/wordml" xmlns:w16sdtdh="http://schemas.microsoft.com/office/word/2020/wordml/sdtdatahash" xmlns:w16se="http://schemas.microsoft.com/office/word/2015/wordml/symex" xmlns:wpg="http://schemas.microsoft.com/office/word/2010/wordprocessingGroup" xmlns:wpi="http://schemas.microsoft.com/office/word/2010/wordprocessingInk" xmlns:wne="http://schemas.microsoft.com/office/word/2006/wordml" xmlns:wps="http://schemas.microsoft.com/office/word/2010/wordprocessingShape" mc:Ignorable="w14 w15 w16se w16cid w16 w16cex w16sdtdh wp14">
+<w:endnotes xmlns:wpc="http://schemas.microsoft.com/office/word/2010/wordprocessingCanvas" xmlns:cx="http://schemas.microsoft.com/office/drawing/2014/chartex" xmlns:cx1="http://schemas.microsoft.com/office/drawing/2015/9/8/chartex" xmlns:cx2="http://schemas.microsoft.com/office/drawing/2015/10/21/chartex" xmlns:cx3="http://schemas.microsoft.com/office/drawing/2016/5/9/chartex" xmlns:cx4="http://schemas.microsoft.com/office/drawing/2016/5/10/chartex" xmlns:cx5="http://schemas.microsoft.com/office/drawing/2016/5/11/chartex" xmlns:cx6="http://schemas.microsoft.com/office/drawing/2016/5/12/chartex" xmlns:cx7="http://schemas.microsoft.com/office/drawing/2016/5/13/chartex" xmlns:cx8="http://schemas.microsoft.com/office/drawing/2016/5/14/chartex" xmlns:mc="http://schemas.openxmlformats.org/markup-compatibility/2006" xmlns:aink="http://schemas.microsoft.com/office/drawing/2016/ink" xmlns:am3d="http://schemas.microsoft.com/office/drawing/2017/model3d" xmlns:o="urn:schemas-microsoft-com:office:office" xmlns:oel="http://schemas.microsoft.com/office/2019/extlst" xmlns:r="http://schemas.openxmlformats.org/officeDocument/2006/relationships" xmlns:m="http://schemas.openxmlformats.org/officeDocument/2006/math" xmlns:v="urn:schemas-microsoft-com:vml" xmlns:wp14="http://schemas.microsoft.com/office/word/2010/wordprocessingDrawing" xmlns:wp="http://schemas.openxmlformats.org/drawingml/2006/wordprocessingDrawing" xmlns:w10="urn:schemas-microsoft-com:office:word" xmlns:w="http://schemas.openxmlformats.org/wordprocessingml/2006/main" xmlns:w14="http://schemas.microsoft.com/office/word/2010/wordml" xmlns:w15="http://schemas.microsoft.com/office/word/2012/wordml" xmlns:w16cex="http://schemas.microsoft.com/office/word/2018/wordml/cex" xmlns:w16cid="http://schemas.microsoft.com/office/word/2016/wordml/cid" xmlns:w16="http://schemas.microsoft.com/office/word/2018/wordml" xmlns:w16sdtdh="http://schemas.microsoft.com/office/word/2020/wordml/sdtdatahash" xmlns:w16se="http://schemas.microsoft.com/office/word/2015/wordml/symex" xmlns:wpg="http://schemas.microsoft.com/office/word/2010/wordprocessingGroup" xmlns:wpi="http://schemas.microsoft.com/office/word/2010/wordprocessingInk" xmlns:wne="http://schemas.microsoft.com/office/word/2006/wordml" xmlns:wps="http://schemas.microsoft.com/office/word/2010/wordprocessingShape" mc:Ignorable="w14 w15 w16se w16cid w16 w16cex w16sdtdh wp14">
   <w:endnote w:type="separator" w:id="-1">
     <w:p>
       <w:pPr>
@@ -8673,7 +10124,7 @@
 </file>
 
 <file path=word/footer1.xml><?xml version="1.0" encoding="utf-8"?>
-<w:ftr xmlns:wpc="http://schemas.microsoft.com/office/word/2010/wordprocessingCanvas" xmlns:cx="http://schemas.microsoft.com/office/drawing/2014/chartex" xmlns:cx1="http://schemas.microsoft.com/office/drawing/2015/9/8/chartex" xmlns:cx2="http://schemas.microsoft.com/office/drawing/2015/10/21/chartex" xmlns:cx3="http://schemas.microsoft.com/office/drawing/2016/5/9/chartex" xmlns:cx4="http://schemas.microsoft.com/office/drawing/2016/5/10/chartex" xmlns:cx5="http://schemas.microsoft.com/office/drawing/2016/5/11/chartex" xmlns:cx6="http://schemas.microsoft.com/office/drawing/2016/5/12/chartex" xmlns:cx7="http://schemas.microsoft.com/office/drawing/2016/5/13/chartex" xmlns:cx8="http://schemas.microsoft.com/office/drawing/2016/5/14/chartex" xmlns:mc="http://schemas.openxmlformats.org/markup-compatibility/2006" xmlns:aink="http://schemas.microsoft.com/office/drawing/2016/ink" xmlns:am3d="http://schemas.microsoft.com/office/drawing/2017/model3d" xmlns:o="urn:schemas-microsoft-com:office:office" xmlns:r="http://schemas.openxmlformats.org/officeDocument/2006/relationships" xmlns:m="http://schemas.openxmlformats.org/officeDocument/2006/math" xmlns:v="urn:schemas-microsoft-com:vml" xmlns:wp14="http://schemas.microsoft.com/office/word/2010/wordprocessingDrawing" xmlns:wp="http://schemas.openxmlformats.org/drawingml/2006/wordprocessingDrawing" xmlns:w10="urn:schemas-microsoft-com:office:word" xmlns:w="http://schemas.openxmlformats.org/wordprocessingml/2006/main" xmlns:w14="http://schemas.microsoft.com/office/word/2010/wordml" xmlns:w15="http://schemas.microsoft.com/office/word/2012/wordml" xmlns:w16cex="http://schemas.microsoft.com/office/word/2018/wordml/cex" xmlns:w16cid="http://schemas.microsoft.com/office/word/2016/wordml/cid" xmlns:w16="http://schemas.microsoft.com/office/word/2018/wordml" xmlns:w16sdtdh="http://schemas.microsoft.com/office/word/2020/wordml/sdtdatahash" xmlns:w16se="http://schemas.microsoft.com/office/word/2015/wordml/symex" xmlns:wpg="http://schemas.microsoft.com/office/word/2010/wordprocessingGroup" xmlns:wpi="http://schemas.microsoft.com/office/word/2010/wordprocessingInk" xmlns:wne="http://schemas.microsoft.com/office/word/2006/wordml" xmlns:wps="http://schemas.microsoft.com/office/word/2010/wordprocessingShape" mc:Ignorable="w14 w15 w16se w16cid w16 w16cex w16sdtdh wp14">
+<w:ftr xmlns:wpc="http://schemas.microsoft.com/office/word/2010/wordprocessingCanvas" xmlns:cx="http://schemas.microsoft.com/office/drawing/2014/chartex" xmlns:cx1="http://schemas.microsoft.com/office/drawing/2015/9/8/chartex" xmlns:cx2="http://schemas.microsoft.com/office/drawing/2015/10/21/chartex" xmlns:cx3="http://schemas.microsoft.com/office/drawing/2016/5/9/chartex" xmlns:cx4="http://schemas.microsoft.com/office/drawing/2016/5/10/chartex" xmlns:cx5="http://schemas.microsoft.com/office/drawing/2016/5/11/chartex" xmlns:cx6="http://schemas.microsoft.com/office/drawing/2016/5/12/chartex" xmlns:cx7="http://schemas.microsoft.com/office/drawing/2016/5/13/chartex" xmlns:cx8="http://schemas.microsoft.com/office/drawing/2016/5/14/chartex" xmlns:mc="http://schemas.openxmlformats.org/markup-compatibility/2006" xmlns:aink="http://schemas.microsoft.com/office/drawing/2016/ink" xmlns:am3d="http://schemas.microsoft.com/office/drawing/2017/model3d" xmlns:o="urn:schemas-microsoft-com:office:office" xmlns:oel="http://schemas.microsoft.com/office/2019/extlst" xmlns:r="http://schemas.openxmlformats.org/officeDocument/2006/relationships" xmlns:m="http://schemas.openxmlformats.org/officeDocument/2006/math" xmlns:v="urn:schemas-microsoft-com:vml" xmlns:wp14="http://schemas.microsoft.com/office/word/2010/wordprocessingDrawing" xmlns:wp="http://schemas.openxmlformats.org/drawingml/2006/wordprocessingDrawing" xmlns:w10="urn:schemas-microsoft-com:office:word" xmlns:w="http://schemas.openxmlformats.org/wordprocessingml/2006/main" xmlns:w14="http://schemas.microsoft.com/office/word/2010/wordml" xmlns:w15="http://schemas.microsoft.com/office/word/2012/wordml" xmlns:w16cex="http://schemas.microsoft.com/office/word/2018/wordml/cex" xmlns:w16cid="http://schemas.microsoft.com/office/word/2016/wordml/cid" xmlns:w16="http://schemas.microsoft.com/office/word/2018/wordml" xmlns:w16sdtdh="http://schemas.microsoft.com/office/word/2020/wordml/sdtdatahash" xmlns:w16se="http://schemas.microsoft.com/office/word/2015/wordml/symex" xmlns:wpg="http://schemas.microsoft.com/office/word/2010/wordprocessingGroup" xmlns:wpi="http://schemas.microsoft.com/office/word/2010/wordprocessingInk" xmlns:wne="http://schemas.microsoft.com/office/word/2006/wordml" xmlns:wps="http://schemas.microsoft.com/office/word/2010/wordprocessingShape" mc:Ignorable="w14 w15 w16se w16cid w16 w16cex w16sdtdh wp14">
   <w:sdt>
     <w:sdtPr>
       <w:id w:val="1656793164"/>
@@ -8682,7 +10133,6 @@
         <w:docPartUnique/>
       </w:docPartObj>
     </w:sdtPr>
-    <w:sdtEndPr/>
     <w:sdtContent>
       <w:p>
         <w:pPr>
@@ -8712,7 +10162,7 @@
 </file>
 
 <file path=word/footnotes.xml><?xml version="1.0" encoding="utf-8"?>
-<w:footnotes xmlns:wpc="http://schemas.microsoft.com/office/word/2010/wordprocessingCanvas" xmlns:cx="http://schemas.microsoft.com/office/drawing/2014/chartex" xmlns:cx1="http://schemas.microsoft.com/office/drawing/2015/9/8/chartex" xmlns:cx2="http://schemas.microsoft.com/office/drawing/2015/10/21/chartex" xmlns:cx3="http://schemas.microsoft.com/office/drawing/2016/5/9/chartex" xmlns:cx4="http://schemas.microsoft.com/office/drawing/2016/5/10/chartex" xmlns:cx5="http://schemas.microsoft.com/office/drawing/2016/5/11/chartex" xmlns:cx6="http://schemas.microsoft.com/office/drawing/2016/5/12/chartex" xmlns:cx7="http://schemas.microsoft.com/office/drawing/2016/5/13/chartex" xmlns:cx8="http://schemas.microsoft.com/office/drawing/2016/5/14/chartex" xmlns:mc="http://schemas.openxmlformats.org/markup-compatibility/2006" xmlns:aink="http://schemas.microsoft.com/office/drawing/2016/ink" xmlns:am3d="http://schemas.microsoft.com/office/drawing/2017/model3d" xmlns:o="urn:schemas-microsoft-com:office:office" xmlns:r="http://schemas.openxmlformats.org/officeDocument/2006/relationships" xmlns:m="http://schemas.openxmlformats.org/officeDocument/2006/math" xmlns:v="urn:schemas-microsoft-com:vml" xmlns:wp14="http://schemas.microsoft.com/office/word/2010/wordprocessingDrawing" xmlns:wp="http://schemas.openxmlformats.org/drawingml/2006/wordprocessingDrawing" xmlns:w10="urn:schemas-microsoft-com:office:word" xmlns:w="http://schemas.openxmlformats.org/wordprocessingml/2006/main" xmlns:w14="http://schemas.microsoft.com/office/word/2010/wordml" xmlns:w15="http://schemas.microsoft.com/office/word/2012/wordml" xmlns:w16cex="http://schemas.microsoft.com/office/word/2018/wordml/cex" xmlns:w16cid="http://schemas.microsoft.com/office/word/2016/wordml/cid" xmlns:w16="http://schemas.microsoft.com/office/word/2018/wordml" xmlns:w16sdtdh="http://schemas.microsoft.com/office/word/2020/wordml/sdtdatahash" xmlns:w16se="http://schemas.microsoft.com/office/word/2015/wordml/symex" xmlns:wpg="http://schemas.microsoft.com/office/word/2010/wordprocessingGroup" xmlns:wpi="http://schemas.microsoft.com/office/word/2010/wordprocessingInk" xmlns:wne="http://schemas.microsoft.com/office/word/2006/wordml" xmlns:wps="http://schemas.microsoft.com/office/word/2010/wordprocessingShape" mc:Ignorable="w14 w15 w16se w16cid w16 w16cex w16sdtdh wp14">
+<w:footnotes xmlns:wpc="http://schemas.microsoft.com/office/word/2010/wordprocessingCanvas" xmlns:cx="http://schemas.microsoft.com/office/drawing/2014/chartex" xmlns:cx1="http://schemas.microsoft.com/office/drawing/2015/9/8/chartex" xmlns:cx2="http://schemas.microsoft.com/office/drawing/2015/10/21/chartex" xmlns:cx3="http://schemas.microsoft.com/office/drawing/2016/5/9/chartex" xmlns:cx4="http://schemas.microsoft.com/office/drawing/2016/5/10/chartex" xmlns:cx5="http://schemas.microsoft.com/office/drawing/2016/5/11/chartex" xmlns:cx6="http://schemas.microsoft.com/office/drawing/2016/5/12/chartex" xmlns:cx7="http://schemas.microsoft.com/office/drawing/2016/5/13/chartex" xmlns:cx8="http://schemas.microsoft.com/office/drawing/2016/5/14/chartex" xmlns:mc="http://schemas.openxmlformats.org/markup-compatibility/2006" xmlns:aink="http://schemas.microsoft.com/office/drawing/2016/ink" xmlns:am3d="http://schemas.microsoft.com/office/drawing/2017/model3d" xmlns:o="urn:schemas-microsoft-com:office:office" xmlns:oel="http://schemas.microsoft.com/office/2019/extlst" xmlns:r="http://schemas.openxmlformats.org/officeDocument/2006/relationships" xmlns:m="http://schemas.openxmlformats.org/officeDocument/2006/math" xmlns:v="urn:schemas-microsoft-com:vml" xmlns:wp14="http://schemas.microsoft.com/office/word/2010/wordprocessingDrawing" xmlns:wp="http://schemas.openxmlformats.org/drawingml/2006/wordprocessingDrawing" xmlns:w10="urn:schemas-microsoft-com:office:word" xmlns:w="http://schemas.openxmlformats.org/wordprocessingml/2006/main" xmlns:w14="http://schemas.microsoft.com/office/word/2010/wordml" xmlns:w15="http://schemas.microsoft.com/office/word/2012/wordml" xmlns:w16cex="http://schemas.microsoft.com/office/word/2018/wordml/cex" xmlns:w16cid="http://schemas.microsoft.com/office/word/2016/wordml/cid" xmlns:w16="http://schemas.microsoft.com/office/word/2018/wordml" xmlns:w16sdtdh="http://schemas.microsoft.com/office/word/2020/wordml/sdtdatahash" xmlns:w16se="http://schemas.microsoft.com/office/word/2015/wordml/symex" xmlns:wpg="http://schemas.microsoft.com/office/word/2010/wordprocessingGroup" xmlns:wpi="http://schemas.microsoft.com/office/word/2010/wordprocessingInk" xmlns:wne="http://schemas.microsoft.com/office/word/2006/wordml" xmlns:wps="http://schemas.microsoft.com/office/word/2010/wordprocessingShape" mc:Ignorable="w14 w15 w16se w16cid w16 w16cex w16sdtdh wp14">
   <w:footnote w:type="separator" w:id="-1">
     <w:p>
       <w:pPr>
@@ -8744,7 +10194,7 @@
 </file>
 
 <file path=word/numbering.xml><?xml version="1.0" encoding="utf-8"?>
-<w:numbering xmlns:wpc="http://schemas.microsoft.com/office/word/2010/wordprocessingCanvas" xmlns:cx="http://schemas.microsoft.com/office/drawing/2014/chartex" xmlns:cx1="http://schemas.microsoft.com/office/drawing/2015/9/8/chartex" xmlns:cx2="http://schemas.microsoft.com/office/drawing/2015/10/21/chartex" xmlns:cx3="http://schemas.microsoft.com/office/drawing/2016/5/9/chartex" xmlns:cx4="http://schemas.microsoft.com/office/drawing/2016/5/10/chartex" xmlns:cx5="http://schemas.microsoft.com/office/drawing/2016/5/11/chartex" xmlns:cx6="http://schemas.microsoft.com/office/drawing/2016/5/12/chartex" xmlns:cx7="http://schemas.microsoft.com/office/drawing/2016/5/13/chartex" xmlns:cx8="http://schemas.microsoft.com/office/drawing/2016/5/14/chartex" xmlns:mc="http://schemas.openxmlformats.org/markup-compatibility/2006" xmlns:aink="http://schemas.microsoft.com/office/drawing/2016/ink" xmlns:am3d="http://schemas.microsoft.com/office/drawing/2017/model3d" xmlns:o="urn:schemas-microsoft-com:office:office" xmlns:r="http://schemas.openxmlformats.org/officeDocument/2006/relationships" xmlns:m="http://schemas.openxmlformats.org/officeDocument/2006/math" xmlns:v="urn:schemas-microsoft-com:vml" xmlns:wp14="http://schemas.microsoft.com/office/word/2010/wordprocessingDrawing" xmlns:wp="http://schemas.openxmlformats.org/drawingml/2006/wordprocessingDrawing" xmlns:w10="urn:schemas-microsoft-com:office:word" xmlns:w="http://schemas.openxmlformats.org/wordprocessingml/2006/main" xmlns:w14="http://schemas.microsoft.com/office/word/2010/wordml" xmlns:w15="http://schemas.microsoft.com/office/word/2012/wordml" xmlns:w16cex="http://schemas.microsoft.com/office/word/2018/wordml/cex" xmlns:w16cid="http://schemas.microsoft.com/office/word/2016/wordml/cid" xmlns:w16="http://schemas.microsoft.com/office/word/2018/wordml" xmlns:w16sdtdh="http://schemas.microsoft.com/office/word/2020/wordml/sdtdatahash" xmlns:w16se="http://schemas.microsoft.com/office/word/2015/wordml/symex" xmlns:wpg="http://schemas.microsoft.com/office/word/2010/wordprocessingGroup" xmlns:wpi="http://schemas.microsoft.com/office/word/2010/wordprocessingInk" xmlns:wne="http://schemas.microsoft.com/office/word/2006/wordml" xmlns:wps="http://schemas.microsoft.com/office/word/2010/wordprocessingShape" mc:Ignorable="w14 w15 w16se w16cid w16 w16cex w16sdtdh wp14">
+<w:numbering xmlns:wpc="http://schemas.microsoft.com/office/word/2010/wordprocessingCanvas" xmlns:cx="http://schemas.microsoft.com/office/drawing/2014/chartex" xmlns:cx1="http://schemas.microsoft.com/office/drawing/2015/9/8/chartex" xmlns:cx2="http://schemas.microsoft.com/office/drawing/2015/10/21/chartex" xmlns:cx3="http://schemas.microsoft.com/office/drawing/2016/5/9/chartex" xmlns:cx4="http://schemas.microsoft.com/office/drawing/2016/5/10/chartex" xmlns:cx5="http://schemas.microsoft.com/office/drawing/2016/5/11/chartex" xmlns:cx6="http://schemas.microsoft.com/office/drawing/2016/5/12/chartex" xmlns:cx7="http://schemas.microsoft.com/office/drawing/2016/5/13/chartex" xmlns:cx8="http://schemas.microsoft.com/office/drawing/2016/5/14/chartex" xmlns:mc="http://schemas.openxmlformats.org/markup-compatibility/2006" xmlns:aink="http://schemas.microsoft.com/office/drawing/2016/ink" xmlns:am3d="http://schemas.microsoft.com/office/drawing/2017/model3d" xmlns:o="urn:schemas-microsoft-com:office:office" xmlns:oel="http://schemas.microsoft.com/office/2019/extlst" xmlns:r="http://schemas.openxmlformats.org/officeDocument/2006/relationships" xmlns:m="http://schemas.openxmlformats.org/officeDocument/2006/math" xmlns:v="urn:schemas-microsoft-com:vml" xmlns:wp14="http://schemas.microsoft.com/office/word/2010/wordprocessingDrawing" xmlns:wp="http://schemas.openxmlformats.org/drawingml/2006/wordprocessingDrawing" xmlns:w10="urn:schemas-microsoft-com:office:word" xmlns:w="http://schemas.openxmlformats.org/wordprocessingml/2006/main" xmlns:w14="http://schemas.microsoft.com/office/word/2010/wordml" xmlns:w15="http://schemas.microsoft.com/office/word/2012/wordml" xmlns:w16cex="http://schemas.microsoft.com/office/word/2018/wordml/cex" xmlns:w16cid="http://schemas.microsoft.com/office/word/2016/wordml/cid" xmlns:w16="http://schemas.microsoft.com/office/word/2018/wordml" xmlns:w16sdtdh="http://schemas.microsoft.com/office/word/2020/wordml/sdtdatahash" xmlns:w16se="http://schemas.microsoft.com/office/word/2015/wordml/symex" xmlns:wpg="http://schemas.microsoft.com/office/word/2010/wordprocessingGroup" xmlns:wpi="http://schemas.microsoft.com/office/word/2010/wordprocessingInk" xmlns:wne="http://schemas.microsoft.com/office/word/2006/wordml" xmlns:wps="http://schemas.microsoft.com/office/word/2010/wordprocessingShape" mc:Ignorable="w14 w15 w16se w16cid w16 w16cex w16sdtdh wp14">
   <w:abstractNum w:abstractNumId="0" w15:restartNumberingAfterBreak="0">
     <w:nsid w:val="10BA691D"/>
     <w:multiLevelType w:val="hybridMultilevel"/>
@@ -9780,28 +11230,28 @@
       </w:pPr>
     </w:lvl>
   </w:abstractNum>
-  <w:num w:numId="1">
+  <w:num w:numId="1" w16cid:durableId="1431241552">
     <w:abstractNumId w:val="6"/>
   </w:num>
-  <w:num w:numId="2">
+  <w:num w:numId="2" w16cid:durableId="2133281317">
     <w:abstractNumId w:val="4"/>
   </w:num>
-  <w:num w:numId="3">
+  <w:num w:numId="3" w16cid:durableId="255721682">
     <w:abstractNumId w:val="5"/>
   </w:num>
-  <w:num w:numId="4">
+  <w:num w:numId="4" w16cid:durableId="498889721">
     <w:abstractNumId w:val="2"/>
   </w:num>
-  <w:num w:numId="5">
+  <w:num w:numId="5" w16cid:durableId="1610434220">
     <w:abstractNumId w:val="3"/>
   </w:num>
-  <w:num w:numId="6">
+  <w:num w:numId="6" w16cid:durableId="947784018">
     <w:abstractNumId w:val="1"/>
   </w:num>
-  <w:num w:numId="7">
+  <w:num w:numId="7" w16cid:durableId="528839217">
     <w:abstractNumId w:val="0"/>
   </w:num>
-  <w:num w:numId="8">
+  <w:num w:numId="8" w16cid:durableId="288166225">
     <w:abstractNumId w:val="0"/>
     <w:lvlOverride w:ilvl="0">
       <w:startOverride w:val="1"/>
@@ -9831,10 +11281,10 @@
       <w:startOverride w:val="1"/>
     </w:lvlOverride>
   </w:num>
-  <w:num w:numId="9">
+  <w:num w:numId="9" w16cid:durableId="1184124279">
     <w:abstractNumId w:val="7"/>
   </w:num>
-  <w:num w:numId="10">
+  <w:num w:numId="10" w16cid:durableId="1463960788">
     <w:abstractNumId w:val="8"/>
   </w:num>
 </w:numbering>
@@ -10297,7 +11747,6 @@
   <w:style w:type="character" w:default="1" w:styleId="a0">
     <w:name w:val="Default Paragraph Font"/>
     <w:uiPriority w:val="1"/>
-    <w:semiHidden/>
     <w:unhideWhenUsed/>
   </w:style>
   <w:style w:type="table" w:default="1" w:styleId="a1">
